--- a/FB 2.9.4.1 (April 1 2016).docx
+++ b/FB 2.9.4.1 (April 1 2016).docx
@@ -30,7 +30,12 @@
             <w:pStyle w:val="TOCHeading"/>
           </w:pPr>
           <w:r>
-            <w:t>Contents</w:t>
+            <w:t>Cont</w:t>
+          </w:r>
+          <w:bookmarkStart w:id="1" w:name="_GoBack"/>
+          <w:bookmarkEnd w:id="1"/>
+          <w:r>
+            <w:t>ents</w:t>
           </w:r>
         </w:p>
         <w:p>
@@ -53,7 +58,7 @@
           <w:r>
             <w:fldChar w:fldCharType="separate"/>
           </w:r>
-          <w:hyperlink w:anchor="_Toc40883745" w:history="1">
+          <w:hyperlink w:anchor="_Toc40886092" w:history="1">
             <w:r>
               <w:rPr>
                 <w:rStyle w:val="Hyperlink"/>
@@ -80,7 +85,7 @@
                 <w:noProof/>
                 <w:webHidden/>
               </w:rPr>
-              <w:instrText xml:space="preserve"> PAGEREF _Toc40883745 \h </w:instrText>
+              <w:instrText xml:space="preserve"> PAGEREF _Toc40886092 \h </w:instrText>
             </w:r>
             <w:r>
               <w:rPr>
@@ -122,7 +127,7 @@
               <w:lang w:eastAsia="en-US"/>
             </w:rPr>
           </w:pPr>
-          <w:hyperlink w:anchor="_Toc40883746" w:history="1">
+          <w:hyperlink w:anchor="_Toc40886093" w:history="1">
             <w:r>
               <w:rPr>
                 <w:rStyle w:val="Hyperlink"/>
@@ -149,7 +154,7 @@
                 <w:noProof/>
                 <w:webHidden/>
               </w:rPr>
-              <w:instrText xml:space="preserve"> PAGEREF _Toc40883746 \h </w:instrText>
+              <w:instrText xml:space="preserve"> PAGEREF _Toc40886093 \h </w:instrText>
             </w:r>
             <w:r>
               <w:rPr>
@@ -191,7 +196,7 @@
               <w:lang w:eastAsia="en-US"/>
             </w:rPr>
           </w:pPr>
-          <w:hyperlink w:anchor="_Toc40883747" w:history="1">
+          <w:hyperlink w:anchor="_Toc40886094" w:history="1">
             <w:r>
               <w:rPr>
                 <w:rStyle w:val="Hyperlink"/>
@@ -218,7 +223,7 @@
                 <w:noProof/>
                 <w:webHidden/>
               </w:rPr>
-              <w:instrText xml:space="preserve"> PAGEREF _Toc40883747 \h </w:instrText>
+              <w:instrText xml:space="preserve"> PAGEREF _Toc40886094 \h </w:instrText>
             </w:r>
             <w:r>
               <w:rPr>
@@ -260,7 +265,7 @@
               <w:lang w:eastAsia="en-US"/>
             </w:rPr>
           </w:pPr>
-          <w:hyperlink w:anchor="_Toc40883748" w:history="1">
+          <w:hyperlink w:anchor="_Toc40886095" w:history="1">
             <w:r>
               <w:rPr>
                 <w:rStyle w:val="Hyperlink"/>
@@ -287,7 +292,7 @@
                 <w:noProof/>
                 <w:webHidden/>
               </w:rPr>
-              <w:instrText xml:space="preserve"> PAGEREF _Toc40883748 \h </w:instrText>
+              <w:instrText xml:space="preserve"> PAGEREF _Toc40886095 \h </w:instrText>
             </w:r>
             <w:r>
               <w:rPr>
@@ -329,7 +334,7 @@
               <w:lang w:eastAsia="en-US"/>
             </w:rPr>
           </w:pPr>
-          <w:hyperlink w:anchor="_Toc40883749" w:history="1">
+          <w:hyperlink w:anchor="_Toc40886096" w:history="1">
             <w:r>
               <w:rPr>
                 <w:rStyle w:val="Hyperlink"/>
@@ -356,7 +361,7 @@
                 <w:noProof/>
                 <w:webHidden/>
               </w:rPr>
-              <w:instrText xml:space="preserve"> PAGEREF _Toc40883749 \h </w:instrText>
+              <w:instrText xml:space="preserve"> PAGEREF _Toc40886096 \h </w:instrText>
             </w:r>
             <w:r>
               <w:rPr>
@@ -398,7 +403,7 @@
               <w:lang w:eastAsia="en-US"/>
             </w:rPr>
           </w:pPr>
-          <w:hyperlink w:anchor="_Toc40883750" w:history="1">
+          <w:hyperlink w:anchor="_Toc40886097" w:history="1">
             <w:r>
               <w:rPr>
                 <w:rStyle w:val="Hyperlink"/>
@@ -425,7 +430,7 @@
                 <w:noProof/>
                 <w:webHidden/>
               </w:rPr>
-              <w:instrText xml:space="preserve"> PAGEREF _Toc40883750 \h </w:instrText>
+              <w:instrText xml:space="preserve"> PAGEREF _Toc40886097 \h </w:instrText>
             </w:r>
             <w:r>
               <w:rPr>
@@ -467,7 +472,7 @@
               <w:lang w:eastAsia="en-US"/>
             </w:rPr>
           </w:pPr>
-          <w:hyperlink w:anchor="_Toc40883751" w:history="1">
+          <w:hyperlink w:anchor="_Toc40886098" w:history="1">
             <w:r>
               <w:rPr>
                 <w:rStyle w:val="Hyperlink"/>
@@ -494,7 +499,7 @@
                 <w:noProof/>
                 <w:webHidden/>
               </w:rPr>
-              <w:instrText xml:space="preserve"> PAGEREF _Toc40883751 \h </w:instrText>
+              <w:instrText xml:space="preserve"> PAGEREF _Toc40886098 \h </w:instrText>
             </w:r>
             <w:r>
               <w:rPr>
@@ -514,7 +519,7 @@
                 <w:noProof/>
                 <w:webHidden/>
               </w:rPr>
-              <w:t>5</w:t>
+              <w:t>4</w:t>
             </w:r>
             <w:r>
               <w:rPr>
@@ -536,13 +541,13 @@
               <w:lang w:eastAsia="en-US"/>
             </w:rPr>
           </w:pPr>
-          <w:hyperlink w:anchor="_Toc40883752" w:history="1">
+          <w:hyperlink w:anchor="_Toc40886099" w:history="1">
             <w:r>
               <w:rPr>
                 <w:rStyle w:val="Hyperlink"/>
                 <w:noProof/>
               </w:rPr>
-              <w:t>Health Care Assistant (HCA) Program</w:t>
+              <w:t>Data Witness</w:t>
             </w:r>
             <w:r>
               <w:rPr>
@@ -563,7 +568,76 @@
                 <w:noProof/>
                 <w:webHidden/>
               </w:rPr>
-              <w:instrText xml:space="preserve"> PAGEREF _Toc40883752 \h </w:instrText>
+              <w:instrText xml:space="preserve"> PAGEREF _Toc40886099 \h </w:instrText>
+            </w:r>
+            <w:r>
+              <w:rPr>
+                <w:noProof/>
+                <w:webHidden/>
+              </w:rPr>
+            </w:r>
+            <w:r>
+              <w:rPr>
+                <w:noProof/>
+                <w:webHidden/>
+              </w:rPr>
+              <w:fldChar w:fldCharType="separate"/>
+            </w:r>
+            <w:r>
+              <w:rPr>
+                <w:noProof/>
+                <w:webHidden/>
+              </w:rPr>
+              <w:t>6</w:t>
+            </w:r>
+            <w:r>
+              <w:rPr>
+                <w:noProof/>
+                <w:webHidden/>
+              </w:rPr>
+              <w:fldChar w:fldCharType="end"/>
+            </w:r>
+          </w:hyperlink>
+        </w:p>
+        <w:p>
+          <w:pPr>
+            <w:pStyle w:val="TOC1"/>
+            <w:tabs>
+              <w:tab w:val="right" w:leader="dot" w:pos="9350"/>
+            </w:tabs>
+            <w:rPr>
+              <w:noProof/>
+              <w:lang w:eastAsia="en-US"/>
+            </w:rPr>
+          </w:pPr>
+          <w:hyperlink w:anchor="_Toc40886100" w:history="1">
+            <w:r>
+              <w:rPr>
+                <w:rStyle w:val="Hyperlink"/>
+                <w:noProof/>
+              </w:rPr>
+              <w:t>Exam Invigilations</w:t>
+            </w:r>
+            <w:r>
+              <w:rPr>
+                <w:noProof/>
+                <w:webHidden/>
+              </w:rPr>
+              <w:tab/>
+            </w:r>
+            <w:r>
+              <w:rPr>
+                <w:noProof/>
+                <w:webHidden/>
+              </w:rPr>
+              <w:fldChar w:fldCharType="begin"/>
+            </w:r>
+            <w:r>
+              <w:rPr>
+                <w:noProof/>
+                <w:webHidden/>
+              </w:rPr>
+              <w:instrText xml:space="preserve"> PAGEREF _Toc40886100 \h </w:instrText>
             </w:r>
             <w:r>
               <w:rPr>
@@ -605,13 +679,13 @@
               <w:lang w:eastAsia="en-US"/>
             </w:rPr>
           </w:pPr>
-          <w:hyperlink w:anchor="_Toc40883753" w:history="1">
+          <w:hyperlink w:anchor="_Toc40886101" w:history="1">
             <w:r>
               <w:rPr>
                 <w:rStyle w:val="Hyperlink"/>
                 <w:noProof/>
               </w:rPr>
-              <w:t>Name Tags and Transfer Belts</w:t>
+              <w:t>Booking an Exam</w:t>
             </w:r>
             <w:r>
               <w:rPr>
@@ -632,7 +706,7 @@
                 <w:noProof/>
                 <w:webHidden/>
               </w:rPr>
-              <w:instrText xml:space="preserve"> PAGEREF _Toc40883753 \h </w:instrText>
+              <w:instrText xml:space="preserve"> PAGEREF _Toc40886101 \h </w:instrText>
             </w:r>
             <w:r>
               <w:rPr>
@@ -652,7 +726,7 @@
                 <w:noProof/>
                 <w:webHidden/>
               </w:rPr>
-              <w:t>6</w:t>
+              <w:t>7</w:t>
             </w:r>
             <w:r>
               <w:rPr>
@@ -674,13 +748,13 @@
               <w:lang w:eastAsia="en-US"/>
             </w:rPr>
           </w:pPr>
-          <w:hyperlink w:anchor="_Toc40883754" w:history="1">
+          <w:hyperlink w:anchor="_Toc40886102" w:history="1">
             <w:r>
               <w:rPr>
                 <w:rStyle w:val="Hyperlink"/>
                 <w:noProof/>
               </w:rPr>
-              <w:t>HCA Contracts</w:t>
+              <w:t>The Day of the Exam</w:t>
             </w:r>
             <w:r>
               <w:rPr>
@@ -701,7 +775,7 @@
                 <w:noProof/>
                 <w:webHidden/>
               </w:rPr>
-              <w:instrText xml:space="preserve"> PAGEREF _Toc40883754 \h </w:instrText>
+              <w:instrText xml:space="preserve"> PAGEREF _Toc40886102 \h </w:instrText>
             </w:r>
             <w:r>
               <w:rPr>
@@ -721,7 +795,352 @@
                 <w:noProof/>
                 <w:webHidden/>
               </w:rPr>
-              <w:t>6</w:t>
+              <w:t>7</w:t>
+            </w:r>
+            <w:r>
+              <w:rPr>
+                <w:noProof/>
+                <w:webHidden/>
+              </w:rPr>
+              <w:fldChar w:fldCharType="end"/>
+            </w:r>
+          </w:hyperlink>
+        </w:p>
+        <w:p>
+          <w:pPr>
+            <w:pStyle w:val="TOC1"/>
+            <w:tabs>
+              <w:tab w:val="right" w:leader="dot" w:pos="9350"/>
+            </w:tabs>
+            <w:rPr>
+              <w:noProof/>
+              <w:lang w:eastAsia="en-US"/>
+            </w:rPr>
+          </w:pPr>
+          <w:hyperlink w:anchor="_Toc40886103" w:history="1">
+            <w:r>
+              <w:rPr>
+                <w:rStyle w:val="Hyperlink"/>
+                <w:noProof/>
+              </w:rPr>
+              <w:t>Order of Documents in Student Folder (Active)</w:t>
+            </w:r>
+            <w:r>
+              <w:rPr>
+                <w:noProof/>
+                <w:webHidden/>
+              </w:rPr>
+              <w:tab/>
+            </w:r>
+            <w:r>
+              <w:rPr>
+                <w:noProof/>
+                <w:webHidden/>
+              </w:rPr>
+              <w:fldChar w:fldCharType="begin"/>
+            </w:r>
+            <w:r>
+              <w:rPr>
+                <w:noProof/>
+                <w:webHidden/>
+              </w:rPr>
+              <w:instrText xml:space="preserve"> PAGEREF _Toc40886103 \h </w:instrText>
+            </w:r>
+            <w:r>
+              <w:rPr>
+                <w:noProof/>
+                <w:webHidden/>
+              </w:rPr>
+            </w:r>
+            <w:r>
+              <w:rPr>
+                <w:noProof/>
+                <w:webHidden/>
+              </w:rPr>
+              <w:fldChar w:fldCharType="separate"/>
+            </w:r>
+            <w:r>
+              <w:rPr>
+                <w:noProof/>
+                <w:webHidden/>
+              </w:rPr>
+              <w:t>7</w:t>
+            </w:r>
+            <w:r>
+              <w:rPr>
+                <w:noProof/>
+                <w:webHidden/>
+              </w:rPr>
+              <w:fldChar w:fldCharType="end"/>
+            </w:r>
+          </w:hyperlink>
+        </w:p>
+        <w:p>
+          <w:pPr>
+            <w:pStyle w:val="TOC1"/>
+            <w:tabs>
+              <w:tab w:val="right" w:leader="dot" w:pos="9350"/>
+            </w:tabs>
+            <w:rPr>
+              <w:noProof/>
+              <w:lang w:eastAsia="en-US"/>
+            </w:rPr>
+          </w:pPr>
+          <w:hyperlink w:anchor="_Toc40886104" w:history="1">
+            <w:r>
+              <w:rPr>
+                <w:rStyle w:val="Hyperlink"/>
+                <w:noProof/>
+              </w:rPr>
+              <w:t>Order of Documents in Student Folder (Closed)</w:t>
+            </w:r>
+            <w:r>
+              <w:rPr>
+                <w:noProof/>
+                <w:webHidden/>
+              </w:rPr>
+              <w:tab/>
+            </w:r>
+            <w:r>
+              <w:rPr>
+                <w:noProof/>
+                <w:webHidden/>
+              </w:rPr>
+              <w:fldChar w:fldCharType="begin"/>
+            </w:r>
+            <w:r>
+              <w:rPr>
+                <w:noProof/>
+                <w:webHidden/>
+              </w:rPr>
+              <w:instrText xml:space="preserve"> PAGEREF _Toc40886104 \h </w:instrText>
+            </w:r>
+            <w:r>
+              <w:rPr>
+                <w:noProof/>
+                <w:webHidden/>
+              </w:rPr>
+            </w:r>
+            <w:r>
+              <w:rPr>
+                <w:noProof/>
+                <w:webHidden/>
+              </w:rPr>
+              <w:fldChar w:fldCharType="separate"/>
+            </w:r>
+            <w:r>
+              <w:rPr>
+                <w:noProof/>
+                <w:webHidden/>
+              </w:rPr>
+              <w:t>8</w:t>
+            </w:r>
+            <w:r>
+              <w:rPr>
+                <w:noProof/>
+                <w:webHidden/>
+              </w:rPr>
+              <w:fldChar w:fldCharType="end"/>
+            </w:r>
+          </w:hyperlink>
+        </w:p>
+        <w:p>
+          <w:pPr>
+            <w:pStyle w:val="TOC1"/>
+            <w:tabs>
+              <w:tab w:val="right" w:leader="dot" w:pos="9350"/>
+            </w:tabs>
+            <w:rPr>
+              <w:noProof/>
+              <w:lang w:eastAsia="en-US"/>
+            </w:rPr>
+          </w:pPr>
+          <w:hyperlink w:anchor="_Toc40886105" w:history="1">
+            <w:r>
+              <w:rPr>
+                <w:rStyle w:val="Hyperlink"/>
+                <w:noProof/>
+              </w:rPr>
+              <w:t>T2202A Tax Forms</w:t>
+            </w:r>
+            <w:r>
+              <w:rPr>
+                <w:noProof/>
+                <w:webHidden/>
+              </w:rPr>
+              <w:tab/>
+            </w:r>
+            <w:r>
+              <w:rPr>
+                <w:noProof/>
+                <w:webHidden/>
+              </w:rPr>
+              <w:fldChar w:fldCharType="begin"/>
+            </w:r>
+            <w:r>
+              <w:rPr>
+                <w:noProof/>
+                <w:webHidden/>
+              </w:rPr>
+              <w:instrText xml:space="preserve"> PAGEREF _Toc40886105 \h </w:instrText>
+            </w:r>
+            <w:r>
+              <w:rPr>
+                <w:noProof/>
+                <w:webHidden/>
+              </w:rPr>
+            </w:r>
+            <w:r>
+              <w:rPr>
+                <w:noProof/>
+                <w:webHidden/>
+              </w:rPr>
+              <w:fldChar w:fldCharType="separate"/>
+            </w:r>
+            <w:r>
+              <w:rPr>
+                <w:noProof/>
+                <w:webHidden/>
+              </w:rPr>
+              <w:t>8</w:t>
+            </w:r>
+            <w:r>
+              <w:rPr>
+                <w:noProof/>
+                <w:webHidden/>
+              </w:rPr>
+              <w:fldChar w:fldCharType="end"/>
+            </w:r>
+          </w:hyperlink>
+        </w:p>
+        <w:p>
+          <w:pPr>
+            <w:pStyle w:val="TOC1"/>
+            <w:tabs>
+              <w:tab w:val="right" w:leader="dot" w:pos="9350"/>
+            </w:tabs>
+            <w:rPr>
+              <w:noProof/>
+              <w:lang w:eastAsia="en-US"/>
+            </w:rPr>
+          </w:pPr>
+          <w:hyperlink w:anchor="_Toc40886106" w:history="1">
+            <w:r>
+              <w:rPr>
+                <w:rStyle w:val="Hyperlink"/>
+                <w:noProof/>
+              </w:rPr>
+              <w:t>Transcripts</w:t>
+            </w:r>
+            <w:r>
+              <w:rPr>
+                <w:noProof/>
+                <w:webHidden/>
+              </w:rPr>
+              <w:tab/>
+            </w:r>
+            <w:r>
+              <w:rPr>
+                <w:noProof/>
+                <w:webHidden/>
+              </w:rPr>
+              <w:fldChar w:fldCharType="begin"/>
+            </w:r>
+            <w:r>
+              <w:rPr>
+                <w:noProof/>
+                <w:webHidden/>
+              </w:rPr>
+              <w:instrText xml:space="preserve"> PAGEREF _Toc40886106 \h </w:instrText>
+            </w:r>
+            <w:r>
+              <w:rPr>
+                <w:noProof/>
+                <w:webHidden/>
+              </w:rPr>
+            </w:r>
+            <w:r>
+              <w:rPr>
+                <w:noProof/>
+                <w:webHidden/>
+              </w:rPr>
+              <w:fldChar w:fldCharType="separate"/>
+            </w:r>
+            <w:r>
+              <w:rPr>
+                <w:noProof/>
+                <w:webHidden/>
+              </w:rPr>
+              <w:t>9</w:t>
+            </w:r>
+            <w:r>
+              <w:rPr>
+                <w:noProof/>
+                <w:webHidden/>
+              </w:rPr>
+              <w:fldChar w:fldCharType="end"/>
+            </w:r>
+          </w:hyperlink>
+        </w:p>
+        <w:p>
+          <w:pPr>
+            <w:pStyle w:val="TOC1"/>
+            <w:tabs>
+              <w:tab w:val="right" w:leader="dot" w:pos="9350"/>
+            </w:tabs>
+            <w:rPr>
+              <w:noProof/>
+              <w:lang w:eastAsia="en-US"/>
+            </w:rPr>
+          </w:pPr>
+          <w:hyperlink w:anchor="_Toc40886107" w:history="1">
+            <w:r>
+              <w:rPr>
+                <w:rStyle w:val="Hyperlink"/>
+                <w:noProof/>
+              </w:rPr>
+              <w:t>Server and Email Configuration</w:t>
+            </w:r>
+            <w:r>
+              <w:rPr>
+                <w:noProof/>
+                <w:webHidden/>
+              </w:rPr>
+              <w:tab/>
+            </w:r>
+            <w:r>
+              <w:rPr>
+                <w:noProof/>
+                <w:webHidden/>
+              </w:rPr>
+              <w:fldChar w:fldCharType="begin"/>
+            </w:r>
+            <w:r>
+              <w:rPr>
+                <w:noProof/>
+                <w:webHidden/>
+              </w:rPr>
+              <w:instrText xml:space="preserve"> PAGEREF _Toc40886107 \h </w:instrText>
+            </w:r>
+            <w:r>
+              <w:rPr>
+                <w:noProof/>
+                <w:webHidden/>
+              </w:rPr>
+            </w:r>
+            <w:r>
+              <w:rPr>
+                <w:noProof/>
+                <w:webHidden/>
+              </w:rPr>
+              <w:fldChar w:fldCharType="separate"/>
+            </w:r>
+            <w:r>
+              <w:rPr>
+                <w:noProof/>
+                <w:webHidden/>
+              </w:rPr>
+              <w:t>10</w:t>
             </w:r>
             <w:r>
               <w:rPr>
@@ -743,13 +1162,13 @@
               <w:lang w:eastAsia="en-US"/>
             </w:rPr>
           </w:pPr>
-          <w:hyperlink w:anchor="_Toc40883755" w:history="1">
+          <w:hyperlink w:anchor="_Toc40886108" w:history="1">
             <w:r>
               <w:rPr>
                 <w:rStyle w:val="Hyperlink"/>
                 <w:noProof/>
               </w:rPr>
-              <w:t>HCA Bundles</w:t>
+              <w:t>Email addresses in use</w:t>
             </w:r>
             <w:r>
               <w:rPr>
@@ -770,7 +1189,7 @@
                 <w:noProof/>
                 <w:webHidden/>
               </w:rPr>
-              <w:instrText xml:space="preserve"> PAGEREF _Toc40883755 \h </w:instrText>
+              <w:instrText xml:space="preserve"> PAGEREF _Toc40886108 \h </w:instrText>
             </w:r>
             <w:r>
               <w:rPr>
@@ -790,7 +1209,7 @@
                 <w:noProof/>
                 <w:webHidden/>
               </w:rPr>
-              <w:t>6</w:t>
+              <w:t>10</w:t>
             </w:r>
             <w:r>
               <w:rPr>
@@ -812,13 +1231,13 @@
               <w:lang w:eastAsia="en-US"/>
             </w:rPr>
           </w:pPr>
-          <w:hyperlink w:anchor="_Toc40883756" w:history="1">
+          <w:hyperlink w:anchor="_Toc40886109" w:history="1">
             <w:r>
               <w:rPr>
                 <w:rStyle w:val="Hyperlink"/>
                 <w:noProof/>
               </w:rPr>
-              <w:t>First Aid and CPR Training for HCA Students</w:t>
+              <w:t>Server Configuration</w:t>
             </w:r>
             <w:r>
               <w:rPr>
@@ -839,7 +1258,7 @@
                 <w:noProof/>
                 <w:webHidden/>
               </w:rPr>
-              <w:instrText xml:space="preserve"> PAGEREF _Toc40883756 \h </w:instrText>
+              <w:instrText xml:space="preserve"> PAGEREF _Toc40886109 \h </w:instrText>
             </w:r>
             <w:r>
               <w:rPr>
@@ -859,7 +1278,7 @@
                 <w:noProof/>
                 <w:webHidden/>
               </w:rPr>
-              <w:t>7</w:t>
+              <w:t>10</w:t>
             </w:r>
             <w:r>
               <w:rPr>
@@ -881,13 +1300,13 @@
               <w:lang w:eastAsia="en-US"/>
             </w:rPr>
           </w:pPr>
-          <w:hyperlink w:anchor="_Toc40883757" w:history="1">
+          <w:hyperlink w:anchor="_Toc40886110" w:history="1">
             <w:r>
               <w:rPr>
                 <w:rStyle w:val="Hyperlink"/>
                 <w:noProof/>
               </w:rPr>
-              <w:t>Data Witness</w:t>
+              <w:t>Wireless Internet Issues</w:t>
             </w:r>
             <w:r>
               <w:rPr>
@@ -908,7 +1327,7 @@
                 <w:noProof/>
                 <w:webHidden/>
               </w:rPr>
-              <w:instrText xml:space="preserve"> PAGEREF _Toc40883757 \h </w:instrText>
+              <w:instrText xml:space="preserve"> PAGEREF _Toc40886110 \h </w:instrText>
             </w:r>
             <w:r>
               <w:rPr>
@@ -928,7 +1347,7 @@
                 <w:noProof/>
                 <w:webHidden/>
               </w:rPr>
-              <w:t>7</w:t>
+              <w:t>11</w:t>
             </w:r>
             <w:r>
               <w:rPr>
@@ -950,13 +1369,13 @@
               <w:lang w:eastAsia="en-US"/>
             </w:rPr>
           </w:pPr>
-          <w:hyperlink w:anchor="_Toc40883758" w:history="1">
+          <w:hyperlink w:anchor="_Toc40886111" w:history="1">
             <w:r>
               <w:rPr>
                 <w:rStyle w:val="Hyperlink"/>
                 <w:noProof/>
               </w:rPr>
-              <w:t>Exam Invigilations</w:t>
+              <w:t>Printers</w:t>
             </w:r>
             <w:r>
               <w:rPr>
@@ -977,7 +1396,7 @@
                 <w:noProof/>
                 <w:webHidden/>
               </w:rPr>
-              <w:instrText xml:space="preserve"> PAGEREF _Toc40883758 \h </w:instrText>
+              <w:instrText xml:space="preserve"> PAGEREF _Toc40886111 \h </w:instrText>
             </w:r>
             <w:r>
               <w:rPr>
@@ -997,7 +1416,7 @@
                 <w:noProof/>
                 <w:webHidden/>
               </w:rPr>
-              <w:t>8</w:t>
+              <w:t>12</w:t>
             </w:r>
             <w:r>
               <w:rPr>
@@ -1019,13 +1438,13 @@
               <w:lang w:eastAsia="en-US"/>
             </w:rPr>
           </w:pPr>
-          <w:hyperlink w:anchor="_Toc40883759" w:history="1">
+          <w:hyperlink w:anchor="_Toc40886112" w:history="1">
             <w:r>
               <w:rPr>
                 <w:rStyle w:val="Hyperlink"/>
                 <w:noProof/>
               </w:rPr>
-              <w:t>Booking an Exam</w:t>
+              <w:t>Brother HL5370DW</w:t>
             </w:r>
             <w:r>
               <w:rPr>
@@ -1046,7 +1465,7 @@
                 <w:noProof/>
                 <w:webHidden/>
               </w:rPr>
-              <w:instrText xml:space="preserve"> PAGEREF _Toc40883759 \h </w:instrText>
+              <w:instrText xml:space="preserve"> PAGEREF _Toc40886112 \h </w:instrText>
             </w:r>
             <w:r>
               <w:rPr>
@@ -1066,7 +1485,7 @@
                 <w:noProof/>
                 <w:webHidden/>
               </w:rPr>
-              <w:t>8</w:t>
+              <w:t>12</w:t>
             </w:r>
             <w:r>
               <w:rPr>
@@ -1088,13 +1507,13 @@
               <w:lang w:eastAsia="en-US"/>
             </w:rPr>
           </w:pPr>
-          <w:hyperlink w:anchor="_Toc40883760" w:history="1">
+          <w:hyperlink w:anchor="_Toc40886113" w:history="1">
             <w:r>
               <w:rPr>
                 <w:rStyle w:val="Hyperlink"/>
                 <w:noProof/>
               </w:rPr>
-              <w:t>The Day of the Exam</w:t>
+              <w:t>Brother MFC-8460N</w:t>
             </w:r>
             <w:r>
               <w:rPr>
@@ -1115,7 +1534,7 @@
                 <w:noProof/>
                 <w:webHidden/>
               </w:rPr>
-              <w:instrText xml:space="preserve"> PAGEREF _Toc40883760 \h </w:instrText>
+              <w:instrText xml:space="preserve"> PAGEREF _Toc40886113 \h </w:instrText>
             </w:r>
             <w:r>
               <w:rPr>
@@ -1135,7 +1554,7 @@
                 <w:noProof/>
                 <w:webHidden/>
               </w:rPr>
-              <w:t>9</w:t>
+              <w:t>12</w:t>
             </w:r>
             <w:r>
               <w:rPr>
@@ -1157,13 +1576,13 @@
               <w:lang w:eastAsia="en-US"/>
             </w:rPr>
           </w:pPr>
-          <w:hyperlink w:anchor="_Toc40883761" w:history="1">
+          <w:hyperlink w:anchor="_Toc40886114" w:history="1">
             <w:r>
               <w:rPr>
                 <w:rStyle w:val="Hyperlink"/>
                 <w:noProof/>
               </w:rPr>
-              <w:t>Order of Documents in Student Folder (Active)</w:t>
+              <w:t>Activating Office 2010 Manually</w:t>
             </w:r>
             <w:r>
               <w:rPr>
@@ -1184,7 +1603,7 @@
                 <w:noProof/>
                 <w:webHidden/>
               </w:rPr>
-              <w:instrText xml:space="preserve"> PAGEREF _Toc40883761 \h </w:instrText>
+              <w:instrText xml:space="preserve"> PAGEREF _Toc40886114 \h </w:instrText>
             </w:r>
             <w:r>
               <w:rPr>
@@ -1204,7 +1623,76 @@
                 <w:noProof/>
                 <w:webHidden/>
               </w:rPr>
-              <w:t>9</w:t>
+              <w:t>13</w:t>
+            </w:r>
+            <w:r>
+              <w:rPr>
+                <w:noProof/>
+                <w:webHidden/>
+              </w:rPr>
+              <w:fldChar w:fldCharType="end"/>
+            </w:r>
+          </w:hyperlink>
+        </w:p>
+        <w:p>
+          <w:pPr>
+            <w:pStyle w:val="TOC2"/>
+            <w:tabs>
+              <w:tab w:val="right" w:leader="dot" w:pos="9350"/>
+            </w:tabs>
+            <w:rPr>
+              <w:noProof/>
+              <w:lang w:eastAsia="en-US"/>
+            </w:rPr>
+          </w:pPr>
+          <w:hyperlink w:anchor="_Toc40886115" w:history="1">
+            <w:r>
+              <w:rPr>
+                <w:rStyle w:val="Hyperlink"/>
+                <w:noProof/>
+              </w:rPr>
+              <w:t>Activate Office Using OSPP.VBS</w:t>
+            </w:r>
+            <w:r>
+              <w:rPr>
+                <w:noProof/>
+                <w:webHidden/>
+              </w:rPr>
+              <w:tab/>
+            </w:r>
+            <w:r>
+              <w:rPr>
+                <w:noProof/>
+                <w:webHidden/>
+              </w:rPr>
+              <w:fldChar w:fldCharType="begin"/>
+            </w:r>
+            <w:r>
+              <w:rPr>
+                <w:noProof/>
+                <w:webHidden/>
+              </w:rPr>
+              <w:instrText xml:space="preserve"> PAGEREF _Toc40886115 \h </w:instrText>
+            </w:r>
+            <w:r>
+              <w:rPr>
+                <w:noProof/>
+                <w:webHidden/>
+              </w:rPr>
+            </w:r>
+            <w:r>
+              <w:rPr>
+                <w:noProof/>
+                <w:webHidden/>
+              </w:rPr>
+              <w:fldChar w:fldCharType="separate"/>
+            </w:r>
+            <w:r>
+              <w:rPr>
+                <w:noProof/>
+                <w:webHidden/>
+              </w:rPr>
+              <w:t>13</w:t>
             </w:r>
             <w:r>
               <w:rPr>
@@ -1226,13 +1714,13 @@
               <w:lang w:eastAsia="en-US"/>
             </w:rPr>
           </w:pPr>
-          <w:hyperlink w:anchor="_Toc40883762" w:history="1">
+          <w:hyperlink w:anchor="_Toc40886116" w:history="1">
             <w:r>
               <w:rPr>
                 <w:rStyle w:val="Hyperlink"/>
                 <w:noProof/>
               </w:rPr>
-              <w:t>Order of Documents in Student Folder (Closed)</w:t>
+              <w:t>ACME Login Errors – Security Permissions</w:t>
             </w:r>
             <w:r>
               <w:rPr>
@@ -1253,7 +1741,7 @@
                 <w:noProof/>
                 <w:webHidden/>
               </w:rPr>
-              <w:instrText xml:space="preserve"> PAGEREF _Toc40883762 \h </w:instrText>
+              <w:instrText xml:space="preserve"> PAGEREF _Toc40886116 \h </w:instrText>
             </w:r>
             <w:r>
               <w:rPr>
@@ -1273,835 +1761,7 @@
                 <w:noProof/>
                 <w:webHidden/>
               </w:rPr>
-              <w:t>9</w:t>
-            </w:r>
-            <w:r>
-              <w:rPr>
-                <w:noProof/>
-                <w:webHidden/>
-              </w:rPr>
-              <w:fldChar w:fldCharType="end"/>
-            </w:r>
-          </w:hyperlink>
-        </w:p>
-        <w:p>
-          <w:pPr>
-            <w:pStyle w:val="TOC1"/>
-            <w:tabs>
-              <w:tab w:val="right" w:leader="dot" w:pos="9350"/>
-            </w:tabs>
-            <w:rPr>
-              <w:noProof/>
-              <w:lang w:eastAsia="en-US"/>
-            </w:rPr>
-          </w:pPr>
-          <w:hyperlink w:anchor="_Toc40883763" w:history="1">
-            <w:r>
-              <w:rPr>
-                <w:rStyle w:val="Hyperlink"/>
-                <w:noProof/>
-              </w:rPr>
-              <w:t>T2202A Tax Forms</w:t>
-            </w:r>
-            <w:r>
-              <w:rPr>
-                <w:noProof/>
-                <w:webHidden/>
-              </w:rPr>
-              <w:tab/>
-            </w:r>
-            <w:r>
-              <w:rPr>
-                <w:noProof/>
-                <w:webHidden/>
-              </w:rPr>
-              <w:fldChar w:fldCharType="begin"/>
-            </w:r>
-            <w:r>
-              <w:rPr>
-                <w:noProof/>
-                <w:webHidden/>
-              </w:rPr>
-              <w:instrText xml:space="preserve"> PAGEREF _Toc40883763 \h </w:instrText>
-            </w:r>
-            <w:r>
-              <w:rPr>
-                <w:noProof/>
-                <w:webHidden/>
-              </w:rPr>
-            </w:r>
-            <w:r>
-              <w:rPr>
-                <w:noProof/>
-                <w:webHidden/>
-              </w:rPr>
-              <w:fldChar w:fldCharType="separate"/>
-            </w:r>
-            <w:r>
-              <w:rPr>
-                <w:noProof/>
-                <w:webHidden/>
-              </w:rPr>
-              <w:t>10</w:t>
-            </w:r>
-            <w:r>
-              <w:rPr>
-                <w:noProof/>
-                <w:webHidden/>
-              </w:rPr>
-              <w:fldChar w:fldCharType="end"/>
-            </w:r>
-          </w:hyperlink>
-        </w:p>
-        <w:p>
-          <w:pPr>
-            <w:pStyle w:val="TOC1"/>
-            <w:tabs>
-              <w:tab w:val="right" w:leader="dot" w:pos="9350"/>
-            </w:tabs>
-            <w:rPr>
-              <w:noProof/>
-              <w:lang w:eastAsia="en-US"/>
-            </w:rPr>
-          </w:pPr>
-          <w:hyperlink w:anchor="_Toc40883764" w:history="1">
-            <w:r>
-              <w:rPr>
-                <w:rStyle w:val="Hyperlink"/>
-                <w:noProof/>
-              </w:rPr>
-              <w:t>Transcripts</w:t>
-            </w:r>
-            <w:r>
-              <w:rPr>
-                <w:noProof/>
-                <w:webHidden/>
-              </w:rPr>
-              <w:tab/>
-            </w:r>
-            <w:r>
-              <w:rPr>
-                <w:noProof/>
-                <w:webHidden/>
-              </w:rPr>
-              <w:fldChar w:fldCharType="begin"/>
-            </w:r>
-            <w:r>
-              <w:rPr>
-                <w:noProof/>
-                <w:webHidden/>
-              </w:rPr>
-              <w:instrText xml:space="preserve"> PAGEREF _Toc40883764 \h </w:instrText>
-            </w:r>
-            <w:r>
-              <w:rPr>
-                <w:noProof/>
-                <w:webHidden/>
-              </w:rPr>
-            </w:r>
-            <w:r>
-              <w:rPr>
-                <w:noProof/>
-                <w:webHidden/>
-              </w:rPr>
-              <w:fldChar w:fldCharType="separate"/>
-            </w:r>
-            <w:r>
-              <w:rPr>
-                <w:noProof/>
-                <w:webHidden/>
-              </w:rPr>
-              <w:t>10</w:t>
-            </w:r>
-            <w:r>
-              <w:rPr>
-                <w:noProof/>
-                <w:webHidden/>
-              </w:rPr>
-              <w:fldChar w:fldCharType="end"/>
-            </w:r>
-          </w:hyperlink>
-        </w:p>
-        <w:p>
-          <w:pPr>
-            <w:pStyle w:val="TOC1"/>
-            <w:tabs>
-              <w:tab w:val="right" w:leader="dot" w:pos="9350"/>
-            </w:tabs>
-            <w:rPr>
-              <w:noProof/>
-              <w:lang w:eastAsia="en-US"/>
-            </w:rPr>
-          </w:pPr>
-          <w:hyperlink w:anchor="_Toc40883765" w:history="1">
-            <w:r>
-              <w:rPr>
-                <w:rStyle w:val="Hyperlink"/>
-                <w:noProof/>
-              </w:rPr>
-              <w:t>Server and Email Configuration</w:t>
-            </w:r>
-            <w:r>
-              <w:rPr>
-                <w:noProof/>
-                <w:webHidden/>
-              </w:rPr>
-              <w:tab/>
-            </w:r>
-            <w:r>
-              <w:rPr>
-                <w:noProof/>
-                <w:webHidden/>
-              </w:rPr>
-              <w:fldChar w:fldCharType="begin"/>
-            </w:r>
-            <w:r>
-              <w:rPr>
-                <w:noProof/>
-                <w:webHidden/>
-              </w:rPr>
-              <w:instrText xml:space="preserve"> PAGEREF _Toc40883765 \h </w:instrText>
-            </w:r>
-            <w:r>
-              <w:rPr>
-                <w:noProof/>
-                <w:webHidden/>
-              </w:rPr>
-            </w:r>
-            <w:r>
-              <w:rPr>
-                <w:noProof/>
-                <w:webHidden/>
-              </w:rPr>
-              <w:fldChar w:fldCharType="separate"/>
-            </w:r>
-            <w:r>
-              <w:rPr>
-                <w:noProof/>
-                <w:webHidden/>
-              </w:rPr>
-              <w:t>12</w:t>
-            </w:r>
-            <w:r>
-              <w:rPr>
-                <w:noProof/>
-                <w:webHidden/>
-              </w:rPr>
-              <w:fldChar w:fldCharType="end"/>
-            </w:r>
-          </w:hyperlink>
-        </w:p>
-        <w:p>
-          <w:pPr>
-            <w:pStyle w:val="TOC2"/>
-            <w:tabs>
-              <w:tab w:val="right" w:leader="dot" w:pos="9350"/>
-            </w:tabs>
-            <w:rPr>
-              <w:noProof/>
-              <w:lang w:eastAsia="en-US"/>
-            </w:rPr>
-          </w:pPr>
-          <w:hyperlink w:anchor="_Toc40883766" w:history="1">
-            <w:r>
-              <w:rPr>
-                <w:rStyle w:val="Hyperlink"/>
-                <w:noProof/>
-              </w:rPr>
-              <w:t>Email addresses in use</w:t>
-            </w:r>
-            <w:r>
-              <w:rPr>
-                <w:noProof/>
-                <w:webHidden/>
-              </w:rPr>
-              <w:tab/>
-            </w:r>
-            <w:r>
-              <w:rPr>
-                <w:noProof/>
-                <w:webHidden/>
-              </w:rPr>
-              <w:fldChar w:fldCharType="begin"/>
-            </w:r>
-            <w:r>
-              <w:rPr>
-                <w:noProof/>
-                <w:webHidden/>
-              </w:rPr>
-              <w:instrText xml:space="preserve"> PAGEREF _Toc40883766 \h </w:instrText>
-            </w:r>
-            <w:r>
-              <w:rPr>
-                <w:noProof/>
-                <w:webHidden/>
-              </w:rPr>
-            </w:r>
-            <w:r>
-              <w:rPr>
-                <w:noProof/>
-                <w:webHidden/>
-              </w:rPr>
-              <w:fldChar w:fldCharType="separate"/>
-            </w:r>
-            <w:r>
-              <w:rPr>
-                <w:noProof/>
-                <w:webHidden/>
-              </w:rPr>
-              <w:t>12</w:t>
-            </w:r>
-            <w:r>
-              <w:rPr>
-                <w:noProof/>
-                <w:webHidden/>
-              </w:rPr>
-              <w:fldChar w:fldCharType="end"/>
-            </w:r>
-          </w:hyperlink>
-        </w:p>
-        <w:p>
-          <w:pPr>
-            <w:pStyle w:val="TOC2"/>
-            <w:tabs>
-              <w:tab w:val="right" w:leader="dot" w:pos="9350"/>
-            </w:tabs>
-            <w:rPr>
-              <w:noProof/>
-              <w:lang w:eastAsia="en-US"/>
-            </w:rPr>
-          </w:pPr>
-          <w:hyperlink w:anchor="_Toc40883767" w:history="1">
-            <w:r>
-              <w:rPr>
-                <w:rStyle w:val="Hyperlink"/>
-                <w:noProof/>
-              </w:rPr>
-              <w:t>Server Configuration</w:t>
-            </w:r>
-            <w:r>
-              <w:rPr>
-                <w:noProof/>
-                <w:webHidden/>
-              </w:rPr>
-              <w:tab/>
-            </w:r>
-            <w:r>
-              <w:rPr>
-                <w:noProof/>
-                <w:webHidden/>
-              </w:rPr>
-              <w:fldChar w:fldCharType="begin"/>
-            </w:r>
-            <w:r>
-              <w:rPr>
-                <w:noProof/>
-                <w:webHidden/>
-              </w:rPr>
-              <w:instrText xml:space="preserve"> PAGEREF _Toc40883767 \h </w:instrText>
-            </w:r>
-            <w:r>
-              <w:rPr>
-                <w:noProof/>
-                <w:webHidden/>
-              </w:rPr>
-            </w:r>
-            <w:r>
-              <w:rPr>
-                <w:noProof/>
-                <w:webHidden/>
-              </w:rPr>
-              <w:fldChar w:fldCharType="separate"/>
-            </w:r>
-            <w:r>
-              <w:rPr>
-                <w:noProof/>
-                <w:webHidden/>
-              </w:rPr>
-              <w:t>12</w:t>
-            </w:r>
-            <w:r>
-              <w:rPr>
-                <w:noProof/>
-                <w:webHidden/>
-              </w:rPr>
-              <w:fldChar w:fldCharType="end"/>
-            </w:r>
-          </w:hyperlink>
-        </w:p>
-        <w:p>
-          <w:pPr>
-            <w:pStyle w:val="TOC1"/>
-            <w:tabs>
-              <w:tab w:val="right" w:leader="dot" w:pos="9350"/>
-            </w:tabs>
-            <w:rPr>
-              <w:noProof/>
-              <w:lang w:eastAsia="en-US"/>
-            </w:rPr>
-          </w:pPr>
-          <w:hyperlink w:anchor="_Toc40883768" w:history="1">
-            <w:r>
-              <w:rPr>
-                <w:rStyle w:val="Hyperlink"/>
-                <w:noProof/>
-              </w:rPr>
-              <w:t>Wireless Internet Issues</w:t>
-            </w:r>
-            <w:r>
-              <w:rPr>
-                <w:noProof/>
-                <w:webHidden/>
-              </w:rPr>
-              <w:tab/>
-            </w:r>
-            <w:r>
-              <w:rPr>
-                <w:noProof/>
-                <w:webHidden/>
-              </w:rPr>
-              <w:fldChar w:fldCharType="begin"/>
-            </w:r>
-            <w:r>
-              <w:rPr>
-                <w:noProof/>
-                <w:webHidden/>
-              </w:rPr>
-              <w:instrText xml:space="preserve"> PAGEREF _Toc40883768 \h </w:instrText>
-            </w:r>
-            <w:r>
-              <w:rPr>
-                <w:noProof/>
-                <w:webHidden/>
-              </w:rPr>
-            </w:r>
-            <w:r>
-              <w:rPr>
-                <w:noProof/>
-                <w:webHidden/>
-              </w:rPr>
-              <w:fldChar w:fldCharType="separate"/>
-            </w:r>
-            <w:r>
-              <w:rPr>
-                <w:noProof/>
-                <w:webHidden/>
-              </w:rPr>
               <w:t>13</w:t>
-            </w:r>
-            <w:r>
-              <w:rPr>
-                <w:noProof/>
-                <w:webHidden/>
-              </w:rPr>
-              <w:fldChar w:fldCharType="end"/>
-            </w:r>
-          </w:hyperlink>
-        </w:p>
-        <w:p>
-          <w:pPr>
-            <w:pStyle w:val="TOC1"/>
-            <w:tabs>
-              <w:tab w:val="right" w:leader="dot" w:pos="9350"/>
-            </w:tabs>
-            <w:rPr>
-              <w:noProof/>
-              <w:lang w:eastAsia="en-US"/>
-            </w:rPr>
-          </w:pPr>
-          <w:hyperlink w:anchor="_Toc40883769" w:history="1">
-            <w:r>
-              <w:rPr>
-                <w:rStyle w:val="Hyperlink"/>
-                <w:noProof/>
-              </w:rPr>
-              <w:t>Printers</w:t>
-            </w:r>
-            <w:r>
-              <w:rPr>
-                <w:noProof/>
-                <w:webHidden/>
-              </w:rPr>
-              <w:tab/>
-            </w:r>
-            <w:r>
-              <w:rPr>
-                <w:noProof/>
-                <w:webHidden/>
-              </w:rPr>
-              <w:fldChar w:fldCharType="begin"/>
-            </w:r>
-            <w:r>
-              <w:rPr>
-                <w:noProof/>
-                <w:webHidden/>
-              </w:rPr>
-              <w:instrText xml:space="preserve"> PAGEREF _Toc40883769 \h </w:instrText>
-            </w:r>
-            <w:r>
-              <w:rPr>
-                <w:noProof/>
-                <w:webHidden/>
-              </w:rPr>
-            </w:r>
-            <w:r>
-              <w:rPr>
-                <w:noProof/>
-                <w:webHidden/>
-              </w:rPr>
-              <w:fldChar w:fldCharType="separate"/>
-            </w:r>
-            <w:r>
-              <w:rPr>
-                <w:noProof/>
-                <w:webHidden/>
-              </w:rPr>
-              <w:t>14</w:t>
-            </w:r>
-            <w:r>
-              <w:rPr>
-                <w:noProof/>
-                <w:webHidden/>
-              </w:rPr>
-              <w:fldChar w:fldCharType="end"/>
-            </w:r>
-          </w:hyperlink>
-        </w:p>
-        <w:p>
-          <w:pPr>
-            <w:pStyle w:val="TOC2"/>
-            <w:tabs>
-              <w:tab w:val="right" w:leader="dot" w:pos="9350"/>
-            </w:tabs>
-            <w:rPr>
-              <w:noProof/>
-              <w:lang w:eastAsia="en-US"/>
-            </w:rPr>
-          </w:pPr>
-          <w:hyperlink w:anchor="_Toc40883770" w:history="1">
-            <w:r>
-              <w:rPr>
-                <w:rStyle w:val="Hyperlink"/>
-                <w:noProof/>
-              </w:rPr>
-              <w:t>Brother HL5370DW</w:t>
-            </w:r>
-            <w:r>
-              <w:rPr>
-                <w:noProof/>
-                <w:webHidden/>
-              </w:rPr>
-              <w:tab/>
-            </w:r>
-            <w:r>
-              <w:rPr>
-                <w:noProof/>
-                <w:webHidden/>
-              </w:rPr>
-              <w:fldChar w:fldCharType="begin"/>
-            </w:r>
-            <w:r>
-              <w:rPr>
-                <w:noProof/>
-                <w:webHidden/>
-              </w:rPr>
-              <w:instrText xml:space="preserve"> PAGEREF _Toc40883770 \h </w:instrText>
-            </w:r>
-            <w:r>
-              <w:rPr>
-                <w:noProof/>
-                <w:webHidden/>
-              </w:rPr>
-            </w:r>
-            <w:r>
-              <w:rPr>
-                <w:noProof/>
-                <w:webHidden/>
-              </w:rPr>
-              <w:fldChar w:fldCharType="separate"/>
-            </w:r>
-            <w:r>
-              <w:rPr>
-                <w:noProof/>
-                <w:webHidden/>
-              </w:rPr>
-              <w:t>14</w:t>
-            </w:r>
-            <w:r>
-              <w:rPr>
-                <w:noProof/>
-                <w:webHidden/>
-              </w:rPr>
-              <w:fldChar w:fldCharType="end"/>
-            </w:r>
-          </w:hyperlink>
-        </w:p>
-        <w:p>
-          <w:pPr>
-            <w:pStyle w:val="TOC2"/>
-            <w:tabs>
-              <w:tab w:val="right" w:leader="dot" w:pos="9350"/>
-            </w:tabs>
-            <w:rPr>
-              <w:noProof/>
-              <w:lang w:eastAsia="en-US"/>
-            </w:rPr>
-          </w:pPr>
-          <w:hyperlink w:anchor="_Toc40883771" w:history="1">
-            <w:r>
-              <w:rPr>
-                <w:rStyle w:val="Hyperlink"/>
-                <w:noProof/>
-              </w:rPr>
-              <w:t>Brother MFC-8460N</w:t>
-            </w:r>
-            <w:r>
-              <w:rPr>
-                <w:noProof/>
-                <w:webHidden/>
-              </w:rPr>
-              <w:tab/>
-            </w:r>
-            <w:r>
-              <w:rPr>
-                <w:noProof/>
-                <w:webHidden/>
-              </w:rPr>
-              <w:fldChar w:fldCharType="begin"/>
-            </w:r>
-            <w:r>
-              <w:rPr>
-                <w:noProof/>
-                <w:webHidden/>
-              </w:rPr>
-              <w:instrText xml:space="preserve"> PAGEREF _Toc40883771 \h </w:instrText>
-            </w:r>
-            <w:r>
-              <w:rPr>
-                <w:noProof/>
-                <w:webHidden/>
-              </w:rPr>
-            </w:r>
-            <w:r>
-              <w:rPr>
-                <w:noProof/>
-                <w:webHidden/>
-              </w:rPr>
-              <w:fldChar w:fldCharType="separate"/>
-            </w:r>
-            <w:r>
-              <w:rPr>
-                <w:noProof/>
-                <w:webHidden/>
-              </w:rPr>
-              <w:t>14</w:t>
-            </w:r>
-            <w:r>
-              <w:rPr>
-                <w:noProof/>
-                <w:webHidden/>
-              </w:rPr>
-              <w:fldChar w:fldCharType="end"/>
-            </w:r>
-          </w:hyperlink>
-        </w:p>
-        <w:p>
-          <w:pPr>
-            <w:pStyle w:val="TOC1"/>
-            <w:tabs>
-              <w:tab w:val="right" w:leader="dot" w:pos="9350"/>
-            </w:tabs>
-            <w:rPr>
-              <w:noProof/>
-              <w:lang w:eastAsia="en-US"/>
-            </w:rPr>
-          </w:pPr>
-          <w:hyperlink w:anchor="_Toc40883772" w:history="1">
-            <w:r>
-              <w:rPr>
-                <w:rStyle w:val="Hyperlink"/>
-                <w:noProof/>
-              </w:rPr>
-              <w:t>Activating Office 2010 Manually</w:t>
-            </w:r>
-            <w:r>
-              <w:rPr>
-                <w:noProof/>
-                <w:webHidden/>
-              </w:rPr>
-              <w:tab/>
-            </w:r>
-            <w:r>
-              <w:rPr>
-                <w:noProof/>
-                <w:webHidden/>
-              </w:rPr>
-              <w:fldChar w:fldCharType="begin"/>
-            </w:r>
-            <w:r>
-              <w:rPr>
-                <w:noProof/>
-                <w:webHidden/>
-              </w:rPr>
-              <w:instrText xml:space="preserve"> PAGEREF _Toc40883772 \h </w:instrText>
-            </w:r>
-            <w:r>
-              <w:rPr>
-                <w:noProof/>
-                <w:webHidden/>
-              </w:rPr>
-            </w:r>
-            <w:r>
-              <w:rPr>
-                <w:noProof/>
-                <w:webHidden/>
-              </w:rPr>
-              <w:fldChar w:fldCharType="separate"/>
-            </w:r>
-            <w:r>
-              <w:rPr>
-                <w:noProof/>
-                <w:webHidden/>
-              </w:rPr>
-              <w:t>15</w:t>
-            </w:r>
-            <w:r>
-              <w:rPr>
-                <w:noProof/>
-                <w:webHidden/>
-              </w:rPr>
-              <w:fldChar w:fldCharType="end"/>
-            </w:r>
-          </w:hyperlink>
-        </w:p>
-        <w:p>
-          <w:pPr>
-            <w:pStyle w:val="TOC2"/>
-            <w:tabs>
-              <w:tab w:val="right" w:leader="dot" w:pos="9350"/>
-            </w:tabs>
-            <w:rPr>
-              <w:noProof/>
-              <w:lang w:eastAsia="en-US"/>
-            </w:rPr>
-          </w:pPr>
-          <w:hyperlink w:anchor="_Toc40883773" w:history="1">
-            <w:r>
-              <w:rPr>
-                <w:rStyle w:val="Hyperlink"/>
-                <w:noProof/>
-              </w:rPr>
-              <w:t>Activate Office Using OSPP.VBS</w:t>
-            </w:r>
-            <w:r>
-              <w:rPr>
-                <w:noProof/>
-                <w:webHidden/>
-              </w:rPr>
-              <w:tab/>
-            </w:r>
-            <w:r>
-              <w:rPr>
-                <w:noProof/>
-                <w:webHidden/>
-              </w:rPr>
-              <w:fldChar w:fldCharType="begin"/>
-            </w:r>
-            <w:r>
-              <w:rPr>
-                <w:noProof/>
-                <w:webHidden/>
-              </w:rPr>
-              <w:instrText xml:space="preserve"> PAGEREF _Toc40883773 \h </w:instrText>
-            </w:r>
-            <w:r>
-              <w:rPr>
-                <w:noProof/>
-                <w:webHidden/>
-              </w:rPr>
-            </w:r>
-            <w:r>
-              <w:rPr>
-                <w:noProof/>
-                <w:webHidden/>
-              </w:rPr>
-              <w:fldChar w:fldCharType="separate"/>
-            </w:r>
-            <w:r>
-              <w:rPr>
-                <w:noProof/>
-                <w:webHidden/>
-              </w:rPr>
-              <w:t>15</w:t>
-            </w:r>
-            <w:r>
-              <w:rPr>
-                <w:noProof/>
-                <w:webHidden/>
-              </w:rPr>
-              <w:fldChar w:fldCharType="end"/>
-            </w:r>
-          </w:hyperlink>
-        </w:p>
-        <w:p>
-          <w:pPr>
-            <w:pStyle w:val="TOC1"/>
-            <w:tabs>
-              <w:tab w:val="right" w:leader="dot" w:pos="9350"/>
-            </w:tabs>
-            <w:rPr>
-              <w:noProof/>
-              <w:lang w:eastAsia="en-US"/>
-            </w:rPr>
-          </w:pPr>
-          <w:hyperlink w:anchor="_Toc40883774" w:history="1">
-            <w:r>
-              <w:rPr>
-                <w:rStyle w:val="Hyperlink"/>
-                <w:noProof/>
-              </w:rPr>
-              <w:t>ACME Login Errors – Security Permissions</w:t>
-            </w:r>
-            <w:r>
-              <w:rPr>
-                <w:noProof/>
-                <w:webHidden/>
-              </w:rPr>
-              <w:tab/>
-            </w:r>
-            <w:r>
-              <w:rPr>
-                <w:noProof/>
-                <w:webHidden/>
-              </w:rPr>
-              <w:fldChar w:fldCharType="begin"/>
-            </w:r>
-            <w:r>
-              <w:rPr>
-                <w:noProof/>
-                <w:webHidden/>
-              </w:rPr>
-              <w:instrText xml:space="preserve"> PAGEREF _Toc40883774 \h </w:instrText>
-            </w:r>
-            <w:r>
-              <w:rPr>
-                <w:noProof/>
-                <w:webHidden/>
-              </w:rPr>
-            </w:r>
-            <w:r>
-              <w:rPr>
-                <w:noProof/>
-                <w:webHidden/>
-              </w:rPr>
-              <w:fldChar w:fldCharType="separate"/>
-            </w:r>
-            <w:r>
-              <w:rPr>
-                <w:noProof/>
-                <w:webHidden/>
-              </w:rPr>
-              <w:t>15</w:t>
             </w:r>
             <w:r>
               <w:rPr>
@@ -2152,12 +1812,12 @@
       <w:pPr>
         <w:pStyle w:val="Heading1"/>
       </w:pPr>
-      <w:bookmarkStart w:id="1" w:name="_Toc40883745"/>
+      <w:bookmarkStart w:id="2" w:name="_Toc40886092"/>
       <w:r>
         <w:t>Morning Procedure</w:t>
       </w:r>
       <w:bookmarkEnd w:id="0"/>
-      <w:bookmarkEnd w:id="1"/>
+      <w:bookmarkEnd w:id="2"/>
       <w:r>
         <w:fldChar w:fldCharType="begin"/>
       </w:r>
@@ -2537,14 +2197,14 @@
       <w:pPr>
         <w:pStyle w:val="Heading1"/>
       </w:pPr>
-      <w:bookmarkStart w:id="2" w:name="_Toc392495795"/>
-      <w:bookmarkStart w:id="3" w:name="_Toc40883746"/>
+      <w:bookmarkStart w:id="3" w:name="_Toc392495795"/>
+      <w:bookmarkStart w:id="4" w:name="_Toc40886093"/>
       <w:r>
         <w:lastRenderedPageBreak/>
         <w:t>Book Orders</w:t>
       </w:r>
-      <w:bookmarkEnd w:id="2"/>
       <w:bookmarkEnd w:id="3"/>
+      <w:bookmarkEnd w:id="4"/>
     </w:p>
     <w:p>
       <w:pPr>
@@ -3326,18 +2986,18 @@
       <w:pPr>
         <w:pStyle w:val="Heading1"/>
       </w:pPr>
-      <w:bookmarkStart w:id="4" w:name="_Toc355966190"/>
-      <w:bookmarkStart w:id="5" w:name="_Toc392495796"/>
+      <w:bookmarkStart w:id="5" w:name="_Toc355966190"/>
+      <w:bookmarkStart w:id="6" w:name="_Toc392495796"/>
     </w:p>
     <w:p>
       <w:pPr>
         <w:pStyle w:val="Heading1"/>
       </w:pPr>
-      <w:bookmarkStart w:id="6" w:name="_Toc40883747"/>
+      <w:bookmarkStart w:id="7" w:name="_Toc40886094"/>
       <w:r>
         <w:t>Book Projection Spreadsheet</w:t>
       </w:r>
-      <w:bookmarkEnd w:id="6"/>
+      <w:bookmarkEnd w:id="7"/>
       <w:r>
         <w:fldChar w:fldCharType="begin"/>
       </w:r>
@@ -3460,13 +3120,13 @@
       <w:pPr>
         <w:pStyle w:val="Heading1"/>
       </w:pPr>
-      <w:bookmarkStart w:id="7" w:name="_Toc40883748"/>
+      <w:bookmarkStart w:id="8" w:name="_Toc40886095"/>
       <w:r>
         <w:t>Configuring Typing Trainer</w:t>
       </w:r>
-      <w:bookmarkEnd w:id="4"/>
       <w:bookmarkEnd w:id="5"/>
-      <w:bookmarkEnd w:id="7"/>
+      <w:bookmarkEnd w:id="6"/>
+      <w:bookmarkEnd w:id="8"/>
     </w:p>
     <w:p>
       <w:pPr>
@@ -3803,20 +3463,20 @@
       <w:pPr>
         <w:pStyle w:val="Heading1"/>
       </w:pPr>
-      <w:bookmarkStart w:id="8" w:name="_Toc392495797"/>
+      <w:bookmarkStart w:id="9" w:name="_Toc392495797"/>
     </w:p>
     <w:p/>
     <w:p>
       <w:pPr>
         <w:pStyle w:val="Heading1"/>
       </w:pPr>
-      <w:bookmarkStart w:id="9" w:name="_Toc40883749"/>
-      <w:bookmarkEnd w:id="8"/>
+      <w:bookmarkStart w:id="10" w:name="_Toc40886096"/>
+      <w:bookmarkEnd w:id="9"/>
       <w:r>
         <w:lastRenderedPageBreak/>
         <w:t>Starting a New Student</w:t>
       </w:r>
-      <w:bookmarkEnd w:id="9"/>
+      <w:bookmarkEnd w:id="10"/>
     </w:p>
     <w:p>
       <w:pPr>
@@ -3845,15 +3505,15 @@
       <w:pPr>
         <w:pStyle w:val="Heading1"/>
       </w:pPr>
-      <w:bookmarkStart w:id="10" w:name="_Toc355966193"/>
-      <w:bookmarkStart w:id="11" w:name="_Toc392495798"/>
-      <w:bookmarkStart w:id="12" w:name="_Toc40883750"/>
+      <w:bookmarkStart w:id="11" w:name="_Toc355966193"/>
+      <w:bookmarkStart w:id="12" w:name="_Toc392495798"/>
+      <w:bookmarkStart w:id="13" w:name="_Toc40886097"/>
       <w:r>
         <w:t>Order of Student Files</w:t>
       </w:r>
-      <w:bookmarkEnd w:id="10"/>
       <w:bookmarkEnd w:id="11"/>
       <w:bookmarkEnd w:id="12"/>
+      <w:bookmarkEnd w:id="13"/>
     </w:p>
     <w:p>
       <w:pPr>
@@ -4614,13 +4274,13 @@
       <w:pPr>
         <w:pStyle w:val="Heading1"/>
       </w:pPr>
-      <w:bookmarkStart w:id="13" w:name="_Toc392495800"/>
-      <w:bookmarkStart w:id="14" w:name="_Toc40883751"/>
+      <w:bookmarkStart w:id="14" w:name="_Toc392495800"/>
+      <w:bookmarkStart w:id="15" w:name="_Toc40886098"/>
       <w:r>
         <w:t>Closing a File</w:t>
       </w:r>
-      <w:bookmarkEnd w:id="13"/>
       <w:bookmarkEnd w:id="14"/>
+      <w:bookmarkEnd w:id="15"/>
     </w:p>
     <w:p>
       <w:pPr>
@@ -6847,7 +6507,7 @@
         </w:rPr>
         <w:t>.  File the complete file in the designated filing cabinets under the year that matches the student file folder.</w:t>
       </w:r>
-      <w:bookmarkStart w:id="15" w:name="_Toc392495807"/>
+      <w:bookmarkStart w:id="16" w:name="_Toc392495807"/>
     </w:p>
     <w:p>
       <w:pPr>
@@ -6858,7 +6518,6 @@
           <w:szCs w:val="28"/>
         </w:rPr>
       </w:pPr>
-      <w:bookmarkStart w:id="16" w:name="_Toc40883757"/>
       <w:r>
         <w:br w:type="page"/>
       </w:r>
@@ -6867,12 +6526,13 @@
       <w:pPr>
         <w:pStyle w:val="Heading1"/>
       </w:pPr>
+      <w:bookmarkStart w:id="17" w:name="_Toc40886099"/>
       <w:r>
         <w:lastRenderedPageBreak/>
         <w:t>Data Witness</w:t>
       </w:r>
-      <w:bookmarkEnd w:id="15"/>
       <w:bookmarkEnd w:id="16"/>
+      <w:bookmarkEnd w:id="17"/>
       <w:r>
         <w:fldChar w:fldCharType="begin"/>
       </w:r>
@@ -7561,16 +7221,16 @@
       <w:pPr>
         <w:pStyle w:val="Heading1"/>
       </w:pPr>
-      <w:bookmarkStart w:id="17" w:name="_Toc392495808"/>
-      <w:bookmarkStart w:id="18" w:name="_Toc40883758"/>
+      <w:bookmarkStart w:id="18" w:name="_Toc392495808"/>
+      <w:bookmarkStart w:id="19" w:name="_Toc40886100"/>
       <w:r>
         <w:t>E</w:t>
       </w:r>
       <w:r>
         <w:t>xam Invigilations</w:t>
       </w:r>
-      <w:bookmarkEnd w:id="17"/>
       <w:bookmarkEnd w:id="18"/>
+      <w:bookmarkEnd w:id="19"/>
     </w:p>
     <w:p/>
     <w:p>
@@ -7721,16 +7381,16 @@
       <w:pPr>
         <w:pStyle w:val="Heading2"/>
       </w:pPr>
-      <w:bookmarkStart w:id="19" w:name="_Toc355966202"/>
-      <w:bookmarkStart w:id="20" w:name="_Toc392495809"/>
-      <w:bookmarkStart w:id="21" w:name="_Toc40883759"/>
+      <w:bookmarkStart w:id="20" w:name="_Toc355966202"/>
+      <w:bookmarkStart w:id="21" w:name="_Toc392495809"/>
+      <w:bookmarkStart w:id="22" w:name="_Toc40886101"/>
       <w:r>
         <w:lastRenderedPageBreak/>
         <w:t>Booking an Exam</w:t>
       </w:r>
-      <w:bookmarkEnd w:id="19"/>
       <w:bookmarkEnd w:id="20"/>
       <w:bookmarkEnd w:id="21"/>
+      <w:bookmarkEnd w:id="22"/>
     </w:p>
     <w:p>
       <w:pPr>
@@ -7825,20 +7485,20 @@
           <w:lang w:eastAsia="en-US"/>
         </w:rPr>
       </w:pPr>
-      <w:bookmarkStart w:id="22" w:name="_Toc355966205"/>
-      <w:bookmarkStart w:id="23" w:name="_Toc392495812"/>
+      <w:bookmarkStart w:id="23" w:name="_Toc355966205"/>
+      <w:bookmarkStart w:id="24" w:name="_Toc392495812"/>
     </w:p>
     <w:p>
       <w:pPr>
         <w:pStyle w:val="Heading2"/>
       </w:pPr>
-      <w:bookmarkStart w:id="24" w:name="_Toc40883760"/>
+      <w:bookmarkStart w:id="25" w:name="_Toc40886102"/>
       <w:r>
         <w:t>The Day of the Exam</w:t>
       </w:r>
-      <w:bookmarkEnd w:id="22"/>
       <w:bookmarkEnd w:id="23"/>
       <w:bookmarkEnd w:id="24"/>
+      <w:bookmarkEnd w:id="25"/>
     </w:p>
     <w:p>
       <w:pPr>
@@ -7875,16 +7535,16 @@
       <w:pPr>
         <w:pStyle w:val="Heading1"/>
       </w:pPr>
-      <w:bookmarkStart w:id="25" w:name="_Toc392495813"/>
-      <w:bookmarkStart w:id="26" w:name="_Toc40883761"/>
+      <w:bookmarkStart w:id="26" w:name="_Toc392495813"/>
+      <w:bookmarkStart w:id="27" w:name="_Toc40886103"/>
       <w:r>
         <w:t>O</w:t>
       </w:r>
       <w:r>
         <w:t>rder of Documents in Student Folder (Active)</w:t>
       </w:r>
-      <w:bookmarkEnd w:id="25"/>
       <w:bookmarkEnd w:id="26"/>
+      <w:bookmarkEnd w:id="27"/>
     </w:p>
     <w:p>
       <w:pPr>
@@ -8674,18 +8334,18 @@
       <w:pPr>
         <w:pStyle w:val="Heading1"/>
       </w:pPr>
-      <w:bookmarkStart w:id="27" w:name="_Toc392495814"/>
+      <w:bookmarkStart w:id="28" w:name="_Toc392495814"/>
     </w:p>
     <w:p>
       <w:pPr>
         <w:pStyle w:val="Heading1"/>
       </w:pPr>
-      <w:bookmarkStart w:id="28" w:name="_Toc40883762"/>
+      <w:bookmarkStart w:id="29" w:name="_Toc40886104"/>
       <w:r>
         <w:t>Order of Documents in Student Folder (Closed)</w:t>
       </w:r>
-      <w:bookmarkEnd w:id="27"/>
       <w:bookmarkEnd w:id="28"/>
+      <w:bookmarkEnd w:id="29"/>
     </w:p>
     <w:p>
       <w:pPr>
@@ -9694,8 +9354,8 @@
       <w:pPr>
         <w:pStyle w:val="Heading1"/>
       </w:pPr>
-      <w:bookmarkStart w:id="29" w:name="_Toc392495815"/>
-      <w:bookmarkStart w:id="30" w:name="_Toc40883763"/>
+      <w:bookmarkStart w:id="30" w:name="_Toc392495815"/>
+      <w:bookmarkStart w:id="31" w:name="_Toc40886105"/>
       <w:r>
         <w:t>T2202A</w:t>
       </w:r>
@@ -9722,8 +9382,8 @@
       <w:r>
         <w:t xml:space="preserve"> Tax Forms</w:t>
       </w:r>
-      <w:bookmarkEnd w:id="29"/>
       <w:bookmarkEnd w:id="30"/>
+      <w:bookmarkEnd w:id="31"/>
       <w:r>
         <w:t xml:space="preserve"> </w:t>
       </w:r>
@@ -10071,13 +9731,13 @@
       <w:pPr>
         <w:pStyle w:val="Heading1"/>
       </w:pPr>
-      <w:bookmarkStart w:id="31" w:name="_Toc392495817"/>
-      <w:bookmarkStart w:id="32" w:name="_Toc40883764"/>
+      <w:bookmarkStart w:id="32" w:name="_Toc392495817"/>
+      <w:bookmarkStart w:id="33" w:name="_Toc40886106"/>
       <w:r>
         <w:t>Transcripts</w:t>
       </w:r>
-      <w:bookmarkEnd w:id="31"/>
       <w:bookmarkEnd w:id="32"/>
+      <w:bookmarkEnd w:id="33"/>
       <w:r>
         <w:t xml:space="preserve">  </w:t>
       </w:r>
@@ -10869,14 +10529,14 @@
       <w:pPr>
         <w:pStyle w:val="Heading1"/>
       </w:pPr>
-      <w:bookmarkStart w:id="33" w:name="_Toc392495818"/>
-      <w:bookmarkStart w:id="34" w:name="_Toc40883765"/>
+      <w:bookmarkStart w:id="34" w:name="_Toc392495818"/>
+      <w:bookmarkStart w:id="35" w:name="_Toc40886107"/>
       <w:r>
         <w:lastRenderedPageBreak/>
         <w:t>Server and Email Configuration</w:t>
       </w:r>
-      <w:bookmarkEnd w:id="33"/>
       <w:bookmarkEnd w:id="34"/>
+      <w:bookmarkEnd w:id="35"/>
     </w:p>
     <w:p>
       <w:pPr>
@@ -11093,13 +10753,13 @@
       <w:pPr>
         <w:pStyle w:val="Heading2"/>
       </w:pPr>
-      <w:bookmarkStart w:id="35" w:name="_Toc392495819"/>
-      <w:bookmarkStart w:id="36" w:name="_Toc40883766"/>
+      <w:bookmarkStart w:id="36" w:name="_Toc392495819"/>
+      <w:bookmarkStart w:id="37" w:name="_Toc40886108"/>
       <w:r>
         <w:t>Email addresses in use</w:t>
       </w:r>
-      <w:bookmarkEnd w:id="35"/>
       <w:bookmarkEnd w:id="36"/>
+      <w:bookmarkEnd w:id="37"/>
     </w:p>
     <w:p>
       <w:pPr>
@@ -11700,13 +11360,11 @@
       <w:pPr>
         <w:pStyle w:val="Heading2"/>
       </w:pPr>
-      <w:bookmarkStart w:id="37" w:name="_Toc392495820"/>
-      <w:bookmarkStart w:id="38" w:name="_Toc40883767"/>
+      <w:bookmarkStart w:id="38" w:name="_Toc392495820"/>
+      <w:bookmarkStart w:id="39" w:name="_Toc40886109"/>
       <w:r>
         <w:t>Server Configuration</w:t>
       </w:r>
-      <w:bookmarkStart w:id="39" w:name="_GoBack"/>
-      <w:bookmarkEnd w:id="37"/>
       <w:bookmarkEnd w:id="38"/>
       <w:bookmarkEnd w:id="39"/>
     </w:p>
@@ -11976,7 +11634,7 @@
         <w:pStyle w:val="Heading1"/>
       </w:pPr>
       <w:bookmarkStart w:id="40" w:name="_Toc392495821"/>
-      <w:bookmarkStart w:id="41" w:name="_Toc40883768"/>
+      <w:bookmarkStart w:id="41" w:name="_Toc40886110"/>
       <w:r>
         <w:lastRenderedPageBreak/>
         <w:t>Wireless Internet Issues</w:t>
@@ -12887,7 +12545,7 @@
         <w:pStyle w:val="Heading1"/>
       </w:pPr>
       <w:bookmarkStart w:id="42" w:name="_Toc392495822"/>
-      <w:bookmarkStart w:id="43" w:name="_Toc40883769"/>
+      <w:bookmarkStart w:id="43" w:name="_Toc40886111"/>
       <w:r>
         <w:lastRenderedPageBreak/>
         <w:t>Printers</w:t>
@@ -12945,7 +12603,7 @@
       </w:pPr>
       <w:bookmarkStart w:id="44" w:name="_Toc392495823"/>
       <w:bookmarkStart w:id="45" w:name="_Toc447275619"/>
-      <w:bookmarkStart w:id="46" w:name="_Toc40883770"/>
+      <w:bookmarkStart w:id="46" w:name="_Toc40886112"/>
       <w:r>
         <w:t>Brother HL5370DW</w:t>
       </w:r>
@@ -13107,7 +12765,7 @@
       </w:pPr>
       <w:bookmarkStart w:id="47" w:name="_Toc392495824"/>
       <w:bookmarkStart w:id="48" w:name="_Toc447275620"/>
-      <w:bookmarkStart w:id="49" w:name="_Toc40883771"/>
+      <w:bookmarkStart w:id="49" w:name="_Toc40886113"/>
       <w:r>
         <w:t>Brother MFC-8460N</w:t>
       </w:r>
@@ -13141,7 +12799,7 @@
         <w:br w:type="page"/>
       </w:r>
       <w:bookmarkStart w:id="50" w:name="_Toc392495825"/>
-      <w:bookmarkStart w:id="51" w:name="_Toc40883772"/>
+      <w:bookmarkStart w:id="51" w:name="_Toc40886114"/>
       <w:r>
         <w:lastRenderedPageBreak/>
         <w:t>Activating Office 2010 Manually</w:t>
@@ -13250,7 +12908,7 @@
         <w:pStyle w:val="Heading2"/>
       </w:pPr>
       <w:bookmarkStart w:id="52" w:name="_Toc392495826"/>
-      <w:bookmarkStart w:id="53" w:name="_Toc40883773"/>
+      <w:bookmarkStart w:id="53" w:name="_Toc40886115"/>
       <w:r>
         <w:t>Activate Office Using OSPP.VBS</w:t>
       </w:r>
@@ -13332,7 +12990,7 @@
         <w:pStyle w:val="Heading1"/>
       </w:pPr>
       <w:bookmarkStart w:id="54" w:name="_Toc392495827"/>
-      <w:bookmarkStart w:id="55" w:name="_Toc40883774"/>
+      <w:bookmarkStart w:id="55" w:name="_Toc40886116"/>
       <w:r>
         <w:t>ACME Login Errors – Security Permissions</w:t>
       </w:r>
@@ -14424,7 +14082,7 @@
                               <w:sz w:val="40"/>
                               <w:szCs w:val="40"/>
                             </w:rPr>
-                            <w:t>11</w:t>
+                            <w:t>2</w:t>
                           </w:r>
                           <w:r>
                             <w:rPr>
@@ -14511,7 +14169,7 @@
                         <w:sz w:val="40"/>
                         <w:szCs w:val="40"/>
                       </w:rPr>
-                      <w:t>11</w:t>
+                      <w:t>2</w:t>
                     </w:r>
                     <w:r>
                       <w:rPr>
@@ -14600,7 +14258,7 @@
         </mc:Choice>
         <mc:Fallback>
           <w:pict>
-            <v:rect w14:anchorId="69B8F04B" id="Rectangle 4" o:spid="_x0000_s1026" style="position:absolute;margin-left:0;margin-top:0;width:468pt;height:2.85pt;z-index:-251656192;visibility:visible;mso-wrap-style:square;mso-width-percent:1000;mso-height-percent:0;mso-wrap-distance-left:9pt;mso-wrap-distance-top:7.2pt;mso-wrap-distance-right:9pt;mso-wrap-distance-bottom:7.2pt;mso-position-horizontal:center;mso-position-horizontal-relative:margin;mso-position-vertical:top;mso-position-vertical-relative:bottom-margin-area;mso-width-percent:1000;mso-height-percent:0;mso-width-relative:margin;mso-height-relative:margin;v-text-anchor:middle" o:gfxdata="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" fillcolor="#4f81bd [3204]" stroked="f" strokeweight="2pt">
+            <v:rect w14:anchorId="5781F280" id="Rectangle 4" o:spid="_x0000_s1026" style="position:absolute;margin-left:0;margin-top:0;width:468pt;height:2.85pt;z-index:-251656192;visibility:visible;mso-wrap-style:square;mso-width-percent:1000;mso-height-percent:0;mso-wrap-distance-left:9pt;mso-wrap-distance-top:7.2pt;mso-wrap-distance-right:9pt;mso-wrap-distance-bottom:7.2pt;mso-position-horizontal:center;mso-position-horizontal-relative:margin;mso-position-vertical:top;mso-position-vertical-relative:bottom-margin-area;mso-width-percent:1000;mso-height-percent:0;mso-width-relative:margin;mso-height-relative:margin;v-text-anchor:middle" o:gfxdata="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" fillcolor="#4f81bd [3204]" stroked="f" strokeweight="2pt">
               <w10:wrap type="square" anchorx="margin" anchory="margin"/>
             </v:rect>
           </w:pict>
@@ -17729,6 +17387,7 @@
     <w:rsid w:val="003C1233"/>
     <w:rsid w:val="0049263A"/>
     <w:rsid w:val="00975F85"/>
+    <w:rsid w:val="00AD43A4"/>
     <w:rsid w:val="00BF6794"/>
   </w:rsids>
   <m:mathPr>
@@ -18494,7 +18153,7 @@
 </file>
 
 <file path=customXml/itemProps1.xml><?xml version="1.0" encoding="utf-8"?>
-<ds:datastoreItem xmlns:ds="http://schemas.openxmlformats.org/officeDocument/2006/customXml" ds:itemID="{90A3B59F-F4F4-47A5-9AD0-CDA9F6793B54}">
+<ds:datastoreItem xmlns:ds="http://schemas.openxmlformats.org/officeDocument/2006/customXml" ds:itemID="{01C9B867-AD85-4F14-80A9-40B359850123}">
   <ds:schemaRefs>
     <ds:schemaRef ds:uri="http://schemas.openxmlformats.org/officeDocument/2006/bibliography"/>
   </ds:schemaRefs>

--- a/FB 2.9.4.1 (April 1 2016).docx
+++ b/FB 2.9.4.1 (April 1 2016).docx
@@ -25,17 +25,14 @@
         </w:rPr>
       </w:sdtEndPr>
       <w:sdtContent>
+        <w:bookmarkStart w:id="1" w:name="_GoBack" w:displacedByCustomXml="prev"/>
+        <w:bookmarkEnd w:id="1" w:displacedByCustomXml="prev"/>
         <w:p>
           <w:pPr>
             <w:pStyle w:val="TOCHeading"/>
           </w:pPr>
           <w:r>
-            <w:t>Cont</w:t>
-          </w:r>
-          <w:bookmarkStart w:id="1" w:name="_GoBack"/>
-          <w:bookmarkEnd w:id="1"/>
-          <w:r>
-            <w:t>ents</w:t>
+            <w:t>Contents</w:t>
           </w:r>
         </w:p>
         <w:p>
@@ -58,7 +55,7 @@
           <w:r>
             <w:fldChar w:fldCharType="separate"/>
           </w:r>
-          <w:hyperlink w:anchor="_Toc40886092" w:history="1">
+          <w:hyperlink w:anchor="_Toc40964570" w:history="1">
             <w:r>
               <w:rPr>
                 <w:rStyle w:val="Hyperlink"/>
@@ -85,7 +82,7 @@
                 <w:noProof/>
                 <w:webHidden/>
               </w:rPr>
-              <w:instrText xml:space="preserve"> PAGEREF _Toc40886092 \h </w:instrText>
+              <w:instrText xml:space="preserve"> PAGEREF _Toc40964570 \h </w:instrText>
             </w:r>
             <w:r>
               <w:rPr>
@@ -127,7 +124,7 @@
               <w:lang w:eastAsia="en-US"/>
             </w:rPr>
           </w:pPr>
-          <w:hyperlink w:anchor="_Toc40886093" w:history="1">
+          <w:hyperlink w:anchor="_Toc40964571" w:history="1">
             <w:r>
               <w:rPr>
                 <w:rStyle w:val="Hyperlink"/>
@@ -154,7 +151,7 @@
                 <w:noProof/>
                 <w:webHidden/>
               </w:rPr>
-              <w:instrText xml:space="preserve"> PAGEREF _Toc40886093 \h </w:instrText>
+              <w:instrText xml:space="preserve"> PAGEREF _Toc40964571 \h </w:instrText>
             </w:r>
             <w:r>
               <w:rPr>
@@ -196,7 +193,7 @@
               <w:lang w:eastAsia="en-US"/>
             </w:rPr>
           </w:pPr>
-          <w:hyperlink w:anchor="_Toc40886094" w:history="1">
+          <w:hyperlink w:anchor="_Toc40964572" w:history="1">
             <w:r>
               <w:rPr>
                 <w:rStyle w:val="Hyperlink"/>
@@ -223,7 +220,7 @@
                 <w:noProof/>
                 <w:webHidden/>
               </w:rPr>
-              <w:instrText xml:space="preserve"> PAGEREF _Toc40886094 \h </w:instrText>
+              <w:instrText xml:space="preserve"> PAGEREF _Toc40964572 \h </w:instrText>
             </w:r>
             <w:r>
               <w:rPr>
@@ -265,7 +262,7 @@
               <w:lang w:eastAsia="en-US"/>
             </w:rPr>
           </w:pPr>
-          <w:hyperlink w:anchor="_Toc40886095" w:history="1">
+          <w:hyperlink w:anchor="_Toc40964573" w:history="1">
             <w:r>
               <w:rPr>
                 <w:rStyle w:val="Hyperlink"/>
@@ -292,7 +289,7 @@
                 <w:noProof/>
                 <w:webHidden/>
               </w:rPr>
-              <w:instrText xml:space="preserve"> PAGEREF _Toc40886095 \h </w:instrText>
+              <w:instrText xml:space="preserve"> PAGEREF _Toc40964573 \h </w:instrText>
             </w:r>
             <w:r>
               <w:rPr>
@@ -334,7 +331,7 @@
               <w:lang w:eastAsia="en-US"/>
             </w:rPr>
           </w:pPr>
-          <w:hyperlink w:anchor="_Toc40886096" w:history="1">
+          <w:hyperlink w:anchor="_Toc40964574" w:history="1">
             <w:r>
               <w:rPr>
                 <w:rStyle w:val="Hyperlink"/>
@@ -361,7 +358,7 @@
                 <w:noProof/>
                 <w:webHidden/>
               </w:rPr>
-              <w:instrText xml:space="preserve"> PAGEREF _Toc40886096 \h </w:instrText>
+              <w:instrText xml:space="preserve"> PAGEREF _Toc40964574 \h </w:instrText>
             </w:r>
             <w:r>
               <w:rPr>
@@ -403,7 +400,7 @@
               <w:lang w:eastAsia="en-US"/>
             </w:rPr>
           </w:pPr>
-          <w:hyperlink w:anchor="_Toc40886097" w:history="1">
+          <w:hyperlink w:anchor="_Toc40964575" w:history="1">
             <w:r>
               <w:rPr>
                 <w:rStyle w:val="Hyperlink"/>
@@ -430,7 +427,7 @@
                 <w:noProof/>
                 <w:webHidden/>
               </w:rPr>
-              <w:instrText xml:space="preserve"> PAGEREF _Toc40886097 \h </w:instrText>
+              <w:instrText xml:space="preserve"> PAGEREF _Toc40964575 \h </w:instrText>
             </w:r>
             <w:r>
               <w:rPr>
@@ -450,7 +447,7 @@
                 <w:noProof/>
                 <w:webHidden/>
               </w:rPr>
-              <w:t>4</w:t>
+              <w:t>5</w:t>
             </w:r>
             <w:r>
               <w:rPr>
@@ -472,7 +469,7 @@
               <w:lang w:eastAsia="en-US"/>
             </w:rPr>
           </w:pPr>
-          <w:hyperlink w:anchor="_Toc40886098" w:history="1">
+          <w:hyperlink w:anchor="_Toc40964576" w:history="1">
             <w:r>
               <w:rPr>
                 <w:rStyle w:val="Hyperlink"/>
@@ -499,7 +496,7 @@
                 <w:noProof/>
                 <w:webHidden/>
               </w:rPr>
-              <w:instrText xml:space="preserve"> PAGEREF _Toc40886098 \h </w:instrText>
+              <w:instrText xml:space="preserve"> PAGEREF _Toc40964576 \h </w:instrText>
             </w:r>
             <w:r>
               <w:rPr>
@@ -519,7 +516,7 @@
                 <w:noProof/>
                 <w:webHidden/>
               </w:rPr>
-              <w:t>4</w:t>
+              <w:t>5</w:t>
             </w:r>
             <w:r>
               <w:rPr>
@@ -541,7 +538,7 @@
               <w:lang w:eastAsia="en-US"/>
             </w:rPr>
           </w:pPr>
-          <w:hyperlink w:anchor="_Toc40886099" w:history="1">
+          <w:hyperlink w:anchor="_Toc40964577" w:history="1">
             <w:r>
               <w:rPr>
                 <w:rStyle w:val="Hyperlink"/>
@@ -568,7 +565,7 @@
                 <w:noProof/>
                 <w:webHidden/>
               </w:rPr>
-              <w:instrText xml:space="preserve"> PAGEREF _Toc40886099 \h </w:instrText>
+              <w:instrText xml:space="preserve"> PAGEREF _Toc40964577 \h </w:instrText>
             </w:r>
             <w:r>
               <w:rPr>
@@ -588,7 +585,7 @@
                 <w:noProof/>
                 <w:webHidden/>
               </w:rPr>
-              <w:t>6</w:t>
+              <w:t>8</w:t>
             </w:r>
             <w:r>
               <w:rPr>
@@ -610,7 +607,7 @@
               <w:lang w:eastAsia="en-US"/>
             </w:rPr>
           </w:pPr>
-          <w:hyperlink w:anchor="_Toc40886100" w:history="1">
+          <w:hyperlink w:anchor="_Toc40964578" w:history="1">
             <w:r>
               <w:rPr>
                 <w:rStyle w:val="Hyperlink"/>
@@ -637,7 +634,7 @@
                 <w:noProof/>
                 <w:webHidden/>
               </w:rPr>
-              <w:instrText xml:space="preserve"> PAGEREF _Toc40886100 \h </w:instrText>
+              <w:instrText xml:space="preserve"> PAGEREF _Toc40964578 \h </w:instrText>
             </w:r>
             <w:r>
               <w:rPr>
@@ -657,7 +654,7 @@
                 <w:noProof/>
                 <w:webHidden/>
               </w:rPr>
-              <w:t>6</w:t>
+              <w:t>8</w:t>
             </w:r>
             <w:r>
               <w:rPr>
@@ -679,7 +676,7 @@
               <w:lang w:eastAsia="en-US"/>
             </w:rPr>
           </w:pPr>
-          <w:hyperlink w:anchor="_Toc40886101" w:history="1">
+          <w:hyperlink w:anchor="_Toc40964579" w:history="1">
             <w:r>
               <w:rPr>
                 <w:rStyle w:val="Hyperlink"/>
@@ -706,7 +703,7 @@
                 <w:noProof/>
                 <w:webHidden/>
               </w:rPr>
-              <w:instrText xml:space="preserve"> PAGEREF _Toc40886101 \h </w:instrText>
+              <w:instrText xml:space="preserve"> PAGEREF _Toc40964579 \h </w:instrText>
             </w:r>
             <w:r>
               <w:rPr>
@@ -726,7 +723,7 @@
                 <w:noProof/>
                 <w:webHidden/>
               </w:rPr>
-              <w:t>7</w:t>
+              <w:t>9</w:t>
             </w:r>
             <w:r>
               <w:rPr>
@@ -748,7 +745,7 @@
               <w:lang w:eastAsia="en-US"/>
             </w:rPr>
           </w:pPr>
-          <w:hyperlink w:anchor="_Toc40886102" w:history="1">
+          <w:hyperlink w:anchor="_Toc40964580" w:history="1">
             <w:r>
               <w:rPr>
                 <w:rStyle w:val="Hyperlink"/>
@@ -775,7 +772,7 @@
                 <w:noProof/>
                 <w:webHidden/>
               </w:rPr>
-              <w:instrText xml:space="preserve"> PAGEREF _Toc40886102 \h </w:instrText>
+              <w:instrText xml:space="preserve"> PAGEREF _Toc40964580 \h </w:instrText>
             </w:r>
             <w:r>
               <w:rPr>
@@ -795,7 +792,7 @@
                 <w:noProof/>
                 <w:webHidden/>
               </w:rPr>
-              <w:t>7</w:t>
+              <w:t>9</w:t>
             </w:r>
             <w:r>
               <w:rPr>
@@ -817,7 +814,7 @@
               <w:lang w:eastAsia="en-US"/>
             </w:rPr>
           </w:pPr>
-          <w:hyperlink w:anchor="_Toc40886103" w:history="1">
+          <w:hyperlink w:anchor="_Toc40964581" w:history="1">
             <w:r>
               <w:rPr>
                 <w:rStyle w:val="Hyperlink"/>
@@ -844,7 +841,7 @@
                 <w:noProof/>
                 <w:webHidden/>
               </w:rPr>
-              <w:instrText xml:space="preserve"> PAGEREF _Toc40886103 \h </w:instrText>
+              <w:instrText xml:space="preserve"> PAGEREF _Toc40964581 \h </w:instrText>
             </w:r>
             <w:r>
               <w:rPr>
@@ -864,7 +861,7 @@
                 <w:noProof/>
                 <w:webHidden/>
               </w:rPr>
-              <w:t>7</w:t>
+              <w:t>9</w:t>
             </w:r>
             <w:r>
               <w:rPr>
@@ -886,7 +883,7 @@
               <w:lang w:eastAsia="en-US"/>
             </w:rPr>
           </w:pPr>
-          <w:hyperlink w:anchor="_Toc40886104" w:history="1">
+          <w:hyperlink w:anchor="_Toc40964582" w:history="1">
             <w:r>
               <w:rPr>
                 <w:rStyle w:val="Hyperlink"/>
@@ -913,7 +910,7 @@
                 <w:noProof/>
                 <w:webHidden/>
               </w:rPr>
-              <w:instrText xml:space="preserve"> PAGEREF _Toc40886104 \h </w:instrText>
+              <w:instrText xml:space="preserve"> PAGEREF _Toc40964582 \h </w:instrText>
             </w:r>
             <w:r>
               <w:rPr>
@@ -933,7 +930,7 @@
                 <w:noProof/>
                 <w:webHidden/>
               </w:rPr>
-              <w:t>8</w:t>
+              <w:t>10</w:t>
             </w:r>
             <w:r>
               <w:rPr>
@@ -955,7 +952,7 @@
               <w:lang w:eastAsia="en-US"/>
             </w:rPr>
           </w:pPr>
-          <w:hyperlink w:anchor="_Toc40886105" w:history="1">
+          <w:hyperlink w:anchor="_Toc40964583" w:history="1">
             <w:r>
               <w:rPr>
                 <w:rStyle w:val="Hyperlink"/>
@@ -982,7 +979,7 @@
                 <w:noProof/>
                 <w:webHidden/>
               </w:rPr>
-              <w:instrText xml:space="preserve"> PAGEREF _Toc40886105 \h </w:instrText>
+              <w:instrText xml:space="preserve"> PAGEREF _Toc40964583 \h </w:instrText>
             </w:r>
             <w:r>
               <w:rPr>
@@ -1002,7 +999,7 @@
                 <w:noProof/>
                 <w:webHidden/>
               </w:rPr>
-              <w:t>8</w:t>
+              <w:t>10</w:t>
             </w:r>
             <w:r>
               <w:rPr>
@@ -1024,7 +1021,7 @@
               <w:lang w:eastAsia="en-US"/>
             </w:rPr>
           </w:pPr>
-          <w:hyperlink w:anchor="_Toc40886106" w:history="1">
+          <w:hyperlink w:anchor="_Toc40964584" w:history="1">
             <w:r>
               <w:rPr>
                 <w:rStyle w:val="Hyperlink"/>
@@ -1051,7 +1048,7 @@
                 <w:noProof/>
                 <w:webHidden/>
               </w:rPr>
-              <w:instrText xml:space="preserve"> PAGEREF _Toc40886106 \h </w:instrText>
+              <w:instrText xml:space="preserve"> PAGEREF _Toc40964584 \h </w:instrText>
             </w:r>
             <w:r>
               <w:rPr>
@@ -1071,7 +1068,7 @@
                 <w:noProof/>
                 <w:webHidden/>
               </w:rPr>
-              <w:t>9</w:t>
+              <w:t>11</w:t>
             </w:r>
             <w:r>
               <w:rPr>
@@ -1093,7 +1090,7 @@
               <w:lang w:eastAsia="en-US"/>
             </w:rPr>
           </w:pPr>
-          <w:hyperlink w:anchor="_Toc40886107" w:history="1">
+          <w:hyperlink w:anchor="_Toc40964585" w:history="1">
             <w:r>
               <w:rPr>
                 <w:rStyle w:val="Hyperlink"/>
@@ -1120,7 +1117,7 @@
                 <w:noProof/>
                 <w:webHidden/>
               </w:rPr>
-              <w:instrText xml:space="preserve"> PAGEREF _Toc40886107 \h </w:instrText>
+              <w:instrText xml:space="preserve"> PAGEREF _Toc40964585 \h </w:instrText>
             </w:r>
             <w:r>
               <w:rPr>
@@ -1140,7 +1137,7 @@
                 <w:noProof/>
                 <w:webHidden/>
               </w:rPr>
-              <w:t>10</w:t>
+              <w:t>12</w:t>
             </w:r>
             <w:r>
               <w:rPr>
@@ -1162,7 +1159,7 @@
               <w:lang w:eastAsia="en-US"/>
             </w:rPr>
           </w:pPr>
-          <w:hyperlink w:anchor="_Toc40886108" w:history="1">
+          <w:hyperlink w:anchor="_Toc40964586" w:history="1">
             <w:r>
               <w:rPr>
                 <w:rStyle w:val="Hyperlink"/>
@@ -1189,7 +1186,7 @@
                 <w:noProof/>
                 <w:webHidden/>
               </w:rPr>
-              <w:instrText xml:space="preserve"> PAGEREF _Toc40886108 \h </w:instrText>
+              <w:instrText xml:space="preserve"> PAGEREF _Toc40964586 \h </w:instrText>
             </w:r>
             <w:r>
               <w:rPr>
@@ -1209,7 +1206,7 @@
                 <w:noProof/>
                 <w:webHidden/>
               </w:rPr>
-              <w:t>10</w:t>
+              <w:t>12</w:t>
             </w:r>
             <w:r>
               <w:rPr>
@@ -1231,7 +1228,7 @@
               <w:lang w:eastAsia="en-US"/>
             </w:rPr>
           </w:pPr>
-          <w:hyperlink w:anchor="_Toc40886109" w:history="1">
+          <w:hyperlink w:anchor="_Toc40964587" w:history="1">
             <w:r>
               <w:rPr>
                 <w:rStyle w:val="Hyperlink"/>
@@ -1258,7 +1255,7 @@
                 <w:noProof/>
                 <w:webHidden/>
               </w:rPr>
-              <w:instrText xml:space="preserve"> PAGEREF _Toc40886109 \h </w:instrText>
+              <w:instrText xml:space="preserve"> PAGEREF _Toc40964587 \h </w:instrText>
             </w:r>
             <w:r>
               <w:rPr>
@@ -1278,7 +1275,7 @@
                 <w:noProof/>
                 <w:webHidden/>
               </w:rPr>
-              <w:t>10</w:t>
+              <w:t>12</w:t>
             </w:r>
             <w:r>
               <w:rPr>
@@ -1300,7 +1297,7 @@
               <w:lang w:eastAsia="en-US"/>
             </w:rPr>
           </w:pPr>
-          <w:hyperlink w:anchor="_Toc40886110" w:history="1">
+          <w:hyperlink w:anchor="_Toc40964588" w:history="1">
             <w:r>
               <w:rPr>
                 <w:rStyle w:val="Hyperlink"/>
@@ -1327,7 +1324,7 @@
                 <w:noProof/>
                 <w:webHidden/>
               </w:rPr>
-              <w:instrText xml:space="preserve"> PAGEREF _Toc40886110 \h </w:instrText>
+              <w:instrText xml:space="preserve"> PAGEREF _Toc40964588 \h </w:instrText>
             </w:r>
             <w:r>
               <w:rPr>
@@ -1347,7 +1344,7 @@
                 <w:noProof/>
                 <w:webHidden/>
               </w:rPr>
-              <w:t>11</w:t>
+              <w:t>13</w:t>
             </w:r>
             <w:r>
               <w:rPr>
@@ -1369,7 +1366,7 @@
               <w:lang w:eastAsia="en-US"/>
             </w:rPr>
           </w:pPr>
-          <w:hyperlink w:anchor="_Toc40886111" w:history="1">
+          <w:hyperlink w:anchor="_Toc40964589" w:history="1">
             <w:r>
               <w:rPr>
                 <w:rStyle w:val="Hyperlink"/>
@@ -1396,7 +1393,7 @@
                 <w:noProof/>
                 <w:webHidden/>
               </w:rPr>
-              <w:instrText xml:space="preserve"> PAGEREF _Toc40886111 \h </w:instrText>
+              <w:instrText xml:space="preserve"> PAGEREF _Toc40964589 \h </w:instrText>
             </w:r>
             <w:r>
               <w:rPr>
@@ -1416,7 +1413,7 @@
                 <w:noProof/>
                 <w:webHidden/>
               </w:rPr>
-              <w:t>12</w:t>
+              <w:t>14</w:t>
             </w:r>
             <w:r>
               <w:rPr>
@@ -1438,7 +1435,7 @@
               <w:lang w:eastAsia="en-US"/>
             </w:rPr>
           </w:pPr>
-          <w:hyperlink w:anchor="_Toc40886112" w:history="1">
+          <w:hyperlink w:anchor="_Toc40964590" w:history="1">
             <w:r>
               <w:rPr>
                 <w:rStyle w:val="Hyperlink"/>
@@ -1465,7 +1462,7 @@
                 <w:noProof/>
                 <w:webHidden/>
               </w:rPr>
-              <w:instrText xml:space="preserve"> PAGEREF _Toc40886112 \h </w:instrText>
+              <w:instrText xml:space="preserve"> PAGEREF _Toc40964590 \h </w:instrText>
             </w:r>
             <w:r>
               <w:rPr>
@@ -1485,7 +1482,7 @@
                 <w:noProof/>
                 <w:webHidden/>
               </w:rPr>
-              <w:t>12</w:t>
+              <w:t>14</w:t>
             </w:r>
             <w:r>
               <w:rPr>
@@ -1507,7 +1504,7 @@
               <w:lang w:eastAsia="en-US"/>
             </w:rPr>
           </w:pPr>
-          <w:hyperlink w:anchor="_Toc40886113" w:history="1">
+          <w:hyperlink w:anchor="_Toc40964591" w:history="1">
             <w:r>
               <w:rPr>
                 <w:rStyle w:val="Hyperlink"/>
@@ -1534,7 +1531,7 @@
                 <w:noProof/>
                 <w:webHidden/>
               </w:rPr>
-              <w:instrText xml:space="preserve"> PAGEREF _Toc40886113 \h </w:instrText>
+              <w:instrText xml:space="preserve"> PAGEREF _Toc40964591 \h </w:instrText>
             </w:r>
             <w:r>
               <w:rPr>
@@ -1554,7 +1551,7 @@
                 <w:noProof/>
                 <w:webHidden/>
               </w:rPr>
-              <w:t>12</w:t>
+              <w:t>14</w:t>
             </w:r>
             <w:r>
               <w:rPr>
@@ -1576,7 +1573,7 @@
               <w:lang w:eastAsia="en-US"/>
             </w:rPr>
           </w:pPr>
-          <w:hyperlink w:anchor="_Toc40886114" w:history="1">
+          <w:hyperlink w:anchor="_Toc40964592" w:history="1">
             <w:r>
               <w:rPr>
                 <w:rStyle w:val="Hyperlink"/>
@@ -1603,7 +1600,7 @@
                 <w:noProof/>
                 <w:webHidden/>
               </w:rPr>
-              <w:instrText xml:space="preserve"> PAGEREF _Toc40886114 \h </w:instrText>
+              <w:instrText xml:space="preserve"> PAGEREF _Toc40964592 \h </w:instrText>
             </w:r>
             <w:r>
               <w:rPr>
@@ -1623,7 +1620,7 @@
                 <w:noProof/>
                 <w:webHidden/>
               </w:rPr>
-              <w:t>13</w:t>
+              <w:t>15</w:t>
             </w:r>
             <w:r>
               <w:rPr>
@@ -1645,7 +1642,7 @@
               <w:lang w:eastAsia="en-US"/>
             </w:rPr>
           </w:pPr>
-          <w:hyperlink w:anchor="_Toc40886115" w:history="1">
+          <w:hyperlink w:anchor="_Toc40964593" w:history="1">
             <w:r>
               <w:rPr>
                 <w:rStyle w:val="Hyperlink"/>
@@ -1672,7 +1669,7 @@
                 <w:noProof/>
                 <w:webHidden/>
               </w:rPr>
-              <w:instrText xml:space="preserve"> PAGEREF _Toc40886115 \h </w:instrText>
+              <w:instrText xml:space="preserve"> PAGEREF _Toc40964593 \h </w:instrText>
             </w:r>
             <w:r>
               <w:rPr>
@@ -1692,7 +1689,7 @@
                 <w:noProof/>
                 <w:webHidden/>
               </w:rPr>
-              <w:t>13</w:t>
+              <w:t>15</w:t>
             </w:r>
             <w:r>
               <w:rPr>
@@ -1714,7 +1711,7 @@
               <w:lang w:eastAsia="en-US"/>
             </w:rPr>
           </w:pPr>
-          <w:hyperlink w:anchor="_Toc40886116" w:history="1">
+          <w:hyperlink w:anchor="_Toc40964594" w:history="1">
             <w:r>
               <w:rPr>
                 <w:rStyle w:val="Hyperlink"/>
@@ -1741,7 +1738,7 @@
                 <w:noProof/>
                 <w:webHidden/>
               </w:rPr>
-              <w:instrText xml:space="preserve"> PAGEREF _Toc40886116 \h </w:instrText>
+              <w:instrText xml:space="preserve"> PAGEREF _Toc40964594 \h </w:instrText>
             </w:r>
             <w:r>
               <w:rPr>
@@ -1761,7 +1758,7 @@
                 <w:noProof/>
                 <w:webHidden/>
               </w:rPr>
-              <w:t>13</w:t>
+              <w:t>15</w:t>
             </w:r>
             <w:r>
               <w:rPr>
@@ -1812,7 +1809,7 @@
       <w:pPr>
         <w:pStyle w:val="Heading1"/>
       </w:pPr>
-      <w:bookmarkStart w:id="2" w:name="_Toc40886092"/>
+      <w:bookmarkStart w:id="2" w:name="_Toc40964570"/>
       <w:r>
         <w:t>Morning Procedure</w:t>
       </w:r>
@@ -2056,7 +2053,43 @@
           <w:sz w:val="20"/>
           <w:szCs w:val="20"/>
         </w:rPr>
-        <w:t xml:space="preserve">messages on the attendance computer. This occurs when students sign in for the day, but do not sign out when they leave. This will prevent the student from being able to login the next day until the flag is cleared. To do this, log in to the attendance account (Username: richmond.att and Password: buswell) in ACME. Click </w:t>
+        <w:t xml:space="preserve">messages on the attendance computer. This occurs when students sign in for the day, but do not sign out when they leave. This will prevent the student from being able to login the next day until the flag is cleared. To do this, log in to the attendance account (Username: </w:t>
+      </w:r>
+      <w:proofErr w:type="spellStart"/>
+      <w:r>
+        <w:rPr>
+          <w:rFonts w:ascii="Arial" w:hAnsi="Arial" w:cs="Arial"/>
+          <w:sz w:val="20"/>
+          <w:szCs w:val="20"/>
+        </w:rPr>
+        <w:t>richmond.att</w:t>
+      </w:r>
+      <w:proofErr w:type="spellEnd"/>
+      <w:r>
+        <w:rPr>
+          <w:rFonts w:ascii="Arial" w:hAnsi="Arial" w:cs="Arial"/>
+          <w:sz w:val="20"/>
+          <w:szCs w:val="20"/>
+        </w:rPr>
+        <w:t xml:space="preserve"> and Password: </w:t>
+      </w:r>
+      <w:proofErr w:type="spellStart"/>
+      <w:r>
+        <w:rPr>
+          <w:rFonts w:ascii="Arial" w:hAnsi="Arial" w:cs="Arial"/>
+          <w:sz w:val="20"/>
+          <w:szCs w:val="20"/>
+        </w:rPr>
+        <w:t>buswell</w:t>
+      </w:r>
+      <w:proofErr w:type="spellEnd"/>
+      <w:r>
+        <w:rPr>
+          <w:rFonts w:ascii="Arial" w:hAnsi="Arial" w:cs="Arial"/>
+          <w:sz w:val="20"/>
+          <w:szCs w:val="20"/>
+        </w:rPr>
+        <w:t xml:space="preserve">) in ACME. Click </w:t>
       </w:r>
       <w:r>
         <w:rPr>
@@ -2198,7 +2231,7 @@
         <w:pStyle w:val="Heading1"/>
       </w:pPr>
       <w:bookmarkStart w:id="3" w:name="_Toc392495795"/>
-      <w:bookmarkStart w:id="4" w:name="_Toc40886093"/>
+      <w:bookmarkStart w:id="4" w:name="_Toc40964571"/>
       <w:r>
         <w:lastRenderedPageBreak/>
         <w:t>Book Orders</w:t>
@@ -2612,8 +2645,9 @@
           <w:sz w:val="20"/>
           <w:szCs w:val="20"/>
         </w:rPr>
-        <w:t xml:space="preserve">ms, change </w:t>
-      </w:r>
+        <w:t xml:space="preserve">ms, </w:t>
+      </w:r>
+      <w:proofErr w:type="spellStart"/>
       <w:r>
         <w:rPr>
           <w:rFonts w:ascii="Arial" w:eastAsia="Times New Roman" w:hAnsi="Arial" w:cs="Arial"/>
@@ -2621,7 +2655,26 @@
           <w:sz w:val="20"/>
           <w:szCs w:val="20"/>
         </w:rPr>
-        <w:t>over to another cart if you are working on multiple orders, or proceed to check out using the appropriate buttons at the top of your screen.</w:t>
+        <w:t xml:space="preserve">change </w:t>
+      </w:r>
+      <w:r>
+        <w:rPr>
+          <w:rFonts w:ascii="Arial" w:eastAsia="Times New Roman" w:hAnsi="Arial" w:cs="Arial"/>
+          <w:color w:val="000000"/>
+          <w:sz w:val="20"/>
+          <w:szCs w:val="20"/>
+        </w:rPr>
+        <w:t>over</w:t>
+      </w:r>
+      <w:proofErr w:type="spellEnd"/>
+      <w:r>
+        <w:rPr>
+          <w:rFonts w:ascii="Arial" w:eastAsia="Times New Roman" w:hAnsi="Arial" w:cs="Arial"/>
+          <w:color w:val="000000"/>
+          <w:sz w:val="20"/>
+          <w:szCs w:val="20"/>
+        </w:rPr>
+        <w:t xml:space="preserve"> to another cart if you are working on multiple orders, or proceed to check out using the appropriate buttons at the top of your screen.</w:t>
       </w:r>
       <w:r>
         <w:rPr>
@@ -2993,7 +3046,7 @@
       <w:pPr>
         <w:pStyle w:val="Heading1"/>
       </w:pPr>
-      <w:bookmarkStart w:id="7" w:name="_Toc40886094"/>
+      <w:bookmarkStart w:id="7" w:name="_Toc40964572"/>
       <w:r>
         <w:t>Book Projection Spreadsheet</w:t>
       </w:r>
@@ -3120,7 +3173,7 @@
       <w:pPr>
         <w:pStyle w:val="Heading1"/>
       </w:pPr>
-      <w:bookmarkStart w:id="8" w:name="_Toc40886095"/>
+      <w:bookmarkStart w:id="8" w:name="_Toc40964573"/>
       <w:r>
         <w:t>Configuring Typing Trainer</w:t>
       </w:r>
@@ -3470,7 +3523,7 @@
       <w:pPr>
         <w:pStyle w:val="Heading1"/>
       </w:pPr>
-      <w:bookmarkStart w:id="10" w:name="_Toc40886096"/>
+      <w:bookmarkStart w:id="10" w:name="_Toc40964574"/>
       <w:bookmarkEnd w:id="9"/>
       <w:r>
         <w:lastRenderedPageBreak/>
@@ -3486,19 +3539,433 @@
     <w:p>
       <w:pPr>
         <w:pStyle w:val="NoSpacing"/>
-        <w:rPr>
-          <w:rFonts w:ascii="Arial" w:hAnsi="Arial" w:cs="Arial"/>
-          <w:sz w:val="20"/>
-          <w:szCs w:val="20"/>
-        </w:rPr>
-      </w:pPr>
-      <w:r>
-        <w:rPr>
-          <w:rFonts w:ascii="Arial" w:hAnsi="Arial" w:cs="Arial"/>
-          <w:sz w:val="20"/>
-          <w:szCs w:val="20"/>
-        </w:rPr>
-        <w:t>1. Ensure the file has the following documents:</w:t>
+      </w:pPr>
+      <w:r>
+        <w:t>When starting a new student, it's easier to keep track of what has been completed by filling out a New Start Information sheet. These are normally on the desk, or can be printed from the Documents folder (New Student Information.docx)</w:t>
+      </w:r>
+    </w:p>
+    <w:p>
+      <w:pPr>
+        <w:pStyle w:val="NoSpacing"/>
+      </w:pPr>
+    </w:p>
+    <w:p>
+      <w:pPr>
+        <w:pStyle w:val="NoSpacing"/>
+        <w:numPr>
+          <w:ilvl w:val="0"/>
+          <w:numId w:val="23"/>
+        </w:numPr>
+      </w:pPr>
+      <w:r>
+        <w:t>Enter the student's start and end date</w:t>
+      </w:r>
+    </w:p>
+    <w:p>
+      <w:pPr>
+        <w:pStyle w:val="NoSpacing"/>
+        <w:numPr>
+          <w:ilvl w:val="0"/>
+          <w:numId w:val="23"/>
+        </w:numPr>
+      </w:pPr>
+      <w:r>
+        <w:t>Enter student's name and user name (check this in CMS as it can sometimes be non-standard)</w:t>
+      </w:r>
+    </w:p>
+    <w:p>
+      <w:pPr>
+        <w:pStyle w:val="NoSpacing"/>
+        <w:numPr>
+          <w:ilvl w:val="0"/>
+          <w:numId w:val="23"/>
+        </w:numPr>
+      </w:pPr>
+      <w:r>
+        <w:t>If the student uses a different name, enter this as the given name.</w:t>
+      </w:r>
+    </w:p>
+    <w:p>
+      <w:pPr>
+        <w:pStyle w:val="NoSpacing"/>
+        <w:numPr>
+          <w:ilvl w:val="0"/>
+          <w:numId w:val="23"/>
+        </w:numPr>
+      </w:pPr>
+      <w:r>
+        <w:t>The password is usually first name and contract number (i</w:t>
+      </w:r>
+      <w:r>
+        <w:t>.</w:t>
+      </w:r>
+      <w:r>
+        <w:t>e</w:t>
+      </w:r>
+      <w:r>
+        <w:t>.</w:t>
+      </w:r>
+      <w:r>
+        <w:t xml:space="preserve"> Rod92226), but if the student has a given name, use that instead</w:t>
+      </w:r>
+    </w:p>
+    <w:p>
+      <w:pPr>
+        <w:pStyle w:val="NoSpacing"/>
+        <w:numPr>
+          <w:ilvl w:val="0"/>
+          <w:numId w:val="23"/>
+        </w:numPr>
+      </w:pPr>
+      <w:r>
+        <w:t>Enter the contract number and program that the student is enrolled in</w:t>
+      </w:r>
+    </w:p>
+    <w:p>
+      <w:pPr>
+        <w:pStyle w:val="NoSpacing"/>
+        <w:numPr>
+          <w:ilvl w:val="0"/>
+          <w:numId w:val="23"/>
+        </w:numPr>
+      </w:pPr>
+      <w:r>
+        <w:t>Enter the student's phone number and email address</w:t>
+      </w:r>
+    </w:p>
+    <w:p>
+      <w:pPr>
+        <w:pStyle w:val="NoSpacing"/>
+        <w:numPr>
+          <w:ilvl w:val="0"/>
+          <w:numId w:val="23"/>
+        </w:numPr>
+      </w:pPr>
+      <w:r>
+        <w:t>Set the password in CMS and hit Apply Changes</w:t>
+      </w:r>
+    </w:p>
+    <w:p>
+      <w:pPr>
+        <w:pStyle w:val="NoSpacing"/>
+        <w:numPr>
+          <w:ilvl w:val="0"/>
+          <w:numId w:val="23"/>
+        </w:numPr>
+      </w:pPr>
+      <w:r>
+        <w:t>Add the student in the Attendance Tracker spreadsheet, entering their name, phone number, end date, funding, and required number of hours (usually 20). For the last 3 weeks, enter NS / X / X. For the Books Behind column, enter '0' or 'Pitman' if taking the Pitman English course. Save the changes and exit the spreadsheet</w:t>
+      </w:r>
+    </w:p>
+    <w:p>
+      <w:pPr>
+        <w:pStyle w:val="NoSpacing"/>
+        <w:numPr>
+          <w:ilvl w:val="0"/>
+          <w:numId w:val="23"/>
+        </w:numPr>
+      </w:pPr>
+      <w:r>
+        <w:t>Open the Reference spreadsheet, Progress tab. Insert a new column, and enter the start date, end date, student name, and contract number</w:t>
+      </w:r>
+    </w:p>
+    <w:p>
+      <w:pPr>
+        <w:pStyle w:val="NoSpacing"/>
+        <w:numPr>
+          <w:ilvl w:val="0"/>
+          <w:numId w:val="23"/>
+        </w:numPr>
+      </w:pPr>
+      <w:r>
+        <w:t>If the student is taking individual courses, enter the courses in order. If the st</w:t>
+      </w:r>
+      <w:r>
+        <w:t>udent is taking a program, swit</w:t>
+      </w:r>
+      <w:r>
+        <w:t>ch to the Course Outline tab, copy the courses from the student's program and past them into their column.  This eliminates the need to enter long course lists each time. Save and exit the spreadsheet</w:t>
+      </w:r>
+    </w:p>
+    <w:p>
+      <w:pPr>
+        <w:pStyle w:val="NoSpacing"/>
+        <w:numPr>
+          <w:ilvl w:val="0"/>
+          <w:numId w:val="23"/>
+        </w:numPr>
+      </w:pPr>
+      <w:r>
+        <w:t>Open the Data Source for Hours Email spreadsheet on the desktop. Insert a new row with the student's email address, name, and the number of hours required to attend in a regular (usually 20) and short (usually 16) week on the Master tab. Save and exit the spreadsheet</w:t>
+      </w:r>
+    </w:p>
+    <w:p>
+      <w:pPr>
+        <w:pStyle w:val="NoSpacing"/>
+        <w:numPr>
+          <w:ilvl w:val="0"/>
+          <w:numId w:val="23"/>
+        </w:numPr>
+      </w:pPr>
+      <w:r>
+        <w:t>Go into Outlook and create a new contact for the student in the People tab.  Enter name and email address. Save and close the entry. Find the Current Student list and open it. Add the student to the Current Student list, save and exit the editing</w:t>
+      </w:r>
+    </w:p>
+    <w:p>
+      <w:pPr>
+        <w:pStyle w:val="NoSpacing"/>
+        <w:numPr>
+          <w:ilvl w:val="0"/>
+          <w:numId w:val="23"/>
+        </w:numPr>
+      </w:pPr>
+      <w:r>
+        <w:t>Open Student Data Folders on the desktop and create a folder using the student's name. Copy their books from the Course Data Files folder into their new folder</w:t>
+      </w:r>
+    </w:p>
+    <w:p>
+      <w:pPr>
+        <w:pStyle w:val="NoSpacing"/>
+        <w:numPr>
+          <w:ilvl w:val="0"/>
+          <w:numId w:val="23"/>
+        </w:numPr>
+      </w:pPr>
+      <w:r>
+        <w:t>If the student is sponsored by WCB, open the monthly reports folder on the desktop and copy the template document into the next month's folder. Rename the file and open it. Enter the student's name, WCB contract number, VRC name and fax number. This document is to be updated with the student's progress at the end of the month, and faxed along with their attendance records for the month on the first working day of the next month</w:t>
+      </w:r>
+    </w:p>
+    <w:p>
+      <w:pPr>
+        <w:pStyle w:val="NoSpacing"/>
+        <w:numPr>
+          <w:ilvl w:val="0"/>
+          <w:numId w:val="23"/>
+        </w:numPr>
+      </w:pPr>
+      <w:r>
+        <w:t>Open the 30% Meetings FINAL spreadsheet in the 30% Meetings folder in Documents. Enter the student's start and end date, total hours in the program, and number of hours required per week. This will calculate the date of the 30% meeting with Philip</w:t>
+      </w:r>
+    </w:p>
+    <w:p>
+      <w:pPr>
+        <w:pStyle w:val="NoSpacing"/>
+        <w:numPr>
+          <w:ilvl w:val="0"/>
+          <w:numId w:val="23"/>
+        </w:numPr>
+      </w:pPr>
+      <w:r>
+        <w:t>Go back to Outlook and go to the Calendar tab. Enter the student's start, end and 30% dates. For the end and 30% meeting, set a reminder for 1 week prior to each event</w:t>
+      </w:r>
+    </w:p>
+    <w:p>
+      <w:pPr>
+        <w:pStyle w:val="NoSpacing"/>
+      </w:pPr>
+    </w:p>
+    <w:p>
+      <w:pPr>
+        <w:pStyle w:val="NoSpacing"/>
+        <w:ind w:left="360"/>
+      </w:pPr>
+    </w:p>
+    <w:p>
+      <w:pPr>
+        <w:pStyle w:val="NoSpacing"/>
+        <w:ind w:left="360"/>
+      </w:pPr>
+    </w:p>
+    <w:p>
+      <w:pPr>
+        <w:pStyle w:val="NoSpacing"/>
+        <w:ind w:left="360"/>
+      </w:pPr>
+    </w:p>
+    <w:p>
+      <w:pPr>
+        <w:pStyle w:val="NoSpacing"/>
+        <w:ind w:left="360"/>
+      </w:pPr>
+    </w:p>
+    <w:p>
+      <w:pPr>
+        <w:pStyle w:val="NoSpacing"/>
+        <w:ind w:left="360"/>
+      </w:pPr>
+      <w:r>
+        <w:lastRenderedPageBreak/>
+        <w:t>On the day that the student starts:</w:t>
+      </w:r>
+    </w:p>
+    <w:p>
+      <w:pPr>
+        <w:pStyle w:val="NoSpacing"/>
+      </w:pPr>
+    </w:p>
+    <w:p>
+      <w:pPr>
+        <w:pStyle w:val="NoSpacing"/>
+        <w:numPr>
+          <w:ilvl w:val="0"/>
+          <w:numId w:val="24"/>
+        </w:numPr>
+      </w:pPr>
+      <w:r>
+        <w:t>Log  into Campus Login (https://my.campuslogin.com) with your credentials</w:t>
+      </w:r>
+    </w:p>
+    <w:p>
+      <w:pPr>
+        <w:pStyle w:val="NoSpacing"/>
+        <w:numPr>
+          <w:ilvl w:val="0"/>
+          <w:numId w:val="24"/>
+        </w:numPr>
+      </w:pPr>
+      <w:r>
+        <w:t>Click the Proceed to My Home Page link</w:t>
+      </w:r>
+    </w:p>
+    <w:p>
+      <w:pPr>
+        <w:pStyle w:val="NoSpacing"/>
+        <w:numPr>
+          <w:ilvl w:val="0"/>
+          <w:numId w:val="24"/>
+        </w:numPr>
+      </w:pPr>
+      <w:r>
+        <w:t>Click on Quick Search under Contacts on the left-hand side</w:t>
+      </w:r>
+    </w:p>
+    <w:p>
+      <w:pPr>
+        <w:pStyle w:val="NoSpacing"/>
+        <w:numPr>
+          <w:ilvl w:val="0"/>
+          <w:numId w:val="24"/>
+        </w:numPr>
+      </w:pPr>
+      <w:r>
+        <w:t>Enter the student's name and hit Submit</w:t>
+      </w:r>
+    </w:p>
+    <w:p>
+      <w:pPr>
+        <w:pStyle w:val="NoSpacing"/>
+        <w:numPr>
+          <w:ilvl w:val="0"/>
+          <w:numId w:val="24"/>
+        </w:numPr>
+      </w:pPr>
+      <w:r>
+        <w:t>Click View on the right-hand side of their listing</w:t>
+      </w:r>
+    </w:p>
+    <w:p>
+      <w:pPr>
+        <w:pStyle w:val="NoSpacing"/>
+        <w:numPr>
+          <w:ilvl w:val="0"/>
+          <w:numId w:val="24"/>
+        </w:numPr>
+      </w:pPr>
+      <w:r>
+        <w:t>Scroll down to the Program Profile and click the Start checkbox. This will automatically enter the current date. Scroll down and click the Save box</w:t>
+      </w:r>
+    </w:p>
+    <w:p>
+      <w:pPr>
+        <w:pStyle w:val="NoSpacing"/>
+        <w:numPr>
+          <w:ilvl w:val="0"/>
+          <w:numId w:val="24"/>
+        </w:numPr>
+      </w:pPr>
+      <w:r>
+        <w:t>Log</w:t>
+      </w:r>
+      <w:r>
+        <w:t xml:space="preserve"> out of Campus Login</w:t>
+      </w:r>
+    </w:p>
+    <w:p>
+      <w:pPr>
+        <w:pStyle w:val="NoSpacing"/>
+        <w:numPr>
+          <w:ilvl w:val="0"/>
+          <w:numId w:val="24"/>
+        </w:numPr>
+      </w:pPr>
+      <w:r>
+        <w:t>Log into CMS with your credentials, and search for the student. Go to the Program/Contract tab</w:t>
+      </w:r>
+    </w:p>
+    <w:p>
+      <w:pPr>
+        <w:pStyle w:val="NoSpacing"/>
+        <w:numPr>
+          <w:ilvl w:val="0"/>
+          <w:numId w:val="24"/>
+        </w:numPr>
+      </w:pPr>
+      <w:r>
+        <w:t>Click on the entry in the Contract List</w:t>
+      </w:r>
+    </w:p>
+    <w:p>
+      <w:pPr>
+        <w:pStyle w:val="NoSpacing"/>
+        <w:numPr>
+          <w:ilvl w:val="0"/>
+          <w:numId w:val="24"/>
+        </w:numPr>
+      </w:pPr>
+      <w:r>
+        <w:t>Enter the student's contract number (i.e. BC92226), click Start Contract</w:t>
+      </w:r>
+    </w:p>
+    <w:p>
+      <w:pPr>
+        <w:pStyle w:val="NoSpacing"/>
+        <w:numPr>
+          <w:ilvl w:val="0"/>
+          <w:numId w:val="24"/>
+        </w:numPr>
+      </w:pPr>
+      <w:r>
+        <w:t>Click OK and Apply Changes</w:t>
+      </w:r>
+    </w:p>
+    <w:p>
+      <w:pPr>
+        <w:pStyle w:val="NoSpacing"/>
+        <w:numPr>
+          <w:ilvl w:val="0"/>
+          <w:numId w:val="24"/>
+        </w:numPr>
+      </w:pPr>
+      <w:r>
+        <w:t xml:space="preserve">Activate the first course by double clicking on the course and set the date in the Start date field. </w:t>
+      </w:r>
+      <w:r>
+        <w:t>Cli</w:t>
+      </w:r>
+      <w:r>
+        <w:t>ck OK and Apply Changes</w:t>
+      </w:r>
+    </w:p>
+    <w:p>
+      <w:pPr>
+        <w:pStyle w:val="NoSpacing"/>
+        <w:numPr>
+          <w:ilvl w:val="0"/>
+          <w:numId w:val="24"/>
+        </w:numPr>
+      </w:pPr>
+      <w:r>
+        <w:t>Repeat for the remaining two of the first three courses and click Apply Changes</w:t>
       </w:r>
     </w:p>
     <w:p>
@@ -3507,7 +3974,7 @@
       </w:pPr>
       <w:bookmarkStart w:id="11" w:name="_Toc355966193"/>
       <w:bookmarkStart w:id="12" w:name="_Toc392495798"/>
-      <w:bookmarkStart w:id="13" w:name="_Toc40886097"/>
+      <w:bookmarkStart w:id="13" w:name="_Toc40964575"/>
       <w:r>
         <w:t>Order of Student Files</w:t>
       </w:r>
@@ -4275,7 +4742,7 @@
         <w:pStyle w:val="Heading1"/>
       </w:pPr>
       <w:bookmarkStart w:id="14" w:name="_Toc392495800"/>
-      <w:bookmarkStart w:id="15" w:name="_Toc40886098"/>
+      <w:bookmarkStart w:id="15" w:name="_Toc40964576"/>
       <w:r>
         <w:t>Closing a File</w:t>
       </w:r>
@@ -4696,6 +5163,7 @@
           <w:sz w:val="20"/>
           <w:szCs w:val="20"/>
         </w:rPr>
+        <w:lastRenderedPageBreak/>
         <w:t>On the Main Tab: change status from Active to Inactive.</w:t>
       </w:r>
     </w:p>
@@ -5212,16 +5680,7 @@
           <w:sz w:val="20"/>
           <w:szCs w:val="20"/>
         </w:rPr>
-        <w:t xml:space="preserve"> and </w:t>
-      </w:r>
-      <w:r>
-        <w:rPr>
-          <w:rFonts w:ascii="Arial" w:hAnsi="Arial" w:cs="Arial"/>
-          <w:sz w:val="20"/>
-          <w:szCs w:val="20"/>
-        </w:rPr>
-        <w:lastRenderedPageBreak/>
-        <w:t>make a copy of it.</w:t>
+        <w:t xml:space="preserve"> and make a copy of it.</w:t>
       </w:r>
     </w:p>
     <w:p>
@@ -6489,6 +6948,7 @@
           <w:sz w:val="20"/>
           <w:szCs w:val="20"/>
         </w:rPr>
+        <w:lastRenderedPageBreak/>
         <w:t>1</w:t>
       </w:r>
       <w:r>
@@ -6526,7 +6986,7 @@
       <w:pPr>
         <w:pStyle w:val="Heading1"/>
       </w:pPr>
-      <w:bookmarkStart w:id="17" w:name="_Toc40886099"/>
+      <w:bookmarkStart w:id="17" w:name="_Toc40964577"/>
       <w:r>
         <w:lastRenderedPageBreak/>
         <w:t>Data Witness</w:t>
@@ -6719,8 +7179,17 @@
           <w:szCs w:val="20"/>
         </w:rPr>
         <w:tab/>
+      </w:r>
+      <w:proofErr w:type="spellStart"/>
+      <w:r>
+        <w:rPr>
+          <w:rFonts w:ascii="Arial" w:hAnsi="Arial" w:cs="Arial"/>
+          <w:sz w:val="20"/>
+          <w:szCs w:val="20"/>
+        </w:rPr>
         <w:t>academyoflearningric</w:t>
       </w:r>
+      <w:proofErr w:type="spellEnd"/>
     </w:p>
     <w:p>
       <w:pPr>
@@ -6825,7 +7294,25 @@
           <w:sz w:val="20"/>
           <w:szCs w:val="20"/>
         </w:rPr>
-        <w:t>4.  Under the StoreIt tab, navigate to the year corresponding to the student’s file folder.</w:t>
+        <w:t xml:space="preserve">4.  Under the </w:t>
+      </w:r>
+      <w:proofErr w:type="spellStart"/>
+      <w:r>
+        <w:rPr>
+          <w:rFonts w:ascii="Arial" w:hAnsi="Arial" w:cs="Arial"/>
+          <w:sz w:val="20"/>
+          <w:szCs w:val="20"/>
+        </w:rPr>
+        <w:t>StoreIt</w:t>
+      </w:r>
+      <w:proofErr w:type="spellEnd"/>
+      <w:r>
+        <w:rPr>
+          <w:rFonts w:ascii="Arial" w:hAnsi="Arial" w:cs="Arial"/>
+          <w:sz w:val="20"/>
+          <w:szCs w:val="20"/>
+        </w:rPr>
+        <w:t xml:space="preserve"> tab, navigate to the year corresponding to the student’s file folder.</w:t>
       </w:r>
     </w:p>
     <w:p>
@@ -7195,7 +7682,15 @@
         <w:fldChar w:fldCharType="end"/>
       </w:r>
       <w:r>
-        <w:t xml:space="preserve">  2. Diploma  3. Contract (</w:t>
+        <w:t xml:space="preserve">  2. </w:t>
+      </w:r>
+      <w:proofErr w:type="gramStart"/>
+      <w:r>
+        <w:t>Diploma  3</w:t>
+      </w:r>
+      <w:proofErr w:type="gramEnd"/>
+      <w:r>
+        <w:t>. Contract (</w:t>
       </w:r>
       <w:r>
         <w:rPr>
@@ -7222,15 +7717,20 @@
         <w:pStyle w:val="Heading1"/>
       </w:pPr>
       <w:bookmarkStart w:id="18" w:name="_Toc392495808"/>
-      <w:bookmarkStart w:id="19" w:name="_Toc40886100"/>
+      <w:bookmarkStart w:id="19" w:name="_Toc40964578"/>
       <w:r>
         <w:t>E</w:t>
       </w:r>
       <w:r>
-        <w:t>xam Invigilations</w:t>
+        <w:t xml:space="preserve">xam </w:t>
+      </w:r>
+      <w:proofErr w:type="spellStart"/>
+      <w:r>
+        <w:t>Invigilations</w:t>
       </w:r>
       <w:bookmarkEnd w:id="18"/>
       <w:bookmarkEnd w:id="19"/>
+      <w:proofErr w:type="spellEnd"/>
     </w:p>
     <w:p/>
     <w:p>
@@ -7383,7 +7883,7 @@
       </w:pPr>
       <w:bookmarkStart w:id="20" w:name="_Toc355966202"/>
       <w:bookmarkStart w:id="21" w:name="_Toc392495809"/>
-      <w:bookmarkStart w:id="22" w:name="_Toc40886101"/>
+      <w:bookmarkStart w:id="22" w:name="_Toc40964579"/>
       <w:r>
         <w:lastRenderedPageBreak/>
         <w:t>Booking an Exam</w:t>
@@ -7492,7 +7992,7 @@
       <w:pPr>
         <w:pStyle w:val="Heading2"/>
       </w:pPr>
-      <w:bookmarkStart w:id="25" w:name="_Toc40886102"/>
+      <w:bookmarkStart w:id="25" w:name="_Toc40964580"/>
       <w:r>
         <w:t>The Day of the Exam</w:t>
       </w:r>
@@ -7536,7 +8036,7 @@
         <w:pStyle w:val="Heading1"/>
       </w:pPr>
       <w:bookmarkStart w:id="26" w:name="_Toc392495813"/>
-      <w:bookmarkStart w:id="27" w:name="_Toc40886103"/>
+      <w:bookmarkStart w:id="27" w:name="_Toc40964581"/>
       <w:r>
         <w:t>O</w:t>
       </w:r>
@@ -8340,7 +8840,7 @@
       <w:pPr>
         <w:pStyle w:val="Heading1"/>
       </w:pPr>
-      <w:bookmarkStart w:id="29" w:name="_Toc40886104"/>
+      <w:bookmarkStart w:id="29" w:name="_Toc40964582"/>
       <w:r>
         <w:t>Order of Documents in Student Folder (Closed)</w:t>
       </w:r>
@@ -9355,7 +9855,7 @@
         <w:pStyle w:val="Heading1"/>
       </w:pPr>
       <w:bookmarkStart w:id="30" w:name="_Toc392495815"/>
-      <w:bookmarkStart w:id="31" w:name="_Toc40886105"/>
+      <w:bookmarkStart w:id="31" w:name="_Toc40964583"/>
       <w:r>
         <w:t>T2202A</w:t>
       </w:r>
@@ -9582,7 +10082,25 @@
           <w:sz w:val="20"/>
           <w:szCs w:val="20"/>
         </w:rPr>
-        <w:t>The T2202A filters box will appear.  Select the year you wish to generate tax receipts for (ie, in 2016 you would be generating the 2015 forms)</w:t>
+        <w:t>The T2202A filters box will appear.  Select the year you wish to generate tax receipts for (</w:t>
+      </w:r>
+      <w:proofErr w:type="spellStart"/>
+      <w:r>
+        <w:rPr>
+          <w:rFonts w:ascii="Arial" w:hAnsi="Arial" w:cs="Arial"/>
+          <w:sz w:val="20"/>
+          <w:szCs w:val="20"/>
+        </w:rPr>
+        <w:t>ie</w:t>
+      </w:r>
+      <w:proofErr w:type="spellEnd"/>
+      <w:r>
+        <w:rPr>
+          <w:rFonts w:ascii="Arial" w:hAnsi="Arial" w:cs="Arial"/>
+          <w:sz w:val="20"/>
+          <w:szCs w:val="20"/>
+        </w:rPr>
+        <w:t>, in 2016 you would be generating the 2015 forms)</w:t>
       </w:r>
     </w:p>
     <w:p>
@@ -9732,7 +10250,7 @@
         <w:pStyle w:val="Heading1"/>
       </w:pPr>
       <w:bookmarkStart w:id="32" w:name="_Toc392495817"/>
-      <w:bookmarkStart w:id="33" w:name="_Toc40886106"/>
+      <w:bookmarkStart w:id="33" w:name="_Toc40964584"/>
       <w:r>
         <w:t>Transcripts</w:t>
       </w:r>
@@ -10279,7 +10797,25 @@
           <w:sz w:val="20"/>
           <w:szCs w:val="20"/>
         </w:rPr>
-        <w:t>.  Save the transcript as an .xls file in the designated Transcripts folder using the Campus Name-Student Name (Program Name) naming scheme.</w:t>
+        <w:t>.  Save the transcript as an .</w:t>
+      </w:r>
+      <w:proofErr w:type="spellStart"/>
+      <w:r>
+        <w:rPr>
+          <w:rFonts w:ascii="Arial" w:hAnsi="Arial" w:cs="Arial"/>
+          <w:sz w:val="20"/>
+          <w:szCs w:val="20"/>
+        </w:rPr>
+        <w:t>xls</w:t>
+      </w:r>
+      <w:proofErr w:type="spellEnd"/>
+      <w:r>
+        <w:rPr>
+          <w:rFonts w:ascii="Arial" w:hAnsi="Arial" w:cs="Arial"/>
+          <w:sz w:val="20"/>
+          <w:szCs w:val="20"/>
+        </w:rPr>
+        <w:t xml:space="preserve"> file in the designated Transcripts folder using the Campus Name-Student Name (Program Name) naming scheme.</w:t>
       </w:r>
     </w:p>
     <w:p>
@@ -10530,7 +11066,7 @@
         <w:pStyle w:val="Heading1"/>
       </w:pPr>
       <w:bookmarkStart w:id="34" w:name="_Toc392495818"/>
-      <w:bookmarkStart w:id="35" w:name="_Toc40886107"/>
+      <w:bookmarkStart w:id="35" w:name="_Toc40964585"/>
       <w:r>
         <w:lastRenderedPageBreak/>
         <w:t>Server and Email Configuration</w:t>
@@ -10552,13 +11088,23 @@
           <w:szCs w:val="20"/>
         </w:rPr>
       </w:pPr>
-      <w:r>
-        <w:rPr>
-          <w:rFonts w:ascii="Arial" w:hAnsi="Arial" w:cs="Arial"/>
-          <w:sz w:val="20"/>
-          <w:szCs w:val="20"/>
-        </w:rPr>
-        <w:t>Telus Internet Service Account:</w:t>
+      <w:proofErr w:type="spellStart"/>
+      <w:r>
+        <w:rPr>
+          <w:rFonts w:ascii="Arial" w:hAnsi="Arial" w:cs="Arial"/>
+          <w:sz w:val="20"/>
+          <w:szCs w:val="20"/>
+        </w:rPr>
+        <w:t>Telus</w:t>
+      </w:r>
+      <w:proofErr w:type="spellEnd"/>
+      <w:r>
+        <w:rPr>
+          <w:rFonts w:ascii="Arial" w:hAnsi="Arial" w:cs="Arial"/>
+          <w:sz w:val="20"/>
+          <w:szCs w:val="20"/>
+        </w:rPr>
+        <w:t xml:space="preserve"> Internet Service Account:</w:t>
       </w:r>
       <w:r>
         <w:rPr>
@@ -10735,6 +11281,8 @@
         </w:rPr>
         <w:tab/>
       </w:r>
+      <w:proofErr w:type="spellStart"/>
+      <w:proofErr w:type="gramStart"/>
       <w:r>
         <w:rPr>
           <w:rFonts w:ascii="Arial" w:hAnsi="Arial" w:cs="Arial"/>
@@ -10743,6 +11291,8 @@
         </w:rPr>
         <w:t>higgins</w:t>
       </w:r>
+      <w:proofErr w:type="spellEnd"/>
+      <w:proofErr w:type="gramEnd"/>
     </w:p>
     <w:p>
       <w:pPr>
@@ -10754,7 +11304,7 @@
         <w:pStyle w:val="Heading2"/>
       </w:pPr>
       <w:bookmarkStart w:id="36" w:name="_Toc392495819"/>
-      <w:bookmarkStart w:id="37" w:name="_Toc40886108"/>
+      <w:bookmarkStart w:id="37" w:name="_Toc40964586"/>
       <w:r>
         <w:t>Email addresses in use</w:t>
       </w:r>
@@ -11117,6 +11667,14 @@
           <w:szCs w:val="20"/>
         </w:rPr>
         <w:tab/>
+      </w:r>
+      <w:proofErr w:type="gramStart"/>
+      <w:r>
+        <w:rPr>
+          <w:rFonts w:ascii="Arial" w:hAnsi="Arial" w:cs="Arial"/>
+          <w:sz w:val="20"/>
+          <w:szCs w:val="20"/>
+        </w:rPr>
         <w:t>p</w:t>
       </w:r>
       <w:r>
@@ -11127,6 +11685,7 @@
         </w:rPr>
         <w:t>hilip.aolcc@telus.net</w:t>
       </w:r>
+      <w:proofErr w:type="gramEnd"/>
       <w:r>
         <w:rPr>
           <w:rFonts w:ascii="Arial" w:hAnsi="Arial" w:cs="Arial"/>
@@ -11194,6 +11753,7 @@
         </w:rPr>
         <w:tab/>
       </w:r>
+      <w:proofErr w:type="gramStart"/>
       <w:r>
         <w:rPr>
           <w:rFonts w:ascii="Arial" w:hAnsi="Arial" w:cs="Arial"/>
@@ -11202,6 +11762,7 @@
         </w:rPr>
         <w:t>cdr@telus.net</w:t>
       </w:r>
+      <w:proofErr w:type="gramEnd"/>
       <w:r>
         <w:rPr>
           <w:rFonts w:ascii="Arial" w:hAnsi="Arial" w:cs="Arial"/>
@@ -11361,7 +11922,7 @@
         <w:pStyle w:val="Heading2"/>
       </w:pPr>
       <w:bookmarkStart w:id="38" w:name="_Toc392495820"/>
-      <w:bookmarkStart w:id="39" w:name="_Toc40886109"/>
+      <w:bookmarkStart w:id="39" w:name="_Toc40964587"/>
       <w:r>
         <w:t>Server Configuration</w:t>
       </w:r>
@@ -11634,7 +12195,7 @@
         <w:pStyle w:val="Heading1"/>
       </w:pPr>
       <w:bookmarkStart w:id="40" w:name="_Toc392495821"/>
-      <w:bookmarkStart w:id="41" w:name="_Toc40886110"/>
+      <w:bookmarkStart w:id="41" w:name="_Toc40964588"/>
       <w:r>
         <w:lastRenderedPageBreak/>
         <w:t>Wireless Internet Issues</w:t>
@@ -11781,6 +12342,7 @@
         </w:rPr>
         <w:tab/>
       </w:r>
+      <w:proofErr w:type="spellStart"/>
       <w:r>
         <w:rPr>
           <w:rFonts w:ascii="Arial" w:hAnsi="Arial" w:cs="Arial"/>
@@ -11789,6 +12351,7 @@
         </w:rPr>
         <w:t>colemm</w:t>
       </w:r>
+      <w:proofErr w:type="spellEnd"/>
     </w:p>
     <w:p>
       <w:pPr>
@@ -12299,6 +12862,7 @@
         </w:rPr>
         <w:t xml:space="preserve">If the Radio status indicates that it is </w:t>
       </w:r>
+      <w:proofErr w:type="gramStart"/>
       <w:r>
         <w:rPr>
           <w:rFonts w:ascii="Arial" w:hAnsi="Arial" w:cs="Arial"/>
@@ -12308,6 +12872,7 @@
         </w:rPr>
         <w:t>Disabled</w:t>
       </w:r>
+      <w:proofErr w:type="gramEnd"/>
       <w:r>
         <w:rPr>
           <w:rFonts w:ascii="Arial" w:hAnsi="Arial" w:cs="Arial"/>
@@ -12545,7 +13110,7 @@
         <w:pStyle w:val="Heading1"/>
       </w:pPr>
       <w:bookmarkStart w:id="42" w:name="_Toc392495822"/>
-      <w:bookmarkStart w:id="43" w:name="_Toc40886111"/>
+      <w:bookmarkStart w:id="43" w:name="_Toc40964589"/>
       <w:r>
         <w:lastRenderedPageBreak/>
         <w:t>Printers</w:t>
@@ -12603,7 +13168,7 @@
       </w:pPr>
       <w:bookmarkStart w:id="44" w:name="_Toc392495823"/>
       <w:bookmarkStart w:id="45" w:name="_Toc447275619"/>
-      <w:bookmarkStart w:id="46" w:name="_Toc40886112"/>
+      <w:bookmarkStart w:id="46" w:name="_Toc40964590"/>
       <w:r>
         <w:t>Brother HL5370DW</w:t>
       </w:r>
@@ -12765,7 +13330,7 @@
       </w:pPr>
       <w:bookmarkStart w:id="47" w:name="_Toc392495824"/>
       <w:bookmarkStart w:id="48" w:name="_Toc447275620"/>
-      <w:bookmarkStart w:id="49" w:name="_Toc40886113"/>
+      <w:bookmarkStart w:id="49" w:name="_Toc40964591"/>
       <w:r>
         <w:t>Brother MFC-8460N</w:t>
       </w:r>
@@ -12799,7 +13364,7 @@
         <w:br w:type="page"/>
       </w:r>
       <w:bookmarkStart w:id="50" w:name="_Toc392495825"/>
-      <w:bookmarkStart w:id="51" w:name="_Toc40886114"/>
+      <w:bookmarkStart w:id="51" w:name="_Toc40964592"/>
       <w:r>
         <w:lastRenderedPageBreak/>
         <w:t>Activating Office 2010 Manually</w:t>
@@ -12908,7 +13473,7 @@
         <w:pStyle w:val="Heading2"/>
       </w:pPr>
       <w:bookmarkStart w:id="52" w:name="_Toc392495826"/>
-      <w:bookmarkStart w:id="53" w:name="_Toc40886115"/>
+      <w:bookmarkStart w:id="53" w:name="_Toc40964593"/>
       <w:r>
         <w:t>Activate Office Using OSPP.VBS</w:t>
       </w:r>
@@ -12969,19 +13534,33 @@
         <w:rPr>
           <w:lang w:eastAsia="en-US"/>
         </w:rPr>
-        <w:t>C:\PROGRAM FILES\MICROSOFT OFFICE\OFFICE14&gt; cscript ospp.vbs /act</w:t>
-      </w:r>
-    </w:p>
-    <w:p>
-      <w:pPr>
+        <w:t xml:space="preserve">C:\PROGRAM FILES\MICROSOFT OFFICE\OFFICE14&gt; </w:t>
+      </w:r>
+      <w:proofErr w:type="spellStart"/>
+      <w:r>
         <w:rPr>
           <w:lang w:eastAsia="en-US"/>
         </w:rPr>
-      </w:pPr>
+        <w:t>cscript</w:t>
+      </w:r>
+      <w:proofErr w:type="spellEnd"/>
       <w:r>
         <w:rPr>
           <w:lang w:eastAsia="en-US"/>
         </w:rPr>
+        <w:t xml:space="preserve"> ospp.vbs /act</w:t>
+      </w:r>
+    </w:p>
+    <w:p>
+      <w:pPr>
+        <w:rPr>
+          <w:lang w:eastAsia="en-US"/>
+        </w:rPr>
+      </w:pPr>
+      <w:r>
+        <w:rPr>
+          <w:lang w:eastAsia="en-US"/>
+        </w:rPr>
         <w:t>This should report that the activation was successful.  You can then open any Office program and confirm that Office is activated.</w:t>
       </w:r>
     </w:p>
@@ -12990,7 +13569,7 @@
         <w:pStyle w:val="Heading1"/>
       </w:pPr>
       <w:bookmarkStart w:id="54" w:name="_Toc392495827"/>
-      <w:bookmarkStart w:id="55" w:name="_Toc40886116"/>
+      <w:bookmarkStart w:id="55" w:name="_Toc40964594"/>
       <w:r>
         <w:t>ACME Login Errors – Security Permissions</w:t>
       </w:r>
@@ -14082,7 +14661,7 @@
                               <w:sz w:val="40"/>
                               <w:szCs w:val="40"/>
                             </w:rPr>
-                            <w:t>2</w:t>
+                            <w:t>16</w:t>
                           </w:r>
                           <w:r>
                             <w:rPr>
@@ -14169,7 +14748,7 @@
                         <w:sz w:val="40"/>
                         <w:szCs w:val="40"/>
                       </w:rPr>
-                      <w:t>2</w:t>
+                      <w:t>16</w:t>
                     </w:r>
                     <w:r>
                       <w:rPr>
@@ -14258,7 +14837,7 @@
         </mc:Choice>
         <mc:Fallback>
           <w:pict>
-            <v:rect w14:anchorId="5781F280" id="Rectangle 4" o:spid="_x0000_s1026" style="position:absolute;margin-left:0;margin-top:0;width:468pt;height:2.85pt;z-index:-251656192;visibility:visible;mso-wrap-style:square;mso-width-percent:1000;mso-height-percent:0;mso-wrap-distance-left:9pt;mso-wrap-distance-top:7.2pt;mso-wrap-distance-right:9pt;mso-wrap-distance-bottom:7.2pt;mso-position-horizontal:center;mso-position-horizontal-relative:margin;mso-position-vertical:top;mso-position-vertical-relative:bottom-margin-area;mso-width-percent:1000;mso-height-percent:0;mso-width-relative:margin;mso-height-relative:margin;v-text-anchor:middle" o:gfxdata="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" fillcolor="#4f81bd [3204]" stroked="f" strokeweight="2pt">
+            <v:rect w14:anchorId="62BA784A" id="Rectangle 4" o:spid="_x0000_s1026" style="position:absolute;margin-left:0;margin-top:0;width:468pt;height:2.85pt;z-index:-251656192;visibility:visible;mso-wrap-style:square;mso-width-percent:1000;mso-height-percent:0;mso-wrap-distance-left:9pt;mso-wrap-distance-top:7.2pt;mso-wrap-distance-right:9pt;mso-wrap-distance-bottom:7.2pt;mso-position-horizontal:center;mso-position-horizontal-relative:margin;mso-position-vertical:top;mso-position-vertical-relative:bottom-margin-area;mso-width-percent:1000;mso-height-percent:0;mso-width-relative:margin;mso-height-relative:margin;v-text-anchor:middle" o:gfxdata="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" fillcolor="#4f81bd [3204]" stroked="f" strokeweight="2pt">
               <w10:wrap type="square" anchorx="margin" anchory="margin"/>
             </v:rect>
           </w:pict>
@@ -14542,6 +15121,95 @@
     </w:lvl>
   </w:abstractNum>
   <w:abstractNum w:abstractNumId="2" w15:restartNumberingAfterBreak="0">
+    <w:nsid w:val="126D24C3"/>
+    <w:multiLevelType w:val="hybridMultilevel"/>
+    <w:tmpl w:val="E9EECCA8"/>
+    <w:lvl w:ilvl="0" w:tplc="0409000F">
+      <w:start w:val="1"/>
+      <w:numFmt w:val="decimal"/>
+      <w:lvlText w:val="%1."/>
+      <w:lvlJc w:val="left"/>
+      <w:pPr>
+        <w:ind w:left="720" w:hanging="360"/>
+      </w:pPr>
+      <w:rPr>
+        <w:rFonts w:hint="default"/>
+      </w:rPr>
+    </w:lvl>
+    <w:lvl w:ilvl="1" w:tplc="04090019" w:tentative="1">
+      <w:start w:val="1"/>
+      <w:numFmt w:val="lowerLetter"/>
+      <w:lvlText w:val="%2."/>
+      <w:lvlJc w:val="left"/>
+      <w:pPr>
+        <w:ind w:left="1440" w:hanging="360"/>
+      </w:pPr>
+    </w:lvl>
+    <w:lvl w:ilvl="2" w:tplc="0409001B" w:tentative="1">
+      <w:start w:val="1"/>
+      <w:numFmt w:val="lowerRoman"/>
+      <w:lvlText w:val="%3."/>
+      <w:lvlJc w:val="right"/>
+      <w:pPr>
+        <w:ind w:left="2160" w:hanging="180"/>
+      </w:pPr>
+    </w:lvl>
+    <w:lvl w:ilvl="3" w:tplc="0409000F" w:tentative="1">
+      <w:start w:val="1"/>
+      <w:numFmt w:val="decimal"/>
+      <w:lvlText w:val="%4."/>
+      <w:lvlJc w:val="left"/>
+      <w:pPr>
+        <w:ind w:left="2880" w:hanging="360"/>
+      </w:pPr>
+    </w:lvl>
+    <w:lvl w:ilvl="4" w:tplc="04090019" w:tentative="1">
+      <w:start w:val="1"/>
+      <w:numFmt w:val="lowerLetter"/>
+      <w:lvlText w:val="%5."/>
+      <w:lvlJc w:val="left"/>
+      <w:pPr>
+        <w:ind w:left="3600" w:hanging="360"/>
+      </w:pPr>
+    </w:lvl>
+    <w:lvl w:ilvl="5" w:tplc="0409001B" w:tentative="1">
+      <w:start w:val="1"/>
+      <w:numFmt w:val="lowerRoman"/>
+      <w:lvlText w:val="%6."/>
+      <w:lvlJc w:val="right"/>
+      <w:pPr>
+        <w:ind w:left="4320" w:hanging="180"/>
+      </w:pPr>
+    </w:lvl>
+    <w:lvl w:ilvl="6" w:tplc="0409000F" w:tentative="1">
+      <w:start w:val="1"/>
+      <w:numFmt w:val="decimal"/>
+      <w:lvlText w:val="%7."/>
+      <w:lvlJc w:val="left"/>
+      <w:pPr>
+        <w:ind w:left="5040" w:hanging="360"/>
+      </w:pPr>
+    </w:lvl>
+    <w:lvl w:ilvl="7" w:tplc="04090019" w:tentative="1">
+      <w:start w:val="1"/>
+      <w:numFmt w:val="lowerLetter"/>
+      <w:lvlText w:val="%8."/>
+      <w:lvlJc w:val="left"/>
+      <w:pPr>
+        <w:ind w:left="5760" w:hanging="360"/>
+      </w:pPr>
+    </w:lvl>
+    <w:lvl w:ilvl="8" w:tplc="0409001B" w:tentative="1">
+      <w:start w:val="1"/>
+      <w:numFmt w:val="lowerRoman"/>
+      <w:lvlText w:val="%9."/>
+      <w:lvlJc w:val="right"/>
+      <w:pPr>
+        <w:ind w:left="6480" w:hanging="180"/>
+      </w:pPr>
+    </w:lvl>
+  </w:abstractNum>
+  <w:abstractNum w:abstractNumId="3" w15:restartNumberingAfterBreak="0">
     <w:nsid w:val="17280780"/>
     <w:multiLevelType w:val="hybridMultilevel"/>
     <w:tmpl w:val="BBBCD37A"/>
@@ -14630,7 +15298,93 @@
       </w:pPr>
     </w:lvl>
   </w:abstractNum>
-  <w:abstractNum w:abstractNumId="3" w15:restartNumberingAfterBreak="0">
+  <w:abstractNum w:abstractNumId="4" w15:restartNumberingAfterBreak="0">
+    <w:nsid w:val="1AC70843"/>
+    <w:multiLevelType w:val="hybridMultilevel"/>
+    <w:tmpl w:val="234A29FE"/>
+    <w:lvl w:ilvl="0" w:tplc="0409000F">
+      <w:start w:val="1"/>
+      <w:numFmt w:val="decimal"/>
+      <w:lvlText w:val="%1."/>
+      <w:lvlJc w:val="left"/>
+      <w:pPr>
+        <w:ind w:left="720" w:hanging="360"/>
+      </w:pPr>
+    </w:lvl>
+    <w:lvl w:ilvl="1" w:tplc="04090019" w:tentative="1">
+      <w:start w:val="1"/>
+      <w:numFmt w:val="lowerLetter"/>
+      <w:lvlText w:val="%2."/>
+      <w:lvlJc w:val="left"/>
+      <w:pPr>
+        <w:ind w:left="1440" w:hanging="360"/>
+      </w:pPr>
+    </w:lvl>
+    <w:lvl w:ilvl="2" w:tplc="0409001B" w:tentative="1">
+      <w:start w:val="1"/>
+      <w:numFmt w:val="lowerRoman"/>
+      <w:lvlText w:val="%3."/>
+      <w:lvlJc w:val="right"/>
+      <w:pPr>
+        <w:ind w:left="2160" w:hanging="180"/>
+      </w:pPr>
+    </w:lvl>
+    <w:lvl w:ilvl="3" w:tplc="0409000F" w:tentative="1">
+      <w:start w:val="1"/>
+      <w:numFmt w:val="decimal"/>
+      <w:lvlText w:val="%4."/>
+      <w:lvlJc w:val="left"/>
+      <w:pPr>
+        <w:ind w:left="2880" w:hanging="360"/>
+      </w:pPr>
+    </w:lvl>
+    <w:lvl w:ilvl="4" w:tplc="04090019" w:tentative="1">
+      <w:start w:val="1"/>
+      <w:numFmt w:val="lowerLetter"/>
+      <w:lvlText w:val="%5."/>
+      <w:lvlJc w:val="left"/>
+      <w:pPr>
+        <w:ind w:left="3600" w:hanging="360"/>
+      </w:pPr>
+    </w:lvl>
+    <w:lvl w:ilvl="5" w:tplc="0409001B" w:tentative="1">
+      <w:start w:val="1"/>
+      <w:numFmt w:val="lowerRoman"/>
+      <w:lvlText w:val="%6."/>
+      <w:lvlJc w:val="right"/>
+      <w:pPr>
+        <w:ind w:left="4320" w:hanging="180"/>
+      </w:pPr>
+    </w:lvl>
+    <w:lvl w:ilvl="6" w:tplc="0409000F" w:tentative="1">
+      <w:start w:val="1"/>
+      <w:numFmt w:val="decimal"/>
+      <w:lvlText w:val="%7."/>
+      <w:lvlJc w:val="left"/>
+      <w:pPr>
+        <w:ind w:left="5040" w:hanging="360"/>
+      </w:pPr>
+    </w:lvl>
+    <w:lvl w:ilvl="7" w:tplc="04090019" w:tentative="1">
+      <w:start w:val="1"/>
+      <w:numFmt w:val="lowerLetter"/>
+      <w:lvlText w:val="%8."/>
+      <w:lvlJc w:val="left"/>
+      <w:pPr>
+        <w:ind w:left="5760" w:hanging="360"/>
+      </w:pPr>
+    </w:lvl>
+    <w:lvl w:ilvl="8" w:tplc="0409001B" w:tentative="1">
+      <w:start w:val="1"/>
+      <w:numFmt w:val="lowerRoman"/>
+      <w:lvlText w:val="%9."/>
+      <w:lvlJc w:val="right"/>
+      <w:pPr>
+        <w:ind w:left="6480" w:hanging="180"/>
+      </w:pPr>
+    </w:lvl>
+  </w:abstractNum>
+  <w:abstractNum w:abstractNumId="5" w15:restartNumberingAfterBreak="0">
     <w:nsid w:val="200812A6"/>
     <w:multiLevelType w:val="hybridMultilevel"/>
     <w:tmpl w:val="8014E5C0"/>
@@ -14719,7 +15473,7 @@
       </w:pPr>
     </w:lvl>
   </w:abstractNum>
-  <w:abstractNum w:abstractNumId="4" w15:restartNumberingAfterBreak="0">
+  <w:abstractNum w:abstractNumId="6" w15:restartNumberingAfterBreak="0">
     <w:nsid w:val="212F453C"/>
     <w:multiLevelType w:val="multilevel"/>
     <w:tmpl w:val="051679D4"/>
@@ -14868,7 +15622,7 @@
       </w:rPr>
     </w:lvl>
   </w:abstractNum>
-  <w:abstractNum w:abstractNumId="5" w15:restartNumberingAfterBreak="0">
+  <w:abstractNum w:abstractNumId="7" w15:restartNumberingAfterBreak="0">
     <w:nsid w:val="26BE0144"/>
     <w:multiLevelType w:val="hybridMultilevel"/>
     <w:tmpl w:val="5642A944"/>
@@ -14981,7 +15735,7 @@
       </w:rPr>
     </w:lvl>
   </w:abstractNum>
-  <w:abstractNum w:abstractNumId="6" w15:restartNumberingAfterBreak="0">
+  <w:abstractNum w:abstractNumId="8" w15:restartNumberingAfterBreak="0">
     <w:nsid w:val="27D97432"/>
     <w:multiLevelType w:val="hybridMultilevel"/>
     <w:tmpl w:val="F7C86002"/>
@@ -15067,7 +15821,7 @@
       </w:pPr>
     </w:lvl>
   </w:abstractNum>
-  <w:abstractNum w:abstractNumId="7" w15:restartNumberingAfterBreak="0">
+  <w:abstractNum w:abstractNumId="9" w15:restartNumberingAfterBreak="0">
     <w:nsid w:val="28991FB3"/>
     <w:multiLevelType w:val="hybridMultilevel"/>
     <w:tmpl w:val="9BAA444E"/>
@@ -15180,7 +15934,7 @@
       </w:rPr>
     </w:lvl>
   </w:abstractNum>
-  <w:abstractNum w:abstractNumId="8" w15:restartNumberingAfterBreak="0">
+  <w:abstractNum w:abstractNumId="10" w15:restartNumberingAfterBreak="0">
     <w:nsid w:val="2D636847"/>
     <w:multiLevelType w:val="hybridMultilevel"/>
     <w:tmpl w:val="548C138E"/>
@@ -15293,7 +16047,7 @@
       </w:rPr>
     </w:lvl>
   </w:abstractNum>
-  <w:abstractNum w:abstractNumId="9" w15:restartNumberingAfterBreak="0">
+  <w:abstractNum w:abstractNumId="11" w15:restartNumberingAfterBreak="0">
     <w:nsid w:val="303C2A5C"/>
     <w:multiLevelType w:val="hybridMultilevel"/>
     <w:tmpl w:val="F7F88B7E"/>
@@ -15382,7 +16136,7 @@
       </w:pPr>
     </w:lvl>
   </w:abstractNum>
-  <w:abstractNum w:abstractNumId="10" w15:restartNumberingAfterBreak="0">
+  <w:abstractNum w:abstractNumId="12" w15:restartNumberingAfterBreak="0">
     <w:nsid w:val="38B523D2"/>
     <w:multiLevelType w:val="hybridMultilevel"/>
     <w:tmpl w:val="B6C072E6"/>
@@ -15468,7 +16222,7 @@
       </w:pPr>
     </w:lvl>
   </w:abstractNum>
-  <w:abstractNum w:abstractNumId="11" w15:restartNumberingAfterBreak="0">
+  <w:abstractNum w:abstractNumId="13" w15:restartNumberingAfterBreak="0">
     <w:nsid w:val="3B8A4BCC"/>
     <w:multiLevelType w:val="multilevel"/>
     <w:tmpl w:val="43FC684C"/>
@@ -15581,7 +16335,96 @@
       </w:pPr>
     </w:lvl>
   </w:abstractNum>
-  <w:abstractNum w:abstractNumId="12" w15:restartNumberingAfterBreak="0">
+  <w:abstractNum w:abstractNumId="14" w15:restartNumberingAfterBreak="0">
+    <w:nsid w:val="41C15591"/>
+    <w:multiLevelType w:val="hybridMultilevel"/>
+    <w:tmpl w:val="C3D42D10"/>
+    <w:lvl w:ilvl="0" w:tplc="0409000F">
+      <w:start w:val="1"/>
+      <w:numFmt w:val="decimal"/>
+      <w:lvlText w:val="%1."/>
+      <w:lvlJc w:val="left"/>
+      <w:pPr>
+        <w:ind w:left="720" w:hanging="360"/>
+      </w:pPr>
+      <w:rPr>
+        <w:rFonts w:hint="default"/>
+      </w:rPr>
+    </w:lvl>
+    <w:lvl w:ilvl="1" w:tplc="04090019" w:tentative="1">
+      <w:start w:val="1"/>
+      <w:numFmt w:val="lowerLetter"/>
+      <w:lvlText w:val="%2."/>
+      <w:lvlJc w:val="left"/>
+      <w:pPr>
+        <w:ind w:left="1440" w:hanging="360"/>
+      </w:pPr>
+    </w:lvl>
+    <w:lvl w:ilvl="2" w:tplc="0409001B" w:tentative="1">
+      <w:start w:val="1"/>
+      <w:numFmt w:val="lowerRoman"/>
+      <w:lvlText w:val="%3."/>
+      <w:lvlJc w:val="right"/>
+      <w:pPr>
+        <w:ind w:left="2160" w:hanging="180"/>
+      </w:pPr>
+    </w:lvl>
+    <w:lvl w:ilvl="3" w:tplc="0409000F" w:tentative="1">
+      <w:start w:val="1"/>
+      <w:numFmt w:val="decimal"/>
+      <w:lvlText w:val="%4."/>
+      <w:lvlJc w:val="left"/>
+      <w:pPr>
+        <w:ind w:left="2880" w:hanging="360"/>
+      </w:pPr>
+    </w:lvl>
+    <w:lvl w:ilvl="4" w:tplc="04090019" w:tentative="1">
+      <w:start w:val="1"/>
+      <w:numFmt w:val="lowerLetter"/>
+      <w:lvlText w:val="%5."/>
+      <w:lvlJc w:val="left"/>
+      <w:pPr>
+        <w:ind w:left="3600" w:hanging="360"/>
+      </w:pPr>
+    </w:lvl>
+    <w:lvl w:ilvl="5" w:tplc="0409001B" w:tentative="1">
+      <w:start w:val="1"/>
+      <w:numFmt w:val="lowerRoman"/>
+      <w:lvlText w:val="%6."/>
+      <w:lvlJc w:val="right"/>
+      <w:pPr>
+        <w:ind w:left="4320" w:hanging="180"/>
+      </w:pPr>
+    </w:lvl>
+    <w:lvl w:ilvl="6" w:tplc="0409000F" w:tentative="1">
+      <w:start w:val="1"/>
+      <w:numFmt w:val="decimal"/>
+      <w:lvlText w:val="%7."/>
+      <w:lvlJc w:val="left"/>
+      <w:pPr>
+        <w:ind w:left="5040" w:hanging="360"/>
+      </w:pPr>
+    </w:lvl>
+    <w:lvl w:ilvl="7" w:tplc="04090019" w:tentative="1">
+      <w:start w:val="1"/>
+      <w:numFmt w:val="lowerLetter"/>
+      <w:lvlText w:val="%8."/>
+      <w:lvlJc w:val="left"/>
+      <w:pPr>
+        <w:ind w:left="5760" w:hanging="360"/>
+      </w:pPr>
+    </w:lvl>
+    <w:lvl w:ilvl="8" w:tplc="0409001B" w:tentative="1">
+      <w:start w:val="1"/>
+      <w:numFmt w:val="lowerRoman"/>
+      <w:lvlText w:val="%9."/>
+      <w:lvlJc w:val="right"/>
+      <w:pPr>
+        <w:ind w:left="6480" w:hanging="180"/>
+      </w:pPr>
+    </w:lvl>
+  </w:abstractNum>
+  <w:abstractNum w:abstractNumId="15" w15:restartNumberingAfterBreak="0">
     <w:nsid w:val="43F67C2F"/>
     <w:multiLevelType w:val="hybridMultilevel"/>
     <w:tmpl w:val="E6E80FF6"/>
@@ -15694,7 +16537,7 @@
       </w:rPr>
     </w:lvl>
   </w:abstractNum>
-  <w:abstractNum w:abstractNumId="13" w15:restartNumberingAfterBreak="0">
+  <w:abstractNum w:abstractNumId="16" w15:restartNumberingAfterBreak="0">
     <w:nsid w:val="44425958"/>
     <w:multiLevelType w:val="hybridMultilevel"/>
     <w:tmpl w:val="434C16CE"/>
@@ -15807,7 +16650,7 @@
       </w:rPr>
     </w:lvl>
   </w:abstractNum>
-  <w:abstractNum w:abstractNumId="14" w15:restartNumberingAfterBreak="0">
+  <w:abstractNum w:abstractNumId="17" w15:restartNumberingAfterBreak="0">
     <w:nsid w:val="4827386F"/>
     <w:multiLevelType w:val="hybridMultilevel"/>
     <w:tmpl w:val="8428891C"/>
@@ -15893,7 +16736,7 @@
       </w:pPr>
     </w:lvl>
   </w:abstractNum>
-  <w:abstractNum w:abstractNumId="15" w15:restartNumberingAfterBreak="0">
+  <w:abstractNum w:abstractNumId="18" w15:restartNumberingAfterBreak="0">
     <w:nsid w:val="55B13BFB"/>
     <w:multiLevelType w:val="multilevel"/>
     <w:tmpl w:val="AE6A9910"/>
@@ -16006,7 +16849,7 @@
       </w:pPr>
     </w:lvl>
   </w:abstractNum>
-  <w:abstractNum w:abstractNumId="16" w15:restartNumberingAfterBreak="0">
+  <w:abstractNum w:abstractNumId="19" w15:restartNumberingAfterBreak="0">
     <w:nsid w:val="5AE851B2"/>
     <w:multiLevelType w:val="multilevel"/>
     <w:tmpl w:val="B2F61C20"/>
@@ -16119,7 +16962,7 @@
       </w:rPr>
     </w:lvl>
   </w:abstractNum>
-  <w:abstractNum w:abstractNumId="17" w15:restartNumberingAfterBreak="0">
+  <w:abstractNum w:abstractNumId="20" w15:restartNumberingAfterBreak="0">
     <w:nsid w:val="5D013F87"/>
     <w:multiLevelType w:val="hybridMultilevel"/>
     <w:tmpl w:val="F7C86002"/>
@@ -16205,7 +17048,7 @@
       </w:pPr>
     </w:lvl>
   </w:abstractNum>
-  <w:abstractNum w:abstractNumId="18" w15:restartNumberingAfterBreak="0">
+  <w:abstractNum w:abstractNumId="21" w15:restartNumberingAfterBreak="0">
     <w:nsid w:val="651D514B"/>
     <w:multiLevelType w:val="hybridMultilevel"/>
     <w:tmpl w:val="1292AD7C"/>
@@ -16294,7 +17137,7 @@
       </w:pPr>
     </w:lvl>
   </w:abstractNum>
-  <w:abstractNum w:abstractNumId="19" w15:restartNumberingAfterBreak="0">
+  <w:abstractNum w:abstractNumId="22" w15:restartNumberingAfterBreak="0">
     <w:nsid w:val="770E20C1"/>
     <w:multiLevelType w:val="hybridMultilevel"/>
     <w:tmpl w:val="9574F80A"/>
@@ -16383,7 +17226,7 @@
       </w:pPr>
     </w:lvl>
   </w:abstractNum>
-  <w:abstractNum w:abstractNumId="20" w15:restartNumberingAfterBreak="0">
+  <w:abstractNum w:abstractNumId="23" w15:restartNumberingAfterBreak="0">
     <w:nsid w:val="788300FC"/>
     <w:multiLevelType w:val="hybridMultilevel"/>
     <w:tmpl w:val="752C90F4"/>
@@ -16497,67 +17340,76 @@
     </w:lvl>
   </w:abstractNum>
   <w:num w:numId="1">
+    <w:abstractNumId w:val="18"/>
+  </w:num>
+  <w:num w:numId="2">
+    <w:abstractNumId w:val="12"/>
+  </w:num>
+  <w:num w:numId="3">
+    <w:abstractNumId w:val="13"/>
+  </w:num>
+  <w:num w:numId="4">
     <w:abstractNumId w:val="15"/>
   </w:num>
-  <w:num w:numId="2">
-    <w:abstractNumId w:val="10"/>
-  </w:num>
-  <w:num w:numId="3">
-    <w:abstractNumId w:val="11"/>
-  </w:num>
-  <w:num w:numId="4">
-    <w:abstractNumId w:val="12"/>
-  </w:num>
   <w:num w:numId="5">
-    <w:abstractNumId w:val="7"/>
+    <w:abstractNumId w:val="9"/>
   </w:num>
   <w:num w:numId="6">
-    <w:abstractNumId w:val="2"/>
+    <w:abstractNumId w:val="3"/>
   </w:num>
   <w:num w:numId="7">
-    <w:abstractNumId w:val="4"/>
+    <w:abstractNumId w:val="6"/>
   </w:num>
   <w:num w:numId="8">
     <w:abstractNumId w:val="0"/>
   </w:num>
   <w:num w:numId="9">
-    <w:abstractNumId w:val="13"/>
+    <w:abstractNumId w:val="16"/>
   </w:num>
   <w:num w:numId="10">
-    <w:abstractNumId w:val="5"/>
+    <w:abstractNumId w:val="7"/>
   </w:num>
   <w:num w:numId="11">
     <w:abstractNumId w:val="1"/>
   </w:num>
   <w:num w:numId="12">
-    <w:abstractNumId w:val="16"/>
+    <w:abstractNumId w:val="19"/>
   </w:num>
   <w:num w:numId="13">
-    <w:abstractNumId w:val="9"/>
+    <w:abstractNumId w:val="11"/>
   </w:num>
   <w:num w:numId="14">
+    <w:abstractNumId w:val="20"/>
+  </w:num>
+  <w:num w:numId="15">
+    <w:abstractNumId w:val="8"/>
+  </w:num>
+  <w:num w:numId="16">
+    <w:abstractNumId w:val="23"/>
+  </w:num>
+  <w:num w:numId="17">
+    <w:abstractNumId w:val="10"/>
+  </w:num>
+  <w:num w:numId="18">
     <w:abstractNumId w:val="17"/>
   </w:num>
-  <w:num w:numId="15">
-    <w:abstractNumId w:val="6"/>
+  <w:num w:numId="19">
+    <w:abstractNumId w:val="22"/>
   </w:num>
-  <w:num w:numId="16">
-    <w:abstractNumId w:val="20"/>
+  <w:num w:numId="20">
+    <w:abstractNumId w:val="5"/>
   </w:num>
-  <w:num w:numId="17">
-    <w:abstractNumId w:val="8"/>
+  <w:num w:numId="21">
+    <w:abstractNumId w:val="21"/>
   </w:num>
-  <w:num w:numId="18">
+  <w:num w:numId="22">
+    <w:abstractNumId w:val="4"/>
+  </w:num>
+  <w:num w:numId="23">
     <w:abstractNumId w:val="14"/>
   </w:num>
-  <w:num w:numId="19">
-    <w:abstractNumId w:val="19"/>
-  </w:num>
-  <w:num w:numId="20">
-    <w:abstractNumId w:val="3"/>
-  </w:num>
-  <w:num w:numId="21">
-    <w:abstractNumId w:val="18"/>
+  <w:num w:numId="24">
+    <w:abstractNumId w:val="2"/>
   </w:num>
 </w:numbering>
 </file>
@@ -17381,6 +18233,7 @@
   </w:compat>
   <w:rsids>
     <w:rsidRoot w:val="00975F85"/>
+    <w:rsid w:val="001D60D2"/>
     <w:rsid w:val="00263738"/>
     <w:rsid w:val="00343B44"/>
     <w:rsid w:val="003B538C"/>
@@ -18153,7 +19006,7 @@
 </file>
 
 <file path=customXml/itemProps1.xml><?xml version="1.0" encoding="utf-8"?>
-<ds:datastoreItem xmlns:ds="http://schemas.openxmlformats.org/officeDocument/2006/customXml" ds:itemID="{01C9B867-AD85-4F14-80A9-40B359850123}">
+<ds:datastoreItem xmlns:ds="http://schemas.openxmlformats.org/officeDocument/2006/customXml" ds:itemID="{483B688D-17E5-437F-B7B4-52DD1A1C1DB2}">
   <ds:schemaRefs>
     <ds:schemaRef ds:uri="http://schemas.openxmlformats.org/officeDocument/2006/bibliography"/>
   </ds:schemaRefs>

--- a/FB 2.9.4.1 (April 1 2016).docx
+++ b/FB 2.9.4.1 (April 1 2016).docx
@@ -25,8 +25,6 @@
         </w:rPr>
       </w:sdtEndPr>
       <w:sdtContent>
-        <w:bookmarkStart w:id="1" w:name="_GoBack" w:displacedByCustomXml="prev"/>
-        <w:bookmarkEnd w:id="1" w:displacedByCustomXml="prev"/>
         <w:p>
           <w:pPr>
             <w:pStyle w:val="TOCHeading"/>
@@ -1809,12 +1807,12 @@
       <w:pPr>
         <w:pStyle w:val="Heading1"/>
       </w:pPr>
-      <w:bookmarkStart w:id="2" w:name="_Toc40964570"/>
+      <w:bookmarkStart w:id="1" w:name="_Toc40964570"/>
       <w:r>
         <w:t>Morning Procedure</w:t>
       </w:r>
       <w:bookmarkEnd w:id="0"/>
-      <w:bookmarkEnd w:id="2"/>
+      <w:bookmarkEnd w:id="1"/>
       <w:r>
         <w:fldChar w:fldCharType="begin"/>
       </w:r>
@@ -2230,14 +2228,14 @@
       <w:pPr>
         <w:pStyle w:val="Heading1"/>
       </w:pPr>
-      <w:bookmarkStart w:id="3" w:name="_Toc392495795"/>
-      <w:bookmarkStart w:id="4" w:name="_Toc40964571"/>
+      <w:bookmarkStart w:id="2" w:name="_Toc392495795"/>
+      <w:bookmarkStart w:id="3" w:name="_Toc40964571"/>
       <w:r>
         <w:lastRenderedPageBreak/>
         <w:t>Book Orders</w:t>
       </w:r>
+      <w:bookmarkEnd w:id="2"/>
       <w:bookmarkEnd w:id="3"/>
-      <w:bookmarkEnd w:id="4"/>
     </w:p>
     <w:p>
       <w:pPr>
@@ -3039,18 +3037,18 @@
       <w:pPr>
         <w:pStyle w:val="Heading1"/>
       </w:pPr>
-      <w:bookmarkStart w:id="5" w:name="_Toc355966190"/>
-      <w:bookmarkStart w:id="6" w:name="_Toc392495796"/>
+      <w:bookmarkStart w:id="4" w:name="_Toc355966190"/>
+      <w:bookmarkStart w:id="5" w:name="_Toc392495796"/>
     </w:p>
     <w:p>
       <w:pPr>
         <w:pStyle w:val="Heading1"/>
       </w:pPr>
-      <w:bookmarkStart w:id="7" w:name="_Toc40964572"/>
+      <w:bookmarkStart w:id="6" w:name="_Toc40964572"/>
       <w:r>
         <w:t>Book Projection Spreadsheet</w:t>
       </w:r>
-      <w:bookmarkEnd w:id="7"/>
+      <w:bookmarkEnd w:id="6"/>
       <w:r>
         <w:fldChar w:fldCharType="begin"/>
       </w:r>
@@ -3173,13 +3171,13 @@
       <w:pPr>
         <w:pStyle w:val="Heading1"/>
       </w:pPr>
-      <w:bookmarkStart w:id="8" w:name="_Toc40964573"/>
+      <w:bookmarkStart w:id="7" w:name="_Toc40964573"/>
       <w:r>
         <w:t>Configuring Typing Trainer</w:t>
       </w:r>
+      <w:bookmarkEnd w:id="4"/>
       <w:bookmarkEnd w:id="5"/>
-      <w:bookmarkEnd w:id="6"/>
-      <w:bookmarkEnd w:id="8"/>
+      <w:bookmarkEnd w:id="7"/>
     </w:p>
     <w:p>
       <w:pPr>
@@ -3516,20 +3514,20 @@
       <w:pPr>
         <w:pStyle w:val="Heading1"/>
       </w:pPr>
-      <w:bookmarkStart w:id="9" w:name="_Toc392495797"/>
+      <w:bookmarkStart w:id="8" w:name="_Toc392495797"/>
     </w:p>
     <w:p/>
     <w:p>
       <w:pPr>
         <w:pStyle w:val="Heading1"/>
       </w:pPr>
-      <w:bookmarkStart w:id="10" w:name="_Toc40964574"/>
-      <w:bookmarkEnd w:id="9"/>
+      <w:bookmarkStart w:id="9" w:name="_Toc40964574"/>
+      <w:bookmarkEnd w:id="8"/>
       <w:r>
         <w:lastRenderedPageBreak/>
         <w:t>Starting a New Student</w:t>
       </w:r>
-      <w:bookmarkEnd w:id="10"/>
+      <w:bookmarkEnd w:id="9"/>
     </w:p>
     <w:p>
       <w:pPr>
@@ -3594,19 +3592,7 @@
         </w:numPr>
       </w:pPr>
       <w:r>
-        <w:t>The password is usually first name and contract number (i</w:t>
-      </w:r>
-      <w:r>
-        <w:t>.</w:t>
-      </w:r>
-      <w:r>
-        <w:t>e</w:t>
-      </w:r>
-      <w:r>
-        <w:t>.</w:t>
-      </w:r>
-      <w:r>
-        <w:t xml:space="preserve"> Rod92226), but if the student has a given name, use that instead</w:t>
+        <w:t>The password is usually first name and contract number (i.e. Rod92226), but if the student has a given name, use that instead</w:t>
       </w:r>
     </w:p>
     <w:p>
@@ -3678,13 +3664,7 @@
         </w:numPr>
       </w:pPr>
       <w:r>
-        <w:t>If the student is taking individual courses, enter the courses in order. If the st</w:t>
-      </w:r>
-      <w:r>
-        <w:t>udent is taking a program, swit</w:t>
-      </w:r>
-      <w:r>
-        <w:t>ch to the Course Outline tab, copy the courses from the student's program and past them into their column.  This eliminates the need to enter long course lists each time. Save and exit the spreadsheet</w:t>
+        <w:t>If the student is taking individual courses, enter the courses in order. If the student is taking a program, switch to the Course Outline tab, copy the courses from the student's program and past them into their column.  This eliminates the need to enter long course lists each time. Save and exit the spreadsheet</w:t>
       </w:r>
     </w:p>
     <w:p>
@@ -3884,10 +3864,7 @@
         </w:numPr>
       </w:pPr>
       <w:r>
-        <w:t>Log</w:t>
-      </w:r>
-      <w:r>
-        <w:t xml:space="preserve"> out of Campus Login</w:t>
+        <w:t>Log out of Campus Login</w:t>
       </w:r>
     </w:p>
     <w:p>
@@ -3947,13 +3924,7 @@
         </w:numPr>
       </w:pPr>
       <w:r>
-        <w:t xml:space="preserve">Activate the first course by double clicking on the course and set the date in the Start date field. </w:t>
-      </w:r>
-      <w:r>
-        <w:t>Cli</w:t>
-      </w:r>
-      <w:r>
-        <w:t>ck OK and Apply Changes</w:t>
+        <w:t>Activate the first course by double clicking on the course and set the date in the Start date field. Click OK and Apply Changes</w:t>
       </w:r>
     </w:p>
     <w:p>
@@ -3972,15 +3943,15 @@
       <w:pPr>
         <w:pStyle w:val="Heading1"/>
       </w:pPr>
-      <w:bookmarkStart w:id="11" w:name="_Toc355966193"/>
-      <w:bookmarkStart w:id="12" w:name="_Toc392495798"/>
-      <w:bookmarkStart w:id="13" w:name="_Toc40964575"/>
+      <w:bookmarkStart w:id="10" w:name="_Toc355966193"/>
+      <w:bookmarkStart w:id="11" w:name="_Toc392495798"/>
+      <w:bookmarkStart w:id="12" w:name="_Toc40964575"/>
       <w:r>
         <w:t>Order of Student Files</w:t>
       </w:r>
+      <w:bookmarkEnd w:id="10"/>
       <w:bookmarkEnd w:id="11"/>
       <w:bookmarkEnd w:id="12"/>
-      <w:bookmarkEnd w:id="13"/>
     </w:p>
     <w:p>
       <w:pPr>
@@ -4741,13 +4712,13 @@
       <w:pPr>
         <w:pStyle w:val="Heading1"/>
       </w:pPr>
-      <w:bookmarkStart w:id="14" w:name="_Toc392495800"/>
-      <w:bookmarkStart w:id="15" w:name="_Toc40964576"/>
+      <w:bookmarkStart w:id="13" w:name="_Toc392495800"/>
+      <w:bookmarkStart w:id="14" w:name="_Toc40964576"/>
       <w:r>
         <w:t>Closing a File</w:t>
       </w:r>
+      <w:bookmarkEnd w:id="13"/>
       <w:bookmarkEnd w:id="14"/>
-      <w:bookmarkEnd w:id="15"/>
     </w:p>
     <w:p>
       <w:pPr>
@@ -6967,7 +6938,7 @@
         </w:rPr>
         <w:t>.  File the complete file in the designated filing cabinets under the year that matches the student file folder.</w:t>
       </w:r>
-      <w:bookmarkStart w:id="16" w:name="_Toc392495807"/>
+      <w:bookmarkStart w:id="15" w:name="_Toc392495807"/>
     </w:p>
     <w:p>
       <w:pPr>
@@ -6986,13 +6957,13 @@
       <w:pPr>
         <w:pStyle w:val="Heading1"/>
       </w:pPr>
-      <w:bookmarkStart w:id="17" w:name="_Toc40964577"/>
+      <w:bookmarkStart w:id="16" w:name="_Toc40964577"/>
       <w:r>
         <w:lastRenderedPageBreak/>
         <w:t>Data Witness</w:t>
       </w:r>
+      <w:bookmarkEnd w:id="15"/>
       <w:bookmarkEnd w:id="16"/>
-      <w:bookmarkEnd w:id="17"/>
       <w:r>
         <w:fldChar w:fldCharType="begin"/>
       </w:r>
@@ -7716,21 +7687,19 @@
       <w:pPr>
         <w:pStyle w:val="Heading1"/>
       </w:pPr>
-      <w:bookmarkStart w:id="18" w:name="_Toc392495808"/>
-      <w:bookmarkStart w:id="19" w:name="_Toc40964578"/>
+      <w:bookmarkStart w:id="17" w:name="_Toc392495808"/>
+      <w:bookmarkStart w:id="18" w:name="_Toc40964578"/>
       <w:r>
         <w:t>E</w:t>
       </w:r>
       <w:r>
         <w:t xml:space="preserve">xam </w:t>
       </w:r>
-      <w:proofErr w:type="spellStart"/>
-      <w:r>
-        <w:t>Invigilations</w:t>
-      </w:r>
+      <w:bookmarkEnd w:id="17"/>
       <w:bookmarkEnd w:id="18"/>
-      <w:bookmarkEnd w:id="19"/>
-      <w:proofErr w:type="spellEnd"/>
+      <w:r>
+        <w:t>Invigilation</w:t>
+      </w:r>
     </w:p>
     <w:p/>
     <w:p>
@@ -7881,41 +7850,47 @@
       <w:pPr>
         <w:pStyle w:val="Heading2"/>
       </w:pPr>
-      <w:bookmarkStart w:id="20" w:name="_Toc355966202"/>
-      <w:bookmarkStart w:id="21" w:name="_Toc392495809"/>
-      <w:bookmarkStart w:id="22" w:name="_Toc40964579"/>
+      <w:bookmarkStart w:id="19" w:name="_Toc355966202"/>
+      <w:bookmarkStart w:id="20" w:name="_Toc392495809"/>
+      <w:bookmarkStart w:id="21" w:name="_Toc40964579"/>
       <w:r>
         <w:lastRenderedPageBreak/>
         <w:t>Booking an Exam</w:t>
       </w:r>
+      <w:bookmarkEnd w:id="19"/>
       <w:bookmarkEnd w:id="20"/>
       <w:bookmarkEnd w:id="21"/>
-      <w:bookmarkEnd w:id="22"/>
-    </w:p>
-    <w:p>
-      <w:pPr>
-        <w:pStyle w:val="NoSpacing"/>
-      </w:pPr>
-    </w:p>
-    <w:p>
-      <w:pPr>
-        <w:pStyle w:val="NoSpacing"/>
-      </w:pPr>
-      <w:r>
-        <w:t>1.  Make sure to let the student know that we accept $40 cash only for the exam. We do not carry change so make sure they bring exact cash only.</w:t>
-      </w:r>
-    </w:p>
-    <w:p>
-      <w:pPr>
-        <w:pStyle w:val="NoSpacing"/>
-      </w:pPr>
-    </w:p>
-    <w:p>
-      <w:pPr>
-        <w:pStyle w:val="NoSpacing"/>
-      </w:pPr>
-      <w:r>
-        <w:t>2.  When a student calls to book an exam invigilation open up the Exam Booking Excel</w:t>
+    </w:p>
+    <w:p>
+      <w:pPr>
+        <w:pStyle w:val="NoSpacing"/>
+      </w:pPr>
+    </w:p>
+    <w:p>
+      <w:pPr>
+        <w:pStyle w:val="NoSpacing"/>
+      </w:pPr>
+      <w:r>
+        <w:t xml:space="preserve">1.  </w:t>
+      </w:r>
+      <w:r>
+        <w:t>Make sure to let the student know that we accept $40 cash only for the exam. We do not carry change so make sure they bring exact cash only.</w:t>
+      </w:r>
+    </w:p>
+    <w:p>
+      <w:pPr>
+        <w:pStyle w:val="NoSpacing"/>
+      </w:pPr>
+    </w:p>
+    <w:p>
+      <w:pPr>
+        <w:pStyle w:val="NoSpacing"/>
+      </w:pPr>
+      <w:r>
+        <w:t>2</w:t>
+      </w:r>
+      <w:r>
+        <w:t>.  Add an appointment in Outlook</w:t>
       </w:r>
       <w:r>
         <w:fldChar w:fldCharType="begin"/>
@@ -7930,7 +7905,7 @@
           <w:sz w:val="20"/>
           <w:szCs w:val="20"/>
         </w:rPr>
-        <w:instrText>Excel</w:instrText>
+        <w:instrText>Outlook</w:instrText>
       </w:r>
       <w:r>
         <w:instrText xml:space="preserve">" </w:instrText>
@@ -7939,43 +7914,6 @@
         <w:fldChar w:fldCharType="end"/>
       </w:r>
       <w:r>
-        <w:t xml:space="preserve"> Spreadsheet on the desktop. Take all of the information necessary.</w:t>
-      </w:r>
-    </w:p>
-    <w:p>
-      <w:pPr>
-        <w:pStyle w:val="NoSpacing"/>
-      </w:pPr>
-    </w:p>
-    <w:p>
-      <w:pPr>
-        <w:pStyle w:val="NoSpacing"/>
-      </w:pPr>
-      <w:r>
-        <w:t>3.  Add an appointment in Outlook</w:t>
-      </w:r>
-      <w:r>
-        <w:fldChar w:fldCharType="begin"/>
-      </w:r>
-      <w:r>
-        <w:instrText xml:space="preserve"> XE "</w:instrText>
-      </w:r>
-      <w:r>
-        <w:rPr>
-          <w:rFonts w:ascii="Arial" w:eastAsia="Times New Roman" w:hAnsi="Arial" w:cs="Arial"/>
-          <w:color w:val="000000"/>
-          <w:sz w:val="20"/>
-          <w:szCs w:val="20"/>
-        </w:rPr>
-        <w:instrText>Outlook</w:instrText>
-      </w:r>
-      <w:r>
-        <w:instrText xml:space="preserve">" </w:instrText>
-      </w:r>
-      <w:r>
-        <w:fldChar w:fldCharType="end"/>
-      </w:r>
-      <w:r>
         <w:t xml:space="preserve"> for the day and time of the exam along with the student’s name.  Set a reminder for this appointment for 1 day (unless it is for a Monday, then set the reminder for 3 days).</w:t>
       </w:r>
     </w:p>
@@ -7985,66 +7923,66 @@
           <w:lang w:eastAsia="en-US"/>
         </w:rPr>
       </w:pPr>
-      <w:bookmarkStart w:id="23" w:name="_Toc355966205"/>
-      <w:bookmarkStart w:id="24" w:name="_Toc392495812"/>
+      <w:bookmarkStart w:id="22" w:name="_Toc355966205"/>
+      <w:bookmarkStart w:id="23" w:name="_Toc392495812"/>
     </w:p>
     <w:p>
       <w:pPr>
         <w:pStyle w:val="Heading2"/>
       </w:pPr>
-      <w:bookmarkStart w:id="25" w:name="_Toc40964580"/>
+      <w:bookmarkStart w:id="24" w:name="_Toc40964580"/>
       <w:r>
         <w:t>The Day of the Exam</w:t>
       </w:r>
+      <w:bookmarkEnd w:id="22"/>
       <w:bookmarkEnd w:id="23"/>
       <w:bookmarkEnd w:id="24"/>
+    </w:p>
+    <w:p>
+      <w:pPr>
+        <w:pStyle w:val="NoSpacing"/>
+      </w:pPr>
+    </w:p>
+    <w:p>
+      <w:pPr>
+        <w:pStyle w:val="NoSpacing"/>
+      </w:pPr>
+      <w:r>
+        <w:t>1.  Take $40 payment from student and issue a receipt.  Record the payment on the sheet in the Petty Cash folder located in the Admin drawer to the right of the Facilitator’s desk.</w:t>
+      </w:r>
+    </w:p>
+    <w:p>
+      <w:pPr>
+        <w:pStyle w:val="NoSpacing"/>
+      </w:pPr>
+    </w:p>
+    <w:p>
+      <w:pPr>
+        <w:pStyle w:val="NoSpacing"/>
+      </w:pPr>
+      <w:r>
+        <w:t>2.  Set student up with their exam according to the exam specifications.</w:t>
+      </w:r>
+    </w:p>
+    <w:p>
+      <w:pPr>
+        <w:pStyle w:val="NoSpacing"/>
+      </w:pPr>
+    </w:p>
+    <w:p>
+      <w:pPr>
+        <w:pStyle w:val="Heading1"/>
+      </w:pPr>
+      <w:bookmarkStart w:id="25" w:name="_Toc392495813"/>
+      <w:bookmarkStart w:id="26" w:name="_Toc40964581"/>
+      <w:r>
+        <w:t>O</w:t>
+      </w:r>
+      <w:r>
+        <w:t>rder of Documents in Student Folder (Active)</w:t>
+      </w:r>
       <w:bookmarkEnd w:id="25"/>
-    </w:p>
-    <w:p>
-      <w:pPr>
-        <w:pStyle w:val="NoSpacing"/>
-      </w:pPr>
-    </w:p>
-    <w:p>
-      <w:pPr>
-        <w:pStyle w:val="NoSpacing"/>
-      </w:pPr>
-      <w:r>
-        <w:t>1.  Take $40 payment from student and issue a receipt.  Record the payment on the sheet in the Petty Cash folder located in the Admin drawer to the right of the Facilitator’s desk.</w:t>
-      </w:r>
-    </w:p>
-    <w:p>
-      <w:pPr>
-        <w:pStyle w:val="NoSpacing"/>
-      </w:pPr>
-    </w:p>
-    <w:p>
-      <w:pPr>
-        <w:pStyle w:val="NoSpacing"/>
-      </w:pPr>
-      <w:r>
-        <w:t>2.  Set student up with their exam according to the exam specifications.</w:t>
-      </w:r>
-    </w:p>
-    <w:p>
-      <w:pPr>
-        <w:pStyle w:val="NoSpacing"/>
-      </w:pPr>
-    </w:p>
-    <w:p>
-      <w:pPr>
-        <w:pStyle w:val="Heading1"/>
-      </w:pPr>
-      <w:bookmarkStart w:id="26" w:name="_Toc392495813"/>
-      <w:bookmarkStart w:id="27" w:name="_Toc40964581"/>
-      <w:r>
-        <w:t>O</w:t>
-      </w:r>
-      <w:r>
-        <w:t>rder of Documents in Student Folder (Active)</w:t>
-      </w:r>
       <w:bookmarkEnd w:id="26"/>
-      <w:bookmarkEnd w:id="27"/>
     </w:p>
     <w:p>
       <w:pPr>
@@ -8831,21 +8769,21 @@
       </w:r>
     </w:p>
     <w:p>
+      <w:bookmarkStart w:id="27" w:name="_Toc392495814"/>
+      <w:bookmarkStart w:id="28" w:name="_Toc40964582"/>
+    </w:p>
+    <w:p/>
+    <w:p/>
+    <w:p>
       <w:pPr>
         <w:pStyle w:val="Heading1"/>
       </w:pPr>
-      <w:bookmarkStart w:id="28" w:name="_Toc392495814"/>
-    </w:p>
-    <w:p>
-      <w:pPr>
-        <w:pStyle w:val="Heading1"/>
-      </w:pPr>
-      <w:bookmarkStart w:id="29" w:name="_Toc40964582"/>
-      <w:r>
+      <w:r>
+        <w:lastRenderedPageBreak/>
         <w:t>Order of Documents in Student Folder (Closed)</w:t>
       </w:r>
+      <w:bookmarkEnd w:id="27"/>
       <w:bookmarkEnd w:id="28"/>
-      <w:bookmarkEnd w:id="29"/>
     </w:p>
     <w:p>
       <w:pPr>
@@ -9854,10 +9792,10 @@
       <w:pPr>
         <w:pStyle w:val="Heading1"/>
       </w:pPr>
-      <w:bookmarkStart w:id="30" w:name="_Toc392495815"/>
-      <w:bookmarkStart w:id="31" w:name="_Toc40964583"/>
-      <w:r>
-        <w:t>T2202A</w:t>
+      <w:bookmarkStart w:id="29" w:name="_Toc392495815"/>
+      <w:bookmarkStart w:id="30" w:name="_Toc40964583"/>
+      <w:r>
+        <w:t>T2202</w:t>
       </w:r>
       <w:r>
         <w:fldChar w:fldCharType="begin"/>
@@ -9882,8 +9820,8 @@
       <w:r>
         <w:t xml:space="preserve"> Tax Forms</w:t>
       </w:r>
+      <w:bookmarkEnd w:id="29"/>
       <w:bookmarkEnd w:id="30"/>
-      <w:bookmarkEnd w:id="31"/>
       <w:r>
         <w:t xml:space="preserve"> </w:t>
       </w:r>
@@ -9924,7 +9862,7 @@
           <w:sz w:val="20"/>
           <w:szCs w:val="20"/>
         </w:rPr>
-        <w:t>2A</w:t>
+        <w:t>2</w:t>
       </w:r>
       <w:r>
         <w:rPr>
@@ -10060,7 +9998,7 @@
           <w:sz w:val="20"/>
           <w:szCs w:val="20"/>
         </w:rPr>
-        <w:t>Choose T2202A</w:t>
+        <w:t>Choose T2202</w:t>
       </w:r>
     </w:p>
     <w:p>
@@ -10082,7 +10020,15 @@
           <w:sz w:val="20"/>
           <w:szCs w:val="20"/>
         </w:rPr>
-        <w:t>The T2202A filters box will appear.  Select the year you wish to generate tax receipts for (</w:t>
+        <w:t>The T2202</w:t>
+      </w:r>
+      <w:r>
+        <w:rPr>
+          <w:rFonts w:ascii="Arial" w:hAnsi="Arial" w:cs="Arial"/>
+          <w:sz w:val="20"/>
+          <w:szCs w:val="20"/>
+        </w:rPr>
+        <w:t xml:space="preserve"> filters box will appear.  Select the year you wish to generate tax receipts for (</w:t>
       </w:r>
       <w:proofErr w:type="spellStart"/>
       <w:r>
@@ -10100,7 +10046,39 @@
           <w:sz w:val="20"/>
           <w:szCs w:val="20"/>
         </w:rPr>
-        <w:t>, in 2016 you would be generating the 2015 forms)</w:t>
+        <w:t>, in 20</w:t>
+      </w:r>
+      <w:r>
+        <w:rPr>
+          <w:rFonts w:ascii="Arial" w:hAnsi="Arial" w:cs="Arial"/>
+          <w:sz w:val="20"/>
+          <w:szCs w:val="20"/>
+        </w:rPr>
+        <w:t>20</w:t>
+      </w:r>
+      <w:r>
+        <w:rPr>
+          <w:rFonts w:ascii="Arial" w:hAnsi="Arial" w:cs="Arial"/>
+          <w:sz w:val="20"/>
+          <w:szCs w:val="20"/>
+        </w:rPr>
+        <w:t xml:space="preserve"> you would be generating the 201</w:t>
+      </w:r>
+      <w:r>
+        <w:rPr>
+          <w:rFonts w:ascii="Arial" w:hAnsi="Arial" w:cs="Arial"/>
+          <w:sz w:val="20"/>
+          <w:szCs w:val="20"/>
+        </w:rPr>
+        <w:t>9</w:t>
+      </w:r>
+      <w:r>
+        <w:rPr>
+          <w:rFonts w:ascii="Arial" w:hAnsi="Arial" w:cs="Arial"/>
+          <w:sz w:val="20"/>
+          <w:szCs w:val="20"/>
+        </w:rPr>
+        <w:t xml:space="preserve"> forms)</w:t>
       </w:r>
     </w:p>
     <w:p>
@@ -10233,29 +10211,37 @@
           <w:sz w:val="20"/>
           <w:szCs w:val="20"/>
         </w:rPr>
-        <w:t xml:space="preserve">The tax receipts are usually kept in the Scanned Documents -&gt; T2202A folder on the desktop inside </w:t>
-      </w:r>
-      <w:r>
-        <w:rPr>
-          <w:rFonts w:ascii="Arial" w:hAnsi="Arial" w:cs="Arial"/>
-          <w:sz w:val="20"/>
-          <w:szCs w:val="20"/>
-        </w:rPr>
+        <w:t>The tax receipts are usually kept in</w:t>
+      </w:r>
+      <w:r>
+        <w:rPr>
+          <w:rFonts w:ascii="Arial" w:hAnsi="Arial" w:cs="Arial"/>
+          <w:sz w:val="20"/>
+          <w:szCs w:val="20"/>
+        </w:rPr>
+        <w:t xml:space="preserve"> the Scanned Documents -&gt; T2202</w:t>
+      </w:r>
+      <w:r>
+        <w:rPr>
+          <w:rFonts w:ascii="Arial" w:hAnsi="Arial" w:cs="Arial"/>
+          <w:sz w:val="20"/>
+          <w:szCs w:val="20"/>
+        </w:rPr>
+        <w:t xml:space="preserve"> folder on the desktop inside another folder with the current year.</w:t>
+      </w:r>
+    </w:p>
+    <w:p>
+      <w:pPr>
+        <w:pStyle w:val="Heading1"/>
+      </w:pPr>
+      <w:bookmarkStart w:id="31" w:name="_Toc392495817"/>
+      <w:bookmarkStart w:id="32" w:name="_Toc40964584"/>
+      <w:r>
         <w:lastRenderedPageBreak/>
-        <w:t>another folder with the current year.</w:t>
-      </w:r>
-    </w:p>
-    <w:p>
-      <w:pPr>
-        <w:pStyle w:val="Heading1"/>
-      </w:pPr>
-      <w:bookmarkStart w:id="32" w:name="_Toc392495817"/>
-      <w:bookmarkStart w:id="33" w:name="_Toc40964584"/>
-      <w:r>
         <w:t>Transcripts</w:t>
       </w:r>
+      <w:bookmarkEnd w:id="31"/>
       <w:bookmarkEnd w:id="32"/>
-      <w:bookmarkEnd w:id="33"/>
       <w:r>
         <w:t xml:space="preserve">  </w:t>
       </w:r>
@@ -10280,6 +10266,22 @@
           <w:sz w:val="20"/>
           <w:szCs w:val="20"/>
         </w:rPr>
+        <w:t>1.</w:t>
+      </w:r>
+      <w:r>
+        <w:rPr>
+          <w:rFonts w:ascii="Arial" w:hAnsi="Arial" w:cs="Arial"/>
+          <w:sz w:val="20"/>
+          <w:szCs w:val="20"/>
+        </w:rPr>
+        <w:t xml:space="preserve"> </w:t>
+      </w:r>
+      <w:r>
+        <w:rPr>
+          <w:rFonts w:ascii="Arial" w:hAnsi="Arial" w:cs="Arial"/>
+          <w:sz w:val="20"/>
+          <w:szCs w:val="20"/>
+        </w:rPr>
         <w:t>The Student</w:t>
       </w:r>
       <w:r>
@@ -10327,14 +10329,6 @@
           <w:szCs w:val="20"/>
         </w:rPr>
         <w:fldChar w:fldCharType="end"/>
-      </w:r>
-      <w:r>
-        <w:rPr>
-          <w:rFonts w:ascii="Arial" w:hAnsi="Arial" w:cs="Arial"/>
-          <w:sz w:val="20"/>
-          <w:szCs w:val="20"/>
-        </w:rPr>
-        <w:t>.</w:t>
       </w:r>
     </w:p>
     <w:p>
@@ -10440,7 +10434,15 @@
           <w:sz w:val="20"/>
           <w:szCs w:val="20"/>
         </w:rPr>
-        <w:t xml:space="preserve"> Report that applies (i.e. Course or Program).</w:t>
+        <w:t xml:space="preserve"> Report that applies (i.e. Course</w:t>
+      </w:r>
+      <w:r>
+        <w:rPr>
+          <w:rFonts w:ascii="Arial" w:hAnsi="Arial" w:cs="Arial"/>
+          <w:sz w:val="20"/>
+          <w:szCs w:val="20"/>
+        </w:rPr>
+        <w:t xml:space="preserve"> or Program)</w:t>
       </w:r>
     </w:p>
     <w:p>
@@ -10515,185 +10517,35 @@
           <w:sz w:val="20"/>
           <w:szCs w:val="20"/>
         </w:rPr>
-        <w:t xml:space="preserve"> button to export.</w:t>
-      </w:r>
-    </w:p>
-    <w:p>
-      <w:pPr>
-        <w:pStyle w:val="NoSpacing"/>
-        <w:rPr>
-          <w:rFonts w:ascii="Arial" w:hAnsi="Arial" w:cs="Arial"/>
-          <w:sz w:val="20"/>
-          <w:szCs w:val="20"/>
-        </w:rPr>
-      </w:pPr>
-    </w:p>
-    <w:p>
-      <w:pPr>
-        <w:pStyle w:val="NoSpacing"/>
-        <w:rPr>
-          <w:rFonts w:ascii="Arial" w:hAnsi="Arial" w:cs="Arial"/>
-          <w:sz w:val="20"/>
-          <w:szCs w:val="20"/>
-        </w:rPr>
-      </w:pPr>
-      <w:r>
-        <w:rPr>
-          <w:rFonts w:ascii="Arial" w:hAnsi="Arial" w:cs="Arial"/>
-          <w:sz w:val="20"/>
-          <w:szCs w:val="20"/>
-        </w:rPr>
-        <w:t>4</w:t>
-      </w:r>
-      <w:r>
-        <w:rPr>
-          <w:rFonts w:ascii="Arial" w:hAnsi="Arial" w:cs="Arial"/>
-          <w:sz w:val="20"/>
-          <w:szCs w:val="20"/>
-        </w:rPr>
-        <w:t>.  In the Page Setup Dialog Box, make the following changes:</w:t>
-      </w:r>
-    </w:p>
-    <w:p>
-      <w:pPr>
-        <w:pStyle w:val="NoSpacing"/>
-        <w:rPr>
-          <w:rFonts w:ascii="Arial" w:hAnsi="Arial" w:cs="Arial"/>
-          <w:sz w:val="20"/>
-          <w:szCs w:val="20"/>
-        </w:rPr>
-      </w:pPr>
-    </w:p>
-    <w:p>
-      <w:pPr>
-        <w:pStyle w:val="NoSpacing"/>
-        <w:numPr>
-          <w:ilvl w:val="0"/>
-          <w:numId w:val="17"/>
-        </w:numPr>
-        <w:rPr>
-          <w:rFonts w:ascii="Arial" w:hAnsi="Arial" w:cs="Arial"/>
-          <w:sz w:val="20"/>
-          <w:szCs w:val="20"/>
-        </w:rPr>
-      </w:pPr>
-      <w:r>
-        <w:rPr>
-          <w:rFonts w:ascii="Arial" w:hAnsi="Arial" w:cs="Arial"/>
-          <w:sz w:val="20"/>
-          <w:szCs w:val="20"/>
-        </w:rPr>
-        <w:t>Orientation to Portrait</w:t>
-      </w:r>
-    </w:p>
-    <w:p>
-      <w:pPr>
-        <w:pStyle w:val="NoSpacing"/>
-        <w:numPr>
-          <w:ilvl w:val="0"/>
-          <w:numId w:val="17"/>
-        </w:numPr>
-        <w:rPr>
-          <w:rFonts w:ascii="Arial" w:hAnsi="Arial" w:cs="Arial"/>
-          <w:sz w:val="20"/>
-          <w:szCs w:val="20"/>
-        </w:rPr>
-      </w:pPr>
-      <w:r>
-        <w:rPr>
-          <w:rFonts w:ascii="Arial" w:hAnsi="Arial" w:cs="Arial"/>
-          <w:sz w:val="20"/>
-          <w:szCs w:val="20"/>
-        </w:rPr>
-        <w:t>Change the Left and Right Margins to .6 inches</w:t>
-      </w:r>
-    </w:p>
-    <w:p>
-      <w:pPr>
-        <w:pStyle w:val="NoSpacing"/>
-        <w:numPr>
-          <w:ilvl w:val="0"/>
-          <w:numId w:val="17"/>
-        </w:numPr>
-        <w:rPr>
-          <w:rFonts w:ascii="Arial" w:hAnsi="Arial" w:cs="Arial"/>
-          <w:sz w:val="20"/>
-          <w:szCs w:val="20"/>
-        </w:rPr>
-      </w:pPr>
-      <w:r>
-        <w:rPr>
-          <w:rFonts w:ascii="Arial" w:hAnsi="Arial" w:cs="Arial"/>
-          <w:sz w:val="20"/>
-          <w:szCs w:val="20"/>
-        </w:rPr>
-        <w:t>Change the Top Margin to .75 inches</w:t>
-      </w:r>
-    </w:p>
-    <w:p>
-      <w:pPr>
-        <w:pStyle w:val="NoSpacing"/>
-        <w:numPr>
-          <w:ilvl w:val="0"/>
-          <w:numId w:val="17"/>
-        </w:numPr>
-        <w:rPr>
-          <w:rFonts w:ascii="Arial" w:hAnsi="Arial" w:cs="Arial"/>
-          <w:sz w:val="20"/>
-          <w:szCs w:val="20"/>
-        </w:rPr>
-      </w:pPr>
-      <w:r>
-        <w:rPr>
-          <w:rFonts w:ascii="Arial" w:hAnsi="Arial" w:cs="Arial"/>
-          <w:sz w:val="20"/>
-          <w:szCs w:val="20"/>
-        </w:rPr>
-        <w:t>Change the Bottom Margin to .5 inches</w:t>
-      </w:r>
-    </w:p>
-    <w:p>
-      <w:pPr>
-        <w:pStyle w:val="NoSpacing"/>
-        <w:numPr>
-          <w:ilvl w:val="0"/>
-          <w:numId w:val="17"/>
-        </w:numPr>
-        <w:rPr>
-          <w:rFonts w:ascii="Arial" w:hAnsi="Arial" w:cs="Arial"/>
-          <w:sz w:val="20"/>
-          <w:szCs w:val="20"/>
-        </w:rPr>
-      </w:pPr>
-      <w:r>
-        <w:rPr>
-          <w:rFonts w:ascii="Arial" w:hAnsi="Arial" w:cs="Arial"/>
-          <w:sz w:val="20"/>
-          <w:szCs w:val="20"/>
-        </w:rPr>
-        <w:t>Check the Horizontal box under Centre on Page</w:t>
-      </w:r>
-    </w:p>
-    <w:p>
-      <w:pPr>
-        <w:pStyle w:val="NoSpacing"/>
-        <w:numPr>
-          <w:ilvl w:val="0"/>
-          <w:numId w:val="17"/>
-        </w:numPr>
-        <w:rPr>
-          <w:rFonts w:ascii="Arial" w:hAnsi="Arial" w:cs="Arial"/>
-          <w:sz w:val="20"/>
-          <w:szCs w:val="20"/>
-        </w:rPr>
-      </w:pPr>
-      <w:r>
-        <w:rPr>
-          <w:rFonts w:ascii="Arial" w:hAnsi="Arial" w:cs="Arial"/>
-          <w:sz w:val="20"/>
-          <w:szCs w:val="20"/>
-        </w:rPr>
-        <w:t>Clear the footer</w:t>
+        <w:t xml:space="preserve"> button to export</w:t>
+      </w:r>
+    </w:p>
+    <w:p>
+      <w:pPr>
+        <w:pStyle w:val="NoSpacing"/>
+        <w:rPr>
+          <w:rFonts w:ascii="Arial" w:hAnsi="Arial" w:cs="Arial"/>
+          <w:sz w:val="20"/>
+          <w:szCs w:val="20"/>
+        </w:rPr>
+      </w:pPr>
+    </w:p>
+    <w:p>
+      <w:pPr>
+        <w:pStyle w:val="NoSpacing"/>
+        <w:rPr>
+          <w:rFonts w:ascii="Arial" w:hAnsi="Arial" w:cs="Arial"/>
+          <w:sz w:val="20"/>
+          <w:szCs w:val="20"/>
+        </w:rPr>
+      </w:pPr>
+      <w:r>
+        <w:rPr>
+          <w:rFonts w:ascii="Arial" w:hAnsi="Arial" w:cs="Arial"/>
+          <w:sz w:val="20"/>
+          <w:szCs w:val="20"/>
+        </w:rPr>
+        <w:t>4. When Excel opens, enable editing</w:t>
       </w:r>
     </w:p>
     <w:p>
@@ -10729,39 +10581,15 @@
           <w:sz w:val="20"/>
           <w:szCs w:val="20"/>
         </w:rPr>
-        <w:t xml:space="preserve">.  Change the Title for </w:t>
-      </w:r>
-      <w:r>
-        <w:rPr>
-          <w:rFonts w:ascii="Arial" w:hAnsi="Arial" w:cs="Arial"/>
-          <w:sz w:val="20"/>
-          <w:szCs w:val="20"/>
-        </w:rPr>
-        <w:t xml:space="preserve">Campus </w:t>
-      </w:r>
-      <w:r>
-        <w:rPr>
-          <w:rFonts w:ascii="Arial" w:hAnsi="Arial" w:cs="Arial"/>
-          <w:sz w:val="20"/>
-          <w:szCs w:val="20"/>
-        </w:rPr>
-        <w:t xml:space="preserve">Director to </w:t>
-      </w:r>
-      <w:r>
-        <w:rPr>
-          <w:rFonts w:ascii="Arial" w:hAnsi="Arial" w:cs="Arial"/>
-          <w:sz w:val="20"/>
-          <w:szCs w:val="20"/>
-        </w:rPr>
-        <w:t>Kelly Lai</w:t>
-      </w:r>
-      <w:r>
-        <w:rPr>
-          <w:rFonts w:ascii="Arial" w:hAnsi="Arial" w:cs="Arial"/>
-          <w:sz w:val="20"/>
-          <w:szCs w:val="20"/>
-        </w:rPr>
-        <w:t>.</w:t>
+        <w:t xml:space="preserve">.  </w:t>
+      </w:r>
+      <w:r>
+        <w:rPr>
+          <w:rFonts w:ascii="Arial" w:hAnsi="Arial" w:cs="Arial"/>
+          <w:sz w:val="20"/>
+          <w:szCs w:val="20"/>
+        </w:rPr>
+        <w:t>Select cell B1. Click Insert -&gt; Pictures -&gt; Pictures library - &gt; AOLCC New Logo – Medium. Resize the image</w:t>
       </w:r>
     </w:p>
     <w:p>
@@ -10797,25 +10625,15 @@
           <w:sz w:val="20"/>
           <w:szCs w:val="20"/>
         </w:rPr>
-        <w:t>.  Save the transcript as an .</w:t>
-      </w:r>
-      <w:proofErr w:type="spellStart"/>
-      <w:r>
-        <w:rPr>
-          <w:rFonts w:ascii="Arial" w:hAnsi="Arial" w:cs="Arial"/>
-          <w:sz w:val="20"/>
-          <w:szCs w:val="20"/>
-        </w:rPr>
-        <w:t>xls</w:t>
-      </w:r>
-      <w:proofErr w:type="spellEnd"/>
-      <w:r>
-        <w:rPr>
-          <w:rFonts w:ascii="Arial" w:hAnsi="Arial" w:cs="Arial"/>
-          <w:sz w:val="20"/>
-          <w:szCs w:val="20"/>
-        </w:rPr>
-        <w:t xml:space="preserve"> file in the designated Transcripts folder using the Campus Name-Student Name (Program Name) naming scheme.</w:t>
+        <w:t xml:space="preserve">.  </w:t>
+      </w:r>
+      <w:r>
+        <w:rPr>
+          <w:rFonts w:ascii="Arial" w:hAnsi="Arial" w:cs="Arial"/>
+          <w:sz w:val="20"/>
+          <w:szCs w:val="20"/>
+        </w:rPr>
+        <w:t>Select cells P10:B10 and select Thick Bottom Border</w:t>
       </w:r>
     </w:p>
     <w:p>
@@ -10859,32 +10677,7 @@
           <w:sz w:val="20"/>
           <w:szCs w:val="20"/>
         </w:rPr>
-        <w:t xml:space="preserve">When configuring the printer, select </w:t>
-      </w:r>
-      <w:r>
-        <w:rPr>
-          <w:rFonts w:ascii="Arial" w:hAnsi="Arial" w:cs="Arial"/>
-          <w:b/>
-          <w:sz w:val="20"/>
-          <w:szCs w:val="20"/>
-        </w:rPr>
-        <w:t>Shrink printout to fit page</w:t>
-      </w:r>
-      <w:r>
-        <w:rPr>
-          <w:rFonts w:ascii="Arial" w:hAnsi="Arial" w:cs="Arial"/>
-          <w:sz w:val="20"/>
-          <w:szCs w:val="20"/>
-        </w:rPr>
-        <w:t>.</w:t>
-      </w:r>
-      <w:r>
-        <w:rPr>
-          <w:rFonts w:ascii="Arial" w:hAnsi="Arial" w:cs="Arial"/>
-          <w:sz w:val="20"/>
-          <w:szCs w:val="20"/>
-        </w:rPr>
-        <w:t xml:space="preserve">  This needs to be done on the Student Printer</w:t>
+        <w:t>Remove the date and page information from the cells in Row 37</w:t>
       </w:r>
     </w:p>
     <w:p>
@@ -10920,135 +10713,98 @@
           <w:sz w:val="20"/>
           <w:szCs w:val="20"/>
         </w:rPr>
-        <w:t>.  Print Transcript</w:t>
-      </w:r>
-      <w:r>
-        <w:rPr>
-          <w:rFonts w:ascii="Arial" w:hAnsi="Arial" w:cs="Arial"/>
-          <w:sz w:val="20"/>
-          <w:szCs w:val="20"/>
-        </w:rPr>
-        <w:fldChar w:fldCharType="begin"/>
-      </w:r>
-      <w:r>
-        <w:instrText xml:space="preserve"> XE "</w:instrText>
-      </w:r>
-      <w:r>
-        <w:rPr>
-          <w:rFonts w:ascii="Arial" w:hAnsi="Arial" w:cs="Arial"/>
-          <w:sz w:val="20"/>
-          <w:szCs w:val="20"/>
-        </w:rPr>
-        <w:instrText>Transcript</w:instrText>
-      </w:r>
-      <w:r>
-        <w:instrText xml:space="preserve">" </w:instrText>
-      </w:r>
-      <w:r>
-        <w:rPr>
-          <w:rFonts w:ascii="Arial" w:hAnsi="Arial" w:cs="Arial"/>
-          <w:sz w:val="20"/>
-          <w:szCs w:val="20"/>
-        </w:rPr>
-        <w:fldChar w:fldCharType="end"/>
-      </w:r>
-      <w:r>
-        <w:rPr>
-          <w:rFonts w:ascii="Arial" w:hAnsi="Arial" w:cs="Arial"/>
-          <w:sz w:val="20"/>
-          <w:szCs w:val="20"/>
-        </w:rPr>
-        <w:t xml:space="preserve"> and get </w:t>
-      </w:r>
-      <w:r>
-        <w:rPr>
-          <w:rFonts w:ascii="Arial" w:hAnsi="Arial" w:cs="Arial"/>
-          <w:sz w:val="20"/>
-          <w:szCs w:val="20"/>
-        </w:rPr>
-        <w:t>Kelly</w:t>
-      </w:r>
-      <w:r>
-        <w:rPr>
-          <w:rFonts w:ascii="Arial" w:hAnsi="Arial" w:cs="Arial"/>
-          <w:sz w:val="20"/>
-          <w:szCs w:val="20"/>
-        </w:rPr>
-        <w:t xml:space="preserve"> to sign.</w:t>
-      </w:r>
-    </w:p>
-    <w:p>
-      <w:pPr>
-        <w:pStyle w:val="NoSpacing"/>
-        <w:rPr>
-          <w:rFonts w:ascii="Arial" w:hAnsi="Arial" w:cs="Arial"/>
-          <w:sz w:val="20"/>
-          <w:szCs w:val="20"/>
-        </w:rPr>
-      </w:pPr>
-    </w:p>
-    <w:p>
-      <w:pPr>
-        <w:pStyle w:val="NoSpacing"/>
-        <w:rPr>
-          <w:rFonts w:ascii="Arial" w:hAnsi="Arial" w:cs="Arial"/>
-          <w:sz w:val="20"/>
-          <w:szCs w:val="20"/>
-        </w:rPr>
-      </w:pPr>
-      <w:r>
-        <w:rPr>
-          <w:rFonts w:ascii="Arial" w:hAnsi="Arial" w:cs="Arial"/>
-          <w:sz w:val="20"/>
-          <w:szCs w:val="20"/>
-        </w:rPr>
-        <w:t>9</w:t>
-      </w:r>
-      <w:r>
-        <w:rPr>
-          <w:rFonts w:ascii="Arial" w:hAnsi="Arial" w:cs="Arial"/>
-          <w:sz w:val="20"/>
-          <w:szCs w:val="20"/>
-        </w:rPr>
-        <w:t>.  Photocopy signed Transcript</w:t>
-      </w:r>
-      <w:r>
-        <w:rPr>
-          <w:rFonts w:ascii="Arial" w:hAnsi="Arial" w:cs="Arial"/>
-          <w:sz w:val="20"/>
-          <w:szCs w:val="20"/>
-        </w:rPr>
-        <w:fldChar w:fldCharType="begin"/>
-      </w:r>
-      <w:r>
-        <w:instrText xml:space="preserve"> XE "</w:instrText>
-      </w:r>
-      <w:r>
-        <w:rPr>
-          <w:rFonts w:ascii="Arial" w:hAnsi="Arial" w:cs="Arial"/>
-          <w:sz w:val="20"/>
-          <w:szCs w:val="20"/>
-        </w:rPr>
-        <w:instrText>Transcript</w:instrText>
-      </w:r>
-      <w:r>
-        <w:instrText xml:space="preserve">" </w:instrText>
-      </w:r>
-      <w:r>
-        <w:rPr>
-          <w:rFonts w:ascii="Arial" w:hAnsi="Arial" w:cs="Arial"/>
-          <w:sz w:val="20"/>
-          <w:szCs w:val="20"/>
-        </w:rPr>
-        <w:fldChar w:fldCharType="end"/>
-      </w:r>
-      <w:r>
-        <w:rPr>
-          <w:rFonts w:ascii="Arial" w:hAnsi="Arial" w:cs="Arial"/>
-          <w:sz w:val="20"/>
-          <w:szCs w:val="20"/>
-        </w:rPr>
-        <w:t xml:space="preserve"> and place copy in Students File.</w:t>
+        <w:t xml:space="preserve">.  </w:t>
+      </w:r>
+      <w:r>
+        <w:rPr>
+          <w:rFonts w:ascii="Arial" w:hAnsi="Arial" w:cs="Arial"/>
+          <w:sz w:val="20"/>
+          <w:szCs w:val="20"/>
+        </w:rPr>
+        <w:t>Insert the digital copy of Philip’s signature in cell B32 (Insert -&gt; Pictures -&gt; Pictures Library - &gt; PY-sig</w:t>
+      </w:r>
+    </w:p>
+    <w:p>
+      <w:pPr>
+        <w:pStyle w:val="NoSpacing"/>
+        <w:rPr>
+          <w:rFonts w:ascii="Arial" w:hAnsi="Arial" w:cs="Arial"/>
+          <w:sz w:val="20"/>
+          <w:szCs w:val="20"/>
+        </w:rPr>
+      </w:pPr>
+    </w:p>
+    <w:p>
+      <w:pPr>
+        <w:pStyle w:val="NoSpacing"/>
+        <w:rPr>
+          <w:rFonts w:ascii="Arial" w:hAnsi="Arial" w:cs="Arial"/>
+          <w:i/>
+          <w:sz w:val="20"/>
+          <w:szCs w:val="20"/>
+        </w:rPr>
+      </w:pPr>
+      <w:r>
+        <w:rPr>
+          <w:rFonts w:ascii="Arial" w:hAnsi="Arial" w:cs="Arial"/>
+          <w:sz w:val="20"/>
+          <w:szCs w:val="20"/>
+        </w:rPr>
+        <w:t xml:space="preserve">9.  Hit File -&gt; Print. Under settings, select the dropdown marked No Scaling. Select </w:t>
+      </w:r>
+      <w:r>
+        <w:rPr>
+          <w:rFonts w:ascii="Arial" w:hAnsi="Arial" w:cs="Arial"/>
+          <w:i/>
+          <w:sz w:val="20"/>
+          <w:szCs w:val="20"/>
+        </w:rPr>
+        <w:t>Fit Sheet on One Page</w:t>
+      </w:r>
+    </w:p>
+    <w:p>
+      <w:pPr>
+        <w:pStyle w:val="NoSpacing"/>
+        <w:rPr>
+          <w:rFonts w:ascii="Arial" w:hAnsi="Arial" w:cs="Arial"/>
+          <w:i/>
+          <w:sz w:val="20"/>
+          <w:szCs w:val="20"/>
+        </w:rPr>
+      </w:pPr>
+    </w:p>
+    <w:p>
+      <w:pPr>
+        <w:pStyle w:val="NoSpacing"/>
+        <w:rPr>
+          <w:rFonts w:ascii="Arial" w:hAnsi="Arial" w:cs="Arial"/>
+          <w:sz w:val="20"/>
+          <w:szCs w:val="20"/>
+        </w:rPr>
+      </w:pPr>
+      <w:r>
+        <w:rPr>
+          <w:rFonts w:ascii="Arial" w:hAnsi="Arial" w:cs="Arial"/>
+          <w:sz w:val="20"/>
+          <w:szCs w:val="20"/>
+        </w:rPr>
+        <w:t>10</w:t>
+      </w:r>
+      <w:r>
+        <w:rPr>
+          <w:rFonts w:ascii="Arial" w:hAnsi="Arial" w:cs="Arial"/>
+          <w:sz w:val="20"/>
+          <w:szCs w:val="20"/>
+        </w:rPr>
+        <w:t xml:space="preserve">.  </w:t>
+      </w:r>
+      <w:r>
+        <w:rPr>
+          <w:rFonts w:ascii="Arial" w:hAnsi="Arial" w:cs="Arial"/>
+          <w:sz w:val="20"/>
+          <w:szCs w:val="20"/>
+        </w:rPr>
+        <w:t>Click Print.  Collect the transcript and put in the student’s file</w:t>
       </w:r>
     </w:p>
     <w:p>
@@ -11065,14 +10821,14 @@
       <w:pPr>
         <w:pStyle w:val="Heading1"/>
       </w:pPr>
-      <w:bookmarkStart w:id="34" w:name="_Toc392495818"/>
-      <w:bookmarkStart w:id="35" w:name="_Toc40964585"/>
+      <w:bookmarkStart w:id="33" w:name="_Toc392495818"/>
+      <w:bookmarkStart w:id="34" w:name="_Toc40964585"/>
       <w:r>
         <w:lastRenderedPageBreak/>
         <w:t>Server and Email Configuration</w:t>
       </w:r>
+      <w:bookmarkEnd w:id="33"/>
       <w:bookmarkEnd w:id="34"/>
-      <w:bookmarkEnd w:id="35"/>
     </w:p>
     <w:p>
       <w:pPr>
@@ -11303,13 +11059,13 @@
       <w:pPr>
         <w:pStyle w:val="Heading2"/>
       </w:pPr>
-      <w:bookmarkStart w:id="36" w:name="_Toc392495819"/>
-      <w:bookmarkStart w:id="37" w:name="_Toc40964586"/>
+      <w:bookmarkStart w:id="35" w:name="_Toc392495819"/>
+      <w:bookmarkStart w:id="36" w:name="_Toc40964586"/>
       <w:r>
         <w:t>Email addresses in use</w:t>
       </w:r>
+      <w:bookmarkEnd w:id="35"/>
       <w:bookmarkEnd w:id="36"/>
-      <w:bookmarkEnd w:id="37"/>
     </w:p>
     <w:p>
       <w:pPr>
@@ -11860,7 +11616,15 @@
           <w:sz w:val="20"/>
           <w:szCs w:val="20"/>
         </w:rPr>
-        <w:t>attendancerichmond@telus.net</w:t>
+        <w:t>assistant.aolcc</w:t>
+      </w:r>
+      <w:r>
+        <w:rPr>
+          <w:rFonts w:ascii="Arial" w:hAnsi="Arial" w:cs="Arial"/>
+          <w:sz w:val="20"/>
+          <w:szCs w:val="20"/>
+        </w:rPr>
+        <w:t>@telus.net</w:t>
       </w:r>
       <w:r>
         <w:rPr>
@@ -11921,13 +11685,13 @@
       <w:pPr>
         <w:pStyle w:val="Heading2"/>
       </w:pPr>
-      <w:bookmarkStart w:id="38" w:name="_Toc392495820"/>
-      <w:bookmarkStart w:id="39" w:name="_Toc40964587"/>
+      <w:bookmarkStart w:id="37" w:name="_Toc392495820"/>
+      <w:bookmarkStart w:id="38" w:name="_Toc40964587"/>
       <w:r>
         <w:t>Server Configuration</w:t>
       </w:r>
+      <w:bookmarkEnd w:id="37"/>
       <w:bookmarkEnd w:id="38"/>
-      <w:bookmarkEnd w:id="39"/>
     </w:p>
     <w:p>
       <w:pPr>
@@ -12194,14 +11958,14 @@
       <w:pPr>
         <w:pStyle w:val="Heading1"/>
       </w:pPr>
-      <w:bookmarkStart w:id="40" w:name="_Toc392495821"/>
-      <w:bookmarkStart w:id="41" w:name="_Toc40964588"/>
+      <w:bookmarkStart w:id="39" w:name="_Toc392495821"/>
+      <w:bookmarkStart w:id="40" w:name="_Toc40964588"/>
       <w:r>
         <w:lastRenderedPageBreak/>
         <w:t>Wireless Internet Issues</w:t>
       </w:r>
+      <w:bookmarkEnd w:id="39"/>
       <w:bookmarkEnd w:id="40"/>
-      <w:bookmarkEnd w:id="41"/>
     </w:p>
     <w:p>
       <w:pPr>
@@ -13109,72 +12873,93 @@
       <w:pPr>
         <w:pStyle w:val="Heading1"/>
       </w:pPr>
-      <w:bookmarkStart w:id="42" w:name="_Toc392495822"/>
-      <w:bookmarkStart w:id="43" w:name="_Toc40964589"/>
+      <w:bookmarkStart w:id="41" w:name="_Toc392495822"/>
+      <w:bookmarkStart w:id="42" w:name="_Toc40964589"/>
       <w:r>
         <w:lastRenderedPageBreak/>
         <w:t>Printers</w:t>
       </w:r>
+      <w:bookmarkEnd w:id="41"/>
       <w:bookmarkEnd w:id="42"/>
+    </w:p>
+    <w:p>
+      <w:pPr>
+        <w:pStyle w:val="NoSpacing"/>
+      </w:pPr>
+    </w:p>
+    <w:p>
+      <w:pPr>
+        <w:pStyle w:val="NoSpacing"/>
+      </w:pPr>
+      <w:r>
+        <w:t xml:space="preserve">There are two printers configured for use in Richmond.  The Brother HL5370DW is for the use of students and staff.  The </w:t>
+      </w:r>
+      <w:r>
+        <w:t>Ricoh printer</w:t>
+      </w:r>
+      <w:r>
+        <w:t xml:space="preserve"> is </w:t>
+      </w:r>
+      <w:r>
+        <w:t>located next to Peter’s desk</w:t>
+      </w:r>
+      <w:r>
+        <w:t>, and functions as a copier, scanner, and fax machine.</w:t>
+      </w:r>
+    </w:p>
+    <w:p>
+      <w:pPr>
+        <w:pStyle w:val="NoSpacing"/>
+      </w:pPr>
+    </w:p>
+    <w:p>
+      <w:pPr>
+        <w:pStyle w:val="NoSpacing"/>
+      </w:pPr>
+      <w:r>
+        <w:t>Currently the machines in the outer offices (</w:t>
+      </w:r>
+      <w:r>
+        <w:t>Peter, Philip and Charlotte</w:t>
+      </w:r>
+      <w:r>
+        <w:t xml:space="preserve">) can only print to the </w:t>
+      </w:r>
+      <w:r>
+        <w:t>Ricoh printer.</w:t>
+      </w:r>
+    </w:p>
+    <w:p>
+      <w:pPr>
+        <w:pStyle w:val="NoSpacing"/>
+      </w:pPr>
+    </w:p>
+    <w:p>
+      <w:pPr>
+        <w:pStyle w:val="NoSpacing"/>
+      </w:pPr>
+      <w:r>
+        <w:t>Both printers have web interfaces reachable through their IP addresses.</w:t>
+      </w:r>
+    </w:p>
+    <w:p>
+      <w:pPr>
+        <w:pStyle w:val="NoSpacing"/>
+      </w:pPr>
+    </w:p>
+    <w:p>
+      <w:pPr>
+        <w:pStyle w:val="Heading2"/>
+      </w:pPr>
+      <w:bookmarkStart w:id="43" w:name="_Toc392495823"/>
+      <w:bookmarkStart w:id="44" w:name="_Toc447275619"/>
+      <w:bookmarkStart w:id="45" w:name="_Toc40964590"/>
+      <w:r>
+        <w:t>Brother HL5370DW</w:t>
+      </w:r>
       <w:bookmarkEnd w:id="43"/>
-    </w:p>
-    <w:p>
-      <w:pPr>
-        <w:pStyle w:val="NoSpacing"/>
-      </w:pPr>
-    </w:p>
-    <w:p>
-      <w:pPr>
-        <w:pStyle w:val="NoSpacing"/>
-      </w:pPr>
-      <w:r>
-        <w:t>There are two printers configured for use in Richmond.  The Brother HL5370DW is for the use of students and staff.  The Brother MFC-8460N is connected directly to the Facilitator’s machine, and functions as a copier, scanner, and fax machine.</w:t>
-      </w:r>
-    </w:p>
-    <w:p>
-      <w:pPr>
-        <w:pStyle w:val="NoSpacing"/>
-      </w:pPr>
-    </w:p>
-    <w:p>
-      <w:pPr>
-        <w:pStyle w:val="NoSpacing"/>
-      </w:pPr>
-      <w:r>
-        <w:t>Currently the machines in the outer offices (Kelly and Peter) can only print to the HL5370DW.</w:t>
-      </w:r>
-    </w:p>
-    <w:p>
-      <w:pPr>
-        <w:pStyle w:val="NoSpacing"/>
-      </w:pPr>
-    </w:p>
-    <w:p>
-      <w:pPr>
-        <w:pStyle w:val="NoSpacing"/>
-      </w:pPr>
-      <w:r>
-        <w:t>Both printers have web interfaces reachable through their IP addresses.</w:t>
-      </w:r>
-    </w:p>
-    <w:p>
-      <w:pPr>
-        <w:pStyle w:val="NoSpacing"/>
-      </w:pPr>
-    </w:p>
-    <w:p>
-      <w:pPr>
-        <w:pStyle w:val="Heading2"/>
-      </w:pPr>
-      <w:bookmarkStart w:id="44" w:name="_Toc392495823"/>
-      <w:bookmarkStart w:id="45" w:name="_Toc447275619"/>
-      <w:bookmarkStart w:id="46" w:name="_Toc40964590"/>
-      <w:r>
-        <w:t>Brother HL5370DW</w:t>
-      </w:r>
       <w:bookmarkEnd w:id="44"/>
       <w:bookmarkEnd w:id="45"/>
-      <w:bookmarkEnd w:id="46"/>
       <w:r>
         <w:tab/>
       </w:r>
@@ -13328,49 +13113,69 @@
       <w:pPr>
         <w:pStyle w:val="Heading2"/>
       </w:pPr>
-      <w:bookmarkStart w:id="47" w:name="_Toc392495824"/>
-      <w:bookmarkStart w:id="48" w:name="_Toc447275620"/>
-      <w:bookmarkStart w:id="49" w:name="_Toc40964591"/>
-      <w:r>
-        <w:t>Brother MFC-8460N</w:t>
+      <w:r>
+        <w:t xml:space="preserve">Ricoh </w:t>
+      </w:r>
+      <w:proofErr w:type="spellStart"/>
+      <w:r>
+        <w:t>Colour</w:t>
+      </w:r>
+      <w:proofErr w:type="spellEnd"/>
+      <w:r>
+        <w:t xml:space="preserve"> Printer</w:t>
+      </w:r>
+    </w:p>
+    <w:p>
+      <w:pPr>
+        <w:pStyle w:val="NoSpacing"/>
+      </w:pPr>
+    </w:p>
+    <w:p>
+      <w:pPr>
+        <w:pStyle w:val="NoSpacing"/>
+      </w:pPr>
+      <w:r>
+        <w:t>IP Address: 192.168.1.70</w:t>
+      </w:r>
+    </w:p>
+    <w:p>
+      <w:pPr>
+        <w:pStyle w:val="NoSpacing"/>
+      </w:pPr>
+      <w:r>
+        <w:t>Username: admin</w:t>
+      </w:r>
+    </w:p>
+    <w:p>
+      <w:pPr>
+        <w:pStyle w:val="NoSpacing"/>
+      </w:pPr>
+      <w:r>
+        <w:t>Password: {blank}</w:t>
+      </w:r>
+      <w:bookmarkStart w:id="46" w:name="_GoBack"/>
+      <w:bookmarkEnd w:id="46"/>
+    </w:p>
+    <w:p>
+      <w:pPr>
+        <w:pStyle w:val="NoSpacing"/>
+      </w:pPr>
+    </w:p>
+    <w:p>
+      <w:pPr>
+        <w:pStyle w:val="Heading1"/>
+      </w:pPr>
+      <w:r>
+        <w:br w:type="page"/>
+      </w:r>
+      <w:bookmarkStart w:id="47" w:name="_Toc392495825"/>
+      <w:bookmarkStart w:id="48" w:name="_Toc40964592"/>
+      <w:r>
+        <w:lastRenderedPageBreak/>
+        <w:t>Activating Office 2010 Manually</w:t>
       </w:r>
       <w:bookmarkEnd w:id="47"/>
       <w:bookmarkEnd w:id="48"/>
-      <w:bookmarkEnd w:id="49"/>
-    </w:p>
-    <w:p>
-      <w:pPr>
-        <w:pStyle w:val="NoSpacing"/>
-      </w:pPr>
-    </w:p>
-    <w:p>
-      <w:pPr>
-        <w:pStyle w:val="NoSpacing"/>
-      </w:pPr>
-      <w:r>
-        <w:t>IP Address: 192.168.1.14</w:t>
-      </w:r>
-    </w:p>
-    <w:p>
-      <w:pPr>
-        <w:pStyle w:val="NoSpacing"/>
-      </w:pPr>
-    </w:p>
-    <w:p>
-      <w:pPr>
-        <w:pStyle w:val="Heading1"/>
-      </w:pPr>
-      <w:r>
-        <w:br w:type="page"/>
-      </w:r>
-      <w:bookmarkStart w:id="50" w:name="_Toc392495825"/>
-      <w:bookmarkStart w:id="51" w:name="_Toc40964592"/>
-      <w:r>
-        <w:lastRenderedPageBreak/>
-        <w:t>Activating Office 2010 Manually</w:t>
-      </w:r>
-      <w:bookmarkEnd w:id="50"/>
-      <w:bookmarkEnd w:id="51"/>
       <w:r>
         <w:br/>
       </w:r>
@@ -13472,109 +13277,109 @@
       <w:pPr>
         <w:pStyle w:val="Heading2"/>
       </w:pPr>
-      <w:bookmarkStart w:id="52" w:name="_Toc392495826"/>
-      <w:bookmarkStart w:id="53" w:name="_Toc40964593"/>
+      <w:bookmarkStart w:id="49" w:name="_Toc392495826"/>
+      <w:bookmarkStart w:id="50" w:name="_Toc40964593"/>
       <w:r>
         <w:t>Activate Office Using OSPP.VBS</w:t>
       </w:r>
+      <w:bookmarkEnd w:id="49"/>
+      <w:bookmarkEnd w:id="50"/>
+      <w:r>
+        <w:br/>
+      </w:r>
+      <w:r>
+        <w:fldChar w:fldCharType="begin"/>
+      </w:r>
+      <w:r>
+        <w:instrText xml:space="preserve"> XE "</w:instrText>
+      </w:r>
+      <w:r>
+        <w:instrText>OSPP.VBS</w:instrText>
+      </w:r>
+      <w:r>
+        <w:instrText xml:space="preserve">" </w:instrText>
+      </w:r>
+      <w:r>
+        <w:fldChar w:fldCharType="end"/>
+      </w:r>
+    </w:p>
+    <w:p>
+      <w:pPr>
+        <w:rPr>
+          <w:lang w:eastAsia="en-US"/>
+        </w:rPr>
+      </w:pPr>
+      <w:r>
+        <w:rPr>
+          <w:lang w:eastAsia="en-US"/>
+        </w:rPr>
+        <w:t>Open an administrative command prompt (Start -&gt; All Programs -&gt; Accessories -&gt; Right click Command Prompt and select Run as Administrator)</w:t>
+      </w:r>
+    </w:p>
+    <w:p>
+      <w:pPr>
+        <w:rPr>
+          <w:lang w:eastAsia="en-US"/>
+        </w:rPr>
+      </w:pPr>
+      <w:r>
+        <w:rPr>
+          <w:lang w:eastAsia="en-US"/>
+        </w:rPr>
+        <w:t>CD C:\PROGRAM FILES\MICROSOFT OFFICE\OFFICE14</w:t>
+      </w:r>
+    </w:p>
+    <w:p>
+      <w:pPr>
+        <w:rPr>
+          <w:lang w:eastAsia="en-US"/>
+        </w:rPr>
+      </w:pPr>
+      <w:r>
+        <w:rPr>
+          <w:lang w:eastAsia="en-US"/>
+        </w:rPr>
+        <w:t xml:space="preserve">C:\PROGRAM FILES\MICROSOFT OFFICE\OFFICE14&gt; </w:t>
+      </w:r>
+      <w:proofErr w:type="spellStart"/>
+      <w:r>
+        <w:rPr>
+          <w:lang w:eastAsia="en-US"/>
+        </w:rPr>
+        <w:t>cscript</w:t>
+      </w:r>
+      <w:proofErr w:type="spellEnd"/>
+      <w:r>
+        <w:rPr>
+          <w:lang w:eastAsia="en-US"/>
+        </w:rPr>
+        <w:t xml:space="preserve"> ospp.vbs /act</w:t>
+      </w:r>
+    </w:p>
+    <w:p>
+      <w:pPr>
+        <w:rPr>
+          <w:lang w:eastAsia="en-US"/>
+        </w:rPr>
+      </w:pPr>
+      <w:r>
+        <w:rPr>
+          <w:lang w:eastAsia="en-US"/>
+        </w:rPr>
+        <w:t>This should report that the activation was successful.  You can then open any Office program and confirm that Office is activated.</w:t>
+      </w:r>
+    </w:p>
+    <w:p>
+      <w:pPr>
+        <w:pStyle w:val="Heading1"/>
+      </w:pPr>
+      <w:bookmarkStart w:id="51" w:name="_Toc392495827"/>
+      <w:bookmarkStart w:id="52" w:name="_Toc40964594"/>
+      <w:r>
+        <w:t>ACME Login Errors – Security Permissions</w:t>
+      </w:r>
+      <w:bookmarkEnd w:id="51"/>
       <w:bookmarkEnd w:id="52"/>
-      <w:bookmarkEnd w:id="53"/>
-      <w:r>
-        <w:br/>
-      </w:r>
-      <w:r>
-        <w:fldChar w:fldCharType="begin"/>
-      </w:r>
-      <w:r>
-        <w:instrText xml:space="preserve"> XE "</w:instrText>
-      </w:r>
-      <w:r>
-        <w:instrText>OSPP.VBS</w:instrText>
-      </w:r>
-      <w:r>
-        <w:instrText xml:space="preserve">" </w:instrText>
-      </w:r>
-      <w:r>
-        <w:fldChar w:fldCharType="end"/>
-      </w:r>
-    </w:p>
-    <w:p>
-      <w:pPr>
-        <w:rPr>
-          <w:lang w:eastAsia="en-US"/>
-        </w:rPr>
-      </w:pPr>
-      <w:r>
-        <w:rPr>
-          <w:lang w:eastAsia="en-US"/>
-        </w:rPr>
-        <w:t>Open an administrative command prompt (Start -&gt; All Programs -&gt; Accessories -&gt; Right click Command Prompt and select Run as Administrator)</w:t>
-      </w:r>
-    </w:p>
-    <w:p>
-      <w:pPr>
-        <w:rPr>
-          <w:lang w:eastAsia="en-US"/>
-        </w:rPr>
-      </w:pPr>
-      <w:r>
-        <w:rPr>
-          <w:lang w:eastAsia="en-US"/>
-        </w:rPr>
-        <w:t>CD C:\PROGRAM FILES\MICROSOFT OFFICE\OFFICE14</w:t>
-      </w:r>
-    </w:p>
-    <w:p>
-      <w:pPr>
-        <w:rPr>
-          <w:lang w:eastAsia="en-US"/>
-        </w:rPr>
-      </w:pPr>
-      <w:r>
-        <w:rPr>
-          <w:lang w:eastAsia="en-US"/>
-        </w:rPr>
-        <w:t xml:space="preserve">C:\PROGRAM FILES\MICROSOFT OFFICE\OFFICE14&gt; </w:t>
-      </w:r>
-      <w:proofErr w:type="spellStart"/>
-      <w:r>
-        <w:rPr>
-          <w:lang w:eastAsia="en-US"/>
-        </w:rPr>
-        <w:t>cscript</w:t>
-      </w:r>
-      <w:proofErr w:type="spellEnd"/>
-      <w:r>
-        <w:rPr>
-          <w:lang w:eastAsia="en-US"/>
-        </w:rPr>
-        <w:t xml:space="preserve"> ospp.vbs /act</w:t>
-      </w:r>
-    </w:p>
-    <w:p>
-      <w:pPr>
-        <w:rPr>
-          <w:lang w:eastAsia="en-US"/>
-        </w:rPr>
-      </w:pPr>
-      <w:r>
-        <w:rPr>
-          <w:lang w:eastAsia="en-US"/>
-        </w:rPr>
-        <w:t>This should report that the activation was successful.  You can then open any Office program and confirm that Office is activated.</w:t>
-      </w:r>
-    </w:p>
-    <w:p>
-      <w:pPr>
-        <w:pStyle w:val="Heading1"/>
-      </w:pPr>
-      <w:bookmarkStart w:id="54" w:name="_Toc392495827"/>
-      <w:bookmarkStart w:id="55" w:name="_Toc40964594"/>
-      <w:r>
-        <w:t>ACME Login Errors – Security Permissions</w:t>
-      </w:r>
-      <w:bookmarkEnd w:id="54"/>
-      <w:bookmarkEnd w:id="55"/>
     </w:p>
     <w:p>
       <w:pPr>
@@ -14517,7 +14322,6 @@
         <w:dataBinding w:prefixMappings="xmlns:ns0='http://schemas.openxmlformats.org/package/2006/metadata/core-properties' xmlns:ns1='http://purl.org/dc/elements/1.1/'" w:xpath="/ns0:coreProperties[1]/ns1:creator[1]" w:storeItemID="{6C3C8BC8-F283-45AE-878A-BAB7291924A1}"/>
         <w:text/>
       </w:sdtPr>
-      <w:sdtEndPr/>
       <w:sdtContent>
         <w:r>
           <w:rPr>
@@ -14525,47 +14329,7 @@
             <w:sz w:val="24"/>
             <w:szCs w:val="24"/>
           </w:rPr>
-          <w:t>Version 2.9.</w:t>
-        </w:r>
-        <w:r>
-          <w:rPr>
-            <w:color w:val="000000" w:themeColor="text1"/>
-            <w:sz w:val="24"/>
-            <w:szCs w:val="24"/>
-          </w:rPr>
-          <w:t>5</w:t>
-        </w:r>
-        <w:r>
-          <w:rPr>
-            <w:color w:val="000000" w:themeColor="text1"/>
-            <w:sz w:val="24"/>
-            <w:szCs w:val="24"/>
-          </w:rPr>
-          <w:t>.</w:t>
-        </w:r>
-        <w:r>
-          <w:rPr>
-            <w:color w:val="000000" w:themeColor="text1"/>
-            <w:sz w:val="24"/>
-            <w:szCs w:val="24"/>
-          </w:rPr>
-          <w:t>20</w:t>
-        </w:r>
-        <w:r>
-          <w:rPr>
-            <w:color w:val="000000" w:themeColor="text1"/>
-            <w:sz w:val="24"/>
-            <w:szCs w:val="24"/>
-          </w:rPr>
-          <w:t xml:space="preserve"> – </w:t>
-        </w:r>
-        <w:r>
-          <w:rPr>
-            <w:color w:val="000000" w:themeColor="text1"/>
-            <w:sz w:val="24"/>
-            <w:szCs w:val="24"/>
-          </w:rPr>
-          <w:t>May 2020</w:t>
+          <w:t>Version 2.9.5.20 – May 2020</w:t>
         </w:r>
       </w:sdtContent>
     </w:sdt>
@@ -14837,7 +14601,7 @@
         </mc:Choice>
         <mc:Fallback>
           <w:pict>
-            <v:rect w14:anchorId="62BA784A" id="Rectangle 4" o:spid="_x0000_s1026" style="position:absolute;margin-left:0;margin-top:0;width:468pt;height:2.85pt;z-index:-251656192;visibility:visible;mso-wrap-style:square;mso-width-percent:1000;mso-height-percent:0;mso-wrap-distance-left:9pt;mso-wrap-distance-top:7.2pt;mso-wrap-distance-right:9pt;mso-wrap-distance-bottom:7.2pt;mso-position-horizontal:center;mso-position-horizontal-relative:margin;mso-position-vertical:top;mso-position-vertical-relative:bottom-margin-area;mso-width-percent:1000;mso-height-percent:0;mso-width-relative:margin;mso-height-relative:margin;v-text-anchor:middle" o:gfxdata="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" fillcolor="#4f81bd [3204]" stroked="f" strokeweight="2pt">
+            <v:rect w14:anchorId="211BA575" id="Rectangle 4" o:spid="_x0000_s1026" style="position:absolute;margin-left:0;margin-top:0;width:468pt;height:2.85pt;z-index:-251656192;visibility:visible;mso-wrap-style:square;mso-width-percent:1000;mso-height-percent:0;mso-wrap-distance-left:9pt;mso-wrap-distance-top:7.2pt;mso-wrap-distance-right:9pt;mso-wrap-distance-bottom:7.2pt;mso-position-horizontal:center;mso-position-horizontal-relative:margin;mso-position-vertical:top;mso-position-vertical-relative:bottom-margin-area;mso-width-percent:1000;mso-height-percent:0;mso-width-relative:margin;mso-height-relative:margin;v-text-anchor:middle" o:gfxdata="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" fillcolor="#4f81bd [3204]" stroked="f" strokeweight="2pt">
               <w10:wrap type="square" anchorx="margin" anchory="margin"/>
             </v:rect>
           </w:pict>
@@ -15623,6 +15387,95 @@
     </w:lvl>
   </w:abstractNum>
   <w:abstractNum w:abstractNumId="7" w15:restartNumberingAfterBreak="0">
+    <w:nsid w:val="25C53473"/>
+    <w:multiLevelType w:val="hybridMultilevel"/>
+    <w:tmpl w:val="817AC806"/>
+    <w:lvl w:ilvl="0" w:tplc="0409000F">
+      <w:start w:val="1"/>
+      <w:numFmt w:val="decimal"/>
+      <w:lvlText w:val="%1."/>
+      <w:lvlJc w:val="left"/>
+      <w:pPr>
+        <w:ind w:left="720" w:hanging="360"/>
+      </w:pPr>
+      <w:rPr>
+        <w:rFonts w:hint="default"/>
+      </w:rPr>
+    </w:lvl>
+    <w:lvl w:ilvl="1" w:tplc="04090019" w:tentative="1">
+      <w:start w:val="1"/>
+      <w:numFmt w:val="lowerLetter"/>
+      <w:lvlText w:val="%2."/>
+      <w:lvlJc w:val="left"/>
+      <w:pPr>
+        <w:ind w:left="1440" w:hanging="360"/>
+      </w:pPr>
+    </w:lvl>
+    <w:lvl w:ilvl="2" w:tplc="0409001B" w:tentative="1">
+      <w:start w:val="1"/>
+      <w:numFmt w:val="lowerRoman"/>
+      <w:lvlText w:val="%3."/>
+      <w:lvlJc w:val="right"/>
+      <w:pPr>
+        <w:ind w:left="2160" w:hanging="180"/>
+      </w:pPr>
+    </w:lvl>
+    <w:lvl w:ilvl="3" w:tplc="0409000F" w:tentative="1">
+      <w:start w:val="1"/>
+      <w:numFmt w:val="decimal"/>
+      <w:lvlText w:val="%4."/>
+      <w:lvlJc w:val="left"/>
+      <w:pPr>
+        <w:ind w:left="2880" w:hanging="360"/>
+      </w:pPr>
+    </w:lvl>
+    <w:lvl w:ilvl="4" w:tplc="04090019" w:tentative="1">
+      <w:start w:val="1"/>
+      <w:numFmt w:val="lowerLetter"/>
+      <w:lvlText w:val="%5."/>
+      <w:lvlJc w:val="left"/>
+      <w:pPr>
+        <w:ind w:left="3600" w:hanging="360"/>
+      </w:pPr>
+    </w:lvl>
+    <w:lvl w:ilvl="5" w:tplc="0409001B" w:tentative="1">
+      <w:start w:val="1"/>
+      <w:numFmt w:val="lowerRoman"/>
+      <w:lvlText w:val="%6."/>
+      <w:lvlJc w:val="right"/>
+      <w:pPr>
+        <w:ind w:left="4320" w:hanging="180"/>
+      </w:pPr>
+    </w:lvl>
+    <w:lvl w:ilvl="6" w:tplc="0409000F" w:tentative="1">
+      <w:start w:val="1"/>
+      <w:numFmt w:val="decimal"/>
+      <w:lvlText w:val="%7."/>
+      <w:lvlJc w:val="left"/>
+      <w:pPr>
+        <w:ind w:left="5040" w:hanging="360"/>
+      </w:pPr>
+    </w:lvl>
+    <w:lvl w:ilvl="7" w:tplc="04090019" w:tentative="1">
+      <w:start w:val="1"/>
+      <w:numFmt w:val="lowerLetter"/>
+      <w:lvlText w:val="%8."/>
+      <w:lvlJc w:val="left"/>
+      <w:pPr>
+        <w:ind w:left="5760" w:hanging="360"/>
+      </w:pPr>
+    </w:lvl>
+    <w:lvl w:ilvl="8" w:tplc="0409001B" w:tentative="1">
+      <w:start w:val="1"/>
+      <w:numFmt w:val="lowerRoman"/>
+      <w:lvlText w:val="%9."/>
+      <w:lvlJc w:val="right"/>
+      <w:pPr>
+        <w:ind w:left="6480" w:hanging="180"/>
+      </w:pPr>
+    </w:lvl>
+  </w:abstractNum>
+  <w:abstractNum w:abstractNumId="8" w15:restartNumberingAfterBreak="0">
     <w:nsid w:val="26BE0144"/>
     <w:multiLevelType w:val="hybridMultilevel"/>
     <w:tmpl w:val="5642A944"/>
@@ -15735,7 +15588,7 @@
       </w:rPr>
     </w:lvl>
   </w:abstractNum>
-  <w:abstractNum w:abstractNumId="8" w15:restartNumberingAfterBreak="0">
+  <w:abstractNum w:abstractNumId="9" w15:restartNumberingAfterBreak="0">
     <w:nsid w:val="27D97432"/>
     <w:multiLevelType w:val="hybridMultilevel"/>
     <w:tmpl w:val="F7C86002"/>
@@ -15821,7 +15674,7 @@
       </w:pPr>
     </w:lvl>
   </w:abstractNum>
-  <w:abstractNum w:abstractNumId="9" w15:restartNumberingAfterBreak="0">
+  <w:abstractNum w:abstractNumId="10" w15:restartNumberingAfterBreak="0">
     <w:nsid w:val="28991FB3"/>
     <w:multiLevelType w:val="hybridMultilevel"/>
     <w:tmpl w:val="9BAA444E"/>
@@ -15934,7 +15787,7 @@
       </w:rPr>
     </w:lvl>
   </w:abstractNum>
-  <w:abstractNum w:abstractNumId="10" w15:restartNumberingAfterBreak="0">
+  <w:abstractNum w:abstractNumId="11" w15:restartNumberingAfterBreak="0">
     <w:nsid w:val="2D636847"/>
     <w:multiLevelType w:val="hybridMultilevel"/>
     <w:tmpl w:val="548C138E"/>
@@ -16047,7 +15900,7 @@
       </w:rPr>
     </w:lvl>
   </w:abstractNum>
-  <w:abstractNum w:abstractNumId="11" w15:restartNumberingAfterBreak="0">
+  <w:abstractNum w:abstractNumId="12" w15:restartNumberingAfterBreak="0">
     <w:nsid w:val="303C2A5C"/>
     <w:multiLevelType w:val="hybridMultilevel"/>
     <w:tmpl w:val="F7F88B7E"/>
@@ -16136,7 +15989,7 @@
       </w:pPr>
     </w:lvl>
   </w:abstractNum>
-  <w:abstractNum w:abstractNumId="12" w15:restartNumberingAfterBreak="0">
+  <w:abstractNum w:abstractNumId="13" w15:restartNumberingAfterBreak="0">
     <w:nsid w:val="38B523D2"/>
     <w:multiLevelType w:val="hybridMultilevel"/>
     <w:tmpl w:val="B6C072E6"/>
@@ -16222,7 +16075,7 @@
       </w:pPr>
     </w:lvl>
   </w:abstractNum>
-  <w:abstractNum w:abstractNumId="13" w15:restartNumberingAfterBreak="0">
+  <w:abstractNum w:abstractNumId="14" w15:restartNumberingAfterBreak="0">
     <w:nsid w:val="3B8A4BCC"/>
     <w:multiLevelType w:val="multilevel"/>
     <w:tmpl w:val="43FC684C"/>
@@ -16335,7 +16188,7 @@
       </w:pPr>
     </w:lvl>
   </w:abstractNum>
-  <w:abstractNum w:abstractNumId="14" w15:restartNumberingAfterBreak="0">
+  <w:abstractNum w:abstractNumId="15" w15:restartNumberingAfterBreak="0">
     <w:nsid w:val="41C15591"/>
     <w:multiLevelType w:val="hybridMultilevel"/>
     <w:tmpl w:val="C3D42D10"/>
@@ -16424,7 +16277,7 @@
       </w:pPr>
     </w:lvl>
   </w:abstractNum>
-  <w:abstractNum w:abstractNumId="15" w15:restartNumberingAfterBreak="0">
+  <w:abstractNum w:abstractNumId="16" w15:restartNumberingAfterBreak="0">
     <w:nsid w:val="43F67C2F"/>
     <w:multiLevelType w:val="hybridMultilevel"/>
     <w:tmpl w:val="E6E80FF6"/>
@@ -16537,7 +16390,7 @@
       </w:rPr>
     </w:lvl>
   </w:abstractNum>
-  <w:abstractNum w:abstractNumId="16" w15:restartNumberingAfterBreak="0">
+  <w:abstractNum w:abstractNumId="17" w15:restartNumberingAfterBreak="0">
     <w:nsid w:val="44425958"/>
     <w:multiLevelType w:val="hybridMultilevel"/>
     <w:tmpl w:val="434C16CE"/>
@@ -16650,7 +16503,7 @@
       </w:rPr>
     </w:lvl>
   </w:abstractNum>
-  <w:abstractNum w:abstractNumId="17" w15:restartNumberingAfterBreak="0">
+  <w:abstractNum w:abstractNumId="18" w15:restartNumberingAfterBreak="0">
     <w:nsid w:val="4827386F"/>
     <w:multiLevelType w:val="hybridMultilevel"/>
     <w:tmpl w:val="8428891C"/>
@@ -16736,7 +16589,7 @@
       </w:pPr>
     </w:lvl>
   </w:abstractNum>
-  <w:abstractNum w:abstractNumId="18" w15:restartNumberingAfterBreak="0">
+  <w:abstractNum w:abstractNumId="19" w15:restartNumberingAfterBreak="0">
     <w:nsid w:val="55B13BFB"/>
     <w:multiLevelType w:val="multilevel"/>
     <w:tmpl w:val="AE6A9910"/>
@@ -16849,7 +16702,7 @@
       </w:pPr>
     </w:lvl>
   </w:abstractNum>
-  <w:abstractNum w:abstractNumId="19" w15:restartNumberingAfterBreak="0">
+  <w:abstractNum w:abstractNumId="20" w15:restartNumberingAfterBreak="0">
     <w:nsid w:val="5AE851B2"/>
     <w:multiLevelType w:val="multilevel"/>
     <w:tmpl w:val="B2F61C20"/>
@@ -16962,7 +16815,7 @@
       </w:rPr>
     </w:lvl>
   </w:abstractNum>
-  <w:abstractNum w:abstractNumId="20" w15:restartNumberingAfterBreak="0">
+  <w:abstractNum w:abstractNumId="21" w15:restartNumberingAfterBreak="0">
     <w:nsid w:val="5D013F87"/>
     <w:multiLevelType w:val="hybridMultilevel"/>
     <w:tmpl w:val="F7C86002"/>
@@ -17048,7 +16901,7 @@
       </w:pPr>
     </w:lvl>
   </w:abstractNum>
-  <w:abstractNum w:abstractNumId="21" w15:restartNumberingAfterBreak="0">
+  <w:abstractNum w:abstractNumId="22" w15:restartNumberingAfterBreak="0">
     <w:nsid w:val="651D514B"/>
     <w:multiLevelType w:val="hybridMultilevel"/>
     <w:tmpl w:val="1292AD7C"/>
@@ -17137,7 +16990,7 @@
       </w:pPr>
     </w:lvl>
   </w:abstractNum>
-  <w:abstractNum w:abstractNumId="22" w15:restartNumberingAfterBreak="0">
+  <w:abstractNum w:abstractNumId="23" w15:restartNumberingAfterBreak="0">
     <w:nsid w:val="770E20C1"/>
     <w:multiLevelType w:val="hybridMultilevel"/>
     <w:tmpl w:val="9574F80A"/>
@@ -17226,7 +17079,7 @@
       </w:pPr>
     </w:lvl>
   </w:abstractNum>
-  <w:abstractNum w:abstractNumId="23" w15:restartNumberingAfterBreak="0">
+  <w:abstractNum w:abstractNumId="24" w15:restartNumberingAfterBreak="0">
     <w:nsid w:val="788300FC"/>
     <w:multiLevelType w:val="hybridMultilevel"/>
     <w:tmpl w:val="752C90F4"/>
@@ -17339,20 +17192,109 @@
       </w:rPr>
     </w:lvl>
   </w:abstractNum>
+  <w:abstractNum w:abstractNumId="25" w15:restartNumberingAfterBreak="0">
+    <w:nsid w:val="7F885DA1"/>
+    <w:multiLevelType w:val="hybridMultilevel"/>
+    <w:tmpl w:val="B29C9566"/>
+    <w:lvl w:ilvl="0" w:tplc="0409000F">
+      <w:start w:val="1"/>
+      <w:numFmt w:val="decimal"/>
+      <w:lvlText w:val="%1."/>
+      <w:lvlJc w:val="left"/>
+      <w:pPr>
+        <w:ind w:left="720" w:hanging="360"/>
+      </w:pPr>
+      <w:rPr>
+        <w:rFonts w:hint="default"/>
+      </w:rPr>
+    </w:lvl>
+    <w:lvl w:ilvl="1" w:tplc="04090019" w:tentative="1">
+      <w:start w:val="1"/>
+      <w:numFmt w:val="lowerLetter"/>
+      <w:lvlText w:val="%2."/>
+      <w:lvlJc w:val="left"/>
+      <w:pPr>
+        <w:ind w:left="1440" w:hanging="360"/>
+      </w:pPr>
+    </w:lvl>
+    <w:lvl w:ilvl="2" w:tplc="0409001B" w:tentative="1">
+      <w:start w:val="1"/>
+      <w:numFmt w:val="lowerRoman"/>
+      <w:lvlText w:val="%3."/>
+      <w:lvlJc w:val="right"/>
+      <w:pPr>
+        <w:ind w:left="2160" w:hanging="180"/>
+      </w:pPr>
+    </w:lvl>
+    <w:lvl w:ilvl="3" w:tplc="0409000F" w:tentative="1">
+      <w:start w:val="1"/>
+      <w:numFmt w:val="decimal"/>
+      <w:lvlText w:val="%4."/>
+      <w:lvlJc w:val="left"/>
+      <w:pPr>
+        <w:ind w:left="2880" w:hanging="360"/>
+      </w:pPr>
+    </w:lvl>
+    <w:lvl w:ilvl="4" w:tplc="04090019" w:tentative="1">
+      <w:start w:val="1"/>
+      <w:numFmt w:val="lowerLetter"/>
+      <w:lvlText w:val="%5."/>
+      <w:lvlJc w:val="left"/>
+      <w:pPr>
+        <w:ind w:left="3600" w:hanging="360"/>
+      </w:pPr>
+    </w:lvl>
+    <w:lvl w:ilvl="5" w:tplc="0409001B" w:tentative="1">
+      <w:start w:val="1"/>
+      <w:numFmt w:val="lowerRoman"/>
+      <w:lvlText w:val="%6."/>
+      <w:lvlJc w:val="right"/>
+      <w:pPr>
+        <w:ind w:left="4320" w:hanging="180"/>
+      </w:pPr>
+    </w:lvl>
+    <w:lvl w:ilvl="6" w:tplc="0409000F" w:tentative="1">
+      <w:start w:val="1"/>
+      <w:numFmt w:val="decimal"/>
+      <w:lvlText w:val="%7."/>
+      <w:lvlJc w:val="left"/>
+      <w:pPr>
+        <w:ind w:left="5040" w:hanging="360"/>
+      </w:pPr>
+    </w:lvl>
+    <w:lvl w:ilvl="7" w:tplc="04090019" w:tentative="1">
+      <w:start w:val="1"/>
+      <w:numFmt w:val="lowerLetter"/>
+      <w:lvlText w:val="%8."/>
+      <w:lvlJc w:val="left"/>
+      <w:pPr>
+        <w:ind w:left="5760" w:hanging="360"/>
+      </w:pPr>
+    </w:lvl>
+    <w:lvl w:ilvl="8" w:tplc="0409001B" w:tentative="1">
+      <w:start w:val="1"/>
+      <w:numFmt w:val="lowerRoman"/>
+      <w:lvlText w:val="%9."/>
+      <w:lvlJc w:val="right"/>
+      <w:pPr>
+        <w:ind w:left="6480" w:hanging="180"/>
+      </w:pPr>
+    </w:lvl>
+  </w:abstractNum>
   <w:num w:numId="1">
-    <w:abstractNumId w:val="18"/>
+    <w:abstractNumId w:val="19"/>
   </w:num>
   <w:num w:numId="2">
-    <w:abstractNumId w:val="12"/>
+    <w:abstractNumId w:val="13"/>
   </w:num>
   <w:num w:numId="3">
-    <w:abstractNumId w:val="13"/>
+    <w:abstractNumId w:val="14"/>
   </w:num>
   <w:num w:numId="4">
-    <w:abstractNumId w:val="15"/>
+    <w:abstractNumId w:val="16"/>
   </w:num>
   <w:num w:numId="5">
-    <w:abstractNumId w:val="9"/>
+    <w:abstractNumId w:val="10"/>
   </w:num>
   <w:num w:numId="6">
     <w:abstractNumId w:val="3"/>
@@ -17364,52 +17306,58 @@
     <w:abstractNumId w:val="0"/>
   </w:num>
   <w:num w:numId="9">
-    <w:abstractNumId w:val="16"/>
+    <w:abstractNumId w:val="17"/>
   </w:num>
   <w:num w:numId="10">
-    <w:abstractNumId w:val="7"/>
+    <w:abstractNumId w:val="8"/>
   </w:num>
   <w:num w:numId="11">
     <w:abstractNumId w:val="1"/>
   </w:num>
   <w:num w:numId="12">
-    <w:abstractNumId w:val="19"/>
+    <w:abstractNumId w:val="20"/>
   </w:num>
   <w:num w:numId="13">
+    <w:abstractNumId w:val="12"/>
+  </w:num>
+  <w:num w:numId="14">
+    <w:abstractNumId w:val="21"/>
+  </w:num>
+  <w:num w:numId="15">
+    <w:abstractNumId w:val="9"/>
+  </w:num>
+  <w:num w:numId="16">
+    <w:abstractNumId w:val="24"/>
+  </w:num>
+  <w:num w:numId="17">
     <w:abstractNumId w:val="11"/>
   </w:num>
-  <w:num w:numId="14">
-    <w:abstractNumId w:val="20"/>
-  </w:num>
-  <w:num w:numId="15">
-    <w:abstractNumId w:val="8"/>
-  </w:num>
-  <w:num w:numId="16">
-    <w:abstractNumId w:val="23"/>
-  </w:num>
-  <w:num w:numId="17">
-    <w:abstractNumId w:val="10"/>
-  </w:num>
   <w:num w:numId="18">
-    <w:abstractNumId w:val="17"/>
+    <w:abstractNumId w:val="18"/>
   </w:num>
   <w:num w:numId="19">
-    <w:abstractNumId w:val="22"/>
+    <w:abstractNumId w:val="23"/>
   </w:num>
   <w:num w:numId="20">
     <w:abstractNumId w:val="5"/>
   </w:num>
   <w:num w:numId="21">
-    <w:abstractNumId w:val="21"/>
+    <w:abstractNumId w:val="22"/>
   </w:num>
   <w:num w:numId="22">
     <w:abstractNumId w:val="4"/>
   </w:num>
   <w:num w:numId="23">
-    <w:abstractNumId w:val="14"/>
+    <w:abstractNumId w:val="15"/>
   </w:num>
   <w:num w:numId="24">
     <w:abstractNumId w:val="2"/>
+  </w:num>
+  <w:num w:numId="25">
+    <w:abstractNumId w:val="25"/>
+  </w:num>
+  <w:num w:numId="26">
+    <w:abstractNumId w:val="7"/>
   </w:num>
 </w:numbering>
 </file>
@@ -18240,6 +18188,7 @@
     <w:rsid w:val="003C1233"/>
     <w:rsid w:val="0049263A"/>
     <w:rsid w:val="00975F85"/>
+    <w:rsid w:val="009A467A"/>
     <w:rsid w:val="00AD43A4"/>
     <w:rsid w:val="00BF6794"/>
   </w:rsids>
@@ -19006,7 +18955,7 @@
 </file>
 
 <file path=customXml/itemProps1.xml><?xml version="1.0" encoding="utf-8"?>
-<ds:datastoreItem xmlns:ds="http://schemas.openxmlformats.org/officeDocument/2006/customXml" ds:itemID="{483B688D-17E5-437F-B7B4-52DD1A1C1DB2}">
+<ds:datastoreItem xmlns:ds="http://schemas.openxmlformats.org/officeDocument/2006/customXml" ds:itemID="{35C9FAF8-81B6-451C-8F64-4B23DD334F96}">
   <ds:schemaRefs>
     <ds:schemaRef ds:uri="http://schemas.openxmlformats.org/officeDocument/2006/bibliography"/>
   </ds:schemaRefs>

--- a/FB 2.9.4.1 (April 1 2016).docx
+++ b/FB 2.9.4.1 (April 1 2016).docx
@@ -53,7 +53,7 @@
           <w:r>
             <w:fldChar w:fldCharType="separate"/>
           </w:r>
-          <w:hyperlink w:anchor="_Toc40964570" w:history="1">
+          <w:hyperlink w:anchor="_Toc42599281" w:history="1">
             <w:r>
               <w:rPr>
                 <w:rStyle w:val="Hyperlink"/>
@@ -80,7 +80,7 @@
                 <w:noProof/>
                 <w:webHidden/>
               </w:rPr>
-              <w:instrText xml:space="preserve"> PAGEREF _Toc40964570 \h </w:instrText>
+              <w:instrText xml:space="preserve"> PAGEREF _Toc42599281 \h </w:instrText>
             </w:r>
             <w:r>
               <w:rPr>
@@ -122,7 +122,7 @@
               <w:lang w:eastAsia="en-US"/>
             </w:rPr>
           </w:pPr>
-          <w:hyperlink w:anchor="_Toc40964571" w:history="1">
+          <w:hyperlink w:anchor="_Toc42599282" w:history="1">
             <w:r>
               <w:rPr>
                 <w:rStyle w:val="Hyperlink"/>
@@ -149,7 +149,7 @@
                 <w:noProof/>
                 <w:webHidden/>
               </w:rPr>
-              <w:instrText xml:space="preserve"> PAGEREF _Toc40964571 \h </w:instrText>
+              <w:instrText xml:space="preserve"> PAGEREF _Toc42599282 \h </w:instrText>
             </w:r>
             <w:r>
               <w:rPr>
@@ -191,7 +191,7 @@
               <w:lang w:eastAsia="en-US"/>
             </w:rPr>
           </w:pPr>
-          <w:hyperlink w:anchor="_Toc40964572" w:history="1">
+          <w:hyperlink w:anchor="_Toc42599283" w:history="1">
             <w:r>
               <w:rPr>
                 <w:rStyle w:val="Hyperlink"/>
@@ -218,7 +218,7 @@
                 <w:noProof/>
                 <w:webHidden/>
               </w:rPr>
-              <w:instrText xml:space="preserve"> PAGEREF _Toc40964572 \h </w:instrText>
+              <w:instrText xml:space="preserve"> PAGEREF _Toc42599283 \h </w:instrText>
             </w:r>
             <w:r>
               <w:rPr>
@@ -260,7 +260,7 @@
               <w:lang w:eastAsia="en-US"/>
             </w:rPr>
           </w:pPr>
-          <w:hyperlink w:anchor="_Toc40964573" w:history="1">
+          <w:hyperlink w:anchor="_Toc42599284" w:history="1">
             <w:r>
               <w:rPr>
                 <w:rStyle w:val="Hyperlink"/>
@@ -287,7 +287,7 @@
                 <w:noProof/>
                 <w:webHidden/>
               </w:rPr>
-              <w:instrText xml:space="preserve"> PAGEREF _Toc40964573 \h </w:instrText>
+              <w:instrText xml:space="preserve"> PAGEREF _Toc42599284 \h </w:instrText>
             </w:r>
             <w:r>
               <w:rPr>
@@ -329,7 +329,7 @@
               <w:lang w:eastAsia="en-US"/>
             </w:rPr>
           </w:pPr>
-          <w:hyperlink w:anchor="_Toc40964574" w:history="1">
+          <w:hyperlink w:anchor="_Toc42599285" w:history="1">
             <w:r>
               <w:rPr>
                 <w:rStyle w:val="Hyperlink"/>
@@ -356,7 +356,7 @@
                 <w:noProof/>
                 <w:webHidden/>
               </w:rPr>
-              <w:instrText xml:space="preserve"> PAGEREF _Toc40964574 \h </w:instrText>
+              <w:instrText xml:space="preserve"> PAGEREF _Toc42599285 \h </w:instrText>
             </w:r>
             <w:r>
               <w:rPr>
@@ -398,13 +398,13 @@
               <w:lang w:eastAsia="en-US"/>
             </w:rPr>
           </w:pPr>
-          <w:hyperlink w:anchor="_Toc40964575" w:history="1">
+          <w:hyperlink w:anchor="_Toc42599286" w:history="1">
             <w:r>
               <w:rPr>
                 <w:rStyle w:val="Hyperlink"/>
                 <w:noProof/>
               </w:rPr>
-              <w:t>Order of Student Files</w:t>
+              <w:t>Closing a File</w:t>
             </w:r>
             <w:r>
               <w:rPr>
@@ -425,7 +425,7 @@
                 <w:noProof/>
                 <w:webHidden/>
               </w:rPr>
-              <w:instrText xml:space="preserve"> PAGEREF _Toc40964575 \h </w:instrText>
+              <w:instrText xml:space="preserve"> PAGEREF _Toc42599286 \h </w:instrText>
             </w:r>
             <w:r>
               <w:rPr>
@@ -467,13 +467,13 @@
               <w:lang w:eastAsia="en-US"/>
             </w:rPr>
           </w:pPr>
-          <w:hyperlink w:anchor="_Toc40964576" w:history="1">
+          <w:hyperlink w:anchor="_Toc42599287" w:history="1">
             <w:r>
               <w:rPr>
                 <w:rStyle w:val="Hyperlink"/>
                 <w:noProof/>
               </w:rPr>
-              <w:t>Closing a File</w:t>
+              <w:t>Data Witness</w:t>
             </w:r>
             <w:r>
               <w:rPr>
@@ -494,7 +494,7 @@
                 <w:noProof/>
                 <w:webHidden/>
               </w:rPr>
-              <w:instrText xml:space="preserve"> PAGEREF _Toc40964576 \h </w:instrText>
+              <w:instrText xml:space="preserve"> PAGEREF _Toc42599287 \h </w:instrText>
             </w:r>
             <w:r>
               <w:rPr>
@@ -514,7 +514,7 @@
                 <w:noProof/>
                 <w:webHidden/>
               </w:rPr>
-              <w:t>5</w:t>
+              <w:t>7</w:t>
             </w:r>
             <w:r>
               <w:rPr>
@@ -536,13 +536,13 @@
               <w:lang w:eastAsia="en-US"/>
             </w:rPr>
           </w:pPr>
-          <w:hyperlink w:anchor="_Toc40964577" w:history="1">
+          <w:hyperlink w:anchor="_Toc42599288" w:history="1">
             <w:r>
               <w:rPr>
                 <w:rStyle w:val="Hyperlink"/>
                 <w:noProof/>
               </w:rPr>
-              <w:t>Data Witness</w:t>
+              <w:t>Exam Invigilation</w:t>
             </w:r>
             <w:r>
               <w:rPr>
@@ -563,7 +563,145 @@
                 <w:noProof/>
                 <w:webHidden/>
               </w:rPr>
-              <w:instrText xml:space="preserve"> PAGEREF _Toc40964577 \h </w:instrText>
+              <w:instrText xml:space="preserve"> PAGEREF _Toc42599288 \h </w:instrText>
+            </w:r>
+            <w:r>
+              <w:rPr>
+                <w:noProof/>
+                <w:webHidden/>
+              </w:rPr>
+            </w:r>
+            <w:r>
+              <w:rPr>
+                <w:noProof/>
+                <w:webHidden/>
+              </w:rPr>
+              <w:fldChar w:fldCharType="separate"/>
+            </w:r>
+            <w:r>
+              <w:rPr>
+                <w:noProof/>
+                <w:webHidden/>
+              </w:rPr>
+              <w:t>7</w:t>
+            </w:r>
+            <w:r>
+              <w:rPr>
+                <w:noProof/>
+                <w:webHidden/>
+              </w:rPr>
+              <w:fldChar w:fldCharType="end"/>
+            </w:r>
+          </w:hyperlink>
+        </w:p>
+        <w:p>
+          <w:pPr>
+            <w:pStyle w:val="TOC2"/>
+            <w:tabs>
+              <w:tab w:val="right" w:leader="dot" w:pos="9350"/>
+            </w:tabs>
+            <w:rPr>
+              <w:noProof/>
+              <w:lang w:eastAsia="en-US"/>
+            </w:rPr>
+          </w:pPr>
+          <w:hyperlink w:anchor="_Toc42599289" w:history="1">
+            <w:r>
+              <w:rPr>
+                <w:rStyle w:val="Hyperlink"/>
+                <w:noProof/>
+              </w:rPr>
+              <w:t>Booking an Exam</w:t>
+            </w:r>
+            <w:r>
+              <w:rPr>
+                <w:noProof/>
+                <w:webHidden/>
+              </w:rPr>
+              <w:tab/>
+            </w:r>
+            <w:r>
+              <w:rPr>
+                <w:noProof/>
+                <w:webHidden/>
+              </w:rPr>
+              <w:fldChar w:fldCharType="begin"/>
+            </w:r>
+            <w:r>
+              <w:rPr>
+                <w:noProof/>
+                <w:webHidden/>
+              </w:rPr>
+              <w:instrText xml:space="preserve"> PAGEREF _Toc42599289 \h </w:instrText>
+            </w:r>
+            <w:r>
+              <w:rPr>
+                <w:noProof/>
+                <w:webHidden/>
+              </w:rPr>
+            </w:r>
+            <w:r>
+              <w:rPr>
+                <w:noProof/>
+                <w:webHidden/>
+              </w:rPr>
+              <w:fldChar w:fldCharType="separate"/>
+            </w:r>
+            <w:r>
+              <w:rPr>
+                <w:noProof/>
+                <w:webHidden/>
+              </w:rPr>
+              <w:t>8</w:t>
+            </w:r>
+            <w:r>
+              <w:rPr>
+                <w:noProof/>
+                <w:webHidden/>
+              </w:rPr>
+              <w:fldChar w:fldCharType="end"/>
+            </w:r>
+          </w:hyperlink>
+        </w:p>
+        <w:p>
+          <w:pPr>
+            <w:pStyle w:val="TOC2"/>
+            <w:tabs>
+              <w:tab w:val="right" w:leader="dot" w:pos="9350"/>
+            </w:tabs>
+            <w:rPr>
+              <w:noProof/>
+              <w:lang w:eastAsia="en-US"/>
+            </w:rPr>
+          </w:pPr>
+          <w:hyperlink w:anchor="_Toc42599290" w:history="1">
+            <w:r>
+              <w:rPr>
+                <w:rStyle w:val="Hyperlink"/>
+                <w:noProof/>
+              </w:rPr>
+              <w:t>The Day of the Exam</w:t>
+            </w:r>
+            <w:r>
+              <w:rPr>
+                <w:noProof/>
+                <w:webHidden/>
+              </w:rPr>
+              <w:tab/>
+            </w:r>
+            <w:r>
+              <w:rPr>
+                <w:noProof/>
+                <w:webHidden/>
+              </w:rPr>
+              <w:fldChar w:fldCharType="begin"/>
+            </w:r>
+            <w:r>
+              <w:rPr>
+                <w:noProof/>
+                <w:webHidden/>
+              </w:rPr>
+              <w:instrText xml:space="preserve"> PAGEREF _Toc42599290 \h </w:instrText>
             </w:r>
             <w:r>
               <w:rPr>
@@ -605,13 +743,13 @@
               <w:lang w:eastAsia="en-US"/>
             </w:rPr>
           </w:pPr>
-          <w:hyperlink w:anchor="_Toc40964578" w:history="1">
+          <w:hyperlink w:anchor="_Toc42599291" w:history="1">
             <w:r>
               <w:rPr>
                 <w:rStyle w:val="Hyperlink"/>
                 <w:noProof/>
               </w:rPr>
-              <w:t>Exam Invigilations</w:t>
+              <w:t>Order of Documents in Student Folder (Active)</w:t>
             </w:r>
             <w:r>
               <w:rPr>
@@ -632,7 +770,7 @@
                 <w:noProof/>
                 <w:webHidden/>
               </w:rPr>
-              <w:instrText xml:space="preserve"> PAGEREF _Toc40964578 \h </w:instrText>
+              <w:instrText xml:space="preserve"> PAGEREF _Toc42599291 \h </w:instrText>
             </w:r>
             <w:r>
               <w:rPr>
@@ -653,6 +791,282 @@
                 <w:webHidden/>
               </w:rPr>
               <w:t>8</w:t>
+            </w:r>
+            <w:r>
+              <w:rPr>
+                <w:noProof/>
+                <w:webHidden/>
+              </w:rPr>
+              <w:fldChar w:fldCharType="end"/>
+            </w:r>
+          </w:hyperlink>
+        </w:p>
+        <w:p>
+          <w:pPr>
+            <w:pStyle w:val="TOC1"/>
+            <w:tabs>
+              <w:tab w:val="right" w:leader="dot" w:pos="9350"/>
+            </w:tabs>
+            <w:rPr>
+              <w:noProof/>
+              <w:lang w:eastAsia="en-US"/>
+            </w:rPr>
+          </w:pPr>
+          <w:hyperlink w:anchor="_Toc42599292" w:history="1">
+            <w:r>
+              <w:rPr>
+                <w:rStyle w:val="Hyperlink"/>
+                <w:noProof/>
+              </w:rPr>
+              <w:t>Order of Documents in Student Folder (Closed)</w:t>
+            </w:r>
+            <w:r>
+              <w:rPr>
+                <w:noProof/>
+                <w:webHidden/>
+              </w:rPr>
+              <w:tab/>
+            </w:r>
+            <w:r>
+              <w:rPr>
+                <w:noProof/>
+                <w:webHidden/>
+              </w:rPr>
+              <w:fldChar w:fldCharType="begin"/>
+            </w:r>
+            <w:r>
+              <w:rPr>
+                <w:noProof/>
+                <w:webHidden/>
+              </w:rPr>
+              <w:instrText xml:space="preserve"> PAGEREF _Toc42599292 \h </w:instrText>
+            </w:r>
+            <w:r>
+              <w:rPr>
+                <w:noProof/>
+                <w:webHidden/>
+              </w:rPr>
+            </w:r>
+            <w:r>
+              <w:rPr>
+                <w:noProof/>
+                <w:webHidden/>
+              </w:rPr>
+              <w:fldChar w:fldCharType="separate"/>
+            </w:r>
+            <w:r>
+              <w:rPr>
+                <w:noProof/>
+                <w:webHidden/>
+              </w:rPr>
+              <w:t>9</w:t>
+            </w:r>
+            <w:r>
+              <w:rPr>
+                <w:noProof/>
+                <w:webHidden/>
+              </w:rPr>
+              <w:fldChar w:fldCharType="end"/>
+            </w:r>
+          </w:hyperlink>
+        </w:p>
+        <w:p>
+          <w:pPr>
+            <w:pStyle w:val="TOC1"/>
+            <w:tabs>
+              <w:tab w:val="right" w:leader="dot" w:pos="9350"/>
+            </w:tabs>
+            <w:rPr>
+              <w:noProof/>
+              <w:lang w:eastAsia="en-US"/>
+            </w:rPr>
+          </w:pPr>
+          <w:hyperlink w:anchor="_Toc42599293" w:history="1">
+            <w:r>
+              <w:rPr>
+                <w:rStyle w:val="Hyperlink"/>
+                <w:noProof/>
+              </w:rPr>
+              <w:t>T2202 Tax Forms</w:t>
+            </w:r>
+            <w:r>
+              <w:rPr>
+                <w:noProof/>
+                <w:webHidden/>
+              </w:rPr>
+              <w:tab/>
+            </w:r>
+            <w:r>
+              <w:rPr>
+                <w:noProof/>
+                <w:webHidden/>
+              </w:rPr>
+              <w:fldChar w:fldCharType="begin"/>
+            </w:r>
+            <w:r>
+              <w:rPr>
+                <w:noProof/>
+                <w:webHidden/>
+              </w:rPr>
+              <w:instrText xml:space="preserve"> PAGEREF _Toc42599293 \h </w:instrText>
+            </w:r>
+            <w:r>
+              <w:rPr>
+                <w:noProof/>
+                <w:webHidden/>
+              </w:rPr>
+            </w:r>
+            <w:r>
+              <w:rPr>
+                <w:noProof/>
+                <w:webHidden/>
+              </w:rPr>
+              <w:fldChar w:fldCharType="separate"/>
+            </w:r>
+            <w:r>
+              <w:rPr>
+                <w:noProof/>
+                <w:webHidden/>
+              </w:rPr>
+              <w:t>9</w:t>
+            </w:r>
+            <w:r>
+              <w:rPr>
+                <w:noProof/>
+                <w:webHidden/>
+              </w:rPr>
+              <w:fldChar w:fldCharType="end"/>
+            </w:r>
+          </w:hyperlink>
+        </w:p>
+        <w:p>
+          <w:pPr>
+            <w:pStyle w:val="TOC1"/>
+            <w:tabs>
+              <w:tab w:val="right" w:leader="dot" w:pos="9350"/>
+            </w:tabs>
+            <w:rPr>
+              <w:noProof/>
+              <w:lang w:eastAsia="en-US"/>
+            </w:rPr>
+          </w:pPr>
+          <w:hyperlink w:anchor="_Toc42599294" w:history="1">
+            <w:r>
+              <w:rPr>
+                <w:rStyle w:val="Hyperlink"/>
+                <w:noProof/>
+              </w:rPr>
+              <w:t>Transcripts</w:t>
+            </w:r>
+            <w:r>
+              <w:rPr>
+                <w:noProof/>
+                <w:webHidden/>
+              </w:rPr>
+              <w:tab/>
+            </w:r>
+            <w:r>
+              <w:rPr>
+                <w:noProof/>
+                <w:webHidden/>
+              </w:rPr>
+              <w:fldChar w:fldCharType="begin"/>
+            </w:r>
+            <w:r>
+              <w:rPr>
+                <w:noProof/>
+                <w:webHidden/>
+              </w:rPr>
+              <w:instrText xml:space="preserve"> PAGEREF _Toc42599294 \h </w:instrText>
+            </w:r>
+            <w:r>
+              <w:rPr>
+                <w:noProof/>
+                <w:webHidden/>
+              </w:rPr>
+            </w:r>
+            <w:r>
+              <w:rPr>
+                <w:noProof/>
+                <w:webHidden/>
+              </w:rPr>
+              <w:fldChar w:fldCharType="separate"/>
+            </w:r>
+            <w:r>
+              <w:rPr>
+                <w:noProof/>
+                <w:webHidden/>
+              </w:rPr>
+              <w:t>10</w:t>
+            </w:r>
+            <w:r>
+              <w:rPr>
+                <w:noProof/>
+                <w:webHidden/>
+              </w:rPr>
+              <w:fldChar w:fldCharType="end"/>
+            </w:r>
+          </w:hyperlink>
+        </w:p>
+        <w:p>
+          <w:pPr>
+            <w:pStyle w:val="TOC1"/>
+            <w:tabs>
+              <w:tab w:val="right" w:leader="dot" w:pos="9350"/>
+            </w:tabs>
+            <w:rPr>
+              <w:noProof/>
+              <w:lang w:eastAsia="en-US"/>
+            </w:rPr>
+          </w:pPr>
+          <w:hyperlink w:anchor="_Toc42599295" w:history="1">
+            <w:r>
+              <w:rPr>
+                <w:rStyle w:val="Hyperlink"/>
+                <w:noProof/>
+              </w:rPr>
+              <w:t>Server and Email Configuration</w:t>
+            </w:r>
+            <w:r>
+              <w:rPr>
+                <w:noProof/>
+                <w:webHidden/>
+              </w:rPr>
+              <w:tab/>
+            </w:r>
+            <w:r>
+              <w:rPr>
+                <w:noProof/>
+                <w:webHidden/>
+              </w:rPr>
+              <w:fldChar w:fldCharType="begin"/>
+            </w:r>
+            <w:r>
+              <w:rPr>
+                <w:noProof/>
+                <w:webHidden/>
+              </w:rPr>
+              <w:instrText xml:space="preserve"> PAGEREF _Toc42599295 \h </w:instrText>
+            </w:r>
+            <w:r>
+              <w:rPr>
+                <w:noProof/>
+                <w:webHidden/>
+              </w:rPr>
+            </w:r>
+            <w:r>
+              <w:rPr>
+                <w:noProof/>
+                <w:webHidden/>
+              </w:rPr>
+              <w:fldChar w:fldCharType="separate"/>
+            </w:r>
+            <w:r>
+              <w:rPr>
+                <w:noProof/>
+                <w:webHidden/>
+              </w:rPr>
+              <w:t>11</w:t>
             </w:r>
             <w:r>
               <w:rPr>
@@ -674,13 +1088,13 @@
               <w:lang w:eastAsia="en-US"/>
             </w:rPr>
           </w:pPr>
-          <w:hyperlink w:anchor="_Toc40964579" w:history="1">
+          <w:hyperlink w:anchor="_Toc42599296" w:history="1">
             <w:r>
               <w:rPr>
                 <w:rStyle w:val="Hyperlink"/>
                 <w:noProof/>
               </w:rPr>
-              <w:t>Booking an Exam</w:t>
+              <w:t>Email addresses in use</w:t>
             </w:r>
             <w:r>
               <w:rPr>
@@ -701,7 +1115,7 @@
                 <w:noProof/>
                 <w:webHidden/>
               </w:rPr>
-              <w:instrText xml:space="preserve"> PAGEREF _Toc40964579 \h </w:instrText>
+              <w:instrText xml:space="preserve"> PAGEREF _Toc42599296 \h </w:instrText>
             </w:r>
             <w:r>
               <w:rPr>
@@ -721,7 +1135,7 @@
                 <w:noProof/>
                 <w:webHidden/>
               </w:rPr>
-              <w:t>9</w:t>
+              <w:t>11</w:t>
             </w:r>
             <w:r>
               <w:rPr>
@@ -743,13 +1157,13 @@
               <w:lang w:eastAsia="en-US"/>
             </w:rPr>
           </w:pPr>
-          <w:hyperlink w:anchor="_Toc40964580" w:history="1">
+          <w:hyperlink w:anchor="_Toc42599297" w:history="1">
             <w:r>
               <w:rPr>
                 <w:rStyle w:val="Hyperlink"/>
                 <w:noProof/>
               </w:rPr>
-              <w:t>The Day of the Exam</w:t>
+              <w:t>Server Configuration</w:t>
             </w:r>
             <w:r>
               <w:rPr>
@@ -770,7 +1184,7 @@
                 <w:noProof/>
                 <w:webHidden/>
               </w:rPr>
-              <w:instrText xml:space="preserve"> PAGEREF _Toc40964580 \h </w:instrText>
+              <w:instrText xml:space="preserve"> PAGEREF _Toc42599297 \h </w:instrText>
             </w:r>
             <w:r>
               <w:rPr>
@@ -790,7 +1204,7 @@
                 <w:noProof/>
                 <w:webHidden/>
               </w:rPr>
-              <w:t>9</w:t>
+              <w:t>11</w:t>
             </w:r>
             <w:r>
               <w:rPr>
@@ -812,13 +1226,13 @@
               <w:lang w:eastAsia="en-US"/>
             </w:rPr>
           </w:pPr>
-          <w:hyperlink w:anchor="_Toc40964581" w:history="1">
+          <w:hyperlink w:anchor="_Toc42599298" w:history="1">
             <w:r>
               <w:rPr>
                 <w:rStyle w:val="Hyperlink"/>
                 <w:noProof/>
               </w:rPr>
-              <w:t>Order of Documents in Student Folder (Active)</w:t>
+              <w:t>WiFi Configuration</w:t>
             </w:r>
             <w:r>
               <w:rPr>
@@ -839,7 +1253,7 @@
                 <w:noProof/>
                 <w:webHidden/>
               </w:rPr>
-              <w:instrText xml:space="preserve"> PAGEREF _Toc40964581 \h </w:instrText>
+              <w:instrText xml:space="preserve"> PAGEREF _Toc42599298 \h </w:instrText>
             </w:r>
             <w:r>
               <w:rPr>
@@ -859,7 +1273,7 @@
                 <w:noProof/>
                 <w:webHidden/>
               </w:rPr>
-              <w:t>9</w:t>
+              <w:t>11</w:t>
             </w:r>
             <w:r>
               <w:rPr>
@@ -881,13 +1295,13 @@
               <w:lang w:eastAsia="en-US"/>
             </w:rPr>
           </w:pPr>
-          <w:hyperlink w:anchor="_Toc40964582" w:history="1">
+          <w:hyperlink w:anchor="_Toc42599299" w:history="1">
             <w:r>
               <w:rPr>
                 <w:rStyle w:val="Hyperlink"/>
                 <w:noProof/>
               </w:rPr>
-              <w:t>Order of Documents in Student Folder (Closed)</w:t>
+              <w:t>Wireless Internet Issues</w:t>
             </w:r>
             <w:r>
               <w:rPr>
@@ -908,7 +1322,7 @@
                 <w:noProof/>
                 <w:webHidden/>
               </w:rPr>
-              <w:instrText xml:space="preserve"> PAGEREF _Toc40964582 \h </w:instrText>
+              <w:instrText xml:space="preserve"> PAGEREF _Toc42599299 \h </w:instrText>
             </w:r>
             <w:r>
               <w:rPr>
@@ -928,7 +1342,7 @@
                 <w:noProof/>
                 <w:webHidden/>
               </w:rPr>
-              <w:t>10</w:t>
+              <w:t>12</w:t>
             </w:r>
             <w:r>
               <w:rPr>
@@ -950,13 +1364,13 @@
               <w:lang w:eastAsia="en-US"/>
             </w:rPr>
           </w:pPr>
-          <w:hyperlink w:anchor="_Toc40964583" w:history="1">
+          <w:hyperlink w:anchor="_Toc42599300" w:history="1">
             <w:r>
               <w:rPr>
                 <w:rStyle w:val="Hyperlink"/>
                 <w:noProof/>
               </w:rPr>
-              <w:t>T2202A Tax Forms</w:t>
+              <w:t>Printers</w:t>
             </w:r>
             <w:r>
               <w:rPr>
@@ -977,7 +1391,7 @@
                 <w:noProof/>
                 <w:webHidden/>
               </w:rPr>
-              <w:instrText xml:space="preserve"> PAGEREF _Toc40964583 \h </w:instrText>
+              <w:instrText xml:space="preserve"> PAGEREF _Toc42599300 \h </w:instrText>
             </w:r>
             <w:r>
               <w:rPr>
@@ -997,7 +1411,145 @@
                 <w:noProof/>
                 <w:webHidden/>
               </w:rPr>
-              <w:t>10</w:t>
+              <w:t>13</w:t>
+            </w:r>
+            <w:r>
+              <w:rPr>
+                <w:noProof/>
+                <w:webHidden/>
+              </w:rPr>
+              <w:fldChar w:fldCharType="end"/>
+            </w:r>
+          </w:hyperlink>
+        </w:p>
+        <w:p>
+          <w:pPr>
+            <w:pStyle w:val="TOC2"/>
+            <w:tabs>
+              <w:tab w:val="right" w:leader="dot" w:pos="9350"/>
+            </w:tabs>
+            <w:rPr>
+              <w:noProof/>
+              <w:lang w:eastAsia="en-US"/>
+            </w:rPr>
+          </w:pPr>
+          <w:hyperlink w:anchor="_Toc42599301" w:history="1">
+            <w:r>
+              <w:rPr>
+                <w:rStyle w:val="Hyperlink"/>
+                <w:noProof/>
+              </w:rPr>
+              <w:t>Brother HL5370DW</w:t>
+            </w:r>
+            <w:r>
+              <w:rPr>
+                <w:noProof/>
+                <w:webHidden/>
+              </w:rPr>
+              <w:tab/>
+            </w:r>
+            <w:r>
+              <w:rPr>
+                <w:noProof/>
+                <w:webHidden/>
+              </w:rPr>
+              <w:fldChar w:fldCharType="begin"/>
+            </w:r>
+            <w:r>
+              <w:rPr>
+                <w:noProof/>
+                <w:webHidden/>
+              </w:rPr>
+              <w:instrText xml:space="preserve"> PAGEREF _Toc42599301 \h </w:instrText>
+            </w:r>
+            <w:r>
+              <w:rPr>
+                <w:noProof/>
+                <w:webHidden/>
+              </w:rPr>
+            </w:r>
+            <w:r>
+              <w:rPr>
+                <w:noProof/>
+                <w:webHidden/>
+              </w:rPr>
+              <w:fldChar w:fldCharType="separate"/>
+            </w:r>
+            <w:r>
+              <w:rPr>
+                <w:noProof/>
+                <w:webHidden/>
+              </w:rPr>
+              <w:t>13</w:t>
+            </w:r>
+            <w:r>
+              <w:rPr>
+                <w:noProof/>
+                <w:webHidden/>
+              </w:rPr>
+              <w:fldChar w:fldCharType="end"/>
+            </w:r>
+          </w:hyperlink>
+        </w:p>
+        <w:p>
+          <w:pPr>
+            <w:pStyle w:val="TOC2"/>
+            <w:tabs>
+              <w:tab w:val="right" w:leader="dot" w:pos="9350"/>
+            </w:tabs>
+            <w:rPr>
+              <w:noProof/>
+              <w:lang w:eastAsia="en-US"/>
+            </w:rPr>
+          </w:pPr>
+          <w:hyperlink w:anchor="_Toc42599302" w:history="1">
+            <w:r>
+              <w:rPr>
+                <w:rStyle w:val="Hyperlink"/>
+                <w:noProof/>
+              </w:rPr>
+              <w:t>Ricoh Colour Printer</w:t>
+            </w:r>
+            <w:r>
+              <w:rPr>
+                <w:noProof/>
+                <w:webHidden/>
+              </w:rPr>
+              <w:tab/>
+            </w:r>
+            <w:r>
+              <w:rPr>
+                <w:noProof/>
+                <w:webHidden/>
+              </w:rPr>
+              <w:fldChar w:fldCharType="begin"/>
+            </w:r>
+            <w:r>
+              <w:rPr>
+                <w:noProof/>
+                <w:webHidden/>
+              </w:rPr>
+              <w:instrText xml:space="preserve"> PAGEREF _Toc42599302 \h </w:instrText>
+            </w:r>
+            <w:r>
+              <w:rPr>
+                <w:noProof/>
+                <w:webHidden/>
+              </w:rPr>
+            </w:r>
+            <w:r>
+              <w:rPr>
+                <w:noProof/>
+                <w:webHidden/>
+              </w:rPr>
+              <w:fldChar w:fldCharType="separate"/>
+            </w:r>
+            <w:r>
+              <w:rPr>
+                <w:noProof/>
+                <w:webHidden/>
+              </w:rPr>
+              <w:t>13</w:t>
             </w:r>
             <w:r>
               <w:rPr>
@@ -1019,13 +1571,13 @@
               <w:lang w:eastAsia="en-US"/>
             </w:rPr>
           </w:pPr>
-          <w:hyperlink w:anchor="_Toc40964584" w:history="1">
+          <w:hyperlink w:anchor="_Toc42599303" w:history="1">
             <w:r>
               <w:rPr>
                 <w:rStyle w:val="Hyperlink"/>
                 <w:noProof/>
               </w:rPr>
-              <w:t>Transcripts</w:t>
+              <w:t>ACME Login Errors – Security Permissions</w:t>
             </w:r>
             <w:r>
               <w:rPr>
@@ -1046,7 +1598,7 @@
                 <w:noProof/>
                 <w:webHidden/>
               </w:rPr>
-              <w:instrText xml:space="preserve"> PAGEREF _Toc40964584 \h </w:instrText>
+              <w:instrText xml:space="preserve"> PAGEREF _Toc42599303 \h </w:instrText>
             </w:r>
             <w:r>
               <w:rPr>
@@ -1066,697 +1618,7 @@
                 <w:noProof/>
                 <w:webHidden/>
               </w:rPr>
-              <w:t>11</w:t>
-            </w:r>
-            <w:r>
-              <w:rPr>
-                <w:noProof/>
-                <w:webHidden/>
-              </w:rPr>
-              <w:fldChar w:fldCharType="end"/>
-            </w:r>
-          </w:hyperlink>
-        </w:p>
-        <w:p>
-          <w:pPr>
-            <w:pStyle w:val="TOC1"/>
-            <w:tabs>
-              <w:tab w:val="right" w:leader="dot" w:pos="9350"/>
-            </w:tabs>
-            <w:rPr>
-              <w:noProof/>
-              <w:lang w:eastAsia="en-US"/>
-            </w:rPr>
-          </w:pPr>
-          <w:hyperlink w:anchor="_Toc40964585" w:history="1">
-            <w:r>
-              <w:rPr>
-                <w:rStyle w:val="Hyperlink"/>
-                <w:noProof/>
-              </w:rPr>
-              <w:t>Server and Email Configuration</w:t>
-            </w:r>
-            <w:r>
-              <w:rPr>
-                <w:noProof/>
-                <w:webHidden/>
-              </w:rPr>
-              <w:tab/>
-            </w:r>
-            <w:r>
-              <w:rPr>
-                <w:noProof/>
-                <w:webHidden/>
-              </w:rPr>
-              <w:fldChar w:fldCharType="begin"/>
-            </w:r>
-            <w:r>
-              <w:rPr>
-                <w:noProof/>
-                <w:webHidden/>
-              </w:rPr>
-              <w:instrText xml:space="preserve"> PAGEREF _Toc40964585 \h </w:instrText>
-            </w:r>
-            <w:r>
-              <w:rPr>
-                <w:noProof/>
-                <w:webHidden/>
-              </w:rPr>
-            </w:r>
-            <w:r>
-              <w:rPr>
-                <w:noProof/>
-                <w:webHidden/>
-              </w:rPr>
-              <w:fldChar w:fldCharType="separate"/>
-            </w:r>
-            <w:r>
-              <w:rPr>
-                <w:noProof/>
-                <w:webHidden/>
-              </w:rPr>
-              <w:t>12</w:t>
-            </w:r>
-            <w:r>
-              <w:rPr>
-                <w:noProof/>
-                <w:webHidden/>
-              </w:rPr>
-              <w:fldChar w:fldCharType="end"/>
-            </w:r>
-          </w:hyperlink>
-        </w:p>
-        <w:p>
-          <w:pPr>
-            <w:pStyle w:val="TOC2"/>
-            <w:tabs>
-              <w:tab w:val="right" w:leader="dot" w:pos="9350"/>
-            </w:tabs>
-            <w:rPr>
-              <w:noProof/>
-              <w:lang w:eastAsia="en-US"/>
-            </w:rPr>
-          </w:pPr>
-          <w:hyperlink w:anchor="_Toc40964586" w:history="1">
-            <w:r>
-              <w:rPr>
-                <w:rStyle w:val="Hyperlink"/>
-                <w:noProof/>
-              </w:rPr>
-              <w:t>Email addresses in use</w:t>
-            </w:r>
-            <w:r>
-              <w:rPr>
-                <w:noProof/>
-                <w:webHidden/>
-              </w:rPr>
-              <w:tab/>
-            </w:r>
-            <w:r>
-              <w:rPr>
-                <w:noProof/>
-                <w:webHidden/>
-              </w:rPr>
-              <w:fldChar w:fldCharType="begin"/>
-            </w:r>
-            <w:r>
-              <w:rPr>
-                <w:noProof/>
-                <w:webHidden/>
-              </w:rPr>
-              <w:instrText xml:space="preserve"> PAGEREF _Toc40964586 \h </w:instrText>
-            </w:r>
-            <w:r>
-              <w:rPr>
-                <w:noProof/>
-                <w:webHidden/>
-              </w:rPr>
-            </w:r>
-            <w:r>
-              <w:rPr>
-                <w:noProof/>
-                <w:webHidden/>
-              </w:rPr>
-              <w:fldChar w:fldCharType="separate"/>
-            </w:r>
-            <w:r>
-              <w:rPr>
-                <w:noProof/>
-                <w:webHidden/>
-              </w:rPr>
-              <w:t>12</w:t>
-            </w:r>
-            <w:r>
-              <w:rPr>
-                <w:noProof/>
-                <w:webHidden/>
-              </w:rPr>
-              <w:fldChar w:fldCharType="end"/>
-            </w:r>
-          </w:hyperlink>
-        </w:p>
-        <w:p>
-          <w:pPr>
-            <w:pStyle w:val="TOC2"/>
-            <w:tabs>
-              <w:tab w:val="right" w:leader="dot" w:pos="9350"/>
-            </w:tabs>
-            <w:rPr>
-              <w:noProof/>
-              <w:lang w:eastAsia="en-US"/>
-            </w:rPr>
-          </w:pPr>
-          <w:hyperlink w:anchor="_Toc40964587" w:history="1">
-            <w:r>
-              <w:rPr>
-                <w:rStyle w:val="Hyperlink"/>
-                <w:noProof/>
-              </w:rPr>
-              <w:t>Server Configuration</w:t>
-            </w:r>
-            <w:r>
-              <w:rPr>
-                <w:noProof/>
-                <w:webHidden/>
-              </w:rPr>
-              <w:tab/>
-            </w:r>
-            <w:r>
-              <w:rPr>
-                <w:noProof/>
-                <w:webHidden/>
-              </w:rPr>
-              <w:fldChar w:fldCharType="begin"/>
-            </w:r>
-            <w:r>
-              <w:rPr>
-                <w:noProof/>
-                <w:webHidden/>
-              </w:rPr>
-              <w:instrText xml:space="preserve"> PAGEREF _Toc40964587 \h </w:instrText>
-            </w:r>
-            <w:r>
-              <w:rPr>
-                <w:noProof/>
-                <w:webHidden/>
-              </w:rPr>
-            </w:r>
-            <w:r>
-              <w:rPr>
-                <w:noProof/>
-                <w:webHidden/>
-              </w:rPr>
-              <w:fldChar w:fldCharType="separate"/>
-            </w:r>
-            <w:r>
-              <w:rPr>
-                <w:noProof/>
-                <w:webHidden/>
-              </w:rPr>
-              <w:t>12</w:t>
-            </w:r>
-            <w:r>
-              <w:rPr>
-                <w:noProof/>
-                <w:webHidden/>
-              </w:rPr>
-              <w:fldChar w:fldCharType="end"/>
-            </w:r>
-          </w:hyperlink>
-        </w:p>
-        <w:p>
-          <w:pPr>
-            <w:pStyle w:val="TOC1"/>
-            <w:tabs>
-              <w:tab w:val="right" w:leader="dot" w:pos="9350"/>
-            </w:tabs>
-            <w:rPr>
-              <w:noProof/>
-              <w:lang w:eastAsia="en-US"/>
-            </w:rPr>
-          </w:pPr>
-          <w:hyperlink w:anchor="_Toc40964588" w:history="1">
-            <w:r>
-              <w:rPr>
-                <w:rStyle w:val="Hyperlink"/>
-                <w:noProof/>
-              </w:rPr>
-              <w:t>Wireless Internet Issues</w:t>
-            </w:r>
-            <w:r>
-              <w:rPr>
-                <w:noProof/>
-                <w:webHidden/>
-              </w:rPr>
-              <w:tab/>
-            </w:r>
-            <w:r>
-              <w:rPr>
-                <w:noProof/>
-                <w:webHidden/>
-              </w:rPr>
-              <w:fldChar w:fldCharType="begin"/>
-            </w:r>
-            <w:r>
-              <w:rPr>
-                <w:noProof/>
-                <w:webHidden/>
-              </w:rPr>
-              <w:instrText xml:space="preserve"> PAGEREF _Toc40964588 \h </w:instrText>
-            </w:r>
-            <w:r>
-              <w:rPr>
-                <w:noProof/>
-                <w:webHidden/>
-              </w:rPr>
-            </w:r>
-            <w:r>
-              <w:rPr>
-                <w:noProof/>
-                <w:webHidden/>
-              </w:rPr>
-              <w:fldChar w:fldCharType="separate"/>
-            </w:r>
-            <w:r>
-              <w:rPr>
-                <w:noProof/>
-                <w:webHidden/>
-              </w:rPr>
-              <w:t>13</w:t>
-            </w:r>
-            <w:r>
-              <w:rPr>
-                <w:noProof/>
-                <w:webHidden/>
-              </w:rPr>
-              <w:fldChar w:fldCharType="end"/>
-            </w:r>
-          </w:hyperlink>
-        </w:p>
-        <w:p>
-          <w:pPr>
-            <w:pStyle w:val="TOC1"/>
-            <w:tabs>
-              <w:tab w:val="right" w:leader="dot" w:pos="9350"/>
-            </w:tabs>
-            <w:rPr>
-              <w:noProof/>
-              <w:lang w:eastAsia="en-US"/>
-            </w:rPr>
-          </w:pPr>
-          <w:hyperlink w:anchor="_Toc40964589" w:history="1">
-            <w:r>
-              <w:rPr>
-                <w:rStyle w:val="Hyperlink"/>
-                <w:noProof/>
-              </w:rPr>
-              <w:t>Printers</w:t>
-            </w:r>
-            <w:r>
-              <w:rPr>
-                <w:noProof/>
-                <w:webHidden/>
-              </w:rPr>
-              <w:tab/>
-            </w:r>
-            <w:r>
-              <w:rPr>
-                <w:noProof/>
-                <w:webHidden/>
-              </w:rPr>
-              <w:fldChar w:fldCharType="begin"/>
-            </w:r>
-            <w:r>
-              <w:rPr>
-                <w:noProof/>
-                <w:webHidden/>
-              </w:rPr>
-              <w:instrText xml:space="preserve"> PAGEREF _Toc40964589 \h </w:instrText>
-            </w:r>
-            <w:r>
-              <w:rPr>
-                <w:noProof/>
-                <w:webHidden/>
-              </w:rPr>
-            </w:r>
-            <w:r>
-              <w:rPr>
-                <w:noProof/>
-                <w:webHidden/>
-              </w:rPr>
-              <w:fldChar w:fldCharType="separate"/>
-            </w:r>
-            <w:r>
-              <w:rPr>
-                <w:noProof/>
-                <w:webHidden/>
-              </w:rPr>
               <w:t>14</w:t>
-            </w:r>
-            <w:r>
-              <w:rPr>
-                <w:noProof/>
-                <w:webHidden/>
-              </w:rPr>
-              <w:fldChar w:fldCharType="end"/>
-            </w:r>
-          </w:hyperlink>
-        </w:p>
-        <w:p>
-          <w:pPr>
-            <w:pStyle w:val="TOC2"/>
-            <w:tabs>
-              <w:tab w:val="right" w:leader="dot" w:pos="9350"/>
-            </w:tabs>
-            <w:rPr>
-              <w:noProof/>
-              <w:lang w:eastAsia="en-US"/>
-            </w:rPr>
-          </w:pPr>
-          <w:hyperlink w:anchor="_Toc40964590" w:history="1">
-            <w:r>
-              <w:rPr>
-                <w:rStyle w:val="Hyperlink"/>
-                <w:noProof/>
-              </w:rPr>
-              <w:t>Brother HL5370DW</w:t>
-            </w:r>
-            <w:r>
-              <w:rPr>
-                <w:noProof/>
-                <w:webHidden/>
-              </w:rPr>
-              <w:tab/>
-            </w:r>
-            <w:r>
-              <w:rPr>
-                <w:noProof/>
-                <w:webHidden/>
-              </w:rPr>
-              <w:fldChar w:fldCharType="begin"/>
-            </w:r>
-            <w:r>
-              <w:rPr>
-                <w:noProof/>
-                <w:webHidden/>
-              </w:rPr>
-              <w:instrText xml:space="preserve"> PAGEREF _Toc40964590 \h </w:instrText>
-            </w:r>
-            <w:r>
-              <w:rPr>
-                <w:noProof/>
-                <w:webHidden/>
-              </w:rPr>
-            </w:r>
-            <w:r>
-              <w:rPr>
-                <w:noProof/>
-                <w:webHidden/>
-              </w:rPr>
-              <w:fldChar w:fldCharType="separate"/>
-            </w:r>
-            <w:r>
-              <w:rPr>
-                <w:noProof/>
-                <w:webHidden/>
-              </w:rPr>
-              <w:t>14</w:t>
-            </w:r>
-            <w:r>
-              <w:rPr>
-                <w:noProof/>
-                <w:webHidden/>
-              </w:rPr>
-              <w:fldChar w:fldCharType="end"/>
-            </w:r>
-          </w:hyperlink>
-        </w:p>
-        <w:p>
-          <w:pPr>
-            <w:pStyle w:val="TOC2"/>
-            <w:tabs>
-              <w:tab w:val="right" w:leader="dot" w:pos="9350"/>
-            </w:tabs>
-            <w:rPr>
-              <w:noProof/>
-              <w:lang w:eastAsia="en-US"/>
-            </w:rPr>
-          </w:pPr>
-          <w:hyperlink w:anchor="_Toc40964591" w:history="1">
-            <w:r>
-              <w:rPr>
-                <w:rStyle w:val="Hyperlink"/>
-                <w:noProof/>
-              </w:rPr>
-              <w:t>Brother MFC-8460N</w:t>
-            </w:r>
-            <w:r>
-              <w:rPr>
-                <w:noProof/>
-                <w:webHidden/>
-              </w:rPr>
-              <w:tab/>
-            </w:r>
-            <w:r>
-              <w:rPr>
-                <w:noProof/>
-                <w:webHidden/>
-              </w:rPr>
-              <w:fldChar w:fldCharType="begin"/>
-            </w:r>
-            <w:r>
-              <w:rPr>
-                <w:noProof/>
-                <w:webHidden/>
-              </w:rPr>
-              <w:instrText xml:space="preserve"> PAGEREF _Toc40964591 \h </w:instrText>
-            </w:r>
-            <w:r>
-              <w:rPr>
-                <w:noProof/>
-                <w:webHidden/>
-              </w:rPr>
-            </w:r>
-            <w:r>
-              <w:rPr>
-                <w:noProof/>
-                <w:webHidden/>
-              </w:rPr>
-              <w:fldChar w:fldCharType="separate"/>
-            </w:r>
-            <w:r>
-              <w:rPr>
-                <w:noProof/>
-                <w:webHidden/>
-              </w:rPr>
-              <w:t>14</w:t>
-            </w:r>
-            <w:r>
-              <w:rPr>
-                <w:noProof/>
-                <w:webHidden/>
-              </w:rPr>
-              <w:fldChar w:fldCharType="end"/>
-            </w:r>
-          </w:hyperlink>
-        </w:p>
-        <w:p>
-          <w:pPr>
-            <w:pStyle w:val="TOC1"/>
-            <w:tabs>
-              <w:tab w:val="right" w:leader="dot" w:pos="9350"/>
-            </w:tabs>
-            <w:rPr>
-              <w:noProof/>
-              <w:lang w:eastAsia="en-US"/>
-            </w:rPr>
-          </w:pPr>
-          <w:hyperlink w:anchor="_Toc40964592" w:history="1">
-            <w:r>
-              <w:rPr>
-                <w:rStyle w:val="Hyperlink"/>
-                <w:noProof/>
-              </w:rPr>
-              <w:t>Activating Office 2010 Manually</w:t>
-            </w:r>
-            <w:r>
-              <w:rPr>
-                <w:noProof/>
-                <w:webHidden/>
-              </w:rPr>
-              <w:tab/>
-            </w:r>
-            <w:r>
-              <w:rPr>
-                <w:noProof/>
-                <w:webHidden/>
-              </w:rPr>
-              <w:fldChar w:fldCharType="begin"/>
-            </w:r>
-            <w:r>
-              <w:rPr>
-                <w:noProof/>
-                <w:webHidden/>
-              </w:rPr>
-              <w:instrText xml:space="preserve"> PAGEREF _Toc40964592 \h </w:instrText>
-            </w:r>
-            <w:r>
-              <w:rPr>
-                <w:noProof/>
-                <w:webHidden/>
-              </w:rPr>
-            </w:r>
-            <w:r>
-              <w:rPr>
-                <w:noProof/>
-                <w:webHidden/>
-              </w:rPr>
-              <w:fldChar w:fldCharType="separate"/>
-            </w:r>
-            <w:r>
-              <w:rPr>
-                <w:noProof/>
-                <w:webHidden/>
-              </w:rPr>
-              <w:t>15</w:t>
-            </w:r>
-            <w:r>
-              <w:rPr>
-                <w:noProof/>
-                <w:webHidden/>
-              </w:rPr>
-              <w:fldChar w:fldCharType="end"/>
-            </w:r>
-          </w:hyperlink>
-        </w:p>
-        <w:p>
-          <w:pPr>
-            <w:pStyle w:val="TOC2"/>
-            <w:tabs>
-              <w:tab w:val="right" w:leader="dot" w:pos="9350"/>
-            </w:tabs>
-            <w:rPr>
-              <w:noProof/>
-              <w:lang w:eastAsia="en-US"/>
-            </w:rPr>
-          </w:pPr>
-          <w:hyperlink w:anchor="_Toc40964593" w:history="1">
-            <w:r>
-              <w:rPr>
-                <w:rStyle w:val="Hyperlink"/>
-                <w:noProof/>
-              </w:rPr>
-              <w:t>Activate Office Using OSPP.VBS</w:t>
-            </w:r>
-            <w:r>
-              <w:rPr>
-                <w:noProof/>
-                <w:webHidden/>
-              </w:rPr>
-              <w:tab/>
-            </w:r>
-            <w:r>
-              <w:rPr>
-                <w:noProof/>
-                <w:webHidden/>
-              </w:rPr>
-              <w:fldChar w:fldCharType="begin"/>
-            </w:r>
-            <w:r>
-              <w:rPr>
-                <w:noProof/>
-                <w:webHidden/>
-              </w:rPr>
-              <w:instrText xml:space="preserve"> PAGEREF _Toc40964593 \h </w:instrText>
-            </w:r>
-            <w:r>
-              <w:rPr>
-                <w:noProof/>
-                <w:webHidden/>
-              </w:rPr>
-            </w:r>
-            <w:r>
-              <w:rPr>
-                <w:noProof/>
-                <w:webHidden/>
-              </w:rPr>
-              <w:fldChar w:fldCharType="separate"/>
-            </w:r>
-            <w:r>
-              <w:rPr>
-                <w:noProof/>
-                <w:webHidden/>
-              </w:rPr>
-              <w:t>15</w:t>
-            </w:r>
-            <w:r>
-              <w:rPr>
-                <w:noProof/>
-                <w:webHidden/>
-              </w:rPr>
-              <w:fldChar w:fldCharType="end"/>
-            </w:r>
-          </w:hyperlink>
-        </w:p>
-        <w:p>
-          <w:pPr>
-            <w:pStyle w:val="TOC1"/>
-            <w:tabs>
-              <w:tab w:val="right" w:leader="dot" w:pos="9350"/>
-            </w:tabs>
-            <w:rPr>
-              <w:noProof/>
-              <w:lang w:eastAsia="en-US"/>
-            </w:rPr>
-          </w:pPr>
-          <w:hyperlink w:anchor="_Toc40964594" w:history="1">
-            <w:r>
-              <w:rPr>
-                <w:rStyle w:val="Hyperlink"/>
-                <w:noProof/>
-              </w:rPr>
-              <w:t>ACME Login Errors – Security Permissions</w:t>
-            </w:r>
-            <w:r>
-              <w:rPr>
-                <w:noProof/>
-                <w:webHidden/>
-              </w:rPr>
-              <w:tab/>
-            </w:r>
-            <w:r>
-              <w:rPr>
-                <w:noProof/>
-                <w:webHidden/>
-              </w:rPr>
-              <w:fldChar w:fldCharType="begin"/>
-            </w:r>
-            <w:r>
-              <w:rPr>
-                <w:noProof/>
-                <w:webHidden/>
-              </w:rPr>
-              <w:instrText xml:space="preserve"> PAGEREF _Toc40964594 \h </w:instrText>
-            </w:r>
-            <w:r>
-              <w:rPr>
-                <w:noProof/>
-                <w:webHidden/>
-              </w:rPr>
-            </w:r>
-            <w:r>
-              <w:rPr>
-                <w:noProof/>
-                <w:webHidden/>
-              </w:rPr>
-              <w:fldChar w:fldCharType="separate"/>
-            </w:r>
-            <w:r>
-              <w:rPr>
-                <w:noProof/>
-                <w:webHidden/>
-              </w:rPr>
-              <w:t>15</w:t>
             </w:r>
             <w:r>
               <w:rPr>
@@ -1807,7 +1669,7 @@
       <w:pPr>
         <w:pStyle w:val="Heading1"/>
       </w:pPr>
-      <w:bookmarkStart w:id="1" w:name="_Toc40964570"/>
+      <w:bookmarkStart w:id="1" w:name="_Toc42599281"/>
       <w:r>
         <w:t>Morning Procedure</w:t>
       </w:r>
@@ -2229,7 +2091,7 @@
         <w:pStyle w:val="Heading1"/>
       </w:pPr>
       <w:bookmarkStart w:id="2" w:name="_Toc392495795"/>
-      <w:bookmarkStart w:id="3" w:name="_Toc40964571"/>
+      <w:bookmarkStart w:id="3" w:name="_Toc42599282"/>
       <w:r>
         <w:lastRenderedPageBreak/>
         <w:t>Book Orders</w:t>
@@ -3044,7 +2906,7 @@
       <w:pPr>
         <w:pStyle w:val="Heading1"/>
       </w:pPr>
-      <w:bookmarkStart w:id="6" w:name="_Toc40964572"/>
+      <w:bookmarkStart w:id="6" w:name="_Toc42599283"/>
       <w:r>
         <w:t>Book Projection Spreadsheet</w:t>
       </w:r>
@@ -3171,7 +3033,7 @@
       <w:pPr>
         <w:pStyle w:val="Heading1"/>
       </w:pPr>
-      <w:bookmarkStart w:id="7" w:name="_Toc40964573"/>
+      <w:bookmarkStart w:id="7" w:name="_Toc42599284"/>
       <w:r>
         <w:t>Configuring Typing Trainer</w:t>
       </w:r>
@@ -3521,7 +3383,7 @@
       <w:pPr>
         <w:pStyle w:val="Heading1"/>
       </w:pPr>
-      <w:bookmarkStart w:id="9" w:name="_Toc40964574"/>
+      <w:bookmarkStart w:id="9" w:name="_Toc42599285"/>
       <w:bookmarkEnd w:id="8"/>
       <w:r>
         <w:lastRenderedPageBreak/>
@@ -3943,782 +3805,13 @@
       <w:pPr>
         <w:pStyle w:val="Heading1"/>
       </w:pPr>
-      <w:bookmarkStart w:id="10" w:name="_Toc355966193"/>
-      <w:bookmarkStart w:id="11" w:name="_Toc392495798"/>
-      <w:bookmarkStart w:id="12" w:name="_Toc40964575"/>
-      <w:r>
-        <w:t>Order of Student Files</w:t>
+      <w:bookmarkStart w:id="10" w:name="_Toc392495800"/>
+      <w:bookmarkStart w:id="11" w:name="_Toc42599286"/>
+      <w:r>
+        <w:t>Closing a File</w:t>
       </w:r>
       <w:bookmarkEnd w:id="10"/>
       <w:bookmarkEnd w:id="11"/>
-      <w:bookmarkEnd w:id="12"/>
-    </w:p>
-    <w:p>
-      <w:pPr>
-        <w:pStyle w:val="NoSpacing"/>
-      </w:pPr>
-    </w:p>
-    <w:p>
-      <w:pPr>
-        <w:pStyle w:val="NoSpacing"/>
-        <w:numPr>
-          <w:ilvl w:val="0"/>
-          <w:numId w:val="6"/>
-        </w:numPr>
-        <w:rPr>
-          <w:rFonts w:ascii="Arial" w:hAnsi="Arial" w:cs="Arial"/>
-          <w:sz w:val="20"/>
-          <w:szCs w:val="20"/>
-        </w:rPr>
-      </w:pPr>
-      <w:r>
-        <w:rPr>
-          <w:rFonts w:ascii="Arial" w:hAnsi="Arial" w:cs="Arial"/>
-          <w:sz w:val="20"/>
-          <w:szCs w:val="20"/>
-        </w:rPr>
-        <w:t>File Checklist</w:t>
-      </w:r>
-      <w:r>
-        <w:rPr>
-          <w:rFonts w:ascii="Arial" w:hAnsi="Arial" w:cs="Arial"/>
-          <w:sz w:val="20"/>
-          <w:szCs w:val="20"/>
-        </w:rPr>
-        <w:fldChar w:fldCharType="begin"/>
-      </w:r>
-      <w:r>
-        <w:instrText xml:space="preserve"> XE "</w:instrText>
-      </w:r>
-      <w:r>
-        <w:rPr>
-          <w:rFonts w:ascii="Arial" w:hAnsi="Arial" w:cs="Arial"/>
-          <w:sz w:val="20"/>
-          <w:szCs w:val="20"/>
-        </w:rPr>
-        <w:instrText>File Checklist</w:instrText>
-      </w:r>
-      <w:r>
-        <w:instrText xml:space="preserve">" </w:instrText>
-      </w:r>
-      <w:r>
-        <w:rPr>
-          <w:rFonts w:ascii="Arial" w:hAnsi="Arial" w:cs="Arial"/>
-          <w:sz w:val="20"/>
-          <w:szCs w:val="20"/>
-        </w:rPr>
-        <w:fldChar w:fldCharType="end"/>
-      </w:r>
-      <w:r>
-        <w:rPr>
-          <w:rFonts w:ascii="Arial" w:hAnsi="Arial" w:cs="Arial"/>
-          <w:sz w:val="20"/>
-          <w:szCs w:val="20"/>
-        </w:rPr>
-        <w:t xml:space="preserve"> and ID stapled on left inside cover</w:t>
-      </w:r>
-    </w:p>
-    <w:p>
-      <w:pPr>
-        <w:pStyle w:val="NoSpacing"/>
-        <w:numPr>
-          <w:ilvl w:val="0"/>
-          <w:numId w:val="6"/>
-        </w:numPr>
-        <w:rPr>
-          <w:rFonts w:ascii="Arial" w:hAnsi="Arial" w:cs="Arial"/>
-          <w:sz w:val="20"/>
-          <w:szCs w:val="20"/>
-        </w:rPr>
-      </w:pPr>
-      <w:r>
-        <w:rPr>
-          <w:rFonts w:ascii="Arial" w:hAnsi="Arial" w:cs="Arial"/>
-          <w:sz w:val="20"/>
-          <w:szCs w:val="20"/>
-        </w:rPr>
-        <w:t>Contract – Appendix B</w:t>
-      </w:r>
-      <w:r>
-        <w:rPr>
-          <w:rFonts w:ascii="Arial" w:hAnsi="Arial" w:cs="Arial"/>
-          <w:sz w:val="20"/>
-          <w:szCs w:val="20"/>
-        </w:rPr>
-        <w:fldChar w:fldCharType="begin"/>
-      </w:r>
-      <w:r>
-        <w:instrText xml:space="preserve"> XE "</w:instrText>
-      </w:r>
-      <w:r>
-        <w:rPr>
-          <w:rFonts w:ascii="Arial" w:hAnsi="Arial" w:cs="Arial"/>
-          <w:sz w:val="20"/>
-          <w:szCs w:val="20"/>
-        </w:rPr>
-        <w:instrText>Appendix B</w:instrText>
-      </w:r>
-      <w:r>
-        <w:instrText xml:space="preserve">" </w:instrText>
-      </w:r>
-      <w:r>
-        <w:rPr>
-          <w:rFonts w:ascii="Arial" w:hAnsi="Arial" w:cs="Arial"/>
-          <w:sz w:val="20"/>
-          <w:szCs w:val="20"/>
-        </w:rPr>
-        <w:fldChar w:fldCharType="end"/>
-      </w:r>
-      <w:r>
-        <w:rPr>
-          <w:rFonts w:ascii="Arial" w:hAnsi="Arial" w:cs="Arial"/>
-          <w:sz w:val="20"/>
-          <w:szCs w:val="20"/>
-        </w:rPr>
-        <w:t>, Appendix A</w:t>
-      </w:r>
-      <w:r>
-        <w:rPr>
-          <w:rFonts w:ascii="Arial" w:hAnsi="Arial" w:cs="Arial"/>
-          <w:sz w:val="20"/>
-          <w:szCs w:val="20"/>
-        </w:rPr>
-        <w:fldChar w:fldCharType="begin"/>
-      </w:r>
-      <w:r>
-        <w:instrText xml:space="preserve"> XE "</w:instrText>
-      </w:r>
-      <w:r>
-        <w:rPr>
-          <w:rFonts w:ascii="Arial" w:hAnsi="Arial" w:cs="Arial"/>
-          <w:sz w:val="20"/>
-          <w:szCs w:val="20"/>
-        </w:rPr>
-        <w:instrText>Appendix A</w:instrText>
-      </w:r>
-      <w:r>
-        <w:instrText xml:space="preserve">" </w:instrText>
-      </w:r>
-      <w:r>
-        <w:rPr>
-          <w:rFonts w:ascii="Arial" w:hAnsi="Arial" w:cs="Arial"/>
-          <w:sz w:val="20"/>
-          <w:szCs w:val="20"/>
-        </w:rPr>
-        <w:fldChar w:fldCharType="end"/>
-      </w:r>
-      <w:r>
-        <w:rPr>
-          <w:rFonts w:ascii="Arial" w:hAnsi="Arial" w:cs="Arial"/>
-          <w:sz w:val="20"/>
-          <w:szCs w:val="20"/>
-        </w:rPr>
-        <w:t xml:space="preserve"> and/or sponsorship letter if necessary stapled on inside.</w:t>
-      </w:r>
-    </w:p>
-    <w:p>
-      <w:pPr>
-        <w:pStyle w:val="NoSpacing"/>
-        <w:numPr>
-          <w:ilvl w:val="0"/>
-          <w:numId w:val="6"/>
-        </w:numPr>
-        <w:rPr>
-          <w:rFonts w:ascii="Arial" w:hAnsi="Arial" w:cs="Arial"/>
-          <w:sz w:val="20"/>
-          <w:szCs w:val="20"/>
-        </w:rPr>
-      </w:pPr>
-      <w:r>
-        <w:rPr>
-          <w:rFonts w:ascii="Arial" w:hAnsi="Arial" w:cs="Arial"/>
-          <w:sz w:val="20"/>
-          <w:szCs w:val="20"/>
-        </w:rPr>
-        <w:t>Student Data</w:t>
-      </w:r>
-      <w:r>
-        <w:rPr>
-          <w:rFonts w:ascii="Arial" w:hAnsi="Arial" w:cs="Arial"/>
-          <w:sz w:val="20"/>
-          <w:szCs w:val="20"/>
-        </w:rPr>
-        <w:t xml:space="preserve"> </w:t>
-      </w:r>
-      <w:r>
-        <w:rPr>
-          <w:rFonts w:ascii="Arial" w:hAnsi="Arial" w:cs="Arial"/>
-          <w:sz w:val="20"/>
-          <w:szCs w:val="20"/>
-        </w:rPr>
-        <w:t>S</w:t>
-      </w:r>
-      <w:r>
-        <w:rPr>
-          <w:rFonts w:ascii="Arial" w:hAnsi="Arial" w:cs="Arial"/>
-          <w:sz w:val="20"/>
-          <w:szCs w:val="20"/>
-        </w:rPr>
-        <w:t>heet</w:t>
-      </w:r>
-      <w:r>
-        <w:rPr>
-          <w:rFonts w:ascii="Arial" w:hAnsi="Arial" w:cs="Arial"/>
-          <w:sz w:val="20"/>
-          <w:szCs w:val="20"/>
-        </w:rPr>
-        <w:fldChar w:fldCharType="begin"/>
-      </w:r>
-      <w:r>
-        <w:instrText xml:space="preserve"> XE "</w:instrText>
-      </w:r>
-      <w:r>
-        <w:rPr>
-          <w:rFonts w:ascii="Arial" w:hAnsi="Arial" w:cs="Arial"/>
-          <w:sz w:val="20"/>
-          <w:szCs w:val="20"/>
-        </w:rPr>
-        <w:instrText>Student Data</w:instrText>
-      </w:r>
-      <w:r>
-        <w:rPr>
-          <w:rFonts w:ascii="Arial" w:hAnsi="Arial" w:cs="Arial"/>
-          <w:sz w:val="20"/>
-          <w:szCs w:val="20"/>
-        </w:rPr>
-        <w:instrText xml:space="preserve"> </w:instrText>
-      </w:r>
-      <w:r>
-        <w:rPr>
-          <w:rFonts w:ascii="Arial" w:hAnsi="Arial" w:cs="Arial"/>
-          <w:sz w:val="20"/>
-          <w:szCs w:val="20"/>
-        </w:rPr>
-        <w:instrText>S</w:instrText>
-      </w:r>
-      <w:r>
-        <w:rPr>
-          <w:rFonts w:ascii="Arial" w:hAnsi="Arial" w:cs="Arial"/>
-          <w:sz w:val="20"/>
-          <w:szCs w:val="20"/>
-        </w:rPr>
-        <w:instrText>heet</w:instrText>
-      </w:r>
-      <w:r>
-        <w:instrText xml:space="preserve">" </w:instrText>
-      </w:r>
-      <w:r>
-        <w:rPr>
-          <w:rFonts w:ascii="Arial" w:hAnsi="Arial" w:cs="Arial"/>
-          <w:sz w:val="20"/>
-          <w:szCs w:val="20"/>
-        </w:rPr>
-        <w:fldChar w:fldCharType="end"/>
-      </w:r>
-      <w:r>
-        <w:rPr>
-          <w:rFonts w:ascii="Arial" w:hAnsi="Arial" w:cs="Arial"/>
-          <w:sz w:val="20"/>
-          <w:szCs w:val="20"/>
-        </w:rPr>
-        <w:t xml:space="preserve"> with outline stapled inside</w:t>
-      </w:r>
-    </w:p>
-    <w:p>
-      <w:pPr>
-        <w:pStyle w:val="NoSpacing"/>
-        <w:numPr>
-          <w:ilvl w:val="0"/>
-          <w:numId w:val="6"/>
-        </w:numPr>
-        <w:rPr>
-          <w:rFonts w:ascii="Arial" w:hAnsi="Arial" w:cs="Arial"/>
-          <w:sz w:val="20"/>
-          <w:szCs w:val="20"/>
-        </w:rPr>
-      </w:pPr>
-      <w:r>
-        <w:rPr>
-          <w:rFonts w:ascii="Arial" w:hAnsi="Arial" w:cs="Arial"/>
-          <w:sz w:val="20"/>
-          <w:szCs w:val="20"/>
-        </w:rPr>
-        <w:t>Student Orientation</w:t>
-      </w:r>
-      <w:r>
-        <w:rPr>
-          <w:rFonts w:ascii="Arial" w:hAnsi="Arial" w:cs="Arial"/>
-          <w:sz w:val="20"/>
-          <w:szCs w:val="20"/>
-        </w:rPr>
-        <w:fldChar w:fldCharType="begin"/>
-      </w:r>
-      <w:r>
-        <w:instrText xml:space="preserve"> XE "</w:instrText>
-      </w:r>
-      <w:r>
-        <w:rPr>
-          <w:rFonts w:ascii="Arial" w:hAnsi="Arial" w:cs="Arial"/>
-          <w:sz w:val="20"/>
-          <w:szCs w:val="20"/>
-        </w:rPr>
-        <w:instrText>Student Orientation</w:instrText>
-      </w:r>
-      <w:r>
-        <w:instrText xml:space="preserve">" </w:instrText>
-      </w:r>
-      <w:r>
-        <w:rPr>
-          <w:rFonts w:ascii="Arial" w:hAnsi="Arial" w:cs="Arial"/>
-          <w:sz w:val="20"/>
-          <w:szCs w:val="20"/>
-        </w:rPr>
-        <w:fldChar w:fldCharType="end"/>
-      </w:r>
-      <w:r>
-        <w:rPr>
-          <w:rFonts w:ascii="Arial" w:hAnsi="Arial" w:cs="Arial"/>
-          <w:sz w:val="20"/>
-          <w:szCs w:val="20"/>
-        </w:rPr>
-        <w:t xml:space="preserve"> Package Stapled:</w:t>
-      </w:r>
-    </w:p>
-    <w:p>
-      <w:pPr>
-        <w:pStyle w:val="NoSpacing"/>
-        <w:numPr>
-          <w:ilvl w:val="1"/>
-          <w:numId w:val="6"/>
-        </w:numPr>
-        <w:rPr>
-          <w:rFonts w:ascii="Arial" w:hAnsi="Arial" w:cs="Arial"/>
-          <w:sz w:val="20"/>
-          <w:szCs w:val="20"/>
-        </w:rPr>
-      </w:pPr>
-      <w:r>
-        <w:rPr>
-          <w:rFonts w:ascii="Arial" w:hAnsi="Arial" w:cs="Arial"/>
-          <w:sz w:val="20"/>
-          <w:szCs w:val="20"/>
-        </w:rPr>
-        <w:t>Student Orientation</w:t>
-      </w:r>
-      <w:r>
-        <w:rPr>
-          <w:rFonts w:ascii="Arial" w:hAnsi="Arial" w:cs="Arial"/>
-          <w:sz w:val="20"/>
-          <w:szCs w:val="20"/>
-        </w:rPr>
-        <w:fldChar w:fldCharType="begin"/>
-      </w:r>
-      <w:r>
-        <w:instrText xml:space="preserve"> XE "</w:instrText>
-      </w:r>
-      <w:r>
-        <w:rPr>
-          <w:rFonts w:ascii="Arial" w:hAnsi="Arial" w:cs="Arial"/>
-          <w:sz w:val="20"/>
-          <w:szCs w:val="20"/>
-        </w:rPr>
-        <w:instrText>Student Orientation</w:instrText>
-      </w:r>
-      <w:r>
-        <w:instrText xml:space="preserve">" </w:instrText>
-      </w:r>
-      <w:r>
-        <w:rPr>
-          <w:rFonts w:ascii="Arial" w:hAnsi="Arial" w:cs="Arial"/>
-          <w:sz w:val="20"/>
-          <w:szCs w:val="20"/>
-        </w:rPr>
-        <w:fldChar w:fldCharType="end"/>
-      </w:r>
-    </w:p>
-    <w:p>
-      <w:pPr>
-        <w:pStyle w:val="NoSpacing"/>
-        <w:numPr>
-          <w:ilvl w:val="1"/>
-          <w:numId w:val="6"/>
-        </w:numPr>
-        <w:rPr>
-          <w:rFonts w:ascii="Arial" w:hAnsi="Arial" w:cs="Arial"/>
-          <w:sz w:val="20"/>
-          <w:szCs w:val="20"/>
-        </w:rPr>
-      </w:pPr>
-      <w:r>
-        <w:rPr>
-          <w:rFonts w:ascii="Arial" w:hAnsi="Arial" w:cs="Arial"/>
-          <w:sz w:val="20"/>
-          <w:szCs w:val="20"/>
-        </w:rPr>
-        <w:t>Acknowledgement</w:t>
-      </w:r>
-    </w:p>
-    <w:p>
-      <w:pPr>
-        <w:pStyle w:val="NoSpacing"/>
-        <w:numPr>
-          <w:ilvl w:val="1"/>
-          <w:numId w:val="6"/>
-        </w:numPr>
-        <w:rPr>
-          <w:rFonts w:ascii="Arial" w:hAnsi="Arial" w:cs="Arial"/>
-          <w:sz w:val="20"/>
-          <w:szCs w:val="20"/>
-        </w:rPr>
-      </w:pPr>
-      <w:r>
-        <w:rPr>
-          <w:rFonts w:ascii="Arial" w:hAnsi="Arial" w:cs="Arial"/>
-          <w:sz w:val="20"/>
-          <w:szCs w:val="20"/>
-        </w:rPr>
-        <w:t>Internet Usage Policy</w:t>
-      </w:r>
-      <w:r>
-        <w:rPr>
-          <w:rFonts w:ascii="Arial" w:hAnsi="Arial" w:cs="Arial"/>
-          <w:sz w:val="20"/>
-          <w:szCs w:val="20"/>
-        </w:rPr>
-        <w:fldChar w:fldCharType="begin"/>
-      </w:r>
-      <w:r>
-        <w:instrText xml:space="preserve"> XE "</w:instrText>
-      </w:r>
-      <w:r>
-        <w:rPr>
-          <w:rFonts w:ascii="Arial" w:hAnsi="Arial" w:cs="Arial"/>
-          <w:sz w:val="20"/>
-          <w:szCs w:val="20"/>
-        </w:rPr>
-        <w:instrText>Internet Usage Policy</w:instrText>
-      </w:r>
-      <w:r>
-        <w:instrText xml:space="preserve">" </w:instrText>
-      </w:r>
-      <w:r>
-        <w:rPr>
-          <w:rFonts w:ascii="Arial" w:hAnsi="Arial" w:cs="Arial"/>
-          <w:sz w:val="20"/>
-          <w:szCs w:val="20"/>
-        </w:rPr>
-        <w:fldChar w:fldCharType="end"/>
-      </w:r>
-    </w:p>
-    <w:p>
-      <w:pPr>
-        <w:pStyle w:val="NoSpacing"/>
-        <w:numPr>
-          <w:ilvl w:val="1"/>
-          <w:numId w:val="6"/>
-        </w:numPr>
-        <w:rPr>
-          <w:rFonts w:ascii="Arial" w:hAnsi="Arial" w:cs="Arial"/>
-          <w:sz w:val="20"/>
-          <w:szCs w:val="20"/>
-        </w:rPr>
-      </w:pPr>
-      <w:r>
-        <w:rPr>
-          <w:rFonts w:ascii="Arial" w:hAnsi="Arial" w:cs="Arial"/>
-          <w:sz w:val="20"/>
-          <w:szCs w:val="20"/>
-        </w:rPr>
-        <w:t>Attendance Agreement</w:t>
-      </w:r>
-      <w:r>
-        <w:rPr>
-          <w:rFonts w:ascii="Arial" w:hAnsi="Arial" w:cs="Arial"/>
-          <w:sz w:val="20"/>
-          <w:szCs w:val="20"/>
-        </w:rPr>
-        <w:fldChar w:fldCharType="begin"/>
-      </w:r>
-      <w:r>
-        <w:instrText xml:space="preserve"> XE "</w:instrText>
-      </w:r>
-      <w:r>
-        <w:rPr>
-          <w:rFonts w:ascii="Arial" w:hAnsi="Arial" w:cs="Arial"/>
-          <w:sz w:val="20"/>
-          <w:szCs w:val="20"/>
-        </w:rPr>
-        <w:instrText>Attendance Agreement</w:instrText>
-      </w:r>
-      <w:r>
-        <w:instrText xml:space="preserve">" </w:instrText>
-      </w:r>
-      <w:r>
-        <w:rPr>
-          <w:rFonts w:ascii="Arial" w:hAnsi="Arial" w:cs="Arial"/>
-          <w:sz w:val="20"/>
-          <w:szCs w:val="20"/>
-        </w:rPr>
-        <w:fldChar w:fldCharType="end"/>
-      </w:r>
-      <w:r>
-        <w:rPr>
-          <w:rFonts w:ascii="Arial" w:hAnsi="Arial" w:cs="Arial"/>
-          <w:sz w:val="20"/>
-          <w:szCs w:val="20"/>
-        </w:rPr>
-        <w:t>/Authorization to Release Information</w:t>
-      </w:r>
-      <w:r>
-        <w:rPr>
-          <w:rFonts w:ascii="Arial" w:hAnsi="Arial" w:cs="Arial"/>
-          <w:sz w:val="20"/>
-          <w:szCs w:val="20"/>
-        </w:rPr>
-        <w:fldChar w:fldCharType="begin"/>
-      </w:r>
-      <w:r>
-        <w:instrText xml:space="preserve"> XE "</w:instrText>
-      </w:r>
-      <w:r>
-        <w:rPr>
-          <w:rFonts w:ascii="Arial" w:hAnsi="Arial" w:cs="Arial"/>
-          <w:sz w:val="20"/>
-          <w:szCs w:val="20"/>
-        </w:rPr>
-        <w:instrText>Authorization to Release Information</w:instrText>
-      </w:r>
-      <w:r>
-        <w:instrText xml:space="preserve">" </w:instrText>
-      </w:r>
-      <w:r>
-        <w:rPr>
-          <w:rFonts w:ascii="Arial" w:hAnsi="Arial" w:cs="Arial"/>
-          <w:sz w:val="20"/>
-          <w:szCs w:val="20"/>
-        </w:rPr>
-        <w:fldChar w:fldCharType="end"/>
-      </w:r>
-    </w:p>
-    <w:p>
-      <w:pPr>
-        <w:pStyle w:val="NoSpacing"/>
-        <w:numPr>
-          <w:ilvl w:val="1"/>
-          <w:numId w:val="6"/>
-        </w:numPr>
-        <w:rPr>
-          <w:rFonts w:ascii="Arial" w:hAnsi="Arial" w:cs="Arial"/>
-          <w:sz w:val="20"/>
-          <w:szCs w:val="20"/>
-        </w:rPr>
-      </w:pPr>
-      <w:r>
-        <w:rPr>
-          <w:rFonts w:ascii="Arial" w:hAnsi="Arial" w:cs="Arial"/>
-          <w:sz w:val="20"/>
-          <w:szCs w:val="20"/>
-        </w:rPr>
-        <w:t>Campus Orientation</w:t>
-      </w:r>
-    </w:p>
-    <w:p>
-      <w:pPr>
-        <w:pStyle w:val="NoSpacing"/>
-        <w:numPr>
-          <w:ilvl w:val="0"/>
-          <w:numId w:val="6"/>
-        </w:numPr>
-        <w:rPr>
-          <w:rFonts w:ascii="Arial" w:hAnsi="Arial" w:cs="Arial"/>
-          <w:sz w:val="20"/>
-          <w:szCs w:val="20"/>
-        </w:rPr>
-      </w:pPr>
-      <w:r>
-        <w:rPr>
-          <w:rFonts w:ascii="Arial" w:hAnsi="Arial" w:cs="Arial"/>
-          <w:sz w:val="20"/>
-          <w:szCs w:val="20"/>
-        </w:rPr>
-        <w:t>Payments (paper clipped)</w:t>
-      </w:r>
-    </w:p>
-    <w:p>
-      <w:pPr>
-        <w:pStyle w:val="NoSpacing"/>
-        <w:numPr>
-          <w:ilvl w:val="0"/>
-          <w:numId w:val="6"/>
-        </w:numPr>
-        <w:rPr>
-          <w:rFonts w:ascii="Arial" w:hAnsi="Arial" w:cs="Arial"/>
-          <w:sz w:val="20"/>
-          <w:szCs w:val="20"/>
-        </w:rPr>
-      </w:pPr>
-      <w:r>
-        <w:rPr>
-          <w:rFonts w:ascii="Arial" w:hAnsi="Arial" w:cs="Arial"/>
-          <w:sz w:val="20"/>
-          <w:szCs w:val="20"/>
-        </w:rPr>
-        <w:t>Progress Reports</w:t>
-      </w:r>
-      <w:r>
-        <w:rPr>
-          <w:rFonts w:ascii="Arial" w:hAnsi="Arial" w:cs="Arial"/>
-          <w:sz w:val="20"/>
-          <w:szCs w:val="20"/>
-        </w:rPr>
-        <w:fldChar w:fldCharType="begin"/>
-      </w:r>
-      <w:r>
-        <w:instrText xml:space="preserve"> XE "</w:instrText>
-      </w:r>
-      <w:r>
-        <w:rPr>
-          <w:rFonts w:ascii="Arial" w:hAnsi="Arial" w:cs="Arial"/>
-          <w:sz w:val="20"/>
-          <w:szCs w:val="20"/>
-        </w:rPr>
-        <w:instrText>Progress Reports</w:instrText>
-      </w:r>
-      <w:r>
-        <w:instrText xml:space="preserve">" </w:instrText>
-      </w:r>
-      <w:r>
-        <w:rPr>
-          <w:rFonts w:ascii="Arial" w:hAnsi="Arial" w:cs="Arial"/>
-          <w:sz w:val="20"/>
-          <w:szCs w:val="20"/>
-        </w:rPr>
-        <w:fldChar w:fldCharType="end"/>
-      </w:r>
-      <w:r>
-        <w:rPr>
-          <w:rFonts w:ascii="Arial" w:hAnsi="Arial" w:cs="Arial"/>
-          <w:sz w:val="20"/>
-          <w:szCs w:val="20"/>
-        </w:rPr>
-        <w:t>/Attendance (paper clipped)</w:t>
-      </w:r>
-    </w:p>
-    <w:p>
-      <w:pPr>
-        <w:pStyle w:val="NoSpacing"/>
-        <w:numPr>
-          <w:ilvl w:val="0"/>
-          <w:numId w:val="6"/>
-        </w:numPr>
-        <w:rPr>
-          <w:rFonts w:ascii="Arial" w:hAnsi="Arial" w:cs="Arial"/>
-          <w:sz w:val="20"/>
-          <w:szCs w:val="20"/>
-        </w:rPr>
-      </w:pPr>
-      <w:r>
-        <w:rPr>
-          <w:rFonts w:ascii="Arial" w:hAnsi="Arial" w:cs="Arial"/>
-          <w:sz w:val="20"/>
-          <w:szCs w:val="20"/>
-        </w:rPr>
-        <w:t>Exams (paper clipped or banded together)</w:t>
-      </w:r>
-    </w:p>
-    <w:p>
-      <w:pPr>
-        <w:pStyle w:val="NoSpacing"/>
-        <w:numPr>
-          <w:ilvl w:val="0"/>
-          <w:numId w:val="6"/>
-        </w:numPr>
-        <w:rPr>
-          <w:rFonts w:ascii="Arial" w:hAnsi="Arial" w:cs="Arial"/>
-          <w:sz w:val="20"/>
-          <w:szCs w:val="20"/>
-        </w:rPr>
-      </w:pPr>
-      <w:r>
-        <w:rPr>
-          <w:rFonts w:ascii="Arial" w:hAnsi="Arial" w:cs="Arial"/>
-          <w:sz w:val="20"/>
-          <w:szCs w:val="20"/>
-        </w:rPr>
-        <w:t>Correspondence (paper clipped)</w:t>
-      </w:r>
-    </w:p>
-    <w:p>
-      <w:pPr>
-        <w:pStyle w:val="NoSpacing"/>
-        <w:numPr>
-          <w:ilvl w:val="0"/>
-          <w:numId w:val="6"/>
-        </w:numPr>
-        <w:rPr>
-          <w:rFonts w:ascii="Arial" w:hAnsi="Arial" w:cs="Arial"/>
-          <w:sz w:val="20"/>
-          <w:szCs w:val="20"/>
-        </w:rPr>
-      </w:pPr>
-      <w:r>
-        <w:rPr>
-          <w:rFonts w:ascii="Arial" w:hAnsi="Arial" w:cs="Arial"/>
-          <w:sz w:val="20"/>
-          <w:szCs w:val="20"/>
-        </w:rPr>
-        <w:t>Monthly Meetings</w:t>
-      </w:r>
-      <w:r>
-        <w:rPr>
-          <w:rFonts w:ascii="Arial" w:hAnsi="Arial" w:cs="Arial"/>
-          <w:sz w:val="20"/>
-          <w:szCs w:val="20"/>
-        </w:rPr>
-        <w:fldChar w:fldCharType="begin"/>
-      </w:r>
-      <w:r>
-        <w:instrText xml:space="preserve"> XE "</w:instrText>
-      </w:r>
-      <w:r>
-        <w:rPr>
-          <w:rFonts w:ascii="Arial" w:hAnsi="Arial" w:cs="Arial"/>
-          <w:sz w:val="20"/>
-          <w:szCs w:val="20"/>
-        </w:rPr>
-        <w:instrText>Monthly Meetings</w:instrText>
-      </w:r>
-      <w:r>
-        <w:instrText xml:space="preserve">" </w:instrText>
-      </w:r>
-      <w:r>
-        <w:rPr>
-          <w:rFonts w:ascii="Arial" w:hAnsi="Arial" w:cs="Arial"/>
-          <w:sz w:val="20"/>
-          <w:szCs w:val="20"/>
-        </w:rPr>
-        <w:fldChar w:fldCharType="end"/>
-      </w:r>
-      <w:r>
-        <w:rPr>
-          <w:rFonts w:ascii="Arial" w:hAnsi="Arial" w:cs="Arial"/>
-          <w:sz w:val="20"/>
-          <w:szCs w:val="20"/>
-        </w:rPr>
-        <w:t xml:space="preserve"> stapled on right inside cover</w:t>
-      </w:r>
-    </w:p>
-    <w:p>
-      <w:pPr>
-        <w:pStyle w:val="Heading1"/>
-      </w:pPr>
-      <w:bookmarkStart w:id="13" w:name="_Toc392495800"/>
-      <w:bookmarkStart w:id="14" w:name="_Toc40964576"/>
-      <w:r>
-        <w:t>Closing a File</w:t>
-      </w:r>
-      <w:bookmarkEnd w:id="13"/>
-      <w:bookmarkEnd w:id="14"/>
     </w:p>
     <w:p>
       <w:pPr>
@@ -5134,7 +4227,6 @@
           <w:sz w:val="20"/>
           <w:szCs w:val="20"/>
         </w:rPr>
-        <w:lastRenderedPageBreak/>
         <w:t>On the Main Tab: change status from Active to Inactive.</w:t>
       </w:r>
     </w:p>
@@ -5795,7 +4887,16 @@
           <w:sz w:val="20"/>
           <w:szCs w:val="20"/>
         </w:rPr>
-        <w:t>, Director Letter and Certificate(s) or Diploma in an envelope for the student and call them for pick up.</w:t>
+        <w:t xml:space="preserve">, Director Letter and Certificate(s) or Diploma in an </w:t>
+      </w:r>
+      <w:r>
+        <w:rPr>
+          <w:rFonts w:ascii="Arial" w:hAnsi="Arial" w:cs="Arial"/>
+          <w:sz w:val="20"/>
+          <w:szCs w:val="20"/>
+        </w:rPr>
+        <w:lastRenderedPageBreak/>
+        <w:t>envelope for the student and call them for pick up.</w:t>
       </w:r>
     </w:p>
     <w:p>
@@ -6919,7 +6020,6 @@
           <w:sz w:val="20"/>
           <w:szCs w:val="20"/>
         </w:rPr>
-        <w:lastRenderedPageBreak/>
         <w:t>1</w:t>
       </w:r>
       <w:r>
@@ -6938,7 +6038,7 @@
         </w:rPr>
         <w:t>.  File the complete file in the designated filing cabinets under the year that matches the student file folder.</w:t>
       </w:r>
-      <w:bookmarkStart w:id="15" w:name="_Toc392495807"/>
+      <w:bookmarkStart w:id="12" w:name="_Toc392495807"/>
     </w:p>
     <w:p>
       <w:pPr>
@@ -6957,13 +6057,13 @@
       <w:pPr>
         <w:pStyle w:val="Heading1"/>
       </w:pPr>
-      <w:bookmarkStart w:id="16" w:name="_Toc40964577"/>
+      <w:bookmarkStart w:id="13" w:name="_Toc42599287"/>
       <w:r>
         <w:lastRenderedPageBreak/>
         <w:t>Data Witness</w:t>
       </w:r>
-      <w:bookmarkEnd w:id="15"/>
-      <w:bookmarkEnd w:id="16"/>
+      <w:bookmarkEnd w:id="12"/>
+      <w:bookmarkEnd w:id="13"/>
       <w:r>
         <w:fldChar w:fldCharType="begin"/>
       </w:r>
@@ -7265,25 +6365,7 @@
           <w:sz w:val="20"/>
           <w:szCs w:val="20"/>
         </w:rPr>
-        <w:t xml:space="preserve">4.  Under the </w:t>
-      </w:r>
-      <w:proofErr w:type="spellStart"/>
-      <w:r>
-        <w:rPr>
-          <w:rFonts w:ascii="Arial" w:hAnsi="Arial" w:cs="Arial"/>
-          <w:sz w:val="20"/>
-          <w:szCs w:val="20"/>
-        </w:rPr>
-        <w:t>StoreIt</w:t>
-      </w:r>
-      <w:proofErr w:type="spellEnd"/>
-      <w:r>
-        <w:rPr>
-          <w:rFonts w:ascii="Arial" w:hAnsi="Arial" w:cs="Arial"/>
-          <w:sz w:val="20"/>
-          <w:szCs w:val="20"/>
-        </w:rPr>
-        <w:t xml:space="preserve"> tab, navigate to the year corresponding to the student’s file folder.</w:t>
+        <w:t>4.  Under the StoreIt tab, navigate to the year corresponding to the student’s file folder.</w:t>
       </w:r>
     </w:p>
     <w:p>
@@ -7687,27 +6769,210 @@
       <w:pPr>
         <w:pStyle w:val="Heading1"/>
       </w:pPr>
-      <w:bookmarkStart w:id="17" w:name="_Toc392495808"/>
-      <w:bookmarkStart w:id="18" w:name="_Toc40964578"/>
+      <w:bookmarkStart w:id="14" w:name="_Toc392495808"/>
+      <w:bookmarkStart w:id="15" w:name="_Toc42599288"/>
       <w:r>
         <w:t>E</w:t>
       </w:r>
       <w:r>
         <w:t xml:space="preserve">xam </w:t>
       </w:r>
+      <w:bookmarkEnd w:id="14"/>
+      <w:r>
+        <w:t>Invigilation</w:t>
+      </w:r>
+      <w:bookmarkEnd w:id="15"/>
+    </w:p>
+    <w:p/>
+    <w:p>
+      <w:pPr>
+        <w:pStyle w:val="NoSpacing"/>
+      </w:pPr>
+      <w:r>
+        <w:t>The Dairy Queen</w:t>
+      </w:r>
+      <w:r>
+        <w:fldChar w:fldCharType="begin"/>
+      </w:r>
+      <w:r>
+        <w:instrText xml:space="preserve"> XE "</w:instrText>
+      </w:r>
+      <w:r>
+        <w:instrText>Dairy Queen</w:instrText>
+      </w:r>
+      <w:r>
+        <w:instrText xml:space="preserve">" </w:instrText>
+      </w:r>
+      <w:r>
+        <w:fldChar w:fldCharType="end"/>
+      </w:r>
+      <w:r>
+        <w:t xml:space="preserve"> Management training exam is also known as the </w:t>
+      </w:r>
+      <w:r>
+        <w:rPr>
+          <w:b/>
+        </w:rPr>
+        <w:t>MRTA</w:t>
+      </w:r>
+      <w:r>
+        <w:rPr>
+          <w:b/>
+        </w:rPr>
+        <w:fldChar w:fldCharType="begin"/>
+      </w:r>
+      <w:r>
+        <w:rPr>
+          <w:b/>
+        </w:rPr>
+        <w:instrText xml:space="preserve"> XE "</w:instrText>
+      </w:r>
+      <w:r>
+        <w:instrText>MRTA</w:instrText>
+      </w:r>
+      <w:r>
+        <w:rPr>
+          <w:b/>
+        </w:rPr>
+        <w:instrText xml:space="preserve">" </w:instrText>
+      </w:r>
+      <w:r>
+        <w:rPr>
+          <w:b/>
+        </w:rPr>
+        <w:fldChar w:fldCharType="end"/>
+      </w:r>
+      <w:r>
+        <w:rPr>
+          <w:b/>
+        </w:rPr>
+        <w:t xml:space="preserve"> exam</w:t>
+      </w:r>
+      <w:r>
+        <w:t>.</w:t>
+      </w:r>
+    </w:p>
+    <w:p>
+      <w:pPr>
+        <w:pStyle w:val="NoSpacing"/>
+      </w:pPr>
+      <w:r>
+        <w:t xml:space="preserve">The candidate will have their own key code.  URL is </w:t>
+      </w:r>
+      <w:r>
+        <w:t>http://idq.alignmark.com</w:t>
+      </w:r>
+      <w:r>
+        <w:t xml:space="preserve"> </w:t>
+      </w:r>
+    </w:p>
+    <w:p>
+      <w:pPr>
+        <w:pStyle w:val="NoSpacing"/>
+      </w:pPr>
+      <w:r>
+        <w:t>Enter our proctor code (99999b) and they fill out the rest of the information.</w:t>
+      </w:r>
+    </w:p>
+    <w:p>
+      <w:pPr>
+        <w:pStyle w:val="NoSpacing"/>
+      </w:pPr>
+    </w:p>
+    <w:p>
+      <w:pPr>
+        <w:pStyle w:val="NoSpacing"/>
+      </w:pPr>
+      <w:r>
+        <w:t>We have no way of giving them the results of the exam.</w:t>
+      </w:r>
+    </w:p>
+    <w:p>
+      <w:pPr>
+        <w:pStyle w:val="NoSpacing"/>
+      </w:pPr>
+      <w:r>
+        <w:t>Get a copy of their ID, and give the information to Peter.  We will bill DQ directly for the cos</w:t>
+      </w:r>
+      <w:r>
+        <w:t>t</w:t>
+      </w:r>
+      <w:r>
+        <w:t xml:space="preserve"> of administering the exam.</w:t>
+      </w:r>
+    </w:p>
+    <w:p>
+      <w:pPr>
+        <w:pStyle w:val="NoSpacing"/>
+      </w:pPr>
+    </w:p>
+    <w:p>
+      <w:pPr>
+        <w:pStyle w:val="NoSpacing"/>
+      </w:pPr>
+      <w:r>
+        <w:t xml:space="preserve">When a student comes in to write a final exam for the CPA certifications, they will go to the site on their own and login with their credentials.  Our proctor code is </w:t>
+      </w:r>
+      <w:r>
+        <w:rPr>
+          <w:b/>
+        </w:rPr>
+        <w:t>fgtDpR3D</w:t>
+      </w:r>
+      <w:r>
+        <w:t>.</w:t>
+      </w:r>
+    </w:p>
+    <w:p>
+      <w:pPr>
+        <w:pStyle w:val="NoSpacing"/>
+      </w:pPr>
+    </w:p>
+    <w:p>
+      <w:pPr>
+        <w:pStyle w:val="Heading2"/>
+      </w:pPr>
+      <w:bookmarkStart w:id="16" w:name="_Toc355966202"/>
+      <w:bookmarkStart w:id="17" w:name="_Toc392495809"/>
+      <w:bookmarkStart w:id="18" w:name="_Toc42599289"/>
+      <w:r>
+        <w:lastRenderedPageBreak/>
+        <w:t>Booking an Exam</w:t>
+      </w:r>
+      <w:bookmarkEnd w:id="16"/>
       <w:bookmarkEnd w:id="17"/>
       <w:bookmarkEnd w:id="18"/>
-      <w:r>
-        <w:t>Invigilation</w:t>
-      </w:r>
-    </w:p>
-    <w:p/>
-    <w:p>
-      <w:pPr>
-        <w:pStyle w:val="NoSpacing"/>
-      </w:pPr>
-      <w:r>
-        <w:t>The Dairy Queen</w:t>
+    </w:p>
+    <w:p>
+      <w:pPr>
+        <w:pStyle w:val="NoSpacing"/>
+      </w:pPr>
+    </w:p>
+    <w:p>
+      <w:pPr>
+        <w:pStyle w:val="NoSpacing"/>
+      </w:pPr>
+      <w:r>
+        <w:t xml:space="preserve">1.  </w:t>
+      </w:r>
+      <w:r>
+        <w:t>Make sure to let the student know that we accept $40 cash only for the exam. We do not carry change so make sure they bring exact cash only.</w:t>
+      </w:r>
+    </w:p>
+    <w:p>
+      <w:pPr>
+        <w:pStyle w:val="NoSpacing"/>
+      </w:pPr>
+    </w:p>
+    <w:p>
+      <w:pPr>
+        <w:pStyle w:val="NoSpacing"/>
+      </w:pPr>
+      <w:r>
+        <w:t>2</w:t>
+      </w:r>
+      <w:r>
+        <w:t>.  Add an appointment in Outlook</w:t>
       </w:r>
       <w:r>
         <w:fldChar w:fldCharType="begin"/>
@@ -7716,7 +6981,13 @@
         <w:instrText xml:space="preserve"> XE "</w:instrText>
       </w:r>
       <w:r>
-        <w:instrText>Dairy Queen</w:instrText>
+        <w:rPr>
+          <w:rFonts w:ascii="Arial" w:eastAsia="Times New Roman" w:hAnsi="Arial" w:cs="Arial"/>
+          <w:color w:val="000000"/>
+          <w:sz w:val="20"/>
+          <w:szCs w:val="20"/>
+        </w:rPr>
+        <w:instrText>Outlook</w:instrText>
       </w:r>
       <w:r>
         <w:instrText xml:space="preserve">" </w:instrText>
@@ -7725,137 +6996,25 @@
         <w:fldChar w:fldCharType="end"/>
       </w:r>
       <w:r>
-        <w:t xml:space="preserve"> Management training exam is also known as the </w:t>
-      </w:r>
-      <w:r>
-        <w:rPr>
-          <w:b/>
-        </w:rPr>
-        <w:t>MRTA</w:t>
-      </w:r>
-      <w:r>
-        <w:rPr>
-          <w:b/>
-        </w:rPr>
-        <w:fldChar w:fldCharType="begin"/>
-      </w:r>
-      <w:r>
-        <w:rPr>
-          <w:b/>
-        </w:rPr>
-        <w:instrText xml:space="preserve"> XE "</w:instrText>
-      </w:r>
-      <w:r>
-        <w:instrText>MRTA</w:instrText>
-      </w:r>
-      <w:r>
-        <w:rPr>
-          <w:b/>
-        </w:rPr>
-        <w:instrText xml:space="preserve">" </w:instrText>
-      </w:r>
-      <w:r>
-        <w:rPr>
-          <w:b/>
-        </w:rPr>
-        <w:fldChar w:fldCharType="end"/>
-      </w:r>
-      <w:r>
-        <w:rPr>
-          <w:b/>
-        </w:rPr>
-        <w:t xml:space="preserve"> exam</w:t>
-      </w:r>
-      <w:r>
-        <w:t>.</w:t>
-      </w:r>
-    </w:p>
-    <w:p>
-      <w:pPr>
-        <w:pStyle w:val="NoSpacing"/>
-      </w:pPr>
-      <w:r>
-        <w:t xml:space="preserve">The candidate will have their own key code.  URL is </w:t>
-      </w:r>
-      <w:r>
-        <w:t>http://idq.alignmark.com</w:t>
-      </w:r>
-      <w:r>
-        <w:t xml:space="preserve"> </w:t>
-      </w:r>
-    </w:p>
-    <w:p>
-      <w:pPr>
-        <w:pStyle w:val="NoSpacing"/>
-      </w:pPr>
-      <w:r>
-        <w:t>Enter our proctor code (99999b) and they fill out the rest of the information.</w:t>
-      </w:r>
-    </w:p>
-    <w:p>
-      <w:pPr>
-        <w:pStyle w:val="NoSpacing"/>
-      </w:pPr>
-    </w:p>
-    <w:p>
-      <w:pPr>
-        <w:pStyle w:val="NoSpacing"/>
-      </w:pPr>
-      <w:r>
-        <w:t>We have no way of giving them the results of the exam.</w:t>
-      </w:r>
-    </w:p>
-    <w:p>
-      <w:pPr>
-        <w:pStyle w:val="NoSpacing"/>
-      </w:pPr>
-      <w:r>
-        <w:t>Get a copy of their ID, and give the information to Peter.  We will bill DQ directly for the cos</w:t>
-      </w:r>
-      <w:r>
-        <w:t>t</w:t>
-      </w:r>
-      <w:r>
-        <w:t xml:space="preserve"> of administering the exam.</w:t>
-      </w:r>
-    </w:p>
-    <w:p>
-      <w:pPr>
-        <w:pStyle w:val="NoSpacing"/>
-      </w:pPr>
-    </w:p>
-    <w:p>
-      <w:pPr>
-        <w:pStyle w:val="NoSpacing"/>
-      </w:pPr>
-      <w:r>
-        <w:t xml:space="preserve">When a student comes in to write a final exam for the CPA certifications, they will go to the site on their own and login with their credentials.  Our proctor code is </w:t>
-      </w:r>
-      <w:r>
-        <w:rPr>
-          <w:b/>
-        </w:rPr>
-        <w:t>fgtDpR3D</w:t>
-      </w:r>
-      <w:r>
-        <w:t>.</w:t>
-      </w:r>
-    </w:p>
-    <w:p>
-      <w:pPr>
-        <w:pStyle w:val="NoSpacing"/>
-      </w:pPr>
+        <w:t xml:space="preserve"> for the day and time of the exam along with the student’s name.  Set a reminder for this appointment for 1 day (unless it is for a Monday, then set the reminder for 3 days).</w:t>
+      </w:r>
+    </w:p>
+    <w:p>
+      <w:pPr>
+        <w:rPr>
+          <w:lang w:eastAsia="en-US"/>
+        </w:rPr>
+      </w:pPr>
+      <w:bookmarkStart w:id="19" w:name="_Toc355966205"/>
+      <w:bookmarkStart w:id="20" w:name="_Toc392495812"/>
     </w:p>
     <w:p>
       <w:pPr>
         <w:pStyle w:val="Heading2"/>
       </w:pPr>
-      <w:bookmarkStart w:id="19" w:name="_Toc355966202"/>
-      <w:bookmarkStart w:id="20" w:name="_Toc392495809"/>
-      <w:bookmarkStart w:id="21" w:name="_Toc40964579"/>
-      <w:r>
-        <w:lastRenderedPageBreak/>
-        <w:t>Booking an Exam</w:t>
+      <w:bookmarkStart w:id="21" w:name="_Toc42599290"/>
+      <w:r>
+        <w:t>The Day of the Exam</w:t>
       </w:r>
       <w:bookmarkEnd w:id="19"/>
       <w:bookmarkEnd w:id="20"/>
@@ -7871,118 +7030,41 @@
         <w:pStyle w:val="NoSpacing"/>
       </w:pPr>
       <w:r>
-        <w:t xml:space="preserve">1.  </w:t>
-      </w:r>
-      <w:r>
-        <w:t>Make sure to let the student know that we accept $40 cash only for the exam. We do not carry change so make sure they bring exact cash only.</w:t>
-      </w:r>
-    </w:p>
-    <w:p>
-      <w:pPr>
-        <w:pStyle w:val="NoSpacing"/>
-      </w:pPr>
-    </w:p>
-    <w:p>
-      <w:pPr>
-        <w:pStyle w:val="NoSpacing"/>
-      </w:pPr>
-      <w:r>
-        <w:t>2</w:t>
-      </w:r>
-      <w:r>
-        <w:t>.  Add an appointment in Outlook</w:t>
-      </w:r>
-      <w:r>
-        <w:fldChar w:fldCharType="begin"/>
-      </w:r>
-      <w:r>
-        <w:instrText xml:space="preserve"> XE "</w:instrText>
-      </w:r>
-      <w:r>
-        <w:rPr>
-          <w:rFonts w:ascii="Arial" w:eastAsia="Times New Roman" w:hAnsi="Arial" w:cs="Arial"/>
-          <w:color w:val="000000"/>
-          <w:sz w:val="20"/>
-          <w:szCs w:val="20"/>
-        </w:rPr>
-        <w:instrText>Outlook</w:instrText>
-      </w:r>
-      <w:r>
-        <w:instrText xml:space="preserve">" </w:instrText>
-      </w:r>
-      <w:r>
-        <w:fldChar w:fldCharType="end"/>
-      </w:r>
-      <w:r>
-        <w:t xml:space="preserve"> for the day and time of the exam along with the student’s name.  Set a reminder for this appointment for 1 day (unless it is for a Monday, then set the reminder for 3 days).</w:t>
-      </w:r>
-    </w:p>
-    <w:p>
-      <w:pPr>
-        <w:rPr>
-          <w:lang w:eastAsia="en-US"/>
-        </w:rPr>
-      </w:pPr>
-      <w:bookmarkStart w:id="22" w:name="_Toc355966205"/>
-      <w:bookmarkStart w:id="23" w:name="_Toc392495812"/>
-    </w:p>
-    <w:p>
-      <w:pPr>
-        <w:pStyle w:val="Heading2"/>
-      </w:pPr>
-      <w:bookmarkStart w:id="24" w:name="_Toc40964580"/>
-      <w:r>
-        <w:t>The Day of the Exam</w:t>
+        <w:t>1.  Take $40 payment from student and issue a receipt.  Record the payment on the sheet in the Petty Cash folder located in the Admin drawer to the right of the Facilitator’s desk.</w:t>
+      </w:r>
+    </w:p>
+    <w:p>
+      <w:pPr>
+        <w:pStyle w:val="NoSpacing"/>
+      </w:pPr>
+    </w:p>
+    <w:p>
+      <w:pPr>
+        <w:pStyle w:val="NoSpacing"/>
+      </w:pPr>
+      <w:r>
+        <w:t>2.  Set student up with their exam according to the exam specifications.</w:t>
+      </w:r>
+    </w:p>
+    <w:p>
+      <w:pPr>
+        <w:pStyle w:val="NoSpacing"/>
+      </w:pPr>
+    </w:p>
+    <w:p>
+      <w:pPr>
+        <w:pStyle w:val="Heading1"/>
+      </w:pPr>
+      <w:bookmarkStart w:id="22" w:name="_Toc392495813"/>
+      <w:bookmarkStart w:id="23" w:name="_Toc42599291"/>
+      <w:r>
+        <w:t>O</w:t>
+      </w:r>
+      <w:r>
+        <w:t>rder of Documents in Student Folder (Active)</w:t>
       </w:r>
       <w:bookmarkEnd w:id="22"/>
       <w:bookmarkEnd w:id="23"/>
-      <w:bookmarkEnd w:id="24"/>
-    </w:p>
-    <w:p>
-      <w:pPr>
-        <w:pStyle w:val="NoSpacing"/>
-      </w:pPr>
-    </w:p>
-    <w:p>
-      <w:pPr>
-        <w:pStyle w:val="NoSpacing"/>
-      </w:pPr>
-      <w:r>
-        <w:t>1.  Take $40 payment from student and issue a receipt.  Record the payment on the sheet in the Petty Cash folder located in the Admin drawer to the right of the Facilitator’s desk.</w:t>
-      </w:r>
-    </w:p>
-    <w:p>
-      <w:pPr>
-        <w:pStyle w:val="NoSpacing"/>
-      </w:pPr>
-    </w:p>
-    <w:p>
-      <w:pPr>
-        <w:pStyle w:val="NoSpacing"/>
-      </w:pPr>
-      <w:r>
-        <w:t>2.  Set student up with their exam according to the exam specifications.</w:t>
-      </w:r>
-    </w:p>
-    <w:p>
-      <w:pPr>
-        <w:pStyle w:val="NoSpacing"/>
-      </w:pPr>
-    </w:p>
-    <w:p>
-      <w:pPr>
-        <w:pStyle w:val="Heading1"/>
-      </w:pPr>
-      <w:bookmarkStart w:id="25" w:name="_Toc392495813"/>
-      <w:bookmarkStart w:id="26" w:name="_Toc40964581"/>
-      <w:r>
-        <w:t>O</w:t>
-      </w:r>
-      <w:r>
-        <w:t>rder of Documents in Student Folder (Active)</w:t>
-      </w:r>
-      <w:bookmarkEnd w:id="25"/>
-      <w:bookmarkEnd w:id="26"/>
     </w:p>
     <w:p>
       <w:pPr>
@@ -8769,8 +7851,33 @@
       </w:r>
     </w:p>
     <w:p>
-      <w:bookmarkStart w:id="27" w:name="_Toc392495814"/>
-      <w:bookmarkStart w:id="28" w:name="_Toc40964582"/>
+      <w:pPr>
+        <w:spacing w:after="0" w:line="240" w:lineRule="auto"/>
+        <w:rPr>
+          <w:rFonts w:cstheme="minorHAnsi"/>
+        </w:rPr>
+      </w:pPr>
+    </w:p>
+    <w:p>
+      <w:pPr>
+        <w:spacing w:after="0" w:line="240" w:lineRule="auto"/>
+        <w:rPr>
+          <w:rFonts w:cstheme="minorHAnsi"/>
+          <w:b/>
+          <w:i/>
+        </w:rPr>
+      </w:pPr>
+      <w:r>
+        <w:rPr>
+          <w:rFonts w:cstheme="minorHAnsi"/>
+          <w:b/>
+          <w:i/>
+        </w:rPr>
+        <w:t>Last updated: 9 June 2020</w:t>
+      </w:r>
+    </w:p>
+    <w:p>
+      <w:bookmarkStart w:id="24" w:name="_Toc392495814"/>
     </w:p>
     <w:p/>
     <w:p/>
@@ -8778,12 +7885,13 @@
       <w:pPr>
         <w:pStyle w:val="Heading1"/>
       </w:pPr>
+      <w:bookmarkStart w:id="25" w:name="_Toc42599292"/>
       <w:r>
         <w:lastRenderedPageBreak/>
         <w:t>Order of Documents in Student Folder (Closed)</w:t>
       </w:r>
-      <w:bookmarkEnd w:id="27"/>
-      <w:bookmarkEnd w:id="28"/>
+      <w:bookmarkEnd w:id="24"/>
+      <w:bookmarkEnd w:id="25"/>
     </w:p>
     <w:p>
       <w:pPr>
@@ -9792,8 +8900,8 @@
       <w:pPr>
         <w:pStyle w:val="Heading1"/>
       </w:pPr>
-      <w:bookmarkStart w:id="29" w:name="_Toc392495815"/>
-      <w:bookmarkStart w:id="30" w:name="_Toc40964583"/>
+      <w:bookmarkStart w:id="26" w:name="_Toc392495815"/>
+      <w:bookmarkStart w:id="27" w:name="_Toc42599293"/>
       <w:r>
         <w:t>T2202</w:t>
       </w:r>
@@ -9820,8 +8928,8 @@
       <w:r>
         <w:t xml:space="preserve"> Tax Forms</w:t>
       </w:r>
-      <w:bookmarkEnd w:id="29"/>
-      <w:bookmarkEnd w:id="30"/>
+      <w:bookmarkEnd w:id="26"/>
+      <w:bookmarkEnd w:id="27"/>
       <w:r>
         <w:t xml:space="preserve"> </w:t>
       </w:r>
@@ -10234,14 +9342,14 @@
       <w:pPr>
         <w:pStyle w:val="Heading1"/>
       </w:pPr>
-      <w:bookmarkStart w:id="31" w:name="_Toc392495817"/>
-      <w:bookmarkStart w:id="32" w:name="_Toc40964584"/>
+      <w:bookmarkStart w:id="28" w:name="_Toc392495817"/>
+      <w:bookmarkStart w:id="29" w:name="_Toc42599294"/>
       <w:r>
         <w:lastRenderedPageBreak/>
         <w:t>Transcripts</w:t>
       </w:r>
-      <w:bookmarkEnd w:id="31"/>
-      <w:bookmarkEnd w:id="32"/>
+      <w:bookmarkEnd w:id="28"/>
+      <w:bookmarkEnd w:id="29"/>
       <w:r>
         <w:t xml:space="preserve">  </w:t>
       </w:r>
@@ -10282,7 +9390,15 @@
           <w:sz w:val="20"/>
           <w:szCs w:val="20"/>
         </w:rPr>
-        <w:t>The Student</w:t>
+        <w:t>The s</w:t>
+      </w:r>
+      <w:r>
+        <w:rPr>
+          <w:rFonts w:ascii="Arial" w:hAnsi="Arial" w:cs="Arial"/>
+          <w:sz w:val="20"/>
+          <w:szCs w:val="20"/>
+        </w:rPr>
+        <w:t>tudent</w:t>
       </w:r>
       <w:r>
         <w:rPr>
@@ -10809,6 +9925,38 @@
     </w:p>
     <w:p>
       <w:pPr>
+        <w:pStyle w:val="NoSpacing"/>
+        <w:rPr>
+          <w:rFonts w:ascii="Arial" w:hAnsi="Arial" w:cs="Arial"/>
+          <w:sz w:val="20"/>
+          <w:szCs w:val="20"/>
+        </w:rPr>
+      </w:pPr>
+    </w:p>
+    <w:p>
+      <w:pPr>
+        <w:pStyle w:val="NoSpacing"/>
+        <w:rPr>
+          <w:rFonts w:ascii="Arial" w:hAnsi="Arial" w:cs="Arial"/>
+          <w:b/>
+          <w:i/>
+          <w:sz w:val="20"/>
+          <w:szCs w:val="20"/>
+        </w:rPr>
+      </w:pPr>
+      <w:r>
+        <w:rPr>
+          <w:rFonts w:ascii="Arial" w:hAnsi="Arial" w:cs="Arial"/>
+          <w:b/>
+          <w:i/>
+          <w:sz w:val="20"/>
+          <w:szCs w:val="20"/>
+        </w:rPr>
+        <w:t>Last update: 9 June 2020</w:t>
+      </w:r>
+    </w:p>
+    <w:p>
+      <w:pPr>
         <w:rPr>
           <w:lang w:eastAsia="ja-JP"/>
         </w:rPr>
@@ -10821,14 +9969,14 @@
       <w:pPr>
         <w:pStyle w:val="Heading1"/>
       </w:pPr>
-      <w:bookmarkStart w:id="33" w:name="_Toc392495818"/>
-      <w:bookmarkStart w:id="34" w:name="_Toc40964585"/>
+      <w:bookmarkStart w:id="30" w:name="_Toc392495818"/>
+      <w:bookmarkStart w:id="31" w:name="_Toc42599295"/>
       <w:r>
         <w:lastRenderedPageBreak/>
         <w:t>Server and Email Configuration</w:t>
       </w:r>
-      <w:bookmarkEnd w:id="33"/>
-      <w:bookmarkEnd w:id="34"/>
+      <w:bookmarkEnd w:id="30"/>
+      <w:bookmarkEnd w:id="31"/>
     </w:p>
     <w:p>
       <w:pPr>
@@ -11059,13 +10207,13 @@
       <w:pPr>
         <w:pStyle w:val="Heading2"/>
       </w:pPr>
-      <w:bookmarkStart w:id="35" w:name="_Toc392495819"/>
-      <w:bookmarkStart w:id="36" w:name="_Toc40964586"/>
+      <w:bookmarkStart w:id="32" w:name="_Toc392495819"/>
+      <w:bookmarkStart w:id="33" w:name="_Toc42599296"/>
       <w:r>
         <w:t>Email addresses in use</w:t>
       </w:r>
-      <w:bookmarkEnd w:id="35"/>
-      <w:bookmarkEnd w:id="36"/>
+      <w:bookmarkEnd w:id="32"/>
+      <w:bookmarkEnd w:id="33"/>
     </w:p>
     <w:p>
       <w:pPr>
@@ -11685,10 +10833,471 @@
       <w:pPr>
         <w:pStyle w:val="Heading2"/>
       </w:pPr>
-      <w:bookmarkStart w:id="37" w:name="_Toc392495820"/>
-      <w:bookmarkStart w:id="38" w:name="_Toc40964587"/>
+      <w:bookmarkStart w:id="34" w:name="_Toc392495820"/>
+      <w:bookmarkStart w:id="35" w:name="_Toc42599297"/>
       <w:r>
         <w:t>Server Configuration</w:t>
+      </w:r>
+      <w:bookmarkEnd w:id="34"/>
+      <w:bookmarkEnd w:id="35"/>
+    </w:p>
+    <w:p>
+      <w:pPr>
+        <w:pStyle w:val="NoSpacing"/>
+      </w:pPr>
+    </w:p>
+    <w:p>
+      <w:pPr>
+        <w:pStyle w:val="NoSpacing"/>
+        <w:rPr>
+          <w:rFonts w:ascii="Arial" w:hAnsi="Arial" w:cs="Arial"/>
+          <w:sz w:val="20"/>
+          <w:szCs w:val="20"/>
+        </w:rPr>
+      </w:pPr>
+      <w:r>
+        <w:rPr>
+          <w:rFonts w:ascii="Arial" w:hAnsi="Arial" w:cs="Arial"/>
+          <w:sz w:val="20"/>
+          <w:szCs w:val="20"/>
+        </w:rPr>
+        <w:t xml:space="preserve">Server IP: </w:t>
+      </w:r>
+      <w:r>
+        <w:rPr>
+          <w:rFonts w:ascii="Arial" w:hAnsi="Arial" w:cs="Arial"/>
+          <w:sz w:val="20"/>
+          <w:szCs w:val="20"/>
+        </w:rPr>
+        <w:tab/>
+      </w:r>
+      <w:r>
+        <w:rPr>
+          <w:rFonts w:ascii="Arial" w:hAnsi="Arial" w:cs="Arial"/>
+          <w:sz w:val="20"/>
+          <w:szCs w:val="20"/>
+        </w:rPr>
+        <w:tab/>
+        <w:t>192.168.1.140</w:t>
+      </w:r>
+    </w:p>
+    <w:p>
+      <w:pPr>
+        <w:pStyle w:val="NoSpacing"/>
+        <w:rPr>
+          <w:rFonts w:ascii="Arial" w:hAnsi="Arial" w:cs="Arial"/>
+          <w:sz w:val="20"/>
+          <w:szCs w:val="20"/>
+        </w:rPr>
+      </w:pPr>
+      <w:r>
+        <w:rPr>
+          <w:rFonts w:ascii="Arial" w:hAnsi="Arial" w:cs="Arial"/>
+          <w:sz w:val="20"/>
+          <w:szCs w:val="20"/>
+        </w:rPr>
+        <w:t>Username:</w:t>
+      </w:r>
+      <w:r>
+        <w:rPr>
+          <w:rFonts w:ascii="Arial" w:hAnsi="Arial" w:cs="Arial"/>
+          <w:sz w:val="20"/>
+          <w:szCs w:val="20"/>
+        </w:rPr>
+        <w:tab/>
+      </w:r>
+      <w:r>
+        <w:rPr>
+          <w:rFonts w:ascii="Arial" w:hAnsi="Arial" w:cs="Arial"/>
+          <w:sz w:val="20"/>
+          <w:szCs w:val="20"/>
+        </w:rPr>
+        <w:tab/>
+        <w:t>Administrator</w:t>
+      </w:r>
+    </w:p>
+    <w:p>
+      <w:pPr>
+        <w:pStyle w:val="NoSpacing"/>
+        <w:rPr>
+          <w:rFonts w:ascii="Arial" w:hAnsi="Arial" w:cs="Arial"/>
+          <w:sz w:val="20"/>
+          <w:szCs w:val="20"/>
+        </w:rPr>
+      </w:pPr>
+      <w:r>
+        <w:rPr>
+          <w:rFonts w:ascii="Arial" w:hAnsi="Arial" w:cs="Arial"/>
+          <w:sz w:val="20"/>
+          <w:szCs w:val="20"/>
+        </w:rPr>
+        <w:t>Password:</w:t>
+      </w:r>
+      <w:r>
+        <w:rPr>
+          <w:rFonts w:ascii="Arial" w:hAnsi="Arial" w:cs="Arial"/>
+          <w:sz w:val="20"/>
+          <w:szCs w:val="20"/>
+        </w:rPr>
+        <w:tab/>
+      </w:r>
+      <w:r>
+        <w:rPr>
+          <w:rFonts w:ascii="Arial" w:hAnsi="Arial" w:cs="Arial"/>
+          <w:sz w:val="20"/>
+          <w:szCs w:val="20"/>
+        </w:rPr>
+        <w:tab/>
+      </w:r>
+      <w:r>
+        <w:rPr>
+          <w:rFonts w:ascii="Arial" w:hAnsi="Arial" w:cs="Arial"/>
+          <w:sz w:val="20"/>
+          <w:szCs w:val="20"/>
+        </w:rPr>
+        <w:t>PacificJam15</w:t>
+      </w:r>
+      <w:r>
+        <w:rPr>
+          <w:rFonts w:ascii="Arial" w:hAnsi="Arial" w:cs="Arial"/>
+          <w:sz w:val="20"/>
+          <w:szCs w:val="20"/>
+        </w:rPr>
+        <w:t xml:space="preserve"> (this was last update</w:t>
+      </w:r>
+      <w:r>
+        <w:rPr>
+          <w:rFonts w:ascii="Arial" w:hAnsi="Arial" w:cs="Arial"/>
+          <w:sz w:val="20"/>
+          <w:szCs w:val="20"/>
+        </w:rPr>
+        <w:t>d</w:t>
+      </w:r>
+      <w:r>
+        <w:rPr>
+          <w:rFonts w:ascii="Arial" w:hAnsi="Arial" w:cs="Arial"/>
+          <w:sz w:val="20"/>
+          <w:szCs w:val="20"/>
+        </w:rPr>
+        <w:t xml:space="preserve"> on </w:t>
+      </w:r>
+      <w:r>
+        <w:rPr>
+          <w:rFonts w:ascii="Arial" w:hAnsi="Arial" w:cs="Arial"/>
+          <w:sz w:val="20"/>
+          <w:szCs w:val="20"/>
+        </w:rPr>
+        <w:t>August 12, 2015</w:t>
+      </w:r>
+      <w:r>
+        <w:rPr>
+          <w:rFonts w:ascii="Arial" w:hAnsi="Arial" w:cs="Arial"/>
+          <w:sz w:val="20"/>
+          <w:szCs w:val="20"/>
+        </w:rPr>
+        <w:t>)</w:t>
+      </w:r>
+    </w:p>
+    <w:p>
+      <w:pPr>
+        <w:pStyle w:val="NoSpacing"/>
+        <w:rPr>
+          <w:rFonts w:ascii="Arial" w:hAnsi="Arial" w:cs="Arial"/>
+          <w:sz w:val="20"/>
+          <w:szCs w:val="20"/>
+        </w:rPr>
+      </w:pPr>
+    </w:p>
+    <w:p>
+      <w:pPr>
+        <w:pStyle w:val="NoSpacing"/>
+        <w:rPr>
+          <w:rFonts w:ascii="Arial" w:hAnsi="Arial" w:cs="Arial"/>
+          <w:sz w:val="20"/>
+          <w:szCs w:val="20"/>
+        </w:rPr>
+      </w:pPr>
+      <w:r>
+        <w:rPr>
+          <w:rFonts w:ascii="Arial" w:hAnsi="Arial" w:cs="Arial"/>
+          <w:sz w:val="20"/>
+          <w:szCs w:val="20"/>
+        </w:rPr>
+        <w:t>Team Viewer ID:</w:t>
+      </w:r>
+      <w:r>
+        <w:rPr>
+          <w:rFonts w:ascii="Arial" w:hAnsi="Arial" w:cs="Arial"/>
+          <w:sz w:val="20"/>
+          <w:szCs w:val="20"/>
+        </w:rPr>
+        <w:tab/>
+      </w:r>
+      <w:r>
+        <w:rPr>
+          <w:rFonts w:ascii="Arial" w:hAnsi="Arial" w:cs="Arial"/>
+          <w:sz w:val="20"/>
+          <w:szCs w:val="20"/>
+        </w:rPr>
+        <w:t>319-831-084</w:t>
+      </w:r>
+    </w:p>
+    <w:p>
+      <w:pPr>
+        <w:pStyle w:val="NoSpacing"/>
+        <w:rPr>
+          <w:rFonts w:ascii="Arial" w:hAnsi="Arial" w:cs="Arial"/>
+          <w:sz w:val="20"/>
+          <w:szCs w:val="20"/>
+        </w:rPr>
+      </w:pPr>
+      <w:r>
+        <w:rPr>
+          <w:rFonts w:ascii="Arial" w:hAnsi="Arial" w:cs="Arial"/>
+          <w:sz w:val="20"/>
+          <w:szCs w:val="20"/>
+        </w:rPr>
+        <w:t>Password:</w:t>
+      </w:r>
+      <w:r>
+        <w:rPr>
+          <w:rFonts w:ascii="Arial" w:hAnsi="Arial" w:cs="Arial"/>
+          <w:sz w:val="20"/>
+          <w:szCs w:val="20"/>
+        </w:rPr>
+        <w:tab/>
+      </w:r>
+      <w:r>
+        <w:rPr>
+          <w:rFonts w:ascii="Arial" w:hAnsi="Arial" w:cs="Arial"/>
+          <w:sz w:val="20"/>
+          <w:szCs w:val="20"/>
+        </w:rPr>
+        <w:tab/>
+      </w:r>
+      <w:r>
+        <w:rPr>
+          <w:rFonts w:ascii="Arial" w:hAnsi="Arial" w:cs="Arial"/>
+          <w:sz w:val="20"/>
+          <w:szCs w:val="20"/>
+        </w:rPr>
+        <w:t>2738</w:t>
+      </w:r>
+    </w:p>
+    <w:p>
+      <w:pPr>
+        <w:rPr>
+          <w:rFonts w:ascii="Arial" w:hAnsi="Arial" w:cs="Arial"/>
+          <w:b/>
+          <w:i/>
+          <w:sz w:val="20"/>
+          <w:szCs w:val="20"/>
+        </w:rPr>
+      </w:pPr>
+    </w:p>
+    <w:p>
+      <w:pPr>
+        <w:pStyle w:val="Heading1"/>
+      </w:pPr>
+      <w:bookmarkStart w:id="36" w:name="_Toc42599298"/>
+      <w:proofErr w:type="spellStart"/>
+      <w:r>
+        <w:t>WiFi</w:t>
+      </w:r>
+      <w:proofErr w:type="spellEnd"/>
+      <w:r>
+        <w:t xml:space="preserve"> Configuration</w:t>
+      </w:r>
+      <w:bookmarkEnd w:id="36"/>
+    </w:p>
+    <w:p>
+      <w:pPr>
+        <w:pStyle w:val="NoSpacing"/>
+        <w:rPr>
+          <w:rFonts w:ascii="Arial" w:hAnsi="Arial" w:cs="Arial"/>
+          <w:sz w:val="20"/>
+          <w:szCs w:val="20"/>
+        </w:rPr>
+      </w:pPr>
+      <w:r>
+        <w:br/>
+      </w:r>
+      <w:r>
+        <w:rPr>
+          <w:rFonts w:ascii="Arial" w:hAnsi="Arial" w:cs="Arial"/>
+          <w:sz w:val="20"/>
+          <w:szCs w:val="20"/>
+        </w:rPr>
+        <w:t>SSID: TELUS2635</w:t>
+      </w:r>
+    </w:p>
+    <w:p>
+      <w:pPr>
+        <w:pStyle w:val="NoSpacing"/>
+        <w:rPr>
+          <w:rFonts w:ascii="Arial" w:hAnsi="Arial" w:cs="Arial"/>
+          <w:sz w:val="20"/>
+          <w:szCs w:val="20"/>
+        </w:rPr>
+      </w:pPr>
+      <w:r>
+        <w:rPr>
+          <w:rFonts w:ascii="Arial" w:hAnsi="Arial" w:cs="Arial"/>
+          <w:sz w:val="20"/>
+          <w:szCs w:val="20"/>
+        </w:rPr>
+        <w:t xml:space="preserve">Password: </w:t>
+      </w:r>
+      <w:r>
+        <w:rPr>
+          <w:rFonts w:ascii="Arial" w:hAnsi="Arial" w:cs="Arial"/>
+          <w:sz w:val="20"/>
+          <w:szCs w:val="20"/>
+        </w:rPr>
+        <w:t>ggb24cdxhg</w:t>
+      </w:r>
+    </w:p>
+    <w:p>
+      <w:pPr>
+        <w:pStyle w:val="NoSpacing"/>
+        <w:rPr>
+          <w:rFonts w:ascii="Arial" w:hAnsi="Arial" w:cs="Arial"/>
+          <w:sz w:val="20"/>
+          <w:szCs w:val="20"/>
+        </w:rPr>
+      </w:pPr>
+    </w:p>
+    <w:p>
+      <w:pPr>
+        <w:pStyle w:val="NoSpacing"/>
+        <w:rPr>
+          <w:rFonts w:ascii="Arial" w:hAnsi="Arial" w:cs="Arial"/>
+          <w:sz w:val="20"/>
+          <w:szCs w:val="20"/>
+        </w:rPr>
+      </w:pPr>
+      <w:r>
+        <w:rPr>
+          <w:rFonts w:ascii="Arial" w:hAnsi="Arial" w:cs="Arial"/>
+          <w:b/>
+          <w:sz w:val="20"/>
+          <w:szCs w:val="20"/>
+        </w:rPr>
+        <w:t xml:space="preserve">Note that this </w:t>
+      </w:r>
+      <w:proofErr w:type="spellStart"/>
+      <w:r>
+        <w:rPr>
+          <w:rFonts w:ascii="Arial" w:hAnsi="Arial" w:cs="Arial"/>
+          <w:b/>
+          <w:sz w:val="20"/>
+          <w:szCs w:val="20"/>
+        </w:rPr>
+        <w:t>WiFi</w:t>
+      </w:r>
+      <w:proofErr w:type="spellEnd"/>
+      <w:r>
+        <w:rPr>
+          <w:rFonts w:ascii="Arial" w:hAnsi="Arial" w:cs="Arial"/>
+          <w:b/>
+          <w:sz w:val="20"/>
+          <w:szCs w:val="20"/>
+        </w:rPr>
+        <w:t xml:space="preserve"> is for staff use only. </w:t>
+      </w:r>
+      <w:r>
+        <w:rPr>
+          <w:rFonts w:ascii="Arial" w:hAnsi="Arial" w:cs="Arial"/>
+          <w:sz w:val="20"/>
+          <w:szCs w:val="20"/>
+        </w:rPr>
+        <w:t>A QR-code has been printed and is available in the classroom and admissions area that students can scan for access to the #</w:t>
+      </w:r>
+      <w:proofErr w:type="spellStart"/>
+      <w:r>
+        <w:rPr>
+          <w:rFonts w:ascii="Arial" w:hAnsi="Arial" w:cs="Arial"/>
+          <w:sz w:val="20"/>
+          <w:szCs w:val="20"/>
+        </w:rPr>
+        <w:t>Telus</w:t>
+      </w:r>
+      <w:proofErr w:type="spellEnd"/>
+      <w:r>
+        <w:rPr>
+          <w:rFonts w:ascii="Arial" w:hAnsi="Arial" w:cs="Arial"/>
+          <w:sz w:val="20"/>
+          <w:szCs w:val="20"/>
+        </w:rPr>
+        <w:t xml:space="preserve"> Public Access </w:t>
+      </w:r>
+      <w:proofErr w:type="spellStart"/>
+      <w:r>
+        <w:rPr>
+          <w:rFonts w:ascii="Arial" w:hAnsi="Arial" w:cs="Arial"/>
+          <w:sz w:val="20"/>
+          <w:szCs w:val="20"/>
+        </w:rPr>
+        <w:t>WiFi</w:t>
+      </w:r>
+      <w:proofErr w:type="spellEnd"/>
+      <w:r>
+        <w:rPr>
+          <w:rFonts w:ascii="Arial" w:hAnsi="Arial" w:cs="Arial"/>
+          <w:sz w:val="20"/>
+          <w:szCs w:val="20"/>
+        </w:rPr>
+        <w:t xml:space="preserve"> access point on the roof of the building.  This should be the access point that students connect to.</w:t>
+      </w:r>
+    </w:p>
+    <w:p>
+      <w:pPr>
+        <w:pStyle w:val="NoSpacing"/>
+        <w:rPr>
+          <w:rFonts w:ascii="Arial" w:hAnsi="Arial" w:cs="Arial"/>
+          <w:sz w:val="20"/>
+          <w:szCs w:val="20"/>
+        </w:rPr>
+      </w:pPr>
+    </w:p>
+    <w:p>
+      <w:pPr>
+        <w:pStyle w:val="NoSpacing"/>
+      </w:pPr>
+      <w:r>
+        <w:rPr>
+          <w:rFonts w:ascii="Arial" w:hAnsi="Arial" w:cs="Arial"/>
+          <w:b/>
+          <w:i/>
+          <w:sz w:val="20"/>
+          <w:szCs w:val="20"/>
+        </w:rPr>
+        <w:t>Last updated: 9 June 2020</w:t>
+      </w:r>
+      <w:r>
+        <w:br/>
+      </w:r>
+    </w:p>
+    <w:p>
+      <w:pPr>
+        <w:pStyle w:val="Heading1"/>
+        <w:rPr>
+          <w:lang w:eastAsia="ja-JP"/>
+        </w:rPr>
+      </w:pPr>
+      <w:r>
+        <w:br w:type="page"/>
+      </w:r>
+    </w:p>
+    <w:p>
+      <w:pPr>
+        <w:pStyle w:val="Heading1"/>
+      </w:pPr>
+      <w:bookmarkStart w:id="37" w:name="_Toc392495821"/>
+      <w:bookmarkStart w:id="38" w:name="_Toc42599299"/>
+      <w:r>
+        <w:lastRenderedPageBreak/>
+        <w:t>Wireless Internet Issues</w:t>
       </w:r>
       <w:bookmarkEnd w:id="37"/>
       <w:bookmarkEnd w:id="38"/>
@@ -11713,280 +11322,6 @@
           <w:sz w:val="20"/>
           <w:szCs w:val="20"/>
         </w:rPr>
-        <w:t xml:space="preserve">Server IP: </w:t>
-      </w:r>
-      <w:r>
-        <w:rPr>
-          <w:rFonts w:ascii="Arial" w:hAnsi="Arial" w:cs="Arial"/>
-          <w:sz w:val="20"/>
-          <w:szCs w:val="20"/>
-        </w:rPr>
-        <w:tab/>
-      </w:r>
-      <w:r>
-        <w:rPr>
-          <w:rFonts w:ascii="Arial" w:hAnsi="Arial" w:cs="Arial"/>
-          <w:sz w:val="20"/>
-          <w:szCs w:val="20"/>
-        </w:rPr>
-        <w:tab/>
-        <w:t>192.168.1.140</w:t>
-      </w:r>
-    </w:p>
-    <w:p>
-      <w:pPr>
-        <w:pStyle w:val="NoSpacing"/>
-        <w:rPr>
-          <w:rFonts w:ascii="Arial" w:hAnsi="Arial" w:cs="Arial"/>
-          <w:sz w:val="20"/>
-          <w:szCs w:val="20"/>
-        </w:rPr>
-      </w:pPr>
-      <w:r>
-        <w:rPr>
-          <w:rFonts w:ascii="Arial" w:hAnsi="Arial" w:cs="Arial"/>
-          <w:sz w:val="20"/>
-          <w:szCs w:val="20"/>
-        </w:rPr>
-        <w:t>Username:</w:t>
-      </w:r>
-      <w:r>
-        <w:rPr>
-          <w:rFonts w:ascii="Arial" w:hAnsi="Arial" w:cs="Arial"/>
-          <w:sz w:val="20"/>
-          <w:szCs w:val="20"/>
-        </w:rPr>
-        <w:tab/>
-      </w:r>
-      <w:r>
-        <w:rPr>
-          <w:rFonts w:ascii="Arial" w:hAnsi="Arial" w:cs="Arial"/>
-          <w:sz w:val="20"/>
-          <w:szCs w:val="20"/>
-        </w:rPr>
-        <w:tab/>
-        <w:t>Administrator</w:t>
-      </w:r>
-    </w:p>
-    <w:p>
-      <w:pPr>
-        <w:pStyle w:val="NoSpacing"/>
-        <w:rPr>
-          <w:rFonts w:ascii="Arial" w:hAnsi="Arial" w:cs="Arial"/>
-          <w:sz w:val="20"/>
-          <w:szCs w:val="20"/>
-        </w:rPr>
-      </w:pPr>
-      <w:r>
-        <w:rPr>
-          <w:rFonts w:ascii="Arial" w:hAnsi="Arial" w:cs="Arial"/>
-          <w:sz w:val="20"/>
-          <w:szCs w:val="20"/>
-        </w:rPr>
-        <w:t>Password:</w:t>
-      </w:r>
-      <w:r>
-        <w:rPr>
-          <w:rFonts w:ascii="Arial" w:hAnsi="Arial" w:cs="Arial"/>
-          <w:sz w:val="20"/>
-          <w:szCs w:val="20"/>
-        </w:rPr>
-        <w:tab/>
-      </w:r>
-      <w:r>
-        <w:rPr>
-          <w:rFonts w:ascii="Arial" w:hAnsi="Arial" w:cs="Arial"/>
-          <w:sz w:val="20"/>
-          <w:szCs w:val="20"/>
-        </w:rPr>
-        <w:tab/>
-      </w:r>
-      <w:r>
-        <w:rPr>
-          <w:rFonts w:ascii="Arial" w:hAnsi="Arial" w:cs="Arial"/>
-          <w:sz w:val="20"/>
-          <w:szCs w:val="20"/>
-        </w:rPr>
-        <w:t>PacificJam15</w:t>
-      </w:r>
-      <w:r>
-        <w:rPr>
-          <w:rFonts w:ascii="Arial" w:hAnsi="Arial" w:cs="Arial"/>
-          <w:sz w:val="20"/>
-          <w:szCs w:val="20"/>
-        </w:rPr>
-        <w:t xml:space="preserve"> (this was last update</w:t>
-      </w:r>
-      <w:r>
-        <w:rPr>
-          <w:rFonts w:ascii="Arial" w:hAnsi="Arial" w:cs="Arial"/>
-          <w:sz w:val="20"/>
-          <w:szCs w:val="20"/>
-        </w:rPr>
-        <w:t>d</w:t>
-      </w:r>
-      <w:r>
-        <w:rPr>
-          <w:rFonts w:ascii="Arial" w:hAnsi="Arial" w:cs="Arial"/>
-          <w:sz w:val="20"/>
-          <w:szCs w:val="20"/>
-        </w:rPr>
-        <w:t xml:space="preserve"> on </w:t>
-      </w:r>
-      <w:r>
-        <w:rPr>
-          <w:rFonts w:ascii="Arial" w:hAnsi="Arial" w:cs="Arial"/>
-          <w:sz w:val="20"/>
-          <w:szCs w:val="20"/>
-        </w:rPr>
-        <w:t>August 12, 2015</w:t>
-      </w:r>
-      <w:r>
-        <w:rPr>
-          <w:rFonts w:ascii="Arial" w:hAnsi="Arial" w:cs="Arial"/>
-          <w:sz w:val="20"/>
-          <w:szCs w:val="20"/>
-        </w:rPr>
-        <w:t>)</w:t>
-      </w:r>
-    </w:p>
-    <w:p>
-      <w:pPr>
-        <w:pStyle w:val="NoSpacing"/>
-        <w:rPr>
-          <w:rFonts w:ascii="Arial" w:hAnsi="Arial" w:cs="Arial"/>
-          <w:sz w:val="20"/>
-          <w:szCs w:val="20"/>
-        </w:rPr>
-      </w:pPr>
-    </w:p>
-    <w:p>
-      <w:pPr>
-        <w:pStyle w:val="NoSpacing"/>
-        <w:rPr>
-          <w:rFonts w:ascii="Arial" w:hAnsi="Arial" w:cs="Arial"/>
-          <w:sz w:val="20"/>
-          <w:szCs w:val="20"/>
-        </w:rPr>
-      </w:pPr>
-      <w:r>
-        <w:rPr>
-          <w:rFonts w:ascii="Arial" w:hAnsi="Arial" w:cs="Arial"/>
-          <w:sz w:val="20"/>
-          <w:szCs w:val="20"/>
-        </w:rPr>
-        <w:t>Team Viewer ID:</w:t>
-      </w:r>
-      <w:r>
-        <w:rPr>
-          <w:rFonts w:ascii="Arial" w:hAnsi="Arial" w:cs="Arial"/>
-          <w:sz w:val="20"/>
-          <w:szCs w:val="20"/>
-        </w:rPr>
-        <w:tab/>
-      </w:r>
-      <w:r>
-        <w:rPr>
-          <w:rFonts w:ascii="Arial" w:hAnsi="Arial" w:cs="Arial"/>
-          <w:sz w:val="20"/>
-          <w:szCs w:val="20"/>
-        </w:rPr>
-        <w:t>319-831-084</w:t>
-      </w:r>
-    </w:p>
-    <w:p>
-      <w:pPr>
-        <w:pStyle w:val="NoSpacing"/>
-        <w:rPr>
-          <w:rFonts w:ascii="Arial" w:hAnsi="Arial" w:cs="Arial"/>
-          <w:sz w:val="20"/>
-          <w:szCs w:val="20"/>
-        </w:rPr>
-      </w:pPr>
-      <w:r>
-        <w:rPr>
-          <w:rFonts w:ascii="Arial" w:hAnsi="Arial" w:cs="Arial"/>
-          <w:sz w:val="20"/>
-          <w:szCs w:val="20"/>
-        </w:rPr>
-        <w:t>Password:</w:t>
-      </w:r>
-      <w:r>
-        <w:rPr>
-          <w:rFonts w:ascii="Arial" w:hAnsi="Arial" w:cs="Arial"/>
-          <w:sz w:val="20"/>
-          <w:szCs w:val="20"/>
-        </w:rPr>
-        <w:tab/>
-      </w:r>
-      <w:r>
-        <w:rPr>
-          <w:rFonts w:ascii="Arial" w:hAnsi="Arial" w:cs="Arial"/>
-          <w:sz w:val="20"/>
-          <w:szCs w:val="20"/>
-        </w:rPr>
-        <w:tab/>
-      </w:r>
-      <w:r>
-        <w:rPr>
-          <w:rFonts w:ascii="Arial" w:hAnsi="Arial" w:cs="Arial"/>
-          <w:sz w:val="20"/>
-          <w:szCs w:val="20"/>
-        </w:rPr>
-        <w:t>2738</w:t>
-      </w:r>
-    </w:p>
-    <w:p>
-      <w:pPr>
-        <w:rPr>
-          <w:rFonts w:ascii="Arial" w:hAnsi="Arial" w:cs="Arial"/>
-          <w:sz w:val="20"/>
-          <w:szCs w:val="20"/>
-          <w:lang w:eastAsia="ja-JP"/>
-        </w:rPr>
-      </w:pPr>
-      <w:r>
-        <w:rPr>
-          <w:rFonts w:ascii="Arial" w:hAnsi="Arial" w:cs="Arial"/>
-          <w:sz w:val="20"/>
-          <w:szCs w:val="20"/>
-        </w:rPr>
-        <w:br w:type="page"/>
-      </w:r>
-    </w:p>
-    <w:p>
-      <w:pPr>
-        <w:pStyle w:val="Heading1"/>
-      </w:pPr>
-      <w:bookmarkStart w:id="39" w:name="_Toc392495821"/>
-      <w:bookmarkStart w:id="40" w:name="_Toc40964588"/>
-      <w:r>
-        <w:lastRenderedPageBreak/>
-        <w:t>Wireless Internet Issues</w:t>
-      </w:r>
-      <w:bookmarkEnd w:id="39"/>
-      <w:bookmarkEnd w:id="40"/>
-    </w:p>
-    <w:p>
-      <w:pPr>
-        <w:pStyle w:val="NoSpacing"/>
-      </w:pPr>
-    </w:p>
-    <w:p>
-      <w:pPr>
-        <w:pStyle w:val="NoSpacing"/>
-        <w:rPr>
-          <w:rFonts w:ascii="Arial" w:hAnsi="Arial" w:cs="Arial"/>
-          <w:sz w:val="20"/>
-          <w:szCs w:val="20"/>
-        </w:rPr>
-      </w:pPr>
-      <w:r>
-        <w:rPr>
-          <w:rFonts w:ascii="Arial" w:hAnsi="Arial" w:cs="Arial"/>
-          <w:sz w:val="20"/>
-          <w:szCs w:val="20"/>
-        </w:rPr>
         <w:t>Use either the Chrome or Internet Explorer browsers for this as Firefox seems to have some issues with the web server on the router.</w:t>
       </w:r>
     </w:p>
@@ -12234,7 +11569,7 @@
           <w:sz w:val="20"/>
           <w:szCs w:val="20"/>
         </w:rPr>
-        <w:t>4675</w:t>
+        <w:t>2635</w:t>
       </w:r>
     </w:p>
     <w:p>
@@ -12342,7 +11677,15 @@
           <w:szCs w:val="20"/>
         </w:rPr>
         <w:tab/>
-        <w:t>TELUS4675</w:t>
+        <w:t>TELUS</w:t>
+      </w:r>
+      <w:r>
+        <w:rPr>
+          <w:rFonts w:ascii="Arial" w:hAnsi="Arial" w:cs="Arial"/>
+          <w:sz w:val="20"/>
+          <w:szCs w:val="20"/>
+        </w:rPr>
+        <w:t>2635</w:t>
       </w:r>
     </w:p>
     <w:p>
@@ -12478,7 +11821,7 @@
           <w:sz w:val="20"/>
           <w:szCs w:val="20"/>
         </w:rPr>
-        <w:t>9ed5ed986b</w:t>
+        <w:t>ggb24cdxhg</w:t>
       </w:r>
     </w:p>
     <w:p>
@@ -12681,7 +12024,23 @@
           <w:sz w:val="20"/>
           <w:szCs w:val="20"/>
         </w:rPr>
-        <w:t xml:space="preserve"> settings need to be defaulted.  This was the exact issue on 130918.  </w:t>
+        <w:t xml:space="preserve"> settings need to be defaulted.  This was the exact issue on </w:t>
+      </w:r>
+      <w:r>
+        <w:rPr>
+          <w:rFonts w:ascii="Arial" w:hAnsi="Arial" w:cs="Arial"/>
+          <w:sz w:val="20"/>
+          <w:szCs w:val="20"/>
+        </w:rPr>
+        <w:t>18 Sep 2013</w:t>
+      </w:r>
+      <w:r>
+        <w:rPr>
+          <w:rFonts w:ascii="Arial" w:hAnsi="Arial" w:cs="Arial"/>
+          <w:sz w:val="20"/>
+          <w:szCs w:val="20"/>
+        </w:rPr>
+        <w:t xml:space="preserve">.  </w:t>
       </w:r>
     </w:p>
     <w:p>
@@ -12873,93 +12232,93 @@
       <w:pPr>
         <w:pStyle w:val="Heading1"/>
       </w:pPr>
-      <w:bookmarkStart w:id="41" w:name="_Toc392495822"/>
-      <w:bookmarkStart w:id="42" w:name="_Toc40964589"/>
+      <w:bookmarkStart w:id="39" w:name="_Toc392495822"/>
+      <w:bookmarkStart w:id="40" w:name="_Toc42599300"/>
       <w:r>
         <w:lastRenderedPageBreak/>
         <w:t>Printers</w:t>
       </w:r>
+      <w:bookmarkEnd w:id="39"/>
+      <w:bookmarkEnd w:id="40"/>
+    </w:p>
+    <w:p>
+      <w:pPr>
+        <w:pStyle w:val="NoSpacing"/>
+      </w:pPr>
+    </w:p>
+    <w:p>
+      <w:pPr>
+        <w:pStyle w:val="NoSpacing"/>
+      </w:pPr>
+      <w:r>
+        <w:t xml:space="preserve">There are two printers configured for use in Richmond.  The Brother HL5370DW is for the use of students and staff.  The </w:t>
+      </w:r>
+      <w:r>
+        <w:t>Ricoh printer</w:t>
+      </w:r>
+      <w:r>
+        <w:t xml:space="preserve"> is </w:t>
+      </w:r>
+      <w:r>
+        <w:t>located next to Peter’s desk</w:t>
+      </w:r>
+      <w:r>
+        <w:t>, and functions as a copier, scanner, and fax machine.</w:t>
+      </w:r>
+    </w:p>
+    <w:p>
+      <w:pPr>
+        <w:pStyle w:val="NoSpacing"/>
+      </w:pPr>
+    </w:p>
+    <w:p>
+      <w:pPr>
+        <w:pStyle w:val="NoSpacing"/>
+      </w:pPr>
+      <w:r>
+        <w:t>Currently the machines in the outer offices (</w:t>
+      </w:r>
+      <w:r>
+        <w:t>Peter, Philip and Charlotte</w:t>
+      </w:r>
+      <w:r>
+        <w:t xml:space="preserve">) can only print to the </w:t>
+      </w:r>
+      <w:r>
+        <w:t>Ricoh printer.</w:t>
+      </w:r>
+    </w:p>
+    <w:p>
+      <w:pPr>
+        <w:pStyle w:val="NoSpacing"/>
+      </w:pPr>
+    </w:p>
+    <w:p>
+      <w:pPr>
+        <w:pStyle w:val="NoSpacing"/>
+      </w:pPr>
+      <w:r>
+        <w:t>Both printers have web interfaces reachable through their IP addresses.</w:t>
+      </w:r>
+    </w:p>
+    <w:p>
+      <w:pPr>
+        <w:pStyle w:val="NoSpacing"/>
+      </w:pPr>
+    </w:p>
+    <w:p>
+      <w:pPr>
+        <w:pStyle w:val="Heading2"/>
+      </w:pPr>
+      <w:bookmarkStart w:id="41" w:name="_Toc392495823"/>
+      <w:bookmarkStart w:id="42" w:name="_Toc447275619"/>
+      <w:bookmarkStart w:id="43" w:name="_Toc42599301"/>
+      <w:r>
+        <w:t>Brother HL5370DW</w:t>
+      </w:r>
       <w:bookmarkEnd w:id="41"/>
       <w:bookmarkEnd w:id="42"/>
-    </w:p>
-    <w:p>
-      <w:pPr>
-        <w:pStyle w:val="NoSpacing"/>
-      </w:pPr>
-    </w:p>
-    <w:p>
-      <w:pPr>
-        <w:pStyle w:val="NoSpacing"/>
-      </w:pPr>
-      <w:r>
-        <w:t xml:space="preserve">There are two printers configured for use in Richmond.  The Brother HL5370DW is for the use of students and staff.  The </w:t>
-      </w:r>
-      <w:r>
-        <w:t>Ricoh printer</w:t>
-      </w:r>
-      <w:r>
-        <w:t xml:space="preserve"> is </w:t>
-      </w:r>
-      <w:r>
-        <w:t>located next to Peter’s desk</w:t>
-      </w:r>
-      <w:r>
-        <w:t>, and functions as a copier, scanner, and fax machine.</w:t>
-      </w:r>
-    </w:p>
-    <w:p>
-      <w:pPr>
-        <w:pStyle w:val="NoSpacing"/>
-      </w:pPr>
-    </w:p>
-    <w:p>
-      <w:pPr>
-        <w:pStyle w:val="NoSpacing"/>
-      </w:pPr>
-      <w:r>
-        <w:t>Currently the machines in the outer offices (</w:t>
-      </w:r>
-      <w:r>
-        <w:t>Peter, Philip and Charlotte</w:t>
-      </w:r>
-      <w:r>
-        <w:t xml:space="preserve">) can only print to the </w:t>
-      </w:r>
-      <w:r>
-        <w:t>Ricoh printer.</w:t>
-      </w:r>
-    </w:p>
-    <w:p>
-      <w:pPr>
-        <w:pStyle w:val="NoSpacing"/>
-      </w:pPr>
-    </w:p>
-    <w:p>
-      <w:pPr>
-        <w:pStyle w:val="NoSpacing"/>
-      </w:pPr>
-      <w:r>
-        <w:t>Both printers have web interfaces reachable through their IP addresses.</w:t>
-      </w:r>
-    </w:p>
-    <w:p>
-      <w:pPr>
-        <w:pStyle w:val="NoSpacing"/>
-      </w:pPr>
-    </w:p>
-    <w:p>
-      <w:pPr>
-        <w:pStyle w:val="Heading2"/>
-      </w:pPr>
-      <w:bookmarkStart w:id="43" w:name="_Toc392495823"/>
-      <w:bookmarkStart w:id="44" w:name="_Toc447275619"/>
-      <w:bookmarkStart w:id="45" w:name="_Toc40964590"/>
-      <w:r>
-        <w:t>Brother HL5370DW</w:t>
-      </w:r>
       <w:bookmarkEnd w:id="43"/>
-      <w:bookmarkEnd w:id="44"/>
-      <w:bookmarkEnd w:id="45"/>
       <w:r>
         <w:tab/>
       </w:r>
@@ -13113,6 +12472,7 @@
       <w:pPr>
         <w:pStyle w:val="Heading2"/>
       </w:pPr>
+      <w:bookmarkStart w:id="44" w:name="_Toc42599302"/>
       <w:r>
         <w:t xml:space="preserve">Ricoh </w:t>
       </w:r>
@@ -13124,6 +12484,7 @@
       <w:r>
         <w:t xml:space="preserve"> Printer</w:t>
       </w:r>
+      <w:bookmarkEnd w:id="44"/>
     </w:p>
     <w:p>
       <w:pPr>
@@ -13153,35 +12514,38 @@
       <w:r>
         <w:t>Password: {blank}</w:t>
       </w:r>
-      <w:bookmarkStart w:id="46" w:name="_GoBack"/>
+    </w:p>
+    <w:p>
+      <w:pPr>
+        <w:pStyle w:val="NoSpacing"/>
+      </w:pPr>
+    </w:p>
+    <w:p>
+      <w:pPr>
+        <w:pStyle w:val="Heading1"/>
+        <w:rPr>
+          <w:lang w:eastAsia="en-US"/>
+        </w:rPr>
+      </w:pPr>
+      <w:r>
+        <w:br w:type="page"/>
+      </w:r>
+    </w:p>
+    <w:p>
+      <w:pPr>
+        <w:pStyle w:val="Heading1"/>
+      </w:pPr>
+      <w:bookmarkStart w:id="45" w:name="_Toc392495827"/>
+      <w:bookmarkStart w:id="46" w:name="_Toc42599303"/>
+      <w:r>
+        <w:lastRenderedPageBreak/>
+        <w:t>ACME Login Errors – Security Permissions</w:t>
+      </w:r>
+      <w:bookmarkEnd w:id="45"/>
       <w:bookmarkEnd w:id="46"/>
     </w:p>
     <w:p>
       <w:pPr>
-        <w:pStyle w:val="NoSpacing"/>
-      </w:pPr>
-    </w:p>
-    <w:p>
-      <w:pPr>
-        <w:pStyle w:val="Heading1"/>
-      </w:pPr>
-      <w:r>
-        <w:br w:type="page"/>
-      </w:r>
-      <w:bookmarkStart w:id="47" w:name="_Toc392495825"/>
-      <w:bookmarkStart w:id="48" w:name="_Toc40964592"/>
-      <w:r>
-        <w:lastRenderedPageBreak/>
-        <w:t>Activating Office 2010 Manually</w:t>
-      </w:r>
-      <w:bookmarkEnd w:id="47"/>
-      <w:bookmarkEnd w:id="48"/>
-      <w:r>
-        <w:br/>
-      </w:r>
-    </w:p>
-    <w:p>
-      <w:pPr>
         <w:rPr>
           <w:lang w:eastAsia="en-US"/>
         </w:rPr>
@@ -13190,225 +12554,32 @@
         <w:rPr>
           <w:lang w:eastAsia="en-US"/>
         </w:rPr>
-        <w:t>When attempting to activate Office 2010</w:t>
-      </w:r>
-      <w:r>
-        <w:rPr>
-          <w:lang w:eastAsia="en-US"/>
-        </w:rPr>
-        <w:fldChar w:fldCharType="begin"/>
-      </w:r>
-      <w:r>
-        <w:instrText xml:space="preserve"> XE "</w:instrText>
-      </w:r>
-      <w:r>
-        <w:rPr>
-          <w:lang w:eastAsia="en-US"/>
-        </w:rPr>
-        <w:instrText>Office 2010</w:instrText>
-      </w:r>
-      <w:r>
-        <w:instrText xml:space="preserve">" </w:instrText>
-      </w:r>
-      <w:r>
-        <w:rPr>
-          <w:lang w:eastAsia="en-US"/>
-        </w:rPr>
-        <w:fldChar w:fldCharType="end"/>
-      </w:r>
-      <w:r>
-        <w:rPr>
-          <w:lang w:eastAsia="en-US"/>
-        </w:rPr>
-        <w:t>, you receive the following error message</w:t>
-      </w:r>
-    </w:p>
-    <w:p>
-      <w:pPr>
-        <w:rPr>
-          <w:i/>
-          <w:lang w:eastAsia="en-US"/>
-        </w:rPr>
-      </w:pPr>
-      <w:r>
-        <w:rPr>
-          <w:i/>
-          <w:lang w:eastAsia="en-US"/>
-        </w:rPr>
-        <w:t>An unspecified error has occurred.  Your request can</w:t>
-      </w:r>
-      <w:r>
-        <w:rPr>
-          <w:i/>
-          <w:lang w:eastAsia="en-US"/>
-        </w:rPr>
-        <w:t>not</w:t>
-      </w:r>
-      <w:r>
-        <w:rPr>
-          <w:i/>
-          <w:lang w:eastAsia="en-US"/>
-        </w:rPr>
-        <w:t xml:space="preserve"> be processed at this time.  Please try again later </w:t>
-      </w:r>
-      <w:r>
+        <w:t>If a student is trying to sign into ACME and gets the error message below, this can resolve the issue.</w:t>
+      </w:r>
+    </w:p>
+    <w:p>
+      <w:pPr>
         <w:rPr>
           <w:b/>
           <w:i/>
           <w:lang w:eastAsia="en-US"/>
         </w:rPr>
-        <w:t>(0x80070190)</w:t>
-      </w:r>
-    </w:p>
-    <w:p>
-      <w:pPr>
-        <w:rPr>
-          <w:lang w:eastAsia="en-US"/>
-        </w:rPr>
-      </w:pPr>
-      <w:r>
-        <w:rPr>
-          <w:lang w:eastAsia="en-US"/>
-        </w:rPr>
-        <w:t>This assumes that you have opened any of the Office applications and entered the correct product key from File -&gt; Help -&gt; Activate (Key: 2V2FK-84TQP-TTYQJ-D38QM-W7HX2)</w:t>
-      </w:r>
-    </w:p>
-    <w:p>
-      <w:pPr>
-        <w:pStyle w:val="Heading2"/>
-      </w:pPr>
-      <w:bookmarkStart w:id="49" w:name="_Toc392495826"/>
-      <w:bookmarkStart w:id="50" w:name="_Toc40964593"/>
-      <w:r>
-        <w:t>Activate Office Using OSPP.VBS</w:t>
-      </w:r>
-      <w:bookmarkEnd w:id="49"/>
-      <w:bookmarkEnd w:id="50"/>
-      <w:r>
-        <w:br/>
-      </w:r>
-      <w:r>
-        <w:fldChar w:fldCharType="begin"/>
-      </w:r>
-      <w:r>
-        <w:instrText xml:space="preserve"> XE "</w:instrText>
-      </w:r>
-      <w:r>
-        <w:instrText>OSPP.VBS</w:instrText>
-      </w:r>
-      <w:r>
-        <w:instrText xml:space="preserve">" </w:instrText>
-      </w:r>
-      <w:r>
-        <w:fldChar w:fldCharType="end"/>
-      </w:r>
-    </w:p>
-    <w:p>
-      <w:pPr>
-        <w:rPr>
-          <w:lang w:eastAsia="en-US"/>
-        </w:rPr>
-      </w:pPr>
-      <w:r>
-        <w:rPr>
-          <w:lang w:eastAsia="en-US"/>
-        </w:rPr>
-        <w:t>Open an administrative command prompt (Start -&gt; All Programs -&gt; Accessories -&gt; Right click Command Prompt and select Run as Administrator)</w:t>
-      </w:r>
-    </w:p>
-    <w:p>
-      <w:pPr>
-        <w:rPr>
-          <w:lang w:eastAsia="en-US"/>
-        </w:rPr>
-      </w:pPr>
-      <w:r>
-        <w:rPr>
-          <w:lang w:eastAsia="en-US"/>
-        </w:rPr>
-        <w:t>CD C:\PROGRAM FILES\MICROSOFT OFFICE\OFFICE14</w:t>
-      </w:r>
-    </w:p>
-    <w:p>
-      <w:pPr>
-        <w:rPr>
-          <w:lang w:eastAsia="en-US"/>
-        </w:rPr>
-      </w:pPr>
-      <w:r>
-        <w:rPr>
-          <w:lang w:eastAsia="en-US"/>
-        </w:rPr>
-        <w:t xml:space="preserve">C:\PROGRAM FILES\MICROSOFT OFFICE\OFFICE14&gt; </w:t>
-      </w:r>
-      <w:proofErr w:type="spellStart"/>
-      <w:r>
-        <w:rPr>
-          <w:lang w:eastAsia="en-US"/>
-        </w:rPr>
-        <w:t>cscript</w:t>
-      </w:r>
-      <w:proofErr w:type="spellEnd"/>
-      <w:r>
-        <w:rPr>
-          <w:lang w:eastAsia="en-US"/>
-        </w:rPr>
-        <w:t xml:space="preserve"> ospp.vbs /act</w:t>
-      </w:r>
-    </w:p>
-    <w:p>
-      <w:pPr>
-        <w:rPr>
-          <w:lang w:eastAsia="en-US"/>
-        </w:rPr>
-      </w:pPr>
-      <w:r>
-        <w:rPr>
-          <w:lang w:eastAsia="en-US"/>
-        </w:rPr>
-        <w:t>This should report that the activation was successful.  You can then open any Office program and confirm that Office is activated.</w:t>
-      </w:r>
-    </w:p>
-    <w:p>
-      <w:pPr>
-        <w:pStyle w:val="Heading1"/>
-      </w:pPr>
-      <w:bookmarkStart w:id="51" w:name="_Toc392495827"/>
-      <w:bookmarkStart w:id="52" w:name="_Toc40964594"/>
-      <w:r>
-        <w:t>ACME Login Errors – Security Permissions</w:t>
-      </w:r>
-      <w:bookmarkEnd w:id="51"/>
-      <w:bookmarkEnd w:id="52"/>
-    </w:p>
-    <w:p>
-      <w:pPr>
-        <w:rPr>
-          <w:lang w:eastAsia="en-US"/>
-        </w:rPr>
-      </w:pPr>
-      <w:r>
-        <w:rPr>
-          <w:lang w:eastAsia="en-US"/>
-        </w:rPr>
-        <w:t>If a student is trying to sign into ACME and gets the error message below, this can resolve the issue.</w:t>
-      </w:r>
-    </w:p>
-    <w:p>
-      <w:pPr>
+      </w:pPr>
+      <w:r>
         <w:rPr>
           <w:b/>
           <w:i/>
           <w:lang w:eastAsia="en-US"/>
         </w:rPr>
-      </w:pPr>
+        <w:t>Login Error: Please ask you</w:t>
+      </w:r>
       <w:r>
         <w:rPr>
           <w:b/>
           <w:i/>
           <w:lang w:eastAsia="en-US"/>
         </w:rPr>
-        <w:t>Login Error: Please ask you</w:t>
+        <w:t>r</w:t>
       </w:r>
       <w:r>
         <w:rPr>
@@ -13416,45 +12587,37 @@
           <w:i/>
           <w:lang w:eastAsia="en-US"/>
         </w:rPr>
-        <w:t>r</w:t>
-      </w:r>
-      <w:r>
-        <w:rPr>
-          <w:b/>
-          <w:i/>
+        <w:t xml:space="preserve"> facilitator to check your security permissions</w:t>
+      </w:r>
+    </w:p>
+    <w:p>
+      <w:r>
+        <w:t>Login to ACME and check the Lock status</w:t>
+      </w:r>
+      <w:r>
+        <w:fldChar w:fldCharType="begin"/>
+      </w:r>
+      <w:r>
+        <w:instrText xml:space="preserve"> XE "</w:instrText>
+      </w:r>
+      <w:r>
+        <w:instrText>Lock status</w:instrText>
+      </w:r>
+      <w:r>
+        <w:instrText xml:space="preserve">" </w:instrText>
+      </w:r>
+      <w:r>
+        <w:fldChar w:fldCharType="end"/>
+      </w:r>
+      <w:r>
+        <w:t xml:space="preserve"> on the Main tab.  It should be set to ‘Normal’.  If it isn’t, click on ‘Unlock.</w:t>
+      </w:r>
+    </w:p>
+    <w:p>
+      <w:pPr>
+        <w:rPr>
           <w:lang w:eastAsia="en-US"/>
         </w:rPr>
-        <w:t xml:space="preserve"> facilitator to check your security permissions</w:t>
-      </w:r>
-    </w:p>
-    <w:p>
-      <w:r>
-        <w:t>Login to ACME and check the Lock status</w:t>
-      </w:r>
-      <w:r>
-        <w:fldChar w:fldCharType="begin"/>
-      </w:r>
-      <w:r>
-        <w:instrText xml:space="preserve"> XE "</w:instrText>
-      </w:r>
-      <w:r>
-        <w:instrText>Lock status</w:instrText>
-      </w:r>
-      <w:r>
-        <w:instrText xml:space="preserve">" </w:instrText>
-      </w:r>
-      <w:r>
-        <w:fldChar w:fldCharType="end"/>
-      </w:r>
-      <w:r>
-        <w:t xml:space="preserve"> on the Main tab.  It should be set to ‘Normal’.  If it isn’t, click on ‘Unlock.</w:t>
-      </w:r>
-    </w:p>
-    <w:p>
-      <w:pPr>
-        <w:rPr>
-          <w:lang w:eastAsia="en-US"/>
-        </w:rPr>
       </w:pPr>
       <w:r>
         <w:t>Select the Security tab.  Click on the ACME checkbox to enable it.  This will enable all features, which will then need to be turned off.</w:t>
@@ -13520,6 +12683,21 @@
       <w:r>
         <w:t>Have the student try and login to ACME again, and they shouldn’t have any problems.</w:t>
       </w:r>
+    </w:p>
+    <w:p>
+      <w:pPr>
+        <w:rPr>
+          <w:lang w:eastAsia="ja-JP"/>
+        </w:rPr>
+      </w:pPr>
+      <w:r>
+        <w:br w:type="page"/>
+      </w:r>
+    </w:p>
+    <w:p>
+      <w:pPr>
+        <w:pStyle w:val="NoSpacing"/>
+      </w:pPr>
     </w:p>
     <w:p>
       <w:pPr>
@@ -13565,12 +12743,11 @@
         <w:pStyle w:val="Index1"/>
       </w:pPr>
       <w:r>
-        <w:lastRenderedPageBreak/>
         <w:t>Appendix A</w:t>
       </w:r>
       <w:r>
         <w:tab/>
-        <w:t>4, 6, 9, 10</w:t>
+        <w:t>6, 8, 9</w:t>
       </w:r>
     </w:p>
     <w:p>
@@ -13582,7 +12759,7 @@
       </w:r>
       <w:r>
         <w:tab/>
-        <w:t>4, 6, 9, 10</w:t>
+        <w:t>6, 8, 9</w:t>
       </w:r>
     </w:p>
     <w:p>
@@ -13594,19 +12771,7 @@
       </w:r>
       <w:r>
         <w:tab/>
-        <w:t>4, 9, 10</w:t>
-      </w:r>
-    </w:p>
-    <w:p>
-      <w:pPr>
-        <w:pStyle w:val="Index1"/>
-      </w:pPr>
-      <w:r>
-        <w:t>Authorization to Release Information</w:t>
-      </w:r>
-      <w:r>
-        <w:tab/>
-        <w:t>4</w:t>
+        <w:t>8, 9</w:t>
       </w:r>
     </w:p>
     <w:p>
@@ -13638,7 +12803,7 @@
       </w:r>
       <w:r>
         <w:tab/>
-        <w:t>1, 2, 3</w:t>
+        <w:t>2, 3</w:t>
       </w:r>
     </w:p>
     <w:p>
@@ -13650,7 +12815,7 @@
       </w:r>
       <w:r>
         <w:tab/>
-        <w:t>5, 6, 11</w:t>
+        <w:t>5, 10</w:t>
       </w:r>
     </w:p>
     <w:p>
@@ -13658,7 +12823,159 @@
         <w:pStyle w:val="Index1"/>
       </w:pPr>
       <w:r>
-        <w:t>coffee</w:t>
+        <w:t>Dairy Queen</w:t>
+      </w:r>
+      <w:r>
+        <w:tab/>
+        <w:t>7</w:t>
+      </w:r>
+    </w:p>
+    <w:p>
+      <w:pPr>
+        <w:pStyle w:val="Index1"/>
+      </w:pPr>
+      <w:r>
+        <w:t>Data Witness</w:t>
+      </w:r>
+      <w:r>
+        <w:tab/>
+        <w:t>6, 7</w:t>
+      </w:r>
+    </w:p>
+    <w:p>
+      <w:pPr>
+        <w:pStyle w:val="Index1"/>
+      </w:pPr>
+      <w:r>
+        <w:t>Director’s Letter</w:t>
+      </w:r>
+      <w:r>
+        <w:tab/>
+        <w:t>5, 9</w:t>
+      </w:r>
+    </w:p>
+    <w:p>
+      <w:pPr>
+        <w:pStyle w:val="Index1"/>
+      </w:pPr>
+      <w:r>
+        <w:rPr>
+          <w:rFonts w:eastAsia="Times New Roman"/>
+          <w:color w:val="000000"/>
+        </w:rPr>
+        <w:t>Excel</w:t>
+      </w:r>
+      <w:r>
+        <w:tab/>
+        <w:t>2, 10</w:t>
+      </w:r>
+    </w:p>
+    <w:p>
+      <w:pPr>
+        <w:pStyle w:val="Index1"/>
+      </w:pPr>
+      <w:r>
+        <w:t>Exit interview checklist</w:t>
+      </w:r>
+      <w:r>
+        <w:tab/>
+        <w:t>5, 6</w:t>
+      </w:r>
+    </w:p>
+    <w:p>
+      <w:pPr>
+        <w:pStyle w:val="Index1"/>
+      </w:pPr>
+      <w:r>
+        <w:t>File Checklist</w:t>
+      </w:r>
+      <w:r>
+        <w:tab/>
+        <w:t>7, 9</w:t>
+      </w:r>
+    </w:p>
+    <w:p>
+      <w:pPr>
+        <w:pStyle w:val="Index1"/>
+      </w:pPr>
+      <w:r>
+        <w:t>Helpdesk</w:t>
+      </w:r>
+      <w:r>
+        <w:tab/>
+        <w:t>5</w:t>
+      </w:r>
+    </w:p>
+    <w:p>
+      <w:pPr>
+        <w:pStyle w:val="Index1"/>
+      </w:pPr>
+      <w:r>
+        <w:t>Internet Usage Policy</w:t>
+      </w:r>
+      <w:r>
+        <w:tab/>
+        <w:t>8, 9</w:t>
+      </w:r>
+    </w:p>
+    <w:p>
+      <w:pPr>
+        <w:pStyle w:val="Index1"/>
+      </w:pPr>
+      <w:r>
+        <w:rPr>
+          <w:rFonts w:eastAsia="Times New Roman"/>
+          <w:color w:val="000000"/>
+        </w:rPr>
+        <w:t>Keyboarding</w:t>
+      </w:r>
+      <w:r>
+        <w:tab/>
+        <w:t>2, 3</w:t>
+      </w:r>
+    </w:p>
+    <w:p>
+      <w:pPr>
+        <w:pStyle w:val="Index1"/>
+      </w:pPr>
+      <w:r>
+        <w:t>Lock status</w:t>
+      </w:r>
+      <w:r>
+        <w:tab/>
+        <w:t>14</w:t>
+      </w:r>
+    </w:p>
+    <w:p>
+      <w:pPr>
+        <w:pStyle w:val="Index1"/>
+      </w:pPr>
+      <w:r>
+        <w:t>MOA</w:t>
+      </w:r>
+      <w:r>
+        <w:tab/>
+        <w:t>6</w:t>
+      </w:r>
+    </w:p>
+    <w:p>
+      <w:pPr>
+        <w:pStyle w:val="Index1"/>
+      </w:pPr>
+      <w:r>
+        <w:t>Monthly Meetings</w:t>
+      </w:r>
+      <w:r>
+        <w:tab/>
+        <w:t>8, 9</w:t>
+      </w:r>
+    </w:p>
+    <w:p>
+      <w:pPr>
+        <w:pStyle w:val="Index1"/>
+      </w:pPr>
+      <w:r>
+        <w:t>Morning Procedure</w:t>
       </w:r>
       <w:r>
         <w:tab/>
@@ -13670,35 +12987,11 @@
         <w:pStyle w:val="Index1"/>
       </w:pPr>
       <w:r>
-        <w:t>Dairy Queen</w:t>
+        <w:t>MRTA</w:t>
       </w:r>
       <w:r>
         <w:tab/>
-        <w:t>8</w:t>
-      </w:r>
-    </w:p>
-    <w:p>
-      <w:pPr>
-        <w:pStyle w:val="Index1"/>
-      </w:pPr>
-      <w:r>
-        <w:t>Data Witness</w:t>
-      </w:r>
-      <w:r>
-        <w:tab/>
-        <w:t>6, 8</w:t>
-      </w:r>
-    </w:p>
-    <w:p>
-      <w:pPr>
-        <w:pStyle w:val="Index1"/>
-      </w:pPr>
-      <w:r>
-        <w:t>Director’s Letter</w:t>
-      </w:r>
-      <w:r>
-        <w:tab/>
-        <w:t>5, 10</w:t>
+        <w:t>7</w:t>
       </w:r>
     </w:p>
     <w:p>
@@ -13710,11 +13003,11 @@
           <w:rFonts w:eastAsia="Times New Roman"/>
           <w:color w:val="000000"/>
         </w:rPr>
-        <w:t>Excel</w:t>
+        <w:t>Outlook</w:t>
       </w:r>
       <w:r>
         <w:tab/>
-        <w:t>2, 9, 11</w:t>
+        <w:t>1, 2, 8</w:t>
       </w:r>
     </w:p>
     <w:p>
@@ -13722,11 +13015,11 @@
         <w:pStyle w:val="Index1"/>
       </w:pPr>
       <w:r>
-        <w:t>Exit interview checklist</w:t>
+        <w:t>printing on letterhead</w:t>
       </w:r>
       <w:r>
         <w:tab/>
-        <w:t>5, 6</w:t>
+        <w:t>13</w:t>
       </w:r>
     </w:p>
     <w:p>
@@ -13734,11 +13027,11 @@
         <w:pStyle w:val="Index1"/>
       </w:pPr>
       <w:r>
-        <w:t>File Checklist</w:t>
+        <w:t>Progress and Correspondence</w:t>
       </w:r>
       <w:r>
         <w:tab/>
-        <w:t>4, 8, 10</w:t>
+        <w:t>5</w:t>
       </w:r>
     </w:p>
     <w:p>
@@ -13746,11 +13039,11 @@
         <w:pStyle w:val="Index1"/>
       </w:pPr>
       <w:r>
-        <w:t>HCA</w:t>
+        <w:t>Progress Reports</w:t>
       </w:r>
       <w:r>
         <w:tab/>
-        <w:t>6, 7, 12</w:t>
+        <w:t>6, 8, 9</w:t>
       </w:r>
     </w:p>
     <w:p>
@@ -13758,7 +13051,7 @@
         <w:pStyle w:val="Index1"/>
       </w:pPr>
       <w:r>
-        <w:t>Healthcare Division</w:t>
+        <w:t>Student Enrolment Contract</w:t>
       </w:r>
       <w:r>
         <w:tab/>
@@ -13770,7 +13063,7 @@
         <w:pStyle w:val="Index1"/>
       </w:pPr>
       <w:r>
-        <w:t>Helpdesk</w:t>
+        <w:t>Student file checklist</w:t>
       </w:r>
       <w:r>
         <w:tab/>
@@ -13782,11 +13075,71 @@
         <w:pStyle w:val="Index1"/>
       </w:pPr>
       <w:r>
-        <w:t>Internet Usage Policy</w:t>
+        <w:t>Student Orientation</w:t>
       </w:r>
       <w:r>
         <w:tab/>
-        <w:t>4, 9, 10</w:t>
+        <w:t>6, 8, 9</w:t>
+      </w:r>
+    </w:p>
+    <w:p>
+      <w:pPr>
+        <w:pStyle w:val="Index1"/>
+      </w:pPr>
+      <w:r>
+        <w:t>Student Personal Datasheet</w:t>
+      </w:r>
+      <w:r>
+        <w:tab/>
+        <w:t>6</w:t>
+      </w:r>
+    </w:p>
+    <w:p>
+      <w:pPr>
+        <w:pStyle w:val="Index1"/>
+      </w:pPr>
+      <w:r>
+        <w:t>T2202A</w:t>
+      </w:r>
+      <w:r>
+        <w:tab/>
+        <w:t>5, 6, 9</w:t>
+      </w:r>
+    </w:p>
+    <w:p>
+      <w:pPr>
+        <w:pStyle w:val="Index1"/>
+      </w:pPr>
+      <w:r>
+        <w:t>Transcript</w:t>
+      </w:r>
+      <w:r>
+        <w:tab/>
+        <w:t>5, 6, 7, 9, 10</w:t>
+      </w:r>
+    </w:p>
+    <w:p>
+      <w:pPr>
+        <w:pStyle w:val="Index1"/>
+      </w:pPr>
+      <w:r>
+        <w:t>voicemail</w:t>
+      </w:r>
+      <w:r>
+        <w:tab/>
+        <w:t>1</w:t>
+      </w:r>
+    </w:p>
+    <w:p>
+      <w:pPr>
+        <w:pStyle w:val="Index1"/>
+      </w:pPr>
+      <w:r>
+        <w:t>wireless</w:t>
+      </w:r>
+      <w:r>
+        <w:tab/>
+        <w:t>12</w:t>
       </w:r>
     </w:p>
     <w:p>
@@ -13798,331 +13151,11 @@
           <w:rFonts w:eastAsia="Times New Roman"/>
           <w:color w:val="000000"/>
         </w:rPr>
-        <w:t>Keyboarding</w:t>
+        <w:t>Word</w:t>
       </w:r>
       <w:r>
         <w:tab/>
-        <w:t>2, 3</w:t>
-      </w:r>
-    </w:p>
-    <w:p>
-      <w:pPr>
-        <w:pStyle w:val="Index1"/>
-      </w:pPr>
-      <w:r>
-        <w:t>Lock status</w:t>
-      </w:r>
-      <w:r>
-        <w:tab/>
-        <w:t>15</w:t>
-      </w:r>
-    </w:p>
-    <w:p>
-      <w:pPr>
-        <w:pStyle w:val="Index1"/>
-      </w:pPr>
-      <w:r>
-        <w:t>MOA</w:t>
-      </w:r>
-      <w:r>
-        <w:tab/>
-        <w:t>5</w:t>
-      </w:r>
-    </w:p>
-    <w:p>
-      <w:pPr>
-        <w:pStyle w:val="Index1"/>
-      </w:pPr>
-      <w:r>
-        <w:t>Monthly Meetings</w:t>
-      </w:r>
-      <w:r>
-        <w:tab/>
-        <w:t>5, 10</w:t>
-      </w:r>
-    </w:p>
-    <w:p>
-      <w:pPr>
-        <w:pStyle w:val="Index1"/>
-      </w:pPr>
-      <w:r>
-        <w:t>Monthly Reports</w:t>
-      </w:r>
-      <w:r>
-        <w:tab/>
-        <w:t>4</w:t>
-      </w:r>
-    </w:p>
-    <w:p>
-      <w:pPr>
-        <w:pStyle w:val="Index1"/>
-      </w:pPr>
-      <w:r>
-        <w:t>Morning Procedure</w:t>
-      </w:r>
-      <w:r>
-        <w:tab/>
-        <w:t>1</w:t>
-      </w:r>
-    </w:p>
-    <w:p>
-      <w:pPr>
-        <w:pStyle w:val="Index1"/>
-      </w:pPr>
-      <w:r>
-        <w:t>MRTA</w:t>
-      </w:r>
-      <w:r>
-        <w:tab/>
-        <w:t>8</w:t>
-      </w:r>
-    </w:p>
-    <w:p>
-      <w:pPr>
-        <w:pStyle w:val="Index1"/>
-      </w:pPr>
-      <w:r>
-        <w:t>New Attendance Tracker</w:t>
-      </w:r>
-      <w:r>
-        <w:tab/>
-        <w:t>4</w:t>
-      </w:r>
-    </w:p>
-    <w:p>
-      <w:pPr>
-        <w:pStyle w:val="Index1"/>
-      </w:pPr>
-      <w:r>
-        <w:t>Office 2010</w:t>
-      </w:r>
-      <w:r>
-        <w:tab/>
-        <w:t>15</w:t>
-      </w:r>
-    </w:p>
-    <w:p>
-      <w:pPr>
-        <w:pStyle w:val="Index1"/>
-      </w:pPr>
-      <w:r>
-        <w:t>Orientation Sheet</w:t>
-      </w:r>
-      <w:r>
-        <w:tab/>
-        <w:t>4</w:t>
-      </w:r>
-    </w:p>
-    <w:p>
-      <w:pPr>
-        <w:pStyle w:val="Index1"/>
-      </w:pPr>
-      <w:r>
-        <w:t>OSPP.VBS</w:t>
-      </w:r>
-      <w:r>
-        <w:tab/>
-        <w:t>15</w:t>
-      </w:r>
-    </w:p>
-    <w:p>
-      <w:pPr>
-        <w:pStyle w:val="Index1"/>
-      </w:pPr>
-      <w:r>
-        <w:rPr>
-          <w:rFonts w:eastAsia="Times New Roman"/>
-          <w:color w:val="000000"/>
-        </w:rPr>
-        <w:t>Outlook</w:t>
-      </w:r>
-      <w:r>
-        <w:tab/>
-        <w:t>1, 2, 9</w:t>
-      </w:r>
-    </w:p>
-    <w:p>
-      <w:pPr>
-        <w:pStyle w:val="Index1"/>
-      </w:pPr>
-      <w:r>
-        <w:t>printing on letterhead</w:t>
-      </w:r>
-      <w:r>
-        <w:tab/>
-        <w:t>14</w:t>
-      </w:r>
-    </w:p>
-    <w:p>
-      <w:pPr>
-        <w:pStyle w:val="Index1"/>
-      </w:pPr>
-      <w:r>
-        <w:t>Progress and Correspondence</w:t>
-      </w:r>
-      <w:r>
-        <w:tab/>
-        <w:t>5</w:t>
-      </w:r>
-    </w:p>
-    <w:p>
-      <w:pPr>
-        <w:pStyle w:val="Index1"/>
-      </w:pPr>
-      <w:r>
-        <w:t>Progress Reports</w:t>
-      </w:r>
-      <w:r>
-        <w:tab/>
-        <w:t>5, 6, 10</w:t>
-      </w:r>
-    </w:p>
-    <w:p>
-      <w:pPr>
-        <w:pStyle w:val="Index1"/>
-      </w:pPr>
-      <w:r>
-        <w:t>Sponsorship Letter</w:t>
-      </w:r>
-      <w:r>
-        <w:tab/>
-        <w:t>4</w:t>
-      </w:r>
-    </w:p>
-    <w:p>
-      <w:pPr>
-        <w:pStyle w:val="Index1"/>
-      </w:pPr>
-      <w:r>
-        <w:t>Student Data Sheet</w:t>
-      </w:r>
-      <w:r>
-        <w:tab/>
-        <w:t>4</w:t>
-      </w:r>
-    </w:p>
-    <w:p>
-      <w:pPr>
-        <w:pStyle w:val="Index1"/>
-      </w:pPr>
-      <w:r>
-        <w:t>Student Enrolment Contract</w:t>
-      </w:r>
-      <w:r>
-        <w:tab/>
-        <w:t>5</w:t>
-      </w:r>
-    </w:p>
-    <w:p>
-      <w:pPr>
-        <w:pStyle w:val="Index1"/>
-      </w:pPr>
-      <w:r>
-        <w:t>Student file checklist</w:t>
-      </w:r>
-      <w:r>
-        <w:tab/>
-        <w:t>5</w:t>
-      </w:r>
-    </w:p>
-    <w:p>
-      <w:pPr>
-        <w:pStyle w:val="Index1"/>
-      </w:pPr>
-      <w:r>
-        <w:t>Student Orientation</w:t>
-      </w:r>
-      <w:r>
-        <w:tab/>
-        <w:t>4, 6, 9, 10</w:t>
-      </w:r>
-    </w:p>
-    <w:p>
-      <w:pPr>
-        <w:pStyle w:val="Index1"/>
-      </w:pPr>
-      <w:r>
-        <w:t>Student Personal Datasheet</w:t>
-      </w:r>
-      <w:r>
-        <w:tab/>
-        <w:t>6</w:t>
-      </w:r>
-    </w:p>
-    <w:p>
-      <w:pPr>
-        <w:pStyle w:val="Index1"/>
-      </w:pPr>
-      <w:r>
-        <w:t>Student Record</w:t>
-      </w:r>
-      <w:r>
-        <w:tab/>
-        <w:t>4</w:t>
-      </w:r>
-    </w:p>
-    <w:p>
-      <w:pPr>
-        <w:pStyle w:val="Index1"/>
-      </w:pPr>
-      <w:r>
-        <w:t>T2202A</w:t>
-      </w:r>
-      <w:r>
-        <w:tab/>
-        <w:t>5, 6, 10</w:t>
-      </w:r>
-    </w:p>
-    <w:p>
-      <w:pPr>
-        <w:pStyle w:val="Index1"/>
-      </w:pPr>
-      <w:r>
-        <w:t>Transcript</w:t>
-      </w:r>
-      <w:r>
-        <w:tab/>
-        <w:t>5, 6, 8, 10, 11</w:t>
-      </w:r>
-    </w:p>
-    <w:p>
-      <w:pPr>
-        <w:pStyle w:val="Index1"/>
-      </w:pPr>
-      <w:r>
-        <w:t>voicemail</w:t>
-      </w:r>
-      <w:r>
-        <w:tab/>
-        <w:t>1</w:t>
-      </w:r>
-    </w:p>
-    <w:p>
-      <w:pPr>
-        <w:pStyle w:val="Index1"/>
-      </w:pPr>
-      <w:r>
-        <w:t>wireless</w:t>
-      </w:r>
-      <w:r>
-        <w:tab/>
-        <w:t>13</w:t>
-      </w:r>
-    </w:p>
-    <w:p>
-      <w:pPr>
-        <w:pStyle w:val="Index1"/>
-      </w:pPr>
-      <w:r>
-        <w:rPr>
-          <w:rFonts w:eastAsia="Times New Roman"/>
-          <w:color w:val="000000"/>
-        </w:rPr>
-        <w:t>Word</w:t>
-      </w:r>
-      <w:r>
-        <w:tab/>
-        <w:t>2, 11</w:t>
+        <w:t>2, 9</w:t>
       </w:r>
     </w:p>
     <w:p>
@@ -14147,6 +13180,11 @@
       <w:r>
         <w:fldChar w:fldCharType="end"/>
       </w:r>
+      <w:r>
+        <w:t xml:space="preserve"> </w:t>
+      </w:r>
+      <w:bookmarkStart w:id="47" w:name="_GoBack"/>
+      <w:bookmarkEnd w:id="47"/>
     </w:p>
     <w:sectPr>
       <w:type w:val="continuous"/>
@@ -14198,7 +13236,7 @@
       <mc:AlternateContent>
         <mc:Choice Requires="wps">
           <w:drawing>
-            <wp:anchor distT="0" distB="0" distL="114300" distR="114300" simplePos="0" relativeHeight="251658240" behindDoc="0" locked="0" layoutInCell="1" allowOverlap="1" wp14:anchorId="2D5F7E91" wp14:editId="43874576">
+            <wp:anchor distT="0" distB="0" distL="114300" distR="114300" simplePos="0" relativeHeight="251656704" behindDoc="0" locked="0" layoutInCell="1" allowOverlap="1" wp14:anchorId="2D5F7E91" wp14:editId="43874576">
               <wp:simplePos x="0" y="0"/>
               <wp:positionH relativeFrom="margin">
                 <wp:align>right</wp:align>
@@ -14269,7 +13307,7 @@
               <v:stroke joinstyle="miter"/>
               <v:path gradientshapeok="t" o:connecttype="rect"/>
             </v:shapetype>
-            <v:shape id="Text Box 56" o:spid="_x0000_s1026" type="#_x0000_t202" style="position:absolute;margin-left:67.6pt;margin-top:0;width:118.8pt;height:31.15pt;z-index:251658240;visibility:visible;mso-wrap-style:square;mso-width-percent:0;mso-height-percent:0;mso-wrap-distance-left:9pt;mso-wrap-distance-top:0;mso-wrap-distance-right:9pt;mso-wrap-distance-bottom:0;mso-position-horizontal:right;mso-position-horizontal-relative:margin;mso-position-vertical:top;mso-position-vertical-relative:bottom-margin-area;mso-width-percent:0;mso-height-percent:0;mso-width-relative:margin;mso-height-relative:margin;v-text-anchor:top" o:gfxdata="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" filled="f" stroked="f" strokeweight=".5pt">
+            <v:shape id="Text Box 56" o:spid="_x0000_s1026" type="#_x0000_t202" style="position:absolute;margin-left:67.6pt;margin-top:0;width:118.8pt;height:31.15pt;z-index:251656704;visibility:visible;mso-wrap-style:square;mso-width-percent:0;mso-height-percent:0;mso-wrap-distance-left:9pt;mso-wrap-distance-top:0;mso-wrap-distance-right:9pt;mso-wrap-distance-bottom:0;mso-position-horizontal:right;mso-position-horizontal-relative:margin;mso-position-vertical:top;mso-position-vertical-relative:bottom-margin-area;mso-width-percent:0;mso-height-percent:0;mso-width-relative:margin;mso-height-relative:margin;v-text-anchor:top" o:gfxdata="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" filled="f" stroked="f" strokeweight=".5pt">
               <v:textbox style="mso-fit-shape-to-text:t">
                 <w:txbxContent>
                   <w:p>
@@ -14346,7 +13384,7 @@
       <mc:AlternateContent>
         <mc:Choice Requires="wps">
           <w:drawing>
-            <wp:anchor distT="0" distB="0" distL="114300" distR="114300" simplePos="0" relativeHeight="251659264" behindDoc="0" locked="0" layoutInCell="1" allowOverlap="1" wp14:anchorId="114EA58D" wp14:editId="1131DE94">
+            <wp:anchor distT="0" distB="0" distL="114300" distR="114300" simplePos="0" relativeHeight="251658752" behindDoc="0" locked="0" layoutInCell="1" allowOverlap="1" wp14:anchorId="114EA58D" wp14:editId="1131DE94">
               <wp:simplePos x="0" y="0"/>
               <wp:positionH relativeFrom="margin">
                 <wp:align>right</wp:align>
@@ -14425,7 +13463,7 @@
                               <w:sz w:val="40"/>
                               <w:szCs w:val="40"/>
                             </w:rPr>
-                            <w:t>16</w:t>
+                            <w:t>14</w:t>
                           </w:r>
                           <w:r>
                             <w:rPr>
@@ -14463,7 +13501,7 @@
               <v:stroke joinstyle="miter"/>
               <v:path gradientshapeok="t" o:connecttype="rect"/>
             </v:shapetype>
-            <v:shape id="Text Box 3" o:spid="_x0000_s1027" type="#_x0000_t202" style="position:absolute;margin-left:67.6pt;margin-top:0;width:118.8pt;height:31.15pt;z-index:251659264;visibility:visible;mso-wrap-style:square;mso-width-percent:0;mso-height-percent:0;mso-wrap-distance-left:9pt;mso-wrap-distance-top:0;mso-wrap-distance-right:9pt;mso-wrap-distance-bottom:0;mso-position-horizontal:right;mso-position-horizontal-relative:margin;mso-position-vertical:top;mso-position-vertical-relative:bottom-margin-area;mso-width-percent:0;mso-height-percent:0;mso-width-relative:margin;mso-height-relative:margin;v-text-anchor:top" o:gfxdata="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" filled="f" stroked="f" strokeweight=".5pt">
+            <v:shape id="Text Box 3" o:spid="_x0000_s1027" type="#_x0000_t202" style="position:absolute;margin-left:67.6pt;margin-top:0;width:118.8pt;height:31.15pt;z-index:251658752;visibility:visible;mso-wrap-style:square;mso-width-percent:0;mso-height-percent:0;mso-wrap-distance-left:9pt;mso-wrap-distance-top:0;mso-wrap-distance-right:9pt;mso-wrap-distance-bottom:0;mso-position-horizontal:right;mso-position-horizontal-relative:margin;mso-position-vertical:top;mso-position-vertical-relative:bottom-margin-area;mso-width-percent:0;mso-height-percent:0;mso-width-relative:margin;mso-height-relative:margin;v-text-anchor:top" o:gfxdata="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" filled="f" stroked="f" strokeweight=".5pt">
               <v:textbox style="mso-fit-shape-to-text:t">
                 <w:txbxContent>
                   <w:p>
@@ -14512,7 +13550,7 @@
                         <w:sz w:val="40"/>
                         <w:szCs w:val="40"/>
                       </w:rPr>
-                      <w:t>16</w:t>
+                      <w:t>14</w:t>
                     </w:r>
                     <w:r>
                       <w:rPr>
@@ -14541,7 +13579,7 @@
       <mc:AlternateContent>
         <mc:Choice Requires="wps">
           <w:drawing>
-            <wp:anchor distT="91440" distB="91440" distL="114300" distR="114300" simplePos="0" relativeHeight="251660288" behindDoc="1" locked="0" layoutInCell="1" allowOverlap="1" wp14:anchorId="41348AC3" wp14:editId="17BC411F">
+            <wp:anchor distT="91440" distB="91440" distL="114300" distR="114300" simplePos="0" relativeHeight="251659776" behindDoc="1" locked="0" layoutInCell="1" allowOverlap="1" wp14:anchorId="41348AC3" wp14:editId="17BC411F">
               <wp:simplePos x="0" y="0"/>
               <wp:positionH relativeFrom="margin">
                 <wp:align>center</wp:align>
@@ -14601,7 +13639,7 @@
         </mc:Choice>
         <mc:Fallback>
           <w:pict>
-            <v:rect w14:anchorId="211BA575" id="Rectangle 4" o:spid="_x0000_s1026" style="position:absolute;margin-left:0;margin-top:0;width:468pt;height:2.85pt;z-index:-251656192;visibility:visible;mso-wrap-style:square;mso-width-percent:1000;mso-height-percent:0;mso-wrap-distance-left:9pt;mso-wrap-distance-top:7.2pt;mso-wrap-distance-right:9pt;mso-wrap-distance-bottom:7.2pt;mso-position-horizontal:center;mso-position-horizontal-relative:margin;mso-position-vertical:top;mso-position-vertical-relative:bottom-margin-area;mso-width-percent:1000;mso-height-percent:0;mso-width-relative:margin;mso-height-relative:margin;v-text-anchor:middle" o:gfxdata="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" fillcolor="#4f81bd [3204]" stroked="f" strokeweight="2pt">
+            <v:rect w14:anchorId="3543CA9A" id="Rectangle 4" o:spid="_x0000_s1026" style="position:absolute;margin-left:0;margin-top:0;width:468pt;height:2.85pt;z-index:-251656704;visibility:visible;mso-wrap-style:square;mso-width-percent:1000;mso-height-percent:0;mso-wrap-distance-left:9pt;mso-wrap-distance-top:7.2pt;mso-wrap-distance-right:9pt;mso-wrap-distance-bottom:7.2pt;mso-position-horizontal:center;mso-position-horizontal-relative:margin;mso-position-vertical:top;mso-position-vertical-relative:bottom-margin-area;mso-width-percent:1000;mso-height-percent:0;mso-width-relative:margin;mso-height-relative:margin;v-text-anchor:middle" o:gfxdata="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" fillcolor="#4f81bd [3204]" stroked="f" strokeweight="2pt">
               <w10:wrap type="square" anchorx="margin" anchory="margin"/>
             </v:rect>
           </w:pict>
@@ -18187,6 +17225,7 @@
     <w:rsid w:val="003B538C"/>
     <w:rsid w:val="003C1233"/>
     <w:rsid w:val="0049263A"/>
+    <w:rsid w:val="0070087B"/>
     <w:rsid w:val="00975F85"/>
     <w:rsid w:val="009A467A"/>
     <w:rsid w:val="00AD43A4"/>
@@ -18955,7 +17994,7 @@
 </file>
 
 <file path=customXml/itemProps1.xml><?xml version="1.0" encoding="utf-8"?>
-<ds:datastoreItem xmlns:ds="http://schemas.openxmlformats.org/officeDocument/2006/customXml" ds:itemID="{35C9FAF8-81B6-451C-8F64-4B23DD334F96}">
+<ds:datastoreItem xmlns:ds="http://schemas.openxmlformats.org/officeDocument/2006/customXml" ds:itemID="{0695308D-EAE3-4F6D-9746-CE6DA4352E8A}">
   <ds:schemaRefs>
     <ds:schemaRef ds:uri="http://schemas.openxmlformats.org/officeDocument/2006/bibliography"/>
   </ds:schemaRefs>
